--- a/docs/Shell command reference ECP.docx
+++ b/docs/Shell command reference ECP.docx
@@ -238,6 +238,7 @@
         <w:t xml:space="preserve"> or </w:t>
       </w:r>
       <w:hyperlink r:id="rId6" w:history="1">
+        <w:proofErr w:type="spellStart"/>
         <w:r>
           <w:rPr>
             <w:color w:val="0000FF"/>
@@ -245,6 +246,7 @@
           </w:rPr>
           <w:t>TeraTerm</w:t>
         </w:r>
+        <w:proofErr w:type="spellEnd"/>
       </w:hyperlink>
       <w:r>
         <w:t>.</w:t>
@@ -258,7 +260,15 @@
         <w:t>less featureful</w:t>
       </w:r>
       <w:r>
-        <w:t xml:space="preserve"> than the main micro’s console.</w:t>
+        <w:t xml:space="preserve"> than the main </w:t>
+      </w:r>
+      <w:proofErr w:type="gramStart"/>
+      <w:r>
+        <w:t>micro’s</w:t>
+      </w:r>
+      <w:proofErr w:type="gramEnd"/>
+      <w:r>
+        <w:t xml:space="preserve"> console.</w:t>
       </w:r>
     </w:p>
     <w:p>
@@ -349,35 +359,61 @@
                                 <w14:ligatures w14:val="none"/>
                               </w:rPr>
                             </w:pPr>
-                            <w:r>
-                              <w:rPr>
-                                <w:rFonts w:ascii="Aptos Mono" w:eastAsia="Times New Roman" w:hAnsi="Aptos Mono" w:cs="Courier New"/>
-                                <w:kern w:val="0"/>
-                                <w:sz w:val="16"/>
-                                <w:szCs w:val="16"/>
-                                <w14:ligatures w14:val="none"/>
-                              </w:rPr>
-                              <w:t xml:space="preserve">uart:~$ </w:t>
-                            </w:r>
-                            <w:r>
-                              <w:rPr>
-                                <w:rFonts w:ascii="Aptos Mono" w:eastAsia="Times New Roman" w:hAnsi="Aptos Mono" w:cs="Courier New"/>
-                                <w:kern w:val="0"/>
-                                <w:sz w:val="16"/>
-                                <w:szCs w:val="16"/>
-                                <w14:ligatures w14:val="none"/>
-                              </w:rPr>
-                              <w:t xml:space="preserve">gpio conf tcal9539@74 </w:t>
-                            </w:r>
-                            <w:r>
-                              <w:rPr>
-                                <w:rFonts w:ascii="Aptos Mono" w:eastAsia="Times New Roman" w:hAnsi="Aptos Mono" w:cs="Courier New"/>
-                                <w:kern w:val="0"/>
-                                <w:sz w:val="16"/>
-                                <w:szCs w:val="16"/>
-                                <w14:ligatures w14:val="none"/>
-                              </w:rPr>
-                              <w:t>0 ol1</w:t>
+                            <w:proofErr w:type="spellStart"/>
+                            <w:proofErr w:type="gramStart"/>
+                            <w:r>
+                              <w:rPr>
+                                <w:rFonts w:ascii="Aptos Mono" w:eastAsia="Times New Roman" w:hAnsi="Aptos Mono" w:cs="Courier New"/>
+                                <w:kern w:val="0"/>
+                                <w:sz w:val="16"/>
+                                <w:szCs w:val="16"/>
+                                <w14:ligatures w14:val="none"/>
+                              </w:rPr>
+                              <w:t>uart</w:t>
+                            </w:r>
+                            <w:proofErr w:type="spellEnd"/>
+                            <w:r>
+                              <w:rPr>
+                                <w:rFonts w:ascii="Aptos Mono" w:eastAsia="Times New Roman" w:hAnsi="Aptos Mono" w:cs="Courier New"/>
+                                <w:kern w:val="0"/>
+                                <w:sz w:val="16"/>
+                                <w:szCs w:val="16"/>
+                                <w14:ligatures w14:val="none"/>
+                              </w:rPr>
+                              <w:t>:~</w:t>
+                            </w:r>
+                            <w:proofErr w:type="gramEnd"/>
+                            <w:r>
+                              <w:rPr>
+                                <w:rFonts w:ascii="Aptos Mono" w:eastAsia="Times New Roman" w:hAnsi="Aptos Mono" w:cs="Courier New"/>
+                                <w:kern w:val="0"/>
+                                <w:sz w:val="16"/>
+                                <w:szCs w:val="16"/>
+                                <w14:ligatures w14:val="none"/>
+                              </w:rPr>
+                              <w:t xml:space="preserve">$ </w:t>
+                            </w:r>
+                            <w:proofErr w:type="spellStart"/>
+                            <w:r>
+                              <w:rPr>
+                                <w:rFonts w:ascii="Aptos Mono" w:eastAsia="Times New Roman" w:hAnsi="Aptos Mono" w:cs="Courier New"/>
+                                <w:kern w:val="0"/>
+                                <w:sz w:val="16"/>
+                                <w:szCs w:val="16"/>
+                                <w14:ligatures w14:val="none"/>
+                              </w:rPr>
+                              <w:t>gpio</w:t>
+                            </w:r>
+                            <w:proofErr w:type="spellEnd"/>
+                            <w:r>
+                              <w:rPr>
+                                <w:rFonts w:ascii="Aptos Mono" w:eastAsia="Times New Roman" w:hAnsi="Aptos Mono" w:cs="Courier New"/>
+                                <w:kern w:val="0"/>
+                                <w:sz w:val="16"/>
+                                <w:szCs w:val="16"/>
+                                <w14:ligatures w14:val="none"/>
+                              </w:rPr>
+                              <w:t xml:space="preserve"> conf tcal9539@74 0 ol1</w:t>
                             </w:r>
                           </w:p>
                         </w:txbxContent>
@@ -417,35 +453,61 @@
                           <w14:ligatures w14:val="none"/>
                         </w:rPr>
                       </w:pPr>
-                      <w:r>
-                        <w:rPr>
-                          <w:rFonts w:ascii="Aptos Mono" w:eastAsia="Times New Roman" w:hAnsi="Aptos Mono" w:cs="Courier New"/>
-                          <w:kern w:val="0"/>
-                          <w:sz w:val="16"/>
-                          <w:szCs w:val="16"/>
-                          <w14:ligatures w14:val="none"/>
-                        </w:rPr>
-                        <w:t xml:space="preserve">uart:~$ </w:t>
-                      </w:r>
-                      <w:r>
-                        <w:rPr>
-                          <w:rFonts w:ascii="Aptos Mono" w:eastAsia="Times New Roman" w:hAnsi="Aptos Mono" w:cs="Courier New"/>
-                          <w:kern w:val="0"/>
-                          <w:sz w:val="16"/>
-                          <w:szCs w:val="16"/>
-                          <w14:ligatures w14:val="none"/>
-                        </w:rPr>
-                        <w:t xml:space="preserve">gpio conf tcal9539@74 </w:t>
-                      </w:r>
-                      <w:r>
-                        <w:rPr>
-                          <w:rFonts w:ascii="Aptos Mono" w:eastAsia="Times New Roman" w:hAnsi="Aptos Mono" w:cs="Courier New"/>
-                          <w:kern w:val="0"/>
-                          <w:sz w:val="16"/>
-                          <w:szCs w:val="16"/>
-                          <w14:ligatures w14:val="none"/>
-                        </w:rPr>
-                        <w:t>0 ol1</w:t>
+                      <w:proofErr w:type="spellStart"/>
+                      <w:proofErr w:type="gramStart"/>
+                      <w:r>
+                        <w:rPr>
+                          <w:rFonts w:ascii="Aptos Mono" w:eastAsia="Times New Roman" w:hAnsi="Aptos Mono" w:cs="Courier New"/>
+                          <w:kern w:val="0"/>
+                          <w:sz w:val="16"/>
+                          <w:szCs w:val="16"/>
+                          <w14:ligatures w14:val="none"/>
+                        </w:rPr>
+                        <w:t>uart</w:t>
+                      </w:r>
+                      <w:proofErr w:type="spellEnd"/>
+                      <w:r>
+                        <w:rPr>
+                          <w:rFonts w:ascii="Aptos Mono" w:eastAsia="Times New Roman" w:hAnsi="Aptos Mono" w:cs="Courier New"/>
+                          <w:kern w:val="0"/>
+                          <w:sz w:val="16"/>
+                          <w:szCs w:val="16"/>
+                          <w14:ligatures w14:val="none"/>
+                        </w:rPr>
+                        <w:t>:~</w:t>
+                      </w:r>
+                      <w:proofErr w:type="gramEnd"/>
+                      <w:r>
+                        <w:rPr>
+                          <w:rFonts w:ascii="Aptos Mono" w:eastAsia="Times New Roman" w:hAnsi="Aptos Mono" w:cs="Courier New"/>
+                          <w:kern w:val="0"/>
+                          <w:sz w:val="16"/>
+                          <w:szCs w:val="16"/>
+                          <w14:ligatures w14:val="none"/>
+                        </w:rPr>
+                        <w:t xml:space="preserve">$ </w:t>
+                      </w:r>
+                      <w:proofErr w:type="spellStart"/>
+                      <w:r>
+                        <w:rPr>
+                          <w:rFonts w:ascii="Aptos Mono" w:eastAsia="Times New Roman" w:hAnsi="Aptos Mono" w:cs="Courier New"/>
+                          <w:kern w:val="0"/>
+                          <w:sz w:val="16"/>
+                          <w:szCs w:val="16"/>
+                          <w14:ligatures w14:val="none"/>
+                        </w:rPr>
+                        <w:t>gpio</w:t>
+                      </w:r>
+                      <w:proofErr w:type="spellEnd"/>
+                      <w:r>
+                        <w:rPr>
+                          <w:rFonts w:ascii="Aptos Mono" w:eastAsia="Times New Roman" w:hAnsi="Aptos Mono" w:cs="Courier New"/>
+                          <w:kern w:val="0"/>
+                          <w:sz w:val="16"/>
+                          <w:szCs w:val="16"/>
+                          <w14:ligatures w14:val="none"/>
+                        </w:rPr>
+                        <w:t xml:space="preserve"> conf tcal9539@74 0 ol1</w:t>
                       </w:r>
                     </w:p>
                   </w:txbxContent>
@@ -529,46 +591,63 @@
                                 <w14:ligatures w14:val="none"/>
                               </w:rPr>
                             </w:pPr>
-                            <w:r>
-                              <w:rPr>
-                                <w:rFonts w:ascii="Aptos Mono" w:eastAsia="Times New Roman" w:hAnsi="Aptos Mono" w:cs="Courier New"/>
-                                <w:kern w:val="0"/>
-                                <w:sz w:val="16"/>
-                                <w:szCs w:val="16"/>
-                                <w14:ligatures w14:val="none"/>
-                              </w:rPr>
-                              <w:t xml:space="preserve">uart:~$ </w:t>
-                            </w:r>
-                            <w:r>
-                              <w:rPr>
-                                <w:rFonts w:ascii="Aptos Mono" w:eastAsia="Times New Roman" w:hAnsi="Aptos Mono" w:cs="Courier New"/>
-                                <w:kern w:val="0"/>
-                                <w:sz w:val="16"/>
-                                <w:szCs w:val="16"/>
-                                <w14:ligatures w14:val="none"/>
-                              </w:rPr>
-                              <w:t xml:space="preserve">gpio conf tcal9539@74 </w:t>
-                            </w:r>
-                            <w:r>
-                              <w:rPr>
-                                <w:rFonts w:ascii="Aptos Mono" w:eastAsia="Times New Roman" w:hAnsi="Aptos Mono" w:cs="Courier New"/>
-                                <w:kern w:val="0"/>
-                                <w:sz w:val="16"/>
-                                <w:szCs w:val="16"/>
-                                <w14:ligatures w14:val="none"/>
-                              </w:rPr>
-                              <w:t>9</w:t>
-                            </w:r>
-                            <w:r>
-                              <w:rPr>
-                                <w:rFonts w:ascii="Aptos Mono" w:eastAsia="Times New Roman" w:hAnsi="Aptos Mono" w:cs="Courier New"/>
-                                <w:kern w:val="0"/>
-                                <w:sz w:val="16"/>
-                                <w:szCs w:val="16"/>
-                                <w14:ligatures w14:val="none"/>
-                              </w:rPr>
-                              <w:t xml:space="preserve"> </w:t>
-                            </w:r>
+                            <w:proofErr w:type="spellStart"/>
+                            <w:proofErr w:type="gramStart"/>
+                            <w:r>
+                              <w:rPr>
+                                <w:rFonts w:ascii="Aptos Mono" w:eastAsia="Times New Roman" w:hAnsi="Aptos Mono" w:cs="Courier New"/>
+                                <w:kern w:val="0"/>
+                                <w:sz w:val="16"/>
+                                <w:szCs w:val="16"/>
+                                <w14:ligatures w14:val="none"/>
+                              </w:rPr>
+                              <w:t>uart</w:t>
+                            </w:r>
+                            <w:proofErr w:type="spellEnd"/>
+                            <w:r>
+                              <w:rPr>
+                                <w:rFonts w:ascii="Aptos Mono" w:eastAsia="Times New Roman" w:hAnsi="Aptos Mono" w:cs="Courier New"/>
+                                <w:kern w:val="0"/>
+                                <w:sz w:val="16"/>
+                                <w:szCs w:val="16"/>
+                                <w14:ligatures w14:val="none"/>
+                              </w:rPr>
+                              <w:t>:~</w:t>
+                            </w:r>
+                            <w:proofErr w:type="gramEnd"/>
+                            <w:r>
+                              <w:rPr>
+                                <w:rFonts w:ascii="Aptos Mono" w:eastAsia="Times New Roman" w:hAnsi="Aptos Mono" w:cs="Courier New"/>
+                                <w:kern w:val="0"/>
+                                <w:sz w:val="16"/>
+                                <w:szCs w:val="16"/>
+                                <w14:ligatures w14:val="none"/>
+                              </w:rPr>
+                              <w:t xml:space="preserve">$ </w:t>
+                            </w:r>
+                            <w:proofErr w:type="spellStart"/>
+                            <w:r>
+                              <w:rPr>
+                                <w:rFonts w:ascii="Aptos Mono" w:eastAsia="Times New Roman" w:hAnsi="Aptos Mono" w:cs="Courier New"/>
+                                <w:kern w:val="0"/>
+                                <w:sz w:val="16"/>
+                                <w:szCs w:val="16"/>
+                                <w14:ligatures w14:val="none"/>
+                              </w:rPr>
+                              <w:t>gpio</w:t>
+                            </w:r>
+                            <w:proofErr w:type="spellEnd"/>
+                            <w:r>
+                              <w:rPr>
+                                <w:rFonts w:ascii="Aptos Mono" w:eastAsia="Times New Roman" w:hAnsi="Aptos Mono" w:cs="Courier New"/>
+                                <w:kern w:val="0"/>
+                                <w:sz w:val="16"/>
+                                <w:szCs w:val="16"/>
+                                <w14:ligatures w14:val="none"/>
+                              </w:rPr>
+                              <w:t xml:space="preserve"> conf tcal9539@74 9 </w:t>
+                            </w:r>
+                            <w:proofErr w:type="spellStart"/>
                             <w:r>
                               <w:rPr>
                                 <w:rFonts w:ascii="Aptos Mono" w:eastAsia="Times New Roman" w:hAnsi="Aptos Mono" w:cs="Courier New"/>
@@ -579,6 +658,7 @@
                               </w:rPr>
                               <w:t>i</w:t>
                             </w:r>
+                            <w:proofErr w:type="spellEnd"/>
                           </w:p>
                         </w:txbxContent>
                       </wps:txbx>
@@ -613,46 +693,63 @@
                           <w14:ligatures w14:val="none"/>
                         </w:rPr>
                       </w:pPr>
-                      <w:r>
-                        <w:rPr>
-                          <w:rFonts w:ascii="Aptos Mono" w:eastAsia="Times New Roman" w:hAnsi="Aptos Mono" w:cs="Courier New"/>
-                          <w:kern w:val="0"/>
-                          <w:sz w:val="16"/>
-                          <w:szCs w:val="16"/>
-                          <w14:ligatures w14:val="none"/>
-                        </w:rPr>
-                        <w:t xml:space="preserve">uart:~$ </w:t>
-                      </w:r>
-                      <w:r>
-                        <w:rPr>
-                          <w:rFonts w:ascii="Aptos Mono" w:eastAsia="Times New Roman" w:hAnsi="Aptos Mono" w:cs="Courier New"/>
-                          <w:kern w:val="0"/>
-                          <w:sz w:val="16"/>
-                          <w:szCs w:val="16"/>
-                          <w14:ligatures w14:val="none"/>
-                        </w:rPr>
-                        <w:t xml:space="preserve">gpio conf tcal9539@74 </w:t>
-                      </w:r>
-                      <w:r>
-                        <w:rPr>
-                          <w:rFonts w:ascii="Aptos Mono" w:eastAsia="Times New Roman" w:hAnsi="Aptos Mono" w:cs="Courier New"/>
-                          <w:kern w:val="0"/>
-                          <w:sz w:val="16"/>
-                          <w:szCs w:val="16"/>
-                          <w14:ligatures w14:val="none"/>
-                        </w:rPr>
-                        <w:t>9</w:t>
-                      </w:r>
-                      <w:r>
-                        <w:rPr>
-                          <w:rFonts w:ascii="Aptos Mono" w:eastAsia="Times New Roman" w:hAnsi="Aptos Mono" w:cs="Courier New"/>
-                          <w:kern w:val="0"/>
-                          <w:sz w:val="16"/>
-                          <w:szCs w:val="16"/>
-                          <w14:ligatures w14:val="none"/>
-                        </w:rPr>
-                        <w:t xml:space="preserve"> </w:t>
-                      </w:r>
+                      <w:proofErr w:type="spellStart"/>
+                      <w:proofErr w:type="gramStart"/>
+                      <w:r>
+                        <w:rPr>
+                          <w:rFonts w:ascii="Aptos Mono" w:eastAsia="Times New Roman" w:hAnsi="Aptos Mono" w:cs="Courier New"/>
+                          <w:kern w:val="0"/>
+                          <w:sz w:val="16"/>
+                          <w:szCs w:val="16"/>
+                          <w14:ligatures w14:val="none"/>
+                        </w:rPr>
+                        <w:t>uart</w:t>
+                      </w:r>
+                      <w:proofErr w:type="spellEnd"/>
+                      <w:r>
+                        <w:rPr>
+                          <w:rFonts w:ascii="Aptos Mono" w:eastAsia="Times New Roman" w:hAnsi="Aptos Mono" w:cs="Courier New"/>
+                          <w:kern w:val="0"/>
+                          <w:sz w:val="16"/>
+                          <w:szCs w:val="16"/>
+                          <w14:ligatures w14:val="none"/>
+                        </w:rPr>
+                        <w:t>:~</w:t>
+                      </w:r>
+                      <w:proofErr w:type="gramEnd"/>
+                      <w:r>
+                        <w:rPr>
+                          <w:rFonts w:ascii="Aptos Mono" w:eastAsia="Times New Roman" w:hAnsi="Aptos Mono" w:cs="Courier New"/>
+                          <w:kern w:val="0"/>
+                          <w:sz w:val="16"/>
+                          <w:szCs w:val="16"/>
+                          <w14:ligatures w14:val="none"/>
+                        </w:rPr>
+                        <w:t xml:space="preserve">$ </w:t>
+                      </w:r>
+                      <w:proofErr w:type="spellStart"/>
+                      <w:r>
+                        <w:rPr>
+                          <w:rFonts w:ascii="Aptos Mono" w:eastAsia="Times New Roman" w:hAnsi="Aptos Mono" w:cs="Courier New"/>
+                          <w:kern w:val="0"/>
+                          <w:sz w:val="16"/>
+                          <w:szCs w:val="16"/>
+                          <w14:ligatures w14:val="none"/>
+                        </w:rPr>
+                        <w:t>gpio</w:t>
+                      </w:r>
+                      <w:proofErr w:type="spellEnd"/>
+                      <w:r>
+                        <w:rPr>
+                          <w:rFonts w:ascii="Aptos Mono" w:eastAsia="Times New Roman" w:hAnsi="Aptos Mono" w:cs="Courier New"/>
+                          <w:kern w:val="0"/>
+                          <w:sz w:val="16"/>
+                          <w:szCs w:val="16"/>
+                          <w14:ligatures w14:val="none"/>
+                        </w:rPr>
+                        <w:t xml:space="preserve"> conf tcal9539@74 9 </w:t>
+                      </w:r>
+                      <w:proofErr w:type="spellStart"/>
                       <w:r>
                         <w:rPr>
                           <w:rFonts w:ascii="Aptos Mono" w:eastAsia="Times New Roman" w:hAnsi="Aptos Mono" w:cs="Courier New"/>
@@ -663,6 +760,7 @@
                         </w:rPr>
                         <w:t>i</w:t>
                       </w:r>
+                      <w:proofErr w:type="spellEnd"/>
                     </w:p>
                   </w:txbxContent>
                 </v:textbox>
@@ -752,36 +850,74 @@
                                 <w14:ligatures w14:val="none"/>
                               </w:rPr>
                             </w:pPr>
-                            <w:r>
-                              <w:rPr>
-                                <w:rFonts w:ascii="Aptos Mono" w:eastAsia="Times New Roman" w:hAnsi="Aptos Mono" w:cs="Courier New"/>
-                                <w:kern w:val="0"/>
-                                <w:sz w:val="16"/>
-                                <w:szCs w:val="16"/>
-                                <w14:ligatures w14:val="none"/>
-                              </w:rPr>
-                              <w:t xml:space="preserve">uart:~$ </w:t>
-                            </w:r>
-                            <w:r>
-                              <w:rPr>
-                                <w:rFonts w:ascii="Aptos Mono" w:eastAsia="Times New Roman" w:hAnsi="Aptos Mono" w:cs="Courier New"/>
-                                <w:kern w:val="0"/>
-                                <w:sz w:val="16"/>
-                                <w:szCs w:val="16"/>
-                                <w14:ligatures w14:val="none"/>
-                              </w:rPr>
-                              <w:t xml:space="preserve">gpio conf tcal9539@74 </w:t>
-                            </w:r>
-                            <w:r>
-                              <w:rPr>
-                                <w:rFonts w:ascii="Aptos Mono" w:eastAsia="Times New Roman" w:hAnsi="Aptos Mono" w:cs="Courier New"/>
-                                <w:kern w:val="0"/>
-                                <w:sz w:val="16"/>
-                                <w:szCs w:val="16"/>
-                                <w14:ligatures w14:val="none"/>
-                              </w:rPr>
-                              <w:t>0 i</w:t>
-                            </w:r>
+                            <w:proofErr w:type="spellStart"/>
+                            <w:proofErr w:type="gramStart"/>
+                            <w:r>
+                              <w:rPr>
+                                <w:rFonts w:ascii="Aptos Mono" w:eastAsia="Times New Roman" w:hAnsi="Aptos Mono" w:cs="Courier New"/>
+                                <w:kern w:val="0"/>
+                                <w:sz w:val="16"/>
+                                <w:szCs w:val="16"/>
+                                <w14:ligatures w14:val="none"/>
+                              </w:rPr>
+                              <w:t>uart</w:t>
+                            </w:r>
+                            <w:proofErr w:type="spellEnd"/>
+                            <w:r>
+                              <w:rPr>
+                                <w:rFonts w:ascii="Aptos Mono" w:eastAsia="Times New Roman" w:hAnsi="Aptos Mono" w:cs="Courier New"/>
+                                <w:kern w:val="0"/>
+                                <w:sz w:val="16"/>
+                                <w:szCs w:val="16"/>
+                                <w14:ligatures w14:val="none"/>
+                              </w:rPr>
+                              <w:t>:~</w:t>
+                            </w:r>
+                            <w:proofErr w:type="gramEnd"/>
+                            <w:r>
+                              <w:rPr>
+                                <w:rFonts w:ascii="Aptos Mono" w:eastAsia="Times New Roman" w:hAnsi="Aptos Mono" w:cs="Courier New"/>
+                                <w:kern w:val="0"/>
+                                <w:sz w:val="16"/>
+                                <w:szCs w:val="16"/>
+                                <w14:ligatures w14:val="none"/>
+                              </w:rPr>
+                              <w:t xml:space="preserve">$ </w:t>
+                            </w:r>
+                            <w:proofErr w:type="spellStart"/>
+                            <w:r>
+                              <w:rPr>
+                                <w:rFonts w:ascii="Aptos Mono" w:eastAsia="Times New Roman" w:hAnsi="Aptos Mono" w:cs="Courier New"/>
+                                <w:kern w:val="0"/>
+                                <w:sz w:val="16"/>
+                                <w:szCs w:val="16"/>
+                                <w14:ligatures w14:val="none"/>
+                              </w:rPr>
+                              <w:t>gpio</w:t>
+                            </w:r>
+                            <w:proofErr w:type="spellEnd"/>
+                            <w:r>
+                              <w:rPr>
+                                <w:rFonts w:ascii="Aptos Mono" w:eastAsia="Times New Roman" w:hAnsi="Aptos Mono" w:cs="Courier New"/>
+                                <w:kern w:val="0"/>
+                                <w:sz w:val="16"/>
+                                <w:szCs w:val="16"/>
+                                <w14:ligatures w14:val="none"/>
+                              </w:rPr>
+                              <w:t xml:space="preserve"> conf tcal9539@74 0 </w:t>
+                            </w:r>
+                            <w:proofErr w:type="spellStart"/>
+                            <w:r>
+                              <w:rPr>
+                                <w:rFonts w:ascii="Aptos Mono" w:eastAsia="Times New Roman" w:hAnsi="Aptos Mono" w:cs="Courier New"/>
+                                <w:kern w:val="0"/>
+                                <w:sz w:val="16"/>
+                                <w:szCs w:val="16"/>
+                                <w14:ligatures w14:val="none"/>
+                              </w:rPr>
+                              <w:t>i</w:t>
+                            </w:r>
+                            <w:proofErr w:type="spellEnd"/>
                           </w:p>
                         </w:txbxContent>
                       </wps:txbx>
@@ -816,36 +952,74 @@
                           <w14:ligatures w14:val="none"/>
                         </w:rPr>
                       </w:pPr>
-                      <w:r>
-                        <w:rPr>
-                          <w:rFonts w:ascii="Aptos Mono" w:eastAsia="Times New Roman" w:hAnsi="Aptos Mono" w:cs="Courier New"/>
-                          <w:kern w:val="0"/>
-                          <w:sz w:val="16"/>
-                          <w:szCs w:val="16"/>
-                          <w14:ligatures w14:val="none"/>
-                        </w:rPr>
-                        <w:t xml:space="preserve">uart:~$ </w:t>
-                      </w:r>
-                      <w:r>
-                        <w:rPr>
-                          <w:rFonts w:ascii="Aptos Mono" w:eastAsia="Times New Roman" w:hAnsi="Aptos Mono" w:cs="Courier New"/>
-                          <w:kern w:val="0"/>
-                          <w:sz w:val="16"/>
-                          <w:szCs w:val="16"/>
-                          <w14:ligatures w14:val="none"/>
-                        </w:rPr>
-                        <w:t xml:space="preserve">gpio conf tcal9539@74 </w:t>
-                      </w:r>
-                      <w:r>
-                        <w:rPr>
-                          <w:rFonts w:ascii="Aptos Mono" w:eastAsia="Times New Roman" w:hAnsi="Aptos Mono" w:cs="Courier New"/>
-                          <w:kern w:val="0"/>
-                          <w:sz w:val="16"/>
-                          <w:szCs w:val="16"/>
-                          <w14:ligatures w14:val="none"/>
-                        </w:rPr>
-                        <w:t>0 i</w:t>
-                      </w:r>
+                      <w:proofErr w:type="spellStart"/>
+                      <w:proofErr w:type="gramStart"/>
+                      <w:r>
+                        <w:rPr>
+                          <w:rFonts w:ascii="Aptos Mono" w:eastAsia="Times New Roman" w:hAnsi="Aptos Mono" w:cs="Courier New"/>
+                          <w:kern w:val="0"/>
+                          <w:sz w:val="16"/>
+                          <w:szCs w:val="16"/>
+                          <w14:ligatures w14:val="none"/>
+                        </w:rPr>
+                        <w:t>uart</w:t>
+                      </w:r>
+                      <w:proofErr w:type="spellEnd"/>
+                      <w:r>
+                        <w:rPr>
+                          <w:rFonts w:ascii="Aptos Mono" w:eastAsia="Times New Roman" w:hAnsi="Aptos Mono" w:cs="Courier New"/>
+                          <w:kern w:val="0"/>
+                          <w:sz w:val="16"/>
+                          <w:szCs w:val="16"/>
+                          <w14:ligatures w14:val="none"/>
+                        </w:rPr>
+                        <w:t>:~</w:t>
+                      </w:r>
+                      <w:proofErr w:type="gramEnd"/>
+                      <w:r>
+                        <w:rPr>
+                          <w:rFonts w:ascii="Aptos Mono" w:eastAsia="Times New Roman" w:hAnsi="Aptos Mono" w:cs="Courier New"/>
+                          <w:kern w:val="0"/>
+                          <w:sz w:val="16"/>
+                          <w:szCs w:val="16"/>
+                          <w14:ligatures w14:val="none"/>
+                        </w:rPr>
+                        <w:t xml:space="preserve">$ </w:t>
+                      </w:r>
+                      <w:proofErr w:type="spellStart"/>
+                      <w:r>
+                        <w:rPr>
+                          <w:rFonts w:ascii="Aptos Mono" w:eastAsia="Times New Roman" w:hAnsi="Aptos Mono" w:cs="Courier New"/>
+                          <w:kern w:val="0"/>
+                          <w:sz w:val="16"/>
+                          <w:szCs w:val="16"/>
+                          <w14:ligatures w14:val="none"/>
+                        </w:rPr>
+                        <w:t>gpio</w:t>
+                      </w:r>
+                      <w:proofErr w:type="spellEnd"/>
+                      <w:r>
+                        <w:rPr>
+                          <w:rFonts w:ascii="Aptos Mono" w:eastAsia="Times New Roman" w:hAnsi="Aptos Mono" w:cs="Courier New"/>
+                          <w:kern w:val="0"/>
+                          <w:sz w:val="16"/>
+                          <w:szCs w:val="16"/>
+                          <w14:ligatures w14:val="none"/>
+                        </w:rPr>
+                        <w:t xml:space="preserve"> conf tcal9539@74 0 </w:t>
+                      </w:r>
+                      <w:proofErr w:type="spellStart"/>
+                      <w:r>
+                        <w:rPr>
+                          <w:rFonts w:ascii="Aptos Mono" w:eastAsia="Times New Roman" w:hAnsi="Aptos Mono" w:cs="Courier New"/>
+                          <w:kern w:val="0"/>
+                          <w:sz w:val="16"/>
+                          <w:szCs w:val="16"/>
+                          <w14:ligatures w14:val="none"/>
+                        </w:rPr>
+                        <w:t>i</w:t>
+                      </w:r>
+                      <w:proofErr w:type="spellEnd"/>
                     </w:p>
                   </w:txbxContent>
                 </v:textbox>
@@ -943,15 +1117,39 @@
                                 <w14:ligatures w14:val="none"/>
                               </w:rPr>
                             </w:pPr>
-                            <w:r>
-                              <w:rPr>
-                                <w:rFonts w:ascii="Aptos Mono" w:eastAsia="Times New Roman" w:hAnsi="Aptos Mono" w:cs="Courier New"/>
-                                <w:kern w:val="0"/>
-                                <w:sz w:val="16"/>
-                                <w:szCs w:val="16"/>
-                                <w14:ligatures w14:val="none"/>
-                              </w:rPr>
-                              <w:t xml:space="preserve">uart:~$ </w:t>
+                            <w:proofErr w:type="spellStart"/>
+                            <w:proofErr w:type="gramStart"/>
+                            <w:r>
+                              <w:rPr>
+                                <w:rFonts w:ascii="Aptos Mono" w:eastAsia="Times New Roman" w:hAnsi="Aptos Mono" w:cs="Courier New"/>
+                                <w:kern w:val="0"/>
+                                <w:sz w:val="16"/>
+                                <w:szCs w:val="16"/>
+                                <w14:ligatures w14:val="none"/>
+                              </w:rPr>
+                              <w:t>uart</w:t>
+                            </w:r>
+                            <w:proofErr w:type="spellEnd"/>
+                            <w:r>
+                              <w:rPr>
+                                <w:rFonts w:ascii="Aptos Mono" w:eastAsia="Times New Roman" w:hAnsi="Aptos Mono" w:cs="Courier New"/>
+                                <w:kern w:val="0"/>
+                                <w:sz w:val="16"/>
+                                <w:szCs w:val="16"/>
+                                <w14:ligatures w14:val="none"/>
+                              </w:rPr>
+                              <w:t>:~</w:t>
+                            </w:r>
+                            <w:proofErr w:type="gramEnd"/>
+                            <w:r>
+                              <w:rPr>
+                                <w:rFonts w:ascii="Aptos Mono" w:eastAsia="Times New Roman" w:hAnsi="Aptos Mono" w:cs="Courier New"/>
+                                <w:kern w:val="0"/>
+                                <w:sz w:val="16"/>
+                                <w:szCs w:val="16"/>
+                                <w14:ligatures w14:val="none"/>
+                              </w:rPr>
+                              <w:t xml:space="preserve">$ </w:t>
                             </w:r>
                             <w:r>
                               <w:rPr>
@@ -997,15 +1195,39 @@
                           <w14:ligatures w14:val="none"/>
                         </w:rPr>
                       </w:pPr>
-                      <w:r>
-                        <w:rPr>
-                          <w:rFonts w:ascii="Aptos Mono" w:eastAsia="Times New Roman" w:hAnsi="Aptos Mono" w:cs="Courier New"/>
-                          <w:kern w:val="0"/>
-                          <w:sz w:val="16"/>
-                          <w:szCs w:val="16"/>
-                          <w14:ligatures w14:val="none"/>
-                        </w:rPr>
-                        <w:t xml:space="preserve">uart:~$ </w:t>
+                      <w:proofErr w:type="spellStart"/>
+                      <w:proofErr w:type="gramStart"/>
+                      <w:r>
+                        <w:rPr>
+                          <w:rFonts w:ascii="Aptos Mono" w:eastAsia="Times New Roman" w:hAnsi="Aptos Mono" w:cs="Courier New"/>
+                          <w:kern w:val="0"/>
+                          <w:sz w:val="16"/>
+                          <w:szCs w:val="16"/>
+                          <w14:ligatures w14:val="none"/>
+                        </w:rPr>
+                        <w:t>uart</w:t>
+                      </w:r>
+                      <w:proofErr w:type="spellEnd"/>
+                      <w:r>
+                        <w:rPr>
+                          <w:rFonts w:ascii="Aptos Mono" w:eastAsia="Times New Roman" w:hAnsi="Aptos Mono" w:cs="Courier New"/>
+                          <w:kern w:val="0"/>
+                          <w:sz w:val="16"/>
+                          <w:szCs w:val="16"/>
+                          <w14:ligatures w14:val="none"/>
+                        </w:rPr>
+                        <w:t>:~</w:t>
+                      </w:r>
+                      <w:proofErr w:type="gramEnd"/>
+                      <w:r>
+                        <w:rPr>
+                          <w:rFonts w:ascii="Aptos Mono" w:eastAsia="Times New Roman" w:hAnsi="Aptos Mono" w:cs="Courier New"/>
+                          <w:kern w:val="0"/>
+                          <w:sz w:val="16"/>
+                          <w:szCs w:val="16"/>
+                          <w14:ligatures w14:val="none"/>
+                        </w:rPr>
+                        <w:t xml:space="preserve">$ </w:t>
                       </w:r>
                       <w:r>
                         <w:rPr>
@@ -1064,6 +1286,7 @@
       <w:r>
         <w:t xml:space="preserve">Device register memory can be read/written using the </w:t>
       </w:r>
+      <w:proofErr w:type="spellStart"/>
       <w:r>
         <w:rPr>
           <w:rFonts w:ascii="Aptos Mono" w:hAnsi="Aptos Mono" w:cs="Courier New"/>
@@ -1072,6 +1295,7 @@
         </w:rPr>
         <w:t>devmem</w:t>
       </w:r>
+      <w:proofErr w:type="spellEnd"/>
       <w:r>
         <w:t xml:space="preserve"> command.</w:t>
       </w:r>
@@ -1140,13 +1364,51 @@
                                 <w:szCs w:val="16"/>
                               </w:rPr>
                             </w:pPr>
+                            <w:proofErr w:type="spellStart"/>
+                            <w:proofErr w:type="gramStart"/>
                             <w:r>
                               <w:rPr>
                                 <w:rFonts w:ascii="Aptos Mono" w:hAnsi="Aptos Mono" w:cs="Courier New"/>
                                 <w:sz w:val="16"/>
                                 <w:szCs w:val="16"/>
                               </w:rPr>
-                              <w:t xml:space="preserve">uart:~$ devmem </w:t>
+                              <w:t>uart</w:t>
+                            </w:r>
+                            <w:proofErr w:type="spellEnd"/>
+                            <w:r>
+                              <w:rPr>
+                                <w:rFonts w:ascii="Aptos Mono" w:hAnsi="Aptos Mono" w:cs="Courier New"/>
+                                <w:sz w:val="16"/>
+                                <w:szCs w:val="16"/>
+                              </w:rPr>
+                              <w:t>:~</w:t>
+                            </w:r>
+                            <w:proofErr w:type="gramEnd"/>
+                            <w:r>
+                              <w:rPr>
+                                <w:rFonts w:ascii="Aptos Mono" w:hAnsi="Aptos Mono" w:cs="Courier New"/>
+                                <w:sz w:val="16"/>
+                                <w:szCs w:val="16"/>
+                              </w:rPr>
+                              <w:t xml:space="preserve">$ </w:t>
+                            </w:r>
+                            <w:proofErr w:type="spellStart"/>
+                            <w:r>
+                              <w:rPr>
+                                <w:rFonts w:ascii="Aptos Mono" w:hAnsi="Aptos Mono" w:cs="Courier New"/>
+                                <w:sz w:val="16"/>
+                                <w:szCs w:val="16"/>
+                              </w:rPr>
+                              <w:t>devmem</w:t>
+                            </w:r>
+                            <w:proofErr w:type="spellEnd"/>
+                            <w:r>
+                              <w:rPr>
+                                <w:rFonts w:ascii="Aptos Mono" w:hAnsi="Aptos Mono" w:cs="Courier New"/>
+                                <w:sz w:val="16"/>
+                                <w:szCs w:val="16"/>
+                              </w:rPr>
+                              <w:t xml:space="preserve"> </w:t>
                             </w:r>
                             <w:r>
                               <w:rPr>
@@ -1244,13 +1506,51 @@
                           <w:szCs w:val="16"/>
                         </w:rPr>
                       </w:pPr>
+                      <w:proofErr w:type="spellStart"/>
+                      <w:proofErr w:type="gramStart"/>
                       <w:r>
                         <w:rPr>
                           <w:rFonts w:ascii="Aptos Mono" w:hAnsi="Aptos Mono" w:cs="Courier New"/>
                           <w:sz w:val="16"/>
                           <w:szCs w:val="16"/>
                         </w:rPr>
-                        <w:t xml:space="preserve">uart:~$ devmem </w:t>
+                        <w:t>uart</w:t>
+                      </w:r>
+                      <w:proofErr w:type="spellEnd"/>
+                      <w:r>
+                        <w:rPr>
+                          <w:rFonts w:ascii="Aptos Mono" w:hAnsi="Aptos Mono" w:cs="Courier New"/>
+                          <w:sz w:val="16"/>
+                          <w:szCs w:val="16"/>
+                        </w:rPr>
+                        <w:t>:~</w:t>
+                      </w:r>
+                      <w:proofErr w:type="gramEnd"/>
+                      <w:r>
+                        <w:rPr>
+                          <w:rFonts w:ascii="Aptos Mono" w:hAnsi="Aptos Mono" w:cs="Courier New"/>
+                          <w:sz w:val="16"/>
+                          <w:szCs w:val="16"/>
+                        </w:rPr>
+                        <w:t xml:space="preserve">$ </w:t>
+                      </w:r>
+                      <w:proofErr w:type="spellStart"/>
+                      <w:r>
+                        <w:rPr>
+                          <w:rFonts w:ascii="Aptos Mono" w:hAnsi="Aptos Mono" w:cs="Courier New"/>
+                          <w:sz w:val="16"/>
+                          <w:szCs w:val="16"/>
+                        </w:rPr>
+                        <w:t>devmem</w:t>
+                      </w:r>
+                      <w:proofErr w:type="spellEnd"/>
+                      <w:r>
+                        <w:rPr>
+                          <w:rFonts w:ascii="Aptos Mono" w:hAnsi="Aptos Mono" w:cs="Courier New"/>
+                          <w:sz w:val="16"/>
+                          <w:szCs w:val="16"/>
+                        </w:rPr>
+                        <w:t xml:space="preserve"> </w:t>
                       </w:r>
                       <w:r>
                         <w:rPr>
@@ -1334,6 +1634,7 @@
       <w:r>
         <w:t xml:space="preserve"> to read the </w:t>
       </w:r>
+      <w:proofErr w:type="spellStart"/>
       <w:r>
         <w:rPr>
           <w:rFonts w:ascii="Aptos Mono" w:hAnsi="Aptos Mono" w:cs="Courier New"/>
@@ -1342,6 +1643,7 @@
         </w:rPr>
         <w:t>nBOOT_SEL</w:t>
       </w:r>
+      <w:proofErr w:type="spellEnd"/>
       <w:r>
         <w:t xml:space="preserve"> field from the </w:t>
       </w:r>
@@ -1426,13 +1728,51 @@
                                 <w:szCs w:val="16"/>
                               </w:rPr>
                             </w:pPr>
+                            <w:proofErr w:type="spellStart"/>
+                            <w:proofErr w:type="gramStart"/>
                             <w:r>
                               <w:rPr>
                                 <w:rFonts w:ascii="Aptos Mono" w:hAnsi="Aptos Mono" w:cs="Courier New"/>
                                 <w:sz w:val="16"/>
                                 <w:szCs w:val="16"/>
                               </w:rPr>
-                              <w:t xml:space="preserve">uart:~$ devmem </w:t>
+                              <w:t>uart</w:t>
+                            </w:r>
+                            <w:proofErr w:type="spellEnd"/>
+                            <w:r>
+                              <w:rPr>
+                                <w:rFonts w:ascii="Aptos Mono" w:hAnsi="Aptos Mono" w:cs="Courier New"/>
+                                <w:sz w:val="16"/>
+                                <w:szCs w:val="16"/>
+                              </w:rPr>
+                              <w:t>:~</w:t>
+                            </w:r>
+                            <w:proofErr w:type="gramEnd"/>
+                            <w:r>
+                              <w:rPr>
+                                <w:rFonts w:ascii="Aptos Mono" w:hAnsi="Aptos Mono" w:cs="Courier New"/>
+                                <w:sz w:val="16"/>
+                                <w:szCs w:val="16"/>
+                              </w:rPr>
+                              <w:t xml:space="preserve">$ </w:t>
+                            </w:r>
+                            <w:proofErr w:type="spellStart"/>
+                            <w:r>
+                              <w:rPr>
+                                <w:rFonts w:ascii="Aptos Mono" w:hAnsi="Aptos Mono" w:cs="Courier New"/>
+                                <w:sz w:val="16"/>
+                                <w:szCs w:val="16"/>
+                              </w:rPr>
+                              <w:t>devmem</w:t>
+                            </w:r>
+                            <w:proofErr w:type="spellEnd"/>
+                            <w:r>
+                              <w:rPr>
+                                <w:rFonts w:ascii="Aptos Mono" w:hAnsi="Aptos Mono" w:cs="Courier New"/>
+                                <w:sz w:val="16"/>
+                                <w:szCs w:val="16"/>
+                              </w:rPr>
+                              <w:t xml:space="preserve"> </w:t>
                             </w:r>
                             <w:r>
                               <w:rPr>
@@ -1530,13 +1870,51 @@
                           <w:szCs w:val="16"/>
                         </w:rPr>
                       </w:pPr>
+                      <w:proofErr w:type="spellStart"/>
+                      <w:proofErr w:type="gramStart"/>
                       <w:r>
                         <w:rPr>
                           <w:rFonts w:ascii="Aptos Mono" w:hAnsi="Aptos Mono" w:cs="Courier New"/>
                           <w:sz w:val="16"/>
                           <w:szCs w:val="16"/>
                         </w:rPr>
-                        <w:t xml:space="preserve">uart:~$ devmem </w:t>
+                        <w:t>uart</w:t>
+                      </w:r>
+                      <w:proofErr w:type="spellEnd"/>
+                      <w:r>
+                        <w:rPr>
+                          <w:rFonts w:ascii="Aptos Mono" w:hAnsi="Aptos Mono" w:cs="Courier New"/>
+                          <w:sz w:val="16"/>
+                          <w:szCs w:val="16"/>
+                        </w:rPr>
+                        <w:t>:~</w:t>
+                      </w:r>
+                      <w:proofErr w:type="gramEnd"/>
+                      <w:r>
+                        <w:rPr>
+                          <w:rFonts w:ascii="Aptos Mono" w:hAnsi="Aptos Mono" w:cs="Courier New"/>
+                          <w:sz w:val="16"/>
+                          <w:szCs w:val="16"/>
+                        </w:rPr>
+                        <w:t xml:space="preserve">$ </w:t>
+                      </w:r>
+                      <w:proofErr w:type="spellStart"/>
+                      <w:r>
+                        <w:rPr>
+                          <w:rFonts w:ascii="Aptos Mono" w:hAnsi="Aptos Mono" w:cs="Courier New"/>
+                          <w:sz w:val="16"/>
+                          <w:szCs w:val="16"/>
+                        </w:rPr>
+                        <w:t>devmem</w:t>
+                      </w:r>
+                      <w:proofErr w:type="spellEnd"/>
+                      <w:r>
+                        <w:rPr>
+                          <w:rFonts w:ascii="Aptos Mono" w:hAnsi="Aptos Mono" w:cs="Courier New"/>
+                          <w:sz w:val="16"/>
+                          <w:szCs w:val="16"/>
+                        </w:rPr>
+                        <w:t xml:space="preserve"> </w:t>
                       </w:r>
                       <w:r>
                         <w:rPr>
@@ -1630,6 +2008,217 @@
       </w:r>
       <w:r>
         <w:t>.  In such cases, the watchdog will restart the system after the timeout.</w:t>
+      </w:r>
+    </w:p>
+    <w:p>
+      <w:pPr>
+        <w:pStyle w:val="Heading3"/>
+      </w:pPr>
+      <w:proofErr w:type="gramStart"/>
+      <w:r>
+        <w:t>Version</w:t>
+      </w:r>
+      <w:proofErr w:type="gramEnd"/>
+      <w:r>
+        <w:t xml:space="preserve"> information</w:t>
+      </w:r>
+    </w:p>
+    <w:p>
+      <w:r>
+        <w:t>The software version information can be displayed using the version command.</w:t>
+      </w:r>
+      <w:r>
+        <w:rPr>
+          <w:rFonts w:ascii="Courier New" w:hAnsi="Courier New" w:cs="Courier New"/>
+          <w:noProof/>
+          <w:sz w:val="20"/>
+          <w:szCs w:val="20"/>
+        </w:rPr>
+        <mc:AlternateContent>
+          <mc:Choice Requires="wps">
+            <w:drawing>
+              <wp:anchor distT="45720" distB="45720" distL="114300" distR="114300" simplePos="0" relativeHeight="251769856" behindDoc="0" locked="0" layoutInCell="1" allowOverlap="1" wp14:anchorId="6CA9B8EC" wp14:editId="46282261">
+                <wp:simplePos x="0" y="0"/>
+                <wp:positionH relativeFrom="margin">
+                  <wp:posOffset>0</wp:posOffset>
+                </wp:positionH>
+                <wp:positionV relativeFrom="paragraph">
+                  <wp:posOffset>361315</wp:posOffset>
+                </wp:positionV>
+                <wp:extent cx="5925820" cy="476250"/>
+                <wp:effectExtent l="0" t="0" r="17780" b="19050"/>
+                <wp:wrapTopAndBottom/>
+                <wp:docPr id="1944068622" name="Text Box 2"/>
+                <wp:cNvGraphicFramePr>
+                  <a:graphicFrameLocks xmlns:a="http://schemas.openxmlformats.org/drawingml/2006/main"/>
+                </wp:cNvGraphicFramePr>
+                <a:graphic xmlns:a="http://schemas.openxmlformats.org/drawingml/2006/main">
+                  <a:graphicData uri="http://schemas.microsoft.com/office/word/2010/wordprocessingShape">
+                    <wps:wsp>
+                      <wps:cNvSpPr txBox="1">
+                        <a:spLocks noChangeArrowheads="1"/>
+                      </wps:cNvSpPr>
+                      <wps:spPr bwMode="auto">
+                        <a:xfrm>
+                          <a:off x="0" y="0"/>
+                          <a:ext cx="5925820" cy="476250"/>
+                        </a:xfrm>
+                        <a:prstGeom prst="rect">
+                          <a:avLst/>
+                        </a:prstGeom>
+                        <a:solidFill>
+                          <a:schemeClr val="bg2"/>
+                        </a:solidFill>
+                        <a:ln w="9525">
+                          <a:solidFill>
+                            <a:srgbClr val="000000"/>
+                          </a:solidFill>
+                          <a:miter lim="800000"/>
+                          <a:headEnd/>
+                          <a:tailEnd/>
+                        </a:ln>
+                      </wps:spPr>
+                      <wps:txbx>
+                        <w:txbxContent>
+                          <w:p>
+                            <w:pPr>
+                              <w:spacing w:line="240" w:lineRule="auto"/>
+                              <w:rPr>
+                                <w:rFonts w:ascii="Aptos Mono" w:hAnsi="Aptos Mono" w:cs="Courier New"/>
+                                <w:sz w:val="16"/>
+                                <w:szCs w:val="16"/>
+                              </w:rPr>
+                            </w:pPr>
+                            <w:proofErr w:type="spellStart"/>
+                            <w:proofErr w:type="gramStart"/>
+                            <w:r>
+                              <w:rPr>
+                                <w:rFonts w:ascii="Aptos Mono" w:hAnsi="Aptos Mono" w:cs="Courier New"/>
+                                <w:sz w:val="16"/>
+                                <w:szCs w:val="16"/>
+                              </w:rPr>
+                              <w:t>uart</w:t>
+                            </w:r>
+                            <w:proofErr w:type="spellEnd"/>
+                            <w:r>
+                              <w:rPr>
+                                <w:rFonts w:ascii="Aptos Mono" w:hAnsi="Aptos Mono" w:cs="Courier New"/>
+                                <w:sz w:val="16"/>
+                                <w:szCs w:val="16"/>
+                              </w:rPr>
+                              <w:t>:~</w:t>
+                            </w:r>
+                            <w:proofErr w:type="gramEnd"/>
+                            <w:r>
+                              <w:rPr>
+                                <w:rFonts w:ascii="Aptos Mono" w:hAnsi="Aptos Mono" w:cs="Courier New"/>
+                                <w:sz w:val="16"/>
+                                <w:szCs w:val="16"/>
+                              </w:rPr>
+                              <w:t xml:space="preserve">$ </w:t>
+                            </w:r>
+                            <w:r>
+                              <w:rPr>
+                                <w:rFonts w:ascii="Aptos Mono" w:hAnsi="Aptos Mono" w:cs="Courier New"/>
+                                <w:sz w:val="16"/>
+                                <w:szCs w:val="16"/>
+                              </w:rPr>
+                              <w:t>version</w:t>
+                            </w:r>
+                            <w:r>
+                              <w:rPr>
+                                <w:rFonts w:ascii="Aptos Mono" w:hAnsi="Aptos Mono" w:cs="Courier New"/>
+                                <w:sz w:val="16"/>
+                                <w:szCs w:val="16"/>
+                              </w:rPr>
+                              <w:br/>
+                              <w:t>0.1.0+0</w:t>
+                            </w:r>
+                          </w:p>
+                        </w:txbxContent>
+                      </wps:txbx>
+                      <wps:bodyPr rot="0" vert="horz" wrap="square" lIns="91440" tIns="45720" rIns="91440" bIns="45720" anchor="t" anchorCtr="0">
+                        <a:noAutofit/>
+                      </wps:bodyPr>
+                    </wps:wsp>
+                  </a:graphicData>
+                </a:graphic>
+                <wp14:sizeRelH relativeFrom="margin">
+                  <wp14:pctWidth>0</wp14:pctWidth>
+                </wp14:sizeRelH>
+                <wp14:sizeRelV relativeFrom="margin">
+                  <wp14:pctHeight>0</wp14:pctHeight>
+                </wp14:sizeRelV>
+              </wp:anchor>
+            </w:drawing>
+          </mc:Choice>
+          <mc:Fallback>
+            <w:pict>
+              <v:shape w14:anchorId="6CA9B8EC" id="_x0000_s1032" type="#_x0000_t202" style="position:absolute;margin-left:0;margin-top:28.45pt;width:466.6pt;height:37.5pt;z-index:251769856;visibility:visible;mso-wrap-style:square;mso-width-percent:0;mso-height-percent:0;mso-wrap-distance-left:9pt;mso-wrap-distance-top:3.6pt;mso-wrap-distance-right:9pt;mso-wrap-distance-bottom:3.6pt;mso-position-horizontal:absolute;mso-position-horizontal-relative:margin;mso-position-vertical:absolute;mso-position-vertical-relative:text;mso-width-percent:0;mso-height-percent:0;mso-width-relative:margin;mso-height-relative:margin;v-text-anchor:top" o:gfxdata="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" fillcolor="#e8e8e8 [3214]">
+                <v:textbox>
+                  <w:txbxContent>
+                    <w:p>
+                      <w:pPr>
+                        <w:spacing w:line="240" w:lineRule="auto"/>
+                        <w:rPr>
+                          <w:rFonts w:ascii="Aptos Mono" w:hAnsi="Aptos Mono" w:cs="Courier New"/>
+                          <w:sz w:val="16"/>
+                          <w:szCs w:val="16"/>
+                        </w:rPr>
+                      </w:pPr>
+                      <w:proofErr w:type="spellStart"/>
+                      <w:proofErr w:type="gramStart"/>
+                      <w:r>
+                        <w:rPr>
+                          <w:rFonts w:ascii="Aptos Mono" w:hAnsi="Aptos Mono" w:cs="Courier New"/>
+                          <w:sz w:val="16"/>
+                          <w:szCs w:val="16"/>
+                        </w:rPr>
+                        <w:t>uart</w:t>
+                      </w:r>
+                      <w:proofErr w:type="spellEnd"/>
+                      <w:r>
+                        <w:rPr>
+                          <w:rFonts w:ascii="Aptos Mono" w:hAnsi="Aptos Mono" w:cs="Courier New"/>
+                          <w:sz w:val="16"/>
+                          <w:szCs w:val="16"/>
+                        </w:rPr>
+                        <w:t>:~</w:t>
+                      </w:r>
+                      <w:proofErr w:type="gramEnd"/>
+                      <w:r>
+                        <w:rPr>
+                          <w:rFonts w:ascii="Aptos Mono" w:hAnsi="Aptos Mono" w:cs="Courier New"/>
+                          <w:sz w:val="16"/>
+                          <w:szCs w:val="16"/>
+                        </w:rPr>
+                        <w:t xml:space="preserve">$ </w:t>
+                      </w:r>
+                      <w:r>
+                        <w:rPr>
+                          <w:rFonts w:ascii="Aptos Mono" w:hAnsi="Aptos Mono" w:cs="Courier New"/>
+                          <w:sz w:val="16"/>
+                          <w:szCs w:val="16"/>
+                        </w:rPr>
+                        <w:t>version</w:t>
+                      </w:r>
+                      <w:r>
+                        <w:rPr>
+                          <w:rFonts w:ascii="Aptos Mono" w:hAnsi="Aptos Mono" w:cs="Courier New"/>
+                          <w:sz w:val="16"/>
+                          <w:szCs w:val="16"/>
+                        </w:rPr>
+                        <w:br/>
+                        <w:t>0.1.0+0</w:t>
+                      </w:r>
+                    </w:p>
+                  </w:txbxContent>
+                </v:textbox>
+                <w10:wrap type="topAndBottom" anchorx="margin"/>
+              </v:shape>
+            </w:pict>
+          </mc:Fallback>
+        </mc:AlternateContent>
       </w:r>
     </w:p>
     <w:p>
@@ -1671,7 +2260,7 @@
         <mc:AlternateContent>
           <mc:Choice Requires="wps">
             <w:drawing>
-              <wp:anchor distT="45720" distB="45720" distL="114300" distR="114300" simplePos="0" relativeHeight="251671552" behindDoc="0" locked="0" layoutInCell="1" allowOverlap="1" wp14:anchorId="2C14527A" wp14:editId="022D1E35">
+              <wp:anchor distT="45720" distB="45720" distL="114300" distR="114300" simplePos="0" relativeHeight="251671552" behindDoc="0" locked="0" layoutInCell="1" allowOverlap="1" wp14:anchorId="2C14527A" wp14:editId="68D2B22D">
                 <wp:simplePos x="0" y="0"/>
                 <wp:positionH relativeFrom="margin">
                   <wp:align>right</wp:align>
@@ -1679,8 +2268,8 @@
                 <wp:positionV relativeFrom="paragraph">
                   <wp:posOffset>687070</wp:posOffset>
                 </wp:positionV>
-                <wp:extent cx="5932170" cy="876300"/>
-                <wp:effectExtent l="0" t="0" r="11430" b="19050"/>
+                <wp:extent cx="5932170" cy="1004570"/>
+                <wp:effectExtent l="0" t="0" r="11430" b="24130"/>
                 <wp:wrapTopAndBottom/>
                 <wp:docPr id="1831413414" name="Text Box 2"/>
                 <wp:cNvGraphicFramePr>
@@ -1695,7 +2284,7 @@
                       <wps:spPr bwMode="auto">
                         <a:xfrm>
                           <a:off x="0" y="0"/>
-                          <a:ext cx="5932170" cy="876300"/>
+                          <a:ext cx="5932170" cy="1004835"/>
                         </a:xfrm>
                         <a:prstGeom prst="rect">
                           <a:avLst/>
@@ -1725,15 +2314,27 @@
                                 <w14:ligatures w14:val="none"/>
                               </w:rPr>
                             </w:pPr>
-                            <w:r>
-                              <w:rPr>
-                                <w:rFonts w:ascii="Aptos Mono" w:eastAsia="Times New Roman" w:hAnsi="Aptos Mono" w:cs="Courier New"/>
-                                <w:kern w:val="0"/>
-                                <w:sz w:val="16"/>
-                                <w:szCs w:val="16"/>
-                                <w14:ligatures w14:val="none"/>
-                              </w:rPr>
-                              <w:t>uart:~$ kernel stacks</w:t>
+                            <w:proofErr w:type="spellStart"/>
+                            <w:r>
+                              <w:rPr>
+                                <w:rFonts w:ascii="Aptos Mono" w:eastAsia="Times New Roman" w:hAnsi="Aptos Mono" w:cs="Courier New"/>
+                                <w:kern w:val="0"/>
+                                <w:sz w:val="16"/>
+                                <w:szCs w:val="16"/>
+                                <w14:ligatures w14:val="none"/>
+                              </w:rPr>
+                              <w:t>uart</w:t>
+                            </w:r>
+                            <w:proofErr w:type="spellEnd"/>
+                            <w:r>
+                              <w:rPr>
+                                <w:rFonts w:ascii="Aptos Mono" w:eastAsia="Times New Roman" w:hAnsi="Aptos Mono" w:cs="Courier New"/>
+                                <w:kern w:val="0"/>
+                                <w:sz w:val="16"/>
+                                <w:szCs w:val="16"/>
+                                <w14:ligatures w14:val="none"/>
+                              </w:rPr>
+                              <w:t>:~$ kernel stacks</w:t>
                             </w:r>
                             <w:r>
                               <w:rPr>
@@ -1764,15 +2365,6 @@
                                 <w14:ligatures w14:val="none"/>
                               </w:rPr>
                               <w:br/>
-                            </w:r>
-                            <w:r>
-                              <w:rPr>
-                                <w:rFonts w:ascii="Aptos Mono" w:eastAsia="Times New Roman" w:hAnsi="Aptos Mono" w:cs="Courier New"/>
-                                <w:kern w:val="0"/>
-                                <w:sz w:val="16"/>
-                                <w:szCs w:val="16"/>
-                                <w14:ligatures w14:val="none"/>
-                              </w:rPr>
                               <w:t>0x20000498 NA (real size 2048): unused 1176     usage 872 / 2048 (42 %)</w:t>
                             </w:r>
                             <w:r>
@@ -1784,15 +2376,6 @@
                                 <w14:ligatures w14:val="none"/>
                               </w:rPr>
                               <w:br/>
-                            </w:r>
-                            <w:r>
-                              <w:rPr>
-                                <w:rFonts w:ascii="Aptos Mono" w:eastAsia="Times New Roman" w:hAnsi="Aptos Mono" w:cs="Courier New"/>
-                                <w:kern w:val="0"/>
-                                <w:sz w:val="16"/>
-                                <w:szCs w:val="16"/>
-                                <w14:ligatures w14:val="none"/>
-                              </w:rPr>
                               <w:t>0x200008e8 NA (real size 1024): unused 696      usage 328 / 1024 (32 %)</w:t>
                             </w:r>
                             <w:r>
@@ -1804,15 +2387,6 @@
                                 <w14:ligatures w14:val="none"/>
                               </w:rPr>
                               <w:br/>
-                            </w:r>
-                            <w:r>
-                              <w:rPr>
-                                <w:rFonts w:ascii="Aptos Mono" w:eastAsia="Times New Roman" w:hAnsi="Aptos Mono" w:cs="Courier New"/>
-                                <w:kern w:val="0"/>
-                                <w:sz w:val="16"/>
-                                <w:szCs w:val="16"/>
-                                <w14:ligatures w14:val="none"/>
-                              </w:rPr>
                               <w:t>0x200006d0 NA (real size 256):  unused 168      usage 88 / 256 (34 %)</w:t>
                             </w:r>
                             <w:r>
@@ -1824,15 +2398,6 @@
                                 <w14:ligatures w14:val="none"/>
                               </w:rPr>
                               <w:br/>
-                            </w:r>
-                            <w:r>
-                              <w:rPr>
-                                <w:rFonts w:ascii="Aptos Mono" w:eastAsia="Times New Roman" w:hAnsi="Aptos Mono" w:cs="Courier New"/>
-                                <w:kern w:val="0"/>
-                                <w:sz w:val="16"/>
-                                <w:szCs w:val="16"/>
-                                <w14:ligatures w14:val="none"/>
-                              </w:rPr>
                               <w:t>0x20000778 NA (real size 1024): unused 704      usage 320 / 1024 (31 %)</w:t>
                             </w:r>
                             <w:r>
@@ -1844,15 +2409,6 @@
                                 <w14:ligatures w14:val="none"/>
                               </w:rPr>
                               <w:br/>
-                            </w:r>
-                            <w:r>
-                              <w:rPr>
-                                <w:rFonts w:ascii="Aptos Mono" w:eastAsia="Times New Roman" w:hAnsi="Aptos Mono" w:cs="Courier New"/>
-                                <w:kern w:val="0"/>
-                                <w:sz w:val="16"/>
-                                <w:szCs w:val="16"/>
-                                <w14:ligatures w14:val="none"/>
-                              </w:rPr>
                               <w:t>0x200031e0 IRQ 0     (real size 2048):  unused 1792     usage 256 / 2048 (12 %)</w:t>
                             </w:r>
                           </w:p>
@@ -1875,7 +2431,7 @@
           </mc:Choice>
           <mc:Fallback>
             <w:pict>
-              <v:shape w14:anchorId="2C14527A" id="_x0000_s1032" type="#_x0000_t202" style="position:absolute;margin-left:415.9pt;margin-top:54.1pt;width:467.1pt;height:69pt;z-index:251671552;visibility:visible;mso-wrap-style:square;mso-width-percent:0;mso-height-percent:0;mso-wrap-distance-left:9pt;mso-wrap-distance-top:3.6pt;mso-wrap-distance-right:9pt;mso-wrap-distance-bottom:3.6pt;mso-position-horizontal:right;mso-position-horizontal-relative:margin;mso-position-vertical:absolute;mso-position-vertical-relative:text;mso-width-percent:0;mso-height-percent:0;mso-width-relative:margin;mso-height-relative:margin;v-text-anchor:top" o:gfxdata="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" fillcolor="#e8e8e8 [3214]">
+              <v:shape w14:anchorId="2C14527A" id="_x0000_s1033" type="#_x0000_t202" style="position:absolute;margin-left:415.9pt;margin-top:54.1pt;width:467.1pt;height:79.1pt;z-index:251671552;visibility:visible;mso-wrap-style:square;mso-width-percent:0;mso-height-percent:0;mso-wrap-distance-left:9pt;mso-wrap-distance-top:3.6pt;mso-wrap-distance-right:9pt;mso-wrap-distance-bottom:3.6pt;mso-position-horizontal:right;mso-position-horizontal-relative:margin;mso-position-vertical:absolute;mso-position-vertical-relative:text;mso-width-percent:0;mso-height-percent:0;mso-width-relative:margin;mso-height-relative:margin;v-text-anchor:top" o:gfxdata="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" fillcolor="#e8e8e8 [3214]">
                 <v:textbox>
                   <w:txbxContent>
                     <w:p>
@@ -1889,15 +2445,27 @@
                           <w14:ligatures w14:val="none"/>
                         </w:rPr>
                       </w:pPr>
-                      <w:r>
-                        <w:rPr>
-                          <w:rFonts w:ascii="Aptos Mono" w:eastAsia="Times New Roman" w:hAnsi="Aptos Mono" w:cs="Courier New"/>
-                          <w:kern w:val="0"/>
-                          <w:sz w:val="16"/>
-                          <w:szCs w:val="16"/>
-                          <w14:ligatures w14:val="none"/>
-                        </w:rPr>
-                        <w:t>uart:~$ kernel stacks</w:t>
+                      <w:proofErr w:type="spellStart"/>
+                      <w:r>
+                        <w:rPr>
+                          <w:rFonts w:ascii="Aptos Mono" w:eastAsia="Times New Roman" w:hAnsi="Aptos Mono" w:cs="Courier New"/>
+                          <w:kern w:val="0"/>
+                          <w:sz w:val="16"/>
+                          <w:szCs w:val="16"/>
+                          <w14:ligatures w14:val="none"/>
+                        </w:rPr>
+                        <w:t>uart</w:t>
+                      </w:r>
+                      <w:proofErr w:type="spellEnd"/>
+                      <w:r>
+                        <w:rPr>
+                          <w:rFonts w:ascii="Aptos Mono" w:eastAsia="Times New Roman" w:hAnsi="Aptos Mono" w:cs="Courier New"/>
+                          <w:kern w:val="0"/>
+                          <w:sz w:val="16"/>
+                          <w:szCs w:val="16"/>
+                          <w14:ligatures w14:val="none"/>
+                        </w:rPr>
+                        <w:t>:~$ kernel stacks</w:t>
                       </w:r>
                       <w:r>
                         <w:rPr>
@@ -1928,15 +2496,6 @@
                           <w14:ligatures w14:val="none"/>
                         </w:rPr>
                         <w:br/>
-                      </w:r>
-                      <w:r>
-                        <w:rPr>
-                          <w:rFonts w:ascii="Aptos Mono" w:eastAsia="Times New Roman" w:hAnsi="Aptos Mono" w:cs="Courier New"/>
-                          <w:kern w:val="0"/>
-                          <w:sz w:val="16"/>
-                          <w:szCs w:val="16"/>
-                          <w14:ligatures w14:val="none"/>
-                        </w:rPr>
                         <w:t>0x20000498 NA (real size 2048): unused 1176     usage 872 / 2048 (42 %)</w:t>
                       </w:r>
                       <w:r>
@@ -1948,15 +2507,6 @@
                           <w14:ligatures w14:val="none"/>
                         </w:rPr>
                         <w:br/>
-                      </w:r>
-                      <w:r>
-                        <w:rPr>
-                          <w:rFonts w:ascii="Aptos Mono" w:eastAsia="Times New Roman" w:hAnsi="Aptos Mono" w:cs="Courier New"/>
-                          <w:kern w:val="0"/>
-                          <w:sz w:val="16"/>
-                          <w:szCs w:val="16"/>
-                          <w14:ligatures w14:val="none"/>
-                        </w:rPr>
                         <w:t>0x200008e8 NA (real size 1024): unused 696      usage 328 / 1024 (32 %)</w:t>
                       </w:r>
                       <w:r>
@@ -1968,15 +2518,6 @@
                           <w14:ligatures w14:val="none"/>
                         </w:rPr>
                         <w:br/>
-                      </w:r>
-                      <w:r>
-                        <w:rPr>
-                          <w:rFonts w:ascii="Aptos Mono" w:eastAsia="Times New Roman" w:hAnsi="Aptos Mono" w:cs="Courier New"/>
-                          <w:kern w:val="0"/>
-                          <w:sz w:val="16"/>
-                          <w:szCs w:val="16"/>
-                          <w14:ligatures w14:val="none"/>
-                        </w:rPr>
                         <w:t>0x200006d0 NA (real size 256):  unused 168      usage 88 / 256 (34 %)</w:t>
                       </w:r>
                       <w:r>
@@ -1988,15 +2529,6 @@
                           <w14:ligatures w14:val="none"/>
                         </w:rPr>
                         <w:br/>
-                      </w:r>
-                      <w:r>
-                        <w:rPr>
-                          <w:rFonts w:ascii="Aptos Mono" w:eastAsia="Times New Roman" w:hAnsi="Aptos Mono" w:cs="Courier New"/>
-                          <w:kern w:val="0"/>
-                          <w:sz w:val="16"/>
-                          <w:szCs w:val="16"/>
-                          <w14:ligatures w14:val="none"/>
-                        </w:rPr>
                         <w:t>0x20000778 NA (real size 1024): unused 704      usage 320 / 1024 (31 %)</w:t>
                       </w:r>
                       <w:r>
@@ -2008,15 +2540,6 @@
                           <w14:ligatures w14:val="none"/>
                         </w:rPr>
                         <w:br/>
-                      </w:r>
-                      <w:r>
-                        <w:rPr>
-                          <w:rFonts w:ascii="Aptos Mono" w:eastAsia="Times New Roman" w:hAnsi="Aptos Mono" w:cs="Courier New"/>
-                          <w:kern w:val="0"/>
-                          <w:sz w:val="16"/>
-                          <w:szCs w:val="16"/>
-                          <w14:ligatures w14:val="none"/>
-                        </w:rPr>
                         <w:t>0x200031e0 IRQ 0     (real size 2048):  unused 1792     usage 256 / 2048 (12 %)</w:t>
                       </w:r>
                     </w:p>
@@ -2052,7 +2575,15 @@
         <w:t>ed</w:t>
       </w:r>
       <w:r>
-        <w:t xml:space="preserve"> along with the allocated and used stack in bytes as well as percent.</w:t>
+        <w:t xml:space="preserve"> along with the allocated and used stack in bytes as well as </w:t>
+      </w:r>
+      <w:proofErr w:type="gramStart"/>
+      <w:r>
+        <w:t>percent</w:t>
+      </w:r>
+      <w:proofErr w:type="gramEnd"/>
+      <w:r>
+        <w:t>.</w:t>
       </w:r>
     </w:p>
     <w:p>
@@ -2133,15 +2664,39 @@
                                 <w14:ligatures w14:val="none"/>
                               </w:rPr>
                             </w:pPr>
-                            <w:r>
-                              <w:rPr>
-                                <w:rFonts w:ascii="Aptos Mono" w:eastAsia="Times New Roman" w:hAnsi="Aptos Mono" w:cs="Courier New"/>
-                                <w:kern w:val="0"/>
-                                <w:sz w:val="16"/>
-                                <w:szCs w:val="16"/>
-                                <w14:ligatures w14:val="none"/>
-                              </w:rPr>
-                              <w:t>uart:~$ kernel uptime</w:t>
+                            <w:proofErr w:type="spellStart"/>
+                            <w:proofErr w:type="gramStart"/>
+                            <w:r>
+                              <w:rPr>
+                                <w:rFonts w:ascii="Aptos Mono" w:eastAsia="Times New Roman" w:hAnsi="Aptos Mono" w:cs="Courier New"/>
+                                <w:kern w:val="0"/>
+                                <w:sz w:val="16"/>
+                                <w:szCs w:val="16"/>
+                                <w14:ligatures w14:val="none"/>
+                              </w:rPr>
+                              <w:t>uart</w:t>
+                            </w:r>
+                            <w:proofErr w:type="spellEnd"/>
+                            <w:r>
+                              <w:rPr>
+                                <w:rFonts w:ascii="Aptos Mono" w:eastAsia="Times New Roman" w:hAnsi="Aptos Mono" w:cs="Courier New"/>
+                                <w:kern w:val="0"/>
+                                <w:sz w:val="16"/>
+                                <w:szCs w:val="16"/>
+                                <w14:ligatures w14:val="none"/>
+                              </w:rPr>
+                              <w:t>:~</w:t>
+                            </w:r>
+                            <w:proofErr w:type="gramEnd"/>
+                            <w:r>
+                              <w:rPr>
+                                <w:rFonts w:ascii="Aptos Mono" w:eastAsia="Times New Roman" w:hAnsi="Aptos Mono" w:cs="Courier New"/>
+                                <w:kern w:val="0"/>
+                                <w:sz w:val="16"/>
+                                <w:szCs w:val="16"/>
+                                <w14:ligatures w14:val="none"/>
+                              </w:rPr>
+                              <w:t>$ kernel uptime</w:t>
                             </w:r>
                             <w:r>
                               <w:rPr>
@@ -2152,8 +2707,41 @@
                                 <w14:ligatures w14:val="none"/>
                               </w:rPr>
                               <w:br/>
-                              <w:t>Uptime: 535758 ms</w:t>
-                            </w:r>
+                            </w:r>
+                            <w:proofErr w:type="spellStart"/>
+                            <w:r>
+                              <w:rPr>
+                                <w:rFonts w:ascii="Aptos Mono" w:eastAsia="Times New Roman" w:hAnsi="Aptos Mono" w:cs="Courier New"/>
+                                <w:kern w:val="0"/>
+                                <w:sz w:val="16"/>
+                                <w:szCs w:val="16"/>
+                                <w14:ligatures w14:val="none"/>
+                              </w:rPr>
+                              <w:t>Uptime</w:t>
+                            </w:r>
+                            <w:proofErr w:type="spellEnd"/>
+                            <w:r>
+                              <w:rPr>
+                                <w:rFonts w:ascii="Aptos Mono" w:eastAsia="Times New Roman" w:hAnsi="Aptos Mono" w:cs="Courier New"/>
+                                <w:kern w:val="0"/>
+                                <w:sz w:val="16"/>
+                                <w:szCs w:val="16"/>
+                                <w14:ligatures w14:val="none"/>
+                              </w:rPr>
+                              <w:t xml:space="preserve">: 535758 </w:t>
+                            </w:r>
+                            <w:proofErr w:type="spellStart"/>
+                            <w:r>
+                              <w:rPr>
+                                <w:rFonts w:ascii="Aptos Mono" w:eastAsia="Times New Roman" w:hAnsi="Aptos Mono" w:cs="Courier New"/>
+                                <w:kern w:val="0"/>
+                                <w:sz w:val="16"/>
+                                <w:szCs w:val="16"/>
+                                <w14:ligatures w14:val="none"/>
+                              </w:rPr>
+                              <w:t>ms</w:t>
+                            </w:r>
+                            <w:proofErr w:type="spellEnd"/>
                           </w:p>
                         </w:txbxContent>
                       </wps:txbx>
@@ -2174,7 +2762,7 @@
           </mc:Choice>
           <mc:Fallback>
             <w:pict>
-              <v:shape w14:anchorId="2839DA02" id="_x0000_s1033" type="#_x0000_t202" style="position:absolute;margin-left:415.9pt;margin-top:24.05pt;width:467.1pt;height:29pt;z-index:251675648;visibility:visible;mso-wrap-style:square;mso-width-percent:0;mso-height-percent:0;mso-wrap-distance-left:9pt;mso-wrap-distance-top:3.6pt;mso-wrap-distance-right:9pt;mso-wrap-distance-bottom:3.6pt;mso-position-horizontal:right;mso-position-horizontal-relative:margin;mso-position-vertical:absolute;mso-position-vertical-relative:text;mso-width-percent:0;mso-height-percent:0;mso-width-relative:margin;mso-height-relative:margin;v-text-anchor:top" o:gfxdata="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" fillcolor="#e8e8e8 [3214]">
+              <v:shape w14:anchorId="2839DA02" id="_x0000_s1034" type="#_x0000_t202" style="position:absolute;margin-left:415.9pt;margin-top:24.05pt;width:467.1pt;height:29pt;z-index:251675648;visibility:visible;mso-wrap-style:square;mso-width-percent:0;mso-height-percent:0;mso-wrap-distance-left:9pt;mso-wrap-distance-top:3.6pt;mso-wrap-distance-right:9pt;mso-wrap-distance-bottom:3.6pt;mso-position-horizontal:right;mso-position-horizontal-relative:margin;mso-position-vertical:absolute;mso-position-vertical-relative:text;mso-width-percent:0;mso-height-percent:0;mso-width-relative:margin;mso-height-relative:margin;v-text-anchor:top" o:gfxdata="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" fillcolor="#e8e8e8 [3214]">
                 <v:textbox>
                   <w:txbxContent>
                     <w:p>
@@ -2187,15 +2775,39 @@
                           <w14:ligatures w14:val="none"/>
                         </w:rPr>
                       </w:pPr>
-                      <w:r>
-                        <w:rPr>
-                          <w:rFonts w:ascii="Aptos Mono" w:eastAsia="Times New Roman" w:hAnsi="Aptos Mono" w:cs="Courier New"/>
-                          <w:kern w:val="0"/>
-                          <w:sz w:val="16"/>
-                          <w:szCs w:val="16"/>
-                          <w14:ligatures w14:val="none"/>
-                        </w:rPr>
-                        <w:t>uart:~$ kernel uptime</w:t>
+                      <w:proofErr w:type="spellStart"/>
+                      <w:proofErr w:type="gramStart"/>
+                      <w:r>
+                        <w:rPr>
+                          <w:rFonts w:ascii="Aptos Mono" w:eastAsia="Times New Roman" w:hAnsi="Aptos Mono" w:cs="Courier New"/>
+                          <w:kern w:val="0"/>
+                          <w:sz w:val="16"/>
+                          <w:szCs w:val="16"/>
+                          <w14:ligatures w14:val="none"/>
+                        </w:rPr>
+                        <w:t>uart</w:t>
+                      </w:r>
+                      <w:proofErr w:type="spellEnd"/>
+                      <w:r>
+                        <w:rPr>
+                          <w:rFonts w:ascii="Aptos Mono" w:eastAsia="Times New Roman" w:hAnsi="Aptos Mono" w:cs="Courier New"/>
+                          <w:kern w:val="0"/>
+                          <w:sz w:val="16"/>
+                          <w:szCs w:val="16"/>
+                          <w14:ligatures w14:val="none"/>
+                        </w:rPr>
+                        <w:t>:~</w:t>
+                      </w:r>
+                      <w:proofErr w:type="gramEnd"/>
+                      <w:r>
+                        <w:rPr>
+                          <w:rFonts w:ascii="Aptos Mono" w:eastAsia="Times New Roman" w:hAnsi="Aptos Mono" w:cs="Courier New"/>
+                          <w:kern w:val="0"/>
+                          <w:sz w:val="16"/>
+                          <w:szCs w:val="16"/>
+                          <w14:ligatures w14:val="none"/>
+                        </w:rPr>
+                        <w:t>$ kernel uptime</w:t>
                       </w:r>
                       <w:r>
                         <w:rPr>
@@ -2206,8 +2818,41 @@
                           <w14:ligatures w14:val="none"/>
                         </w:rPr>
                         <w:br/>
-                        <w:t>Uptime: 535758 ms</w:t>
-                      </w:r>
+                      </w:r>
+                      <w:proofErr w:type="spellStart"/>
+                      <w:r>
+                        <w:rPr>
+                          <w:rFonts w:ascii="Aptos Mono" w:eastAsia="Times New Roman" w:hAnsi="Aptos Mono" w:cs="Courier New"/>
+                          <w:kern w:val="0"/>
+                          <w:sz w:val="16"/>
+                          <w:szCs w:val="16"/>
+                          <w14:ligatures w14:val="none"/>
+                        </w:rPr>
+                        <w:t>Uptime</w:t>
+                      </w:r>
+                      <w:proofErr w:type="spellEnd"/>
+                      <w:r>
+                        <w:rPr>
+                          <w:rFonts w:ascii="Aptos Mono" w:eastAsia="Times New Roman" w:hAnsi="Aptos Mono" w:cs="Courier New"/>
+                          <w:kern w:val="0"/>
+                          <w:sz w:val="16"/>
+                          <w:szCs w:val="16"/>
+                          <w14:ligatures w14:val="none"/>
+                        </w:rPr>
+                        <w:t xml:space="preserve">: 535758 </w:t>
+                      </w:r>
+                      <w:proofErr w:type="spellStart"/>
+                      <w:r>
+                        <w:rPr>
+                          <w:rFonts w:ascii="Aptos Mono" w:eastAsia="Times New Roman" w:hAnsi="Aptos Mono" w:cs="Courier New"/>
+                          <w:kern w:val="0"/>
+                          <w:sz w:val="16"/>
+                          <w:szCs w:val="16"/>
+                          <w14:ligatures w14:val="none"/>
+                        </w:rPr>
+                        <w:t>ms</w:t>
+                      </w:r>
+                      <w:proofErr w:type="spellEnd"/>
                     </w:p>
                   </w:txbxContent>
                 </v:textbox>
@@ -2328,15 +2973,39 @@
                                 <w14:ligatures w14:val="none"/>
                               </w:rPr>
                             </w:pPr>
-                            <w:r>
-                              <w:rPr>
-                                <w:rFonts w:ascii="Aptos Mono" w:eastAsia="Times New Roman" w:hAnsi="Aptos Mono" w:cs="Courier New"/>
-                                <w:kern w:val="0"/>
-                                <w:sz w:val="16"/>
-                                <w:szCs w:val="16"/>
-                                <w14:ligatures w14:val="none"/>
-                              </w:rPr>
-                              <w:t>uart:~$ kernel threads</w:t>
+                            <w:proofErr w:type="spellStart"/>
+                            <w:proofErr w:type="gramStart"/>
+                            <w:r>
+                              <w:rPr>
+                                <w:rFonts w:ascii="Aptos Mono" w:eastAsia="Times New Roman" w:hAnsi="Aptos Mono" w:cs="Courier New"/>
+                                <w:kern w:val="0"/>
+                                <w:sz w:val="16"/>
+                                <w:szCs w:val="16"/>
+                                <w14:ligatures w14:val="none"/>
+                              </w:rPr>
+                              <w:t>uart</w:t>
+                            </w:r>
+                            <w:proofErr w:type="spellEnd"/>
+                            <w:r>
+                              <w:rPr>
+                                <w:rFonts w:ascii="Aptos Mono" w:eastAsia="Times New Roman" w:hAnsi="Aptos Mono" w:cs="Courier New"/>
+                                <w:kern w:val="0"/>
+                                <w:sz w:val="16"/>
+                                <w:szCs w:val="16"/>
+                                <w14:ligatures w14:val="none"/>
+                              </w:rPr>
+                              <w:t>:~</w:t>
+                            </w:r>
+                            <w:proofErr w:type="gramEnd"/>
+                            <w:r>
+                              <w:rPr>
+                                <w:rFonts w:ascii="Aptos Mono" w:eastAsia="Times New Roman" w:hAnsi="Aptos Mono" w:cs="Courier New"/>
+                                <w:kern w:val="0"/>
+                                <w:sz w:val="16"/>
+                                <w:szCs w:val="16"/>
+                                <w14:ligatures w14:val="none"/>
+                              </w:rPr>
+                              <w:t>$ kernel threads</w:t>
                             </w:r>
                             <w:r>
                               <w:rPr>
@@ -2498,7 +3167,29 @@
                                 <w:szCs w:val="16"/>
                                 <w14:ligatures w14:val="none"/>
                               </w:rPr>
-                              <w:t xml:space="preserve">        options: 0x0, priority: 14 timeout: 0</w:t>
+                              <w:t xml:space="preserve">        options: 0x0, priority: 14 </w:t>
+                            </w:r>
+                            <w:proofErr w:type="gramStart"/>
+                            <w:r>
+                              <w:rPr>
+                                <w:rFonts w:ascii="Aptos Mono" w:eastAsia="Times New Roman" w:hAnsi="Aptos Mono" w:cs="Courier New"/>
+                                <w:kern w:val="0"/>
+                                <w:sz w:val="16"/>
+                                <w:szCs w:val="16"/>
+                                <w14:ligatures w14:val="none"/>
+                              </w:rPr>
+                              <w:t>timeout</w:t>
+                            </w:r>
+                            <w:proofErr w:type="gramEnd"/>
+                            <w:r>
+                              <w:rPr>
+                                <w:rFonts w:ascii="Aptos Mono" w:eastAsia="Times New Roman" w:hAnsi="Aptos Mono" w:cs="Courier New"/>
+                                <w:kern w:val="0"/>
+                                <w:sz w:val="16"/>
+                                <w:szCs w:val="16"/>
+                                <w14:ligatures w14:val="none"/>
+                              </w:rPr>
+                              <w:t>: 0</w:t>
                             </w:r>
                             <w:r>
                               <w:rPr>
@@ -2662,7 +3353,29 @@
                                 <w:szCs w:val="16"/>
                                 <w14:ligatures w14:val="none"/>
                               </w:rPr>
-                              <w:t xml:space="preserve">        options: 0x1, priority: 15 timeout: 0</w:t>
+                              <w:t xml:space="preserve">        options: 0x1, priority: 15 </w:t>
+                            </w:r>
+                            <w:proofErr w:type="gramStart"/>
+                            <w:r>
+                              <w:rPr>
+                                <w:rFonts w:ascii="Aptos Mono" w:eastAsia="Times New Roman" w:hAnsi="Aptos Mono" w:cs="Courier New"/>
+                                <w:kern w:val="0"/>
+                                <w:sz w:val="16"/>
+                                <w:szCs w:val="16"/>
+                                <w14:ligatures w14:val="none"/>
+                              </w:rPr>
+                              <w:t>timeout</w:t>
+                            </w:r>
+                            <w:proofErr w:type="gramEnd"/>
+                            <w:r>
+                              <w:rPr>
+                                <w:rFonts w:ascii="Aptos Mono" w:eastAsia="Times New Roman" w:hAnsi="Aptos Mono" w:cs="Courier New"/>
+                                <w:kern w:val="0"/>
+                                <w:sz w:val="16"/>
+                                <w:szCs w:val="16"/>
+                                <w14:ligatures w14:val="none"/>
+                              </w:rPr>
+                              <w:t>: 0</w:t>
                             </w:r>
                             <w:r>
                               <w:rPr>
@@ -2682,7 +3395,29 @@
                                 <w:szCs w:val="16"/>
                                 <w14:ligatures w14:val="none"/>
                               </w:rPr>
-                              <w:t xml:space="preserve">        state: , entry: 0x800aeef</w:t>
+                              <w:t xml:space="preserve">        state</w:t>
+                            </w:r>
+                            <w:proofErr w:type="gramStart"/>
+                            <w:r>
+                              <w:rPr>
+                                <w:rFonts w:ascii="Aptos Mono" w:eastAsia="Times New Roman" w:hAnsi="Aptos Mono" w:cs="Courier New"/>
+                                <w:kern w:val="0"/>
+                                <w:sz w:val="16"/>
+                                <w:szCs w:val="16"/>
+                                <w14:ligatures w14:val="none"/>
+                              </w:rPr>
+                              <w:t>: ,</w:t>
+                            </w:r>
+                            <w:proofErr w:type="gramEnd"/>
+                            <w:r>
+                              <w:rPr>
+                                <w:rFonts w:ascii="Aptos Mono" w:eastAsia="Times New Roman" w:hAnsi="Aptos Mono" w:cs="Courier New"/>
+                                <w:kern w:val="0"/>
+                                <w:sz w:val="16"/>
+                                <w:szCs w:val="16"/>
+                                <w14:ligatures w14:val="none"/>
+                              </w:rPr>
+                              <w:t xml:space="preserve"> entry: 0x800aeef</w:t>
                             </w:r>
                             <w:r>
                               <w:rPr>
@@ -2806,7 +3541,7 @@
           </mc:Choice>
           <mc:Fallback>
             <w:pict>
-              <v:shape w14:anchorId="536D3861" id="_x0000_s1034" type="#_x0000_t202" style="position:absolute;margin-left:415.9pt;margin-top:27.8pt;width:467.1pt;height:110.6pt;z-index:251677696;visibility:visible;mso-wrap-style:square;mso-width-percent:0;mso-height-percent:200;mso-wrap-distance-left:9pt;mso-wrap-distance-top:3.6pt;mso-wrap-distance-right:9pt;mso-wrap-distance-bottom:3.6pt;mso-position-horizontal:right;mso-position-horizontal-relative:margin;mso-position-vertical:absolute;mso-position-vertical-relative:text;mso-width-percent:0;mso-height-percent:200;mso-width-relative:margin;mso-height-relative:margin;v-text-anchor:top" o:gfxdata="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" fillcolor="#e8e8e8 [3214]">
+              <v:shape w14:anchorId="536D3861" id="_x0000_s1035" type="#_x0000_t202" style="position:absolute;margin-left:415.9pt;margin-top:27.8pt;width:467.1pt;height:110.6pt;z-index:251677696;visibility:visible;mso-wrap-style:square;mso-width-percent:0;mso-height-percent:200;mso-wrap-distance-left:9pt;mso-wrap-distance-top:3.6pt;mso-wrap-distance-right:9pt;mso-wrap-distance-bottom:3.6pt;mso-position-horizontal:right;mso-position-horizontal-relative:margin;mso-position-vertical:absolute;mso-position-vertical-relative:text;mso-width-percent:0;mso-height-percent:200;mso-width-relative:margin;mso-height-relative:margin;v-text-anchor:top" o:gfxdata="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" fillcolor="#e8e8e8 [3214]">
                 <v:textbox style="mso-fit-shape-to-text:t">
                   <w:txbxContent>
                     <w:p>
@@ -2820,15 +3555,39 @@
                           <w14:ligatures w14:val="none"/>
                         </w:rPr>
                       </w:pPr>
-                      <w:r>
-                        <w:rPr>
-                          <w:rFonts w:ascii="Aptos Mono" w:eastAsia="Times New Roman" w:hAnsi="Aptos Mono" w:cs="Courier New"/>
-                          <w:kern w:val="0"/>
-                          <w:sz w:val="16"/>
-                          <w:szCs w:val="16"/>
-                          <w14:ligatures w14:val="none"/>
-                        </w:rPr>
-                        <w:t>uart:~$ kernel threads</w:t>
+                      <w:proofErr w:type="spellStart"/>
+                      <w:proofErr w:type="gramStart"/>
+                      <w:r>
+                        <w:rPr>
+                          <w:rFonts w:ascii="Aptos Mono" w:eastAsia="Times New Roman" w:hAnsi="Aptos Mono" w:cs="Courier New"/>
+                          <w:kern w:val="0"/>
+                          <w:sz w:val="16"/>
+                          <w:szCs w:val="16"/>
+                          <w14:ligatures w14:val="none"/>
+                        </w:rPr>
+                        <w:t>uart</w:t>
+                      </w:r>
+                      <w:proofErr w:type="spellEnd"/>
+                      <w:r>
+                        <w:rPr>
+                          <w:rFonts w:ascii="Aptos Mono" w:eastAsia="Times New Roman" w:hAnsi="Aptos Mono" w:cs="Courier New"/>
+                          <w:kern w:val="0"/>
+                          <w:sz w:val="16"/>
+                          <w:szCs w:val="16"/>
+                          <w14:ligatures w14:val="none"/>
+                        </w:rPr>
+                        <w:t>:~</w:t>
+                      </w:r>
+                      <w:proofErr w:type="gramEnd"/>
+                      <w:r>
+                        <w:rPr>
+                          <w:rFonts w:ascii="Aptos Mono" w:eastAsia="Times New Roman" w:hAnsi="Aptos Mono" w:cs="Courier New"/>
+                          <w:kern w:val="0"/>
+                          <w:sz w:val="16"/>
+                          <w:szCs w:val="16"/>
+                          <w14:ligatures w14:val="none"/>
+                        </w:rPr>
+                        <w:t>$ kernel threads</w:t>
                       </w:r>
                       <w:r>
                         <w:rPr>
@@ -2990,7 +3749,29 @@
                           <w:szCs w:val="16"/>
                           <w14:ligatures w14:val="none"/>
                         </w:rPr>
-                        <w:t xml:space="preserve">        options: 0x0, priority: 14 timeout: 0</w:t>
+                        <w:t xml:space="preserve">        options: 0x0, priority: 14 </w:t>
+                      </w:r>
+                      <w:proofErr w:type="gramStart"/>
+                      <w:r>
+                        <w:rPr>
+                          <w:rFonts w:ascii="Aptos Mono" w:eastAsia="Times New Roman" w:hAnsi="Aptos Mono" w:cs="Courier New"/>
+                          <w:kern w:val="0"/>
+                          <w:sz w:val="16"/>
+                          <w:szCs w:val="16"/>
+                          <w14:ligatures w14:val="none"/>
+                        </w:rPr>
+                        <w:t>timeout</w:t>
+                      </w:r>
+                      <w:proofErr w:type="gramEnd"/>
+                      <w:r>
+                        <w:rPr>
+                          <w:rFonts w:ascii="Aptos Mono" w:eastAsia="Times New Roman" w:hAnsi="Aptos Mono" w:cs="Courier New"/>
+                          <w:kern w:val="0"/>
+                          <w:sz w:val="16"/>
+                          <w:szCs w:val="16"/>
+                          <w14:ligatures w14:val="none"/>
+                        </w:rPr>
+                        <w:t>: 0</w:t>
                       </w:r>
                       <w:r>
                         <w:rPr>
@@ -3154,7 +3935,29 @@
                           <w:szCs w:val="16"/>
                           <w14:ligatures w14:val="none"/>
                         </w:rPr>
-                        <w:t xml:space="preserve">        options: 0x1, priority: 15 timeout: 0</w:t>
+                        <w:t xml:space="preserve">        options: 0x1, priority: 15 </w:t>
+                      </w:r>
+                      <w:proofErr w:type="gramStart"/>
+                      <w:r>
+                        <w:rPr>
+                          <w:rFonts w:ascii="Aptos Mono" w:eastAsia="Times New Roman" w:hAnsi="Aptos Mono" w:cs="Courier New"/>
+                          <w:kern w:val="0"/>
+                          <w:sz w:val="16"/>
+                          <w:szCs w:val="16"/>
+                          <w14:ligatures w14:val="none"/>
+                        </w:rPr>
+                        <w:t>timeout</w:t>
+                      </w:r>
+                      <w:proofErr w:type="gramEnd"/>
+                      <w:r>
+                        <w:rPr>
+                          <w:rFonts w:ascii="Aptos Mono" w:eastAsia="Times New Roman" w:hAnsi="Aptos Mono" w:cs="Courier New"/>
+                          <w:kern w:val="0"/>
+                          <w:sz w:val="16"/>
+                          <w:szCs w:val="16"/>
+                          <w14:ligatures w14:val="none"/>
+                        </w:rPr>
+                        <w:t>: 0</w:t>
                       </w:r>
                       <w:r>
                         <w:rPr>
@@ -3174,7 +3977,29 @@
                           <w:szCs w:val="16"/>
                           <w14:ligatures w14:val="none"/>
                         </w:rPr>
-                        <w:t xml:space="preserve">        state: , entry: 0x800aeef</w:t>
+                        <w:t xml:space="preserve">        state</w:t>
+                      </w:r>
+                      <w:proofErr w:type="gramStart"/>
+                      <w:r>
+                        <w:rPr>
+                          <w:rFonts w:ascii="Aptos Mono" w:eastAsia="Times New Roman" w:hAnsi="Aptos Mono" w:cs="Courier New"/>
+                          <w:kern w:val="0"/>
+                          <w:sz w:val="16"/>
+                          <w:szCs w:val="16"/>
+                          <w14:ligatures w14:val="none"/>
+                        </w:rPr>
+                        <w:t>: ,</w:t>
+                      </w:r>
+                      <w:proofErr w:type="gramEnd"/>
+                      <w:r>
+                        <w:rPr>
+                          <w:rFonts w:ascii="Aptos Mono" w:eastAsia="Times New Roman" w:hAnsi="Aptos Mono" w:cs="Courier New"/>
+                          <w:kern w:val="0"/>
+                          <w:sz w:val="16"/>
+                          <w:szCs w:val="16"/>
+                          <w14:ligatures w14:val="none"/>
+                        </w:rPr>
+                        <w:t xml:space="preserve"> entry: 0x800aeef</w:t>
                       </w:r>
                       <w:r>
                         <w:rPr>
@@ -3304,25 +4129,22 @@
     </w:p>
     <w:p>
       <w:r>
-        <w:t>An overview of sensor values can be shown using the sensors command.</w:t>
-      </w:r>
-      <w:r>
         <w:rPr>
           <w:noProof/>
         </w:rPr>
         <mc:AlternateContent>
           <mc:Choice Requires="wps">
             <w:drawing>
-              <wp:anchor distT="45720" distB="45720" distL="114300" distR="114300" simplePos="0" relativeHeight="251730944" behindDoc="0" locked="0" layoutInCell="1" allowOverlap="1" wp14:anchorId="1E6137FF" wp14:editId="12AE04A9">
+              <wp:anchor distT="45720" distB="45720" distL="114300" distR="114300" simplePos="0" relativeHeight="251730944" behindDoc="0" locked="0" layoutInCell="1" allowOverlap="1" wp14:anchorId="1E6137FF" wp14:editId="639983A2">
                 <wp:simplePos x="0" y="0"/>
                 <wp:positionH relativeFrom="margin">
-                  <wp:posOffset>0</wp:posOffset>
+                  <wp:align>right</wp:align>
                 </wp:positionH>
                 <wp:positionV relativeFrom="paragraph">
-                  <wp:posOffset>352425</wp:posOffset>
+                  <wp:posOffset>503151</wp:posOffset>
                 </wp:positionV>
                 <wp:extent cx="5932170" cy="1404620"/>
-                <wp:effectExtent l="0" t="0" r="11430" b="17145"/>
+                <wp:effectExtent l="0" t="0" r="11430" b="11430"/>
                 <wp:wrapTopAndBottom/>
                 <wp:docPr id="1919828494" name="Text Box 2"/>
                 <wp:cNvGraphicFramePr>
@@ -3367,15 +4189,39 @@
                                 <w14:ligatures w14:val="none"/>
                               </w:rPr>
                             </w:pPr>
-                            <w:r>
-                              <w:rPr>
-                                <w:rFonts w:ascii="Aptos Mono" w:eastAsia="Times New Roman" w:hAnsi="Aptos Mono" w:cs="Courier New"/>
-                                <w:kern w:val="0"/>
-                                <w:sz w:val="16"/>
-                                <w:szCs w:val="16"/>
-                                <w14:ligatures w14:val="none"/>
-                              </w:rPr>
-                              <w:t xml:space="preserve">uart:~$ </w:t>
+                            <w:proofErr w:type="spellStart"/>
+                            <w:proofErr w:type="gramStart"/>
+                            <w:r>
+                              <w:rPr>
+                                <w:rFonts w:ascii="Aptos Mono" w:eastAsia="Times New Roman" w:hAnsi="Aptos Mono" w:cs="Courier New"/>
+                                <w:kern w:val="0"/>
+                                <w:sz w:val="16"/>
+                                <w:szCs w:val="16"/>
+                                <w14:ligatures w14:val="none"/>
+                              </w:rPr>
+                              <w:t>uart</w:t>
+                            </w:r>
+                            <w:proofErr w:type="spellEnd"/>
+                            <w:r>
+                              <w:rPr>
+                                <w:rFonts w:ascii="Aptos Mono" w:eastAsia="Times New Roman" w:hAnsi="Aptos Mono" w:cs="Courier New"/>
+                                <w:kern w:val="0"/>
+                                <w:sz w:val="16"/>
+                                <w:szCs w:val="16"/>
+                                <w14:ligatures w14:val="none"/>
+                              </w:rPr>
+                              <w:t>:~</w:t>
+                            </w:r>
+                            <w:proofErr w:type="gramEnd"/>
+                            <w:r>
+                              <w:rPr>
+                                <w:rFonts w:ascii="Aptos Mono" w:eastAsia="Times New Roman" w:hAnsi="Aptos Mono" w:cs="Courier New"/>
+                                <w:kern w:val="0"/>
+                                <w:sz w:val="16"/>
+                                <w:szCs w:val="16"/>
+                                <w14:ligatures w14:val="none"/>
+                              </w:rPr>
+                              <w:t xml:space="preserve">$ </w:t>
                             </w:r>
                             <w:r>
                               <w:rPr>
@@ -3405,7 +4251,7 @@
                                 <w:szCs w:val="16"/>
                                 <w14:ligatures w14:val="none"/>
                               </w:rPr>
-                              <w:t>VLOAD_VSENSE=0.0 V</w:t>
+                              <w:t>VLOAD_VSENSE=13.367 V</w:t>
                             </w:r>
                             <w:r>
                               <w:rPr>
@@ -3425,7 +4271,7 @@
                                 <w:szCs w:val="16"/>
                                 <w14:ligatures w14:val="none"/>
                               </w:rPr>
-                              <w:t>TEMP=25.163 °C</w:t>
+                              <w:t>TEMP=28.737 °C</w:t>
                             </w:r>
                             <w:r>
                               <w:rPr>
@@ -3445,6 +4291,60 @@
                                 <w:szCs w:val="16"/>
                                 <w14:ligatures w14:val="none"/>
                               </w:rPr>
+                              <w:t>ENCODER=2 counts</w:t>
+                            </w:r>
+                          </w:p>
+                          <w:p>
+                            <w:pPr>
+                              <w:spacing w:line="240" w:lineRule="auto"/>
+                              <w:rPr>
+                                <w:rFonts w:ascii="Aptos Mono" w:eastAsia="Times New Roman" w:hAnsi="Aptos Mono" w:cs="Courier New"/>
+                                <w:kern w:val="0"/>
+                                <w:sz w:val="16"/>
+                                <w:szCs w:val="16"/>
+                                <w14:ligatures w14:val="none"/>
+                              </w:rPr>
+                            </w:pPr>
+                            <w:r>
+                              <w:rPr>
+                                <w:rFonts w:ascii="Aptos Mono" w:eastAsia="Times New Roman" w:hAnsi="Aptos Mono" w:cs="Courier New"/>
+                                <w:kern w:val="0"/>
+                                <w:sz w:val="16"/>
+                                <w:szCs w:val="16"/>
+                                <w14:ligatures w14:val="none"/>
+                              </w:rPr>
+                              <w:t>CSENSE_OUT_A=0.0 A</w:t>
+                            </w:r>
+                            <w:proofErr w:type="gramStart"/>
+                            <w:r>
+                              <w:rPr>
+                                <w:rFonts w:ascii="Aptos Mono" w:eastAsia="Times New Roman" w:hAnsi="Aptos Mono" w:cs="Courier New"/>
+                                <w:kern w:val="0"/>
+                                <w:sz w:val="16"/>
+                                <w:szCs w:val="16"/>
+                                <w14:ligatures w14:val="none"/>
+                              </w:rPr>
+                              <w:t xml:space="preserve">   (</w:t>
+                            </w:r>
+                            <w:proofErr w:type="gramEnd"/>
+                            <w:r>
+                              <w:rPr>
+                                <w:rFonts w:ascii="Aptos Mono" w:eastAsia="Times New Roman" w:hAnsi="Aptos Mono" w:cs="Courier New"/>
+                                <w:kern w:val="0"/>
+                                <w:sz w:val="16"/>
+                                <w:szCs w:val="16"/>
+                                <w14:ligatures w14:val="none"/>
+                              </w:rPr>
+                              <w:t>0.491 V)</w:t>
+                            </w:r>
+                            <w:r>
+                              <w:rPr>
+                                <w:rFonts w:ascii="Aptos Mono" w:eastAsia="Times New Roman" w:hAnsi="Aptos Mono" w:cs="Courier New"/>
+                                <w:kern w:val="0"/>
+                                <w:sz w:val="16"/>
+                                <w:szCs w:val="16"/>
+                                <w14:ligatures w14:val="none"/>
+                              </w:rPr>
                               <w:br/>
                             </w:r>
                             <w:r>
@@ -3455,7 +4355,7 @@
                                 <w:szCs w:val="16"/>
                                 <w14:ligatures w14:val="none"/>
                               </w:rPr>
-                              <w:t>CSENSE_OUT_A=0.0 A   (0.494 V)</w:t>
+                              <w:t>FAULT_OUT_A=0 (raw=1)</w:t>
                             </w:r>
                             <w:r>
                               <w:rPr>
@@ -3475,7 +4375,7 @@
                                 <w:szCs w:val="16"/>
                                 <w14:ligatures w14:val="none"/>
                               </w:rPr>
-                              <w:t>FAULT_OUT_A=0 (raw=1)</w:t>
+                              <w:t>VSENSE_OUT_A=0 (raw=1)</w:t>
                             </w:r>
                             <w:r>
                               <w:rPr>
@@ -3495,7 +4395,7 @@
                                 <w:szCs w:val="16"/>
                                 <w14:ligatures w14:val="none"/>
                               </w:rPr>
-                              <w:t>VSENSE_OUT_A=0 (raw=1)</w:t>
+                              <w:t>ANALOG_IN_A=2.347 V</w:t>
                             </w:r>
                             <w:r>
                               <w:rPr>
@@ -3515,7 +4415,51 @@
                                 <w:szCs w:val="16"/>
                                 <w14:ligatures w14:val="none"/>
                               </w:rPr>
-                              <w:t>ANALOG_IN_A=0.0 V</w:t>
+                              <w:t>COMP2_OUT_A=0</w:t>
+                            </w:r>
+                          </w:p>
+                          <w:p>
+                            <w:pPr>
+                              <w:spacing w:line="240" w:lineRule="auto"/>
+                              <w:rPr>
+                                <w:rFonts w:ascii="Aptos Mono" w:eastAsia="Times New Roman" w:hAnsi="Aptos Mono" w:cs="Courier New"/>
+                                <w:kern w:val="0"/>
+                                <w:sz w:val="16"/>
+                                <w:szCs w:val="16"/>
+                                <w14:ligatures w14:val="none"/>
+                              </w:rPr>
+                            </w:pPr>
+                            <w:r>
+                              <w:rPr>
+                                <w:rFonts w:ascii="Aptos Mono" w:eastAsia="Times New Roman" w:hAnsi="Aptos Mono" w:cs="Courier New"/>
+                                <w:kern w:val="0"/>
+                                <w:sz w:val="16"/>
+                                <w:szCs w:val="16"/>
+                                <w14:ligatures w14:val="none"/>
+                              </w:rPr>
+                              <w:t>CSENSE_OUT_B=0.0 A</w:t>
+                            </w:r>
+                            <w:proofErr w:type="gramStart"/>
+                            <w:r>
+                              <w:rPr>
+                                <w:rFonts w:ascii="Aptos Mono" w:eastAsia="Times New Roman" w:hAnsi="Aptos Mono" w:cs="Courier New"/>
+                                <w:kern w:val="0"/>
+                                <w:sz w:val="16"/>
+                                <w:szCs w:val="16"/>
+                                <w14:ligatures w14:val="none"/>
+                              </w:rPr>
+                              <w:t xml:space="preserve">   (</w:t>
+                            </w:r>
+                            <w:proofErr w:type="gramEnd"/>
+                            <w:r>
+                              <w:rPr>
+                                <w:rFonts w:ascii="Aptos Mono" w:eastAsia="Times New Roman" w:hAnsi="Aptos Mono" w:cs="Courier New"/>
+                                <w:kern w:val="0"/>
+                                <w:sz w:val="16"/>
+                                <w:szCs w:val="16"/>
+                                <w14:ligatures w14:val="none"/>
+                              </w:rPr>
+                              <w:t>0.500 V)</w:t>
                             </w:r>
                             <w:r>
                               <w:rPr>
@@ -3535,6 +4479,16 @@
                                 <w:szCs w:val="16"/>
                                 <w14:ligatures w14:val="none"/>
                               </w:rPr>
+                              <w:t>FAULT_OUT_B=0 (raw=1)</w:t>
+                            </w:r>
+                            <w:r>
+                              <w:rPr>
+                                <w:rFonts w:ascii="Aptos Mono" w:eastAsia="Times New Roman" w:hAnsi="Aptos Mono" w:cs="Courier New"/>
+                                <w:kern w:val="0"/>
+                                <w:sz w:val="16"/>
+                                <w:szCs w:val="16"/>
+                                <w14:ligatures w14:val="none"/>
+                              </w:rPr>
                               <w:br/>
                             </w:r>
                             <w:r>
@@ -3545,7 +4499,7 @@
                                 <w:szCs w:val="16"/>
                                 <w14:ligatures w14:val="none"/>
                               </w:rPr>
-                              <w:t>CSENSE_OUT_B=0.0 A   (0.497 V)</w:t>
+                              <w:t>VSENSE_OUT_B=0 (raw=1)</w:t>
                             </w:r>
                             <w:r>
                               <w:rPr>
@@ -3565,7 +4519,7 @@
                                 <w:szCs w:val="16"/>
                                 <w14:ligatures w14:val="none"/>
                               </w:rPr>
-                              <w:t>FAULT_OUT_B=0 (raw=1)</w:t>
+                              <w:t>ANALOG_IN_B=2.347 V</w:t>
                             </w:r>
                             <w:r>
                               <w:rPr>
@@ -3585,27 +4539,7 @@
                                 <w:szCs w:val="16"/>
                                 <w14:ligatures w14:val="none"/>
                               </w:rPr>
-                              <w:t>VSENSE_OUT_B=0 (raw=1)</w:t>
-                            </w:r>
-                            <w:r>
-                              <w:rPr>
-                                <w:rFonts w:ascii="Aptos Mono" w:eastAsia="Times New Roman" w:hAnsi="Aptos Mono" w:cs="Courier New"/>
-                                <w:kern w:val="0"/>
-                                <w:sz w:val="16"/>
-                                <w:szCs w:val="16"/>
-                                <w14:ligatures w14:val="none"/>
-                              </w:rPr>
-                              <w:br/>
-                            </w:r>
-                            <w:r>
-                              <w:rPr>
-                                <w:rFonts w:ascii="Aptos Mono" w:eastAsia="Times New Roman" w:hAnsi="Aptos Mono" w:cs="Courier New"/>
-                                <w:kern w:val="0"/>
-                                <w:sz w:val="16"/>
-                                <w:szCs w:val="16"/>
-                                <w14:ligatures w14:val="none"/>
-                              </w:rPr>
-                              <w:t>ANALOG_IN_B=0.0 V</w:t>
+                              <w:t>COMP1_OUT_B=0</w:t>
                             </w:r>
                           </w:p>
                         </w:txbxContent>
@@ -3627,7 +4561,7 @@
           </mc:Choice>
           <mc:Fallback>
             <w:pict>
-              <v:shape w14:anchorId="1E6137FF" id="_x0000_s1035" type="#_x0000_t202" style="position:absolute;margin-left:0;margin-top:27.75pt;width:467.1pt;height:110.6pt;z-index:251730944;visibility:visible;mso-wrap-style:square;mso-width-percent:0;mso-height-percent:200;mso-wrap-distance-left:9pt;mso-wrap-distance-top:3.6pt;mso-wrap-distance-right:9pt;mso-wrap-distance-bottom:3.6pt;mso-position-horizontal:absolute;mso-position-horizontal-relative:margin;mso-position-vertical:absolute;mso-position-vertical-relative:text;mso-width-percent:0;mso-height-percent:200;mso-width-relative:margin;mso-height-relative:margin;v-text-anchor:top" o:gfxdata="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" fillcolor="#e8e8e8 [3214]">
+              <v:shape w14:anchorId="1E6137FF" id="_x0000_s1036" type="#_x0000_t202" style="position:absolute;margin-left:415.9pt;margin-top:39.6pt;width:467.1pt;height:110.6pt;z-index:251730944;visibility:visible;mso-wrap-style:square;mso-width-percent:0;mso-height-percent:200;mso-wrap-distance-left:9pt;mso-wrap-distance-top:3.6pt;mso-wrap-distance-right:9pt;mso-wrap-distance-bottom:3.6pt;mso-position-horizontal:right;mso-position-horizontal-relative:margin;mso-position-vertical:absolute;mso-position-vertical-relative:text;mso-width-percent:0;mso-height-percent:200;mso-width-relative:margin;mso-height-relative:margin;v-text-anchor:top" o:gfxdata="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" fillcolor="#e8e8e8 [3214]">
                 <v:textbox style="mso-fit-shape-to-text:t">
                   <w:txbxContent>
                     <w:p>
@@ -3641,15 +4575,39 @@
                           <w14:ligatures w14:val="none"/>
                         </w:rPr>
                       </w:pPr>
-                      <w:r>
-                        <w:rPr>
-                          <w:rFonts w:ascii="Aptos Mono" w:eastAsia="Times New Roman" w:hAnsi="Aptos Mono" w:cs="Courier New"/>
-                          <w:kern w:val="0"/>
-                          <w:sz w:val="16"/>
-                          <w:szCs w:val="16"/>
-                          <w14:ligatures w14:val="none"/>
-                        </w:rPr>
-                        <w:t xml:space="preserve">uart:~$ </w:t>
+                      <w:proofErr w:type="spellStart"/>
+                      <w:proofErr w:type="gramStart"/>
+                      <w:r>
+                        <w:rPr>
+                          <w:rFonts w:ascii="Aptos Mono" w:eastAsia="Times New Roman" w:hAnsi="Aptos Mono" w:cs="Courier New"/>
+                          <w:kern w:val="0"/>
+                          <w:sz w:val="16"/>
+                          <w:szCs w:val="16"/>
+                          <w14:ligatures w14:val="none"/>
+                        </w:rPr>
+                        <w:t>uart</w:t>
+                      </w:r>
+                      <w:proofErr w:type="spellEnd"/>
+                      <w:r>
+                        <w:rPr>
+                          <w:rFonts w:ascii="Aptos Mono" w:eastAsia="Times New Roman" w:hAnsi="Aptos Mono" w:cs="Courier New"/>
+                          <w:kern w:val="0"/>
+                          <w:sz w:val="16"/>
+                          <w:szCs w:val="16"/>
+                          <w14:ligatures w14:val="none"/>
+                        </w:rPr>
+                        <w:t>:~</w:t>
+                      </w:r>
+                      <w:proofErr w:type="gramEnd"/>
+                      <w:r>
+                        <w:rPr>
+                          <w:rFonts w:ascii="Aptos Mono" w:eastAsia="Times New Roman" w:hAnsi="Aptos Mono" w:cs="Courier New"/>
+                          <w:kern w:val="0"/>
+                          <w:sz w:val="16"/>
+                          <w:szCs w:val="16"/>
+                          <w14:ligatures w14:val="none"/>
+                        </w:rPr>
+                        <w:t xml:space="preserve">$ </w:t>
                       </w:r>
                       <w:r>
                         <w:rPr>
@@ -3679,7 +4637,7 @@
                           <w:szCs w:val="16"/>
                           <w14:ligatures w14:val="none"/>
                         </w:rPr>
-                        <w:t>VLOAD_VSENSE=0.0 V</w:t>
+                        <w:t>VLOAD_VSENSE=13.367 V</w:t>
                       </w:r>
                       <w:r>
                         <w:rPr>
@@ -3699,7 +4657,7 @@
                           <w:szCs w:val="16"/>
                           <w14:ligatures w14:val="none"/>
                         </w:rPr>
-                        <w:t>TEMP=25.163 °C</w:t>
+                        <w:t>TEMP=28.737 °C</w:t>
                       </w:r>
                       <w:r>
                         <w:rPr>
@@ -3719,6 +4677,60 @@
                           <w:szCs w:val="16"/>
                           <w14:ligatures w14:val="none"/>
                         </w:rPr>
+                        <w:t>ENCODER=2 counts</w:t>
+                      </w:r>
+                    </w:p>
+                    <w:p>
+                      <w:pPr>
+                        <w:spacing w:line="240" w:lineRule="auto"/>
+                        <w:rPr>
+                          <w:rFonts w:ascii="Aptos Mono" w:eastAsia="Times New Roman" w:hAnsi="Aptos Mono" w:cs="Courier New"/>
+                          <w:kern w:val="0"/>
+                          <w:sz w:val="16"/>
+                          <w:szCs w:val="16"/>
+                          <w14:ligatures w14:val="none"/>
+                        </w:rPr>
+                      </w:pPr>
+                      <w:r>
+                        <w:rPr>
+                          <w:rFonts w:ascii="Aptos Mono" w:eastAsia="Times New Roman" w:hAnsi="Aptos Mono" w:cs="Courier New"/>
+                          <w:kern w:val="0"/>
+                          <w:sz w:val="16"/>
+                          <w:szCs w:val="16"/>
+                          <w14:ligatures w14:val="none"/>
+                        </w:rPr>
+                        <w:t>CSENSE_OUT_A=0.0 A</w:t>
+                      </w:r>
+                      <w:proofErr w:type="gramStart"/>
+                      <w:r>
+                        <w:rPr>
+                          <w:rFonts w:ascii="Aptos Mono" w:eastAsia="Times New Roman" w:hAnsi="Aptos Mono" w:cs="Courier New"/>
+                          <w:kern w:val="0"/>
+                          <w:sz w:val="16"/>
+                          <w:szCs w:val="16"/>
+                          <w14:ligatures w14:val="none"/>
+                        </w:rPr>
+                        <w:t xml:space="preserve">   (</w:t>
+                      </w:r>
+                      <w:proofErr w:type="gramEnd"/>
+                      <w:r>
+                        <w:rPr>
+                          <w:rFonts w:ascii="Aptos Mono" w:eastAsia="Times New Roman" w:hAnsi="Aptos Mono" w:cs="Courier New"/>
+                          <w:kern w:val="0"/>
+                          <w:sz w:val="16"/>
+                          <w:szCs w:val="16"/>
+                          <w14:ligatures w14:val="none"/>
+                        </w:rPr>
+                        <w:t>0.491 V)</w:t>
+                      </w:r>
+                      <w:r>
+                        <w:rPr>
+                          <w:rFonts w:ascii="Aptos Mono" w:eastAsia="Times New Roman" w:hAnsi="Aptos Mono" w:cs="Courier New"/>
+                          <w:kern w:val="0"/>
+                          <w:sz w:val="16"/>
+                          <w:szCs w:val="16"/>
+                          <w14:ligatures w14:val="none"/>
+                        </w:rPr>
                         <w:br/>
                       </w:r>
                       <w:r>
@@ -3729,7 +4741,7 @@
                           <w:szCs w:val="16"/>
                           <w14:ligatures w14:val="none"/>
                         </w:rPr>
-                        <w:t>CSENSE_OUT_A=0.0 A   (0.494 V)</w:t>
+                        <w:t>FAULT_OUT_A=0 (raw=1)</w:t>
                       </w:r>
                       <w:r>
                         <w:rPr>
@@ -3749,7 +4761,7 @@
                           <w:szCs w:val="16"/>
                           <w14:ligatures w14:val="none"/>
                         </w:rPr>
-                        <w:t>FAULT_OUT_A=0 (raw=1)</w:t>
+                        <w:t>VSENSE_OUT_A=0 (raw=1)</w:t>
                       </w:r>
                       <w:r>
                         <w:rPr>
@@ -3769,7 +4781,7 @@
                           <w:szCs w:val="16"/>
                           <w14:ligatures w14:val="none"/>
                         </w:rPr>
-                        <w:t>VSENSE_OUT_A=0 (raw=1)</w:t>
+                        <w:t>ANALOG_IN_A=2.347 V</w:t>
                       </w:r>
                       <w:r>
                         <w:rPr>
@@ -3789,7 +4801,51 @@
                           <w:szCs w:val="16"/>
                           <w14:ligatures w14:val="none"/>
                         </w:rPr>
-                        <w:t>ANALOG_IN_A=0.0 V</w:t>
+                        <w:t>COMP2_OUT_A=0</w:t>
+                      </w:r>
+                    </w:p>
+                    <w:p>
+                      <w:pPr>
+                        <w:spacing w:line="240" w:lineRule="auto"/>
+                        <w:rPr>
+                          <w:rFonts w:ascii="Aptos Mono" w:eastAsia="Times New Roman" w:hAnsi="Aptos Mono" w:cs="Courier New"/>
+                          <w:kern w:val="0"/>
+                          <w:sz w:val="16"/>
+                          <w:szCs w:val="16"/>
+                          <w14:ligatures w14:val="none"/>
+                        </w:rPr>
+                      </w:pPr>
+                      <w:r>
+                        <w:rPr>
+                          <w:rFonts w:ascii="Aptos Mono" w:eastAsia="Times New Roman" w:hAnsi="Aptos Mono" w:cs="Courier New"/>
+                          <w:kern w:val="0"/>
+                          <w:sz w:val="16"/>
+                          <w:szCs w:val="16"/>
+                          <w14:ligatures w14:val="none"/>
+                        </w:rPr>
+                        <w:t>CSENSE_OUT_B=0.0 A</w:t>
+                      </w:r>
+                      <w:proofErr w:type="gramStart"/>
+                      <w:r>
+                        <w:rPr>
+                          <w:rFonts w:ascii="Aptos Mono" w:eastAsia="Times New Roman" w:hAnsi="Aptos Mono" w:cs="Courier New"/>
+                          <w:kern w:val="0"/>
+                          <w:sz w:val="16"/>
+                          <w:szCs w:val="16"/>
+                          <w14:ligatures w14:val="none"/>
+                        </w:rPr>
+                        <w:t xml:space="preserve">   (</w:t>
+                      </w:r>
+                      <w:proofErr w:type="gramEnd"/>
+                      <w:r>
+                        <w:rPr>
+                          <w:rFonts w:ascii="Aptos Mono" w:eastAsia="Times New Roman" w:hAnsi="Aptos Mono" w:cs="Courier New"/>
+                          <w:kern w:val="0"/>
+                          <w:sz w:val="16"/>
+                          <w:szCs w:val="16"/>
+                          <w14:ligatures w14:val="none"/>
+                        </w:rPr>
+                        <w:t>0.500 V)</w:t>
                       </w:r>
                       <w:r>
                         <w:rPr>
@@ -3809,6 +4865,16 @@
                           <w:szCs w:val="16"/>
                           <w14:ligatures w14:val="none"/>
                         </w:rPr>
+                        <w:t>FAULT_OUT_B=0 (raw=1)</w:t>
+                      </w:r>
+                      <w:r>
+                        <w:rPr>
+                          <w:rFonts w:ascii="Aptos Mono" w:eastAsia="Times New Roman" w:hAnsi="Aptos Mono" w:cs="Courier New"/>
+                          <w:kern w:val="0"/>
+                          <w:sz w:val="16"/>
+                          <w:szCs w:val="16"/>
+                          <w14:ligatures w14:val="none"/>
+                        </w:rPr>
                         <w:br/>
                       </w:r>
                       <w:r>
@@ -3819,7 +4885,7 @@
                           <w:szCs w:val="16"/>
                           <w14:ligatures w14:val="none"/>
                         </w:rPr>
-                        <w:t>CSENSE_OUT_B=0.0 A   (0.497 V)</w:t>
+                        <w:t>VSENSE_OUT_B=0 (raw=1)</w:t>
                       </w:r>
                       <w:r>
                         <w:rPr>
@@ -3839,7 +4905,7 @@
                           <w:szCs w:val="16"/>
                           <w14:ligatures w14:val="none"/>
                         </w:rPr>
-                        <w:t>FAULT_OUT_B=0 (raw=1)</w:t>
+                        <w:t>ANALOG_IN_B=2.347 V</w:t>
                       </w:r>
                       <w:r>
                         <w:rPr>
@@ -3859,27 +4925,7 @@
                           <w:szCs w:val="16"/>
                           <w14:ligatures w14:val="none"/>
                         </w:rPr>
-                        <w:t>VSENSE_OUT_B=0 (raw=1)</w:t>
-                      </w:r>
-                      <w:r>
-                        <w:rPr>
-                          <w:rFonts w:ascii="Aptos Mono" w:eastAsia="Times New Roman" w:hAnsi="Aptos Mono" w:cs="Courier New"/>
-                          <w:kern w:val="0"/>
-                          <w:sz w:val="16"/>
-                          <w:szCs w:val="16"/>
-                          <w14:ligatures w14:val="none"/>
-                        </w:rPr>
-                        <w:br/>
-                      </w:r>
-                      <w:r>
-                        <w:rPr>
-                          <w:rFonts w:ascii="Aptos Mono" w:eastAsia="Times New Roman" w:hAnsi="Aptos Mono" w:cs="Courier New"/>
-                          <w:kern w:val="0"/>
-                          <w:sz w:val="16"/>
-                          <w:szCs w:val="16"/>
-                          <w14:ligatures w14:val="none"/>
-                        </w:rPr>
-                        <w:t>ANALOG_IN_B=0.0 V</w:t>
+                        <w:t>COMP1_OUT_B=0</w:t>
                       </w:r>
                     </w:p>
                   </w:txbxContent>
@@ -3890,15 +4936,28 @@
           </mc:Fallback>
         </mc:AlternateContent>
       </w:r>
+      <w:r>
+        <w:t>An overview of sensor values can be shown using the sensors command.</w:t>
+      </w:r>
+      <w:r>
+        <w:t xml:space="preserve"> The labels match schematic net names. These values are unfiltered.</w:t>
+      </w:r>
+    </w:p>
+    <w:p>
+      <w:r>
+        <w:t>NOTE: Depending on the active channel mode, some of the sensor values may not be relevant.</w:t>
+      </w:r>
     </w:p>
     <w:p>
       <w:pPr>
         <w:pStyle w:val="Heading2"/>
       </w:pPr>
+      <w:proofErr w:type="gramStart"/>
       <w:r>
         <w:lastRenderedPageBreak/>
         <w:t>Outputs</w:t>
       </w:r>
+      <w:proofErr w:type="gramEnd"/>
     </w:p>
     <w:p>
       <w:pPr>
@@ -3970,15 +5029,27 @@
                                 <w14:ligatures w14:val="none"/>
                               </w:rPr>
                             </w:pPr>
-                            <w:r>
-                              <w:rPr>
-                                <w:rFonts w:ascii="Aptos Mono" w:eastAsia="Times New Roman" w:hAnsi="Aptos Mono" w:cs="Courier New"/>
-                                <w:kern w:val="0"/>
-                                <w:sz w:val="16"/>
-                                <w:szCs w:val="16"/>
-                                <w14:ligatures w14:val="none"/>
-                              </w:rPr>
-                              <w:t>uart:~$ port status</w:t>
+                            <w:proofErr w:type="spellStart"/>
+                            <w:r>
+                              <w:rPr>
+                                <w:rFonts w:ascii="Aptos Mono" w:eastAsia="Times New Roman" w:hAnsi="Aptos Mono" w:cs="Courier New"/>
+                                <w:kern w:val="0"/>
+                                <w:sz w:val="16"/>
+                                <w:szCs w:val="16"/>
+                                <w14:ligatures w14:val="none"/>
+                              </w:rPr>
+                              <w:t>uart</w:t>
+                            </w:r>
+                            <w:proofErr w:type="spellEnd"/>
+                            <w:r>
+                              <w:rPr>
+                                <w:rFonts w:ascii="Aptos Mono" w:eastAsia="Times New Roman" w:hAnsi="Aptos Mono" w:cs="Courier New"/>
+                                <w:kern w:val="0"/>
+                                <w:sz w:val="16"/>
+                                <w:szCs w:val="16"/>
+                                <w14:ligatures w14:val="none"/>
+                              </w:rPr>
+                              <w:t>:~$ port status</w:t>
                             </w:r>
                             <w:r>
                               <w:rPr>
@@ -4018,7 +5089,29 @@
                                 <w:szCs w:val="16"/>
                                 <w14:ligatures w14:val="none"/>
                               </w:rPr>
-                              <w:t xml:space="preserve">    PORT_1A fault_status=OK (0)</w:t>
+                              <w:t xml:space="preserve">    PORT_1A </w:t>
+                            </w:r>
+                            <w:proofErr w:type="spellStart"/>
+                            <w:r>
+                              <w:rPr>
+                                <w:rFonts w:ascii="Aptos Mono" w:eastAsia="Times New Roman" w:hAnsi="Aptos Mono" w:cs="Courier New"/>
+                                <w:kern w:val="0"/>
+                                <w:sz w:val="16"/>
+                                <w:szCs w:val="16"/>
+                                <w14:ligatures w14:val="none"/>
+                              </w:rPr>
+                              <w:t>fault_status</w:t>
+                            </w:r>
+                            <w:proofErr w:type="spellEnd"/>
+                            <w:r>
+                              <w:rPr>
+                                <w:rFonts w:ascii="Aptos Mono" w:eastAsia="Times New Roman" w:hAnsi="Aptos Mono" w:cs="Courier New"/>
+                                <w:kern w:val="0"/>
+                                <w:sz w:val="16"/>
+                                <w:szCs w:val="16"/>
+                                <w14:ligatures w14:val="none"/>
+                              </w:rPr>
+                              <w:t>=OK (0)</w:t>
                             </w:r>
                             <w:r>
                               <w:rPr>
@@ -4038,7 +5131,7 @@
                                 <w:szCs w:val="16"/>
                                 <w14:ligatures w14:val="none"/>
                               </w:rPr>
-                              <w:t xml:space="preserve">            status=0</w:t>
+                              <w:t xml:space="preserve">        status=0</w:t>
                             </w:r>
                             <w:r>
                               <w:rPr>
@@ -4058,7 +5151,7 @@
                                 <w:szCs w:val="16"/>
                                 <w14:ligatures w14:val="none"/>
                               </w:rPr>
-                              <w:t xml:space="preserve">            value=0</w:t>
+                              <w:t xml:space="preserve">        value=0</w:t>
                             </w:r>
                             <w:r>
                               <w:rPr>
@@ -4078,7 +5171,29 @@
                                 <w:szCs w:val="16"/>
                                 <w14:ligatures w14:val="none"/>
                               </w:rPr>
-                              <w:t xml:space="preserve">            raw_value=0</w:t>
+                              <w:t xml:space="preserve">        </w:t>
+                            </w:r>
+                            <w:proofErr w:type="spellStart"/>
+                            <w:r>
+                              <w:rPr>
+                                <w:rFonts w:ascii="Aptos Mono" w:eastAsia="Times New Roman" w:hAnsi="Aptos Mono" w:cs="Courier New"/>
+                                <w:kern w:val="0"/>
+                                <w:sz w:val="16"/>
+                                <w:szCs w:val="16"/>
+                                <w14:ligatures w14:val="none"/>
+                              </w:rPr>
+                              <w:t>raw_value</w:t>
+                            </w:r>
+                            <w:proofErr w:type="spellEnd"/>
+                            <w:r>
+                              <w:rPr>
+                                <w:rFonts w:ascii="Aptos Mono" w:eastAsia="Times New Roman" w:hAnsi="Aptos Mono" w:cs="Courier New"/>
+                                <w:kern w:val="0"/>
+                                <w:sz w:val="16"/>
+                                <w:szCs w:val="16"/>
+                                <w14:ligatures w14:val="none"/>
+                              </w:rPr>
+                              <w:t>=0</w:t>
                             </w:r>
                             <w:r>
                               <w:rPr>
@@ -4098,7 +5213,7 @@
                                 <w:szCs w:val="16"/>
                                 <w14:ligatures w14:val="none"/>
                               </w:rPr>
-                              <w:t xml:space="preserve">            current=0 mA</w:t>
+                              <w:t xml:space="preserve">        current=0 mA</w:t>
                             </w:r>
                             <w:r>
                               <w:rPr>
@@ -4118,7 +5233,7 @@
                                 <w:szCs w:val="16"/>
                                 <w14:ligatures w14:val="none"/>
                               </w:rPr>
-                              <w:t xml:space="preserve">            temperature=25 C</w:t>
+                              <w:t xml:space="preserve">        temperature=29 °C</w:t>
                             </w:r>
                             <w:r>
                               <w:rPr>
@@ -4138,6 +5253,90 @@
                                 <w:szCs w:val="16"/>
                                 <w14:ligatures w14:val="none"/>
                               </w:rPr>
+                              <w:t xml:space="preserve">        </w:t>
+                            </w:r>
+                            <w:proofErr w:type="spellStart"/>
+                            <w:r>
+                              <w:rPr>
+                                <w:rFonts w:ascii="Aptos Mono" w:eastAsia="Times New Roman" w:hAnsi="Aptos Mono" w:cs="Courier New"/>
+                                <w:kern w:val="0"/>
+                                <w:sz w:val="16"/>
+                                <w:szCs w:val="16"/>
+                                <w14:ligatures w14:val="none"/>
+                              </w:rPr>
+                              <w:t>soft_switch</w:t>
+                            </w:r>
+                            <w:proofErr w:type="spellEnd"/>
+                            <w:r>
+                              <w:rPr>
+                                <w:rFonts w:ascii="Aptos Mono" w:eastAsia="Times New Roman" w:hAnsi="Aptos Mono" w:cs="Courier New"/>
+                                <w:kern w:val="0"/>
+                                <w:sz w:val="16"/>
+                                <w:szCs w:val="16"/>
+                                <w14:ligatures w14:val="none"/>
+                              </w:rPr>
+                              <w:t>=0</w:t>
+                            </w:r>
+                            <w:r>
+                              <w:rPr>
+                                <w:rFonts w:ascii="Aptos Mono" w:eastAsia="Times New Roman" w:hAnsi="Aptos Mono" w:cs="Courier New"/>
+                                <w:kern w:val="0"/>
+                                <w:sz w:val="16"/>
+                                <w:szCs w:val="16"/>
+                                <w14:ligatures w14:val="none"/>
+                              </w:rPr>
+                              <w:br/>
+                            </w:r>
+                            <w:r>
+                              <w:rPr>
+                                <w:rFonts w:ascii="Aptos Mono" w:eastAsia="Times New Roman" w:hAnsi="Aptos Mono" w:cs="Courier New"/>
+                                <w:kern w:val="0"/>
+                                <w:sz w:val="16"/>
+                                <w:szCs w:val="16"/>
+                                <w14:ligatures w14:val="none"/>
+                              </w:rPr>
+                              <w:t xml:space="preserve">        </w:t>
+                            </w:r>
+                            <w:proofErr w:type="spellStart"/>
+                            <w:r>
+                              <w:rPr>
+                                <w:rFonts w:ascii="Aptos Mono" w:eastAsia="Times New Roman" w:hAnsi="Aptos Mono" w:cs="Courier New"/>
+                                <w:kern w:val="0"/>
+                                <w:sz w:val="16"/>
+                                <w:szCs w:val="16"/>
+                                <w14:ligatures w14:val="none"/>
+                              </w:rPr>
+                              <w:t>spwr</w:t>
+                            </w:r>
+                            <w:proofErr w:type="spellEnd"/>
+                            <w:r>
+                              <w:rPr>
+                                <w:rFonts w:ascii="Aptos Mono" w:eastAsia="Times New Roman" w:hAnsi="Aptos Mono" w:cs="Courier New"/>
+                                <w:kern w:val="0"/>
+                                <w:sz w:val="16"/>
+                                <w:szCs w:val="16"/>
+                                <w14:ligatures w14:val="none"/>
+                              </w:rPr>
+                              <w:t>=off (0)</w:t>
+                            </w:r>
+                            <w:r>
+                              <w:rPr>
+                                <w:rFonts w:ascii="Aptos Mono" w:eastAsia="Times New Roman" w:hAnsi="Aptos Mono" w:cs="Courier New"/>
+                                <w:kern w:val="0"/>
+                                <w:sz w:val="16"/>
+                                <w:szCs w:val="16"/>
+                                <w14:ligatures w14:val="none"/>
+                              </w:rPr>
+                              <w:br/>
+                            </w:r>
+                            <w:r>
+                              <w:rPr>
+                                <w:rFonts w:ascii="Aptos Mono" w:eastAsia="Times New Roman" w:hAnsi="Aptos Mono" w:cs="Courier New"/>
+                                <w:kern w:val="0"/>
+                                <w:sz w:val="16"/>
+                                <w:szCs w:val="16"/>
+                                <w14:ligatures w14:val="none"/>
+                              </w:rPr>
                               <w:t xml:space="preserve">    Attributes</w:t>
                             </w:r>
                             <w:r>
@@ -4238,7 +5437,7 @@
                                 <w:szCs w:val="16"/>
                                 <w14:ligatures w14:val="none"/>
                               </w:rPr>
-                              <w:t xml:space="preserve">            [8] RAMP_TIME_FWD=2000 (0x7d0)</w:t>
+                              <w:t xml:space="preserve">            [8] RAMP_TIME_FWD=0 (0x0)</w:t>
                             </w:r>
                             <w:r>
                               <w:rPr>
@@ -4258,7 +5457,7 @@
                                 <w:szCs w:val="16"/>
                                 <w14:ligatures w14:val="none"/>
                               </w:rPr>
-                              <w:t xml:space="preserve">            [9] RAMP_TIME_REV=2000 (0x7d0)</w:t>
+                              <w:t xml:space="preserve">            [9] RAMP_TIME_REV=0 (0x0)</w:t>
                             </w:r>
                             <w:r>
                               <w:rPr>
@@ -4358,6 +5557,26 @@
                                 <w:szCs w:val="16"/>
                                 <w14:ligatures w14:val="none"/>
                               </w:rPr>
+                              <w:t xml:space="preserve">            [22] DIGIN_ANALOG_THRESHOLD_HIGH=5000 (0x1388)</w:t>
+                            </w:r>
+                            <w:r>
+                              <w:rPr>
+                                <w:rFonts w:ascii="Aptos Mono" w:eastAsia="Times New Roman" w:hAnsi="Aptos Mono" w:cs="Courier New"/>
+                                <w:kern w:val="0"/>
+                                <w:sz w:val="16"/>
+                                <w:szCs w:val="16"/>
+                                <w14:ligatures w14:val="none"/>
+                              </w:rPr>
+                              <w:br/>
+                            </w:r>
+                            <w:r>
+                              <w:rPr>
+                                <w:rFonts w:ascii="Aptos Mono" w:eastAsia="Times New Roman" w:hAnsi="Aptos Mono" w:cs="Courier New"/>
+                                <w:kern w:val="0"/>
+                                <w:sz w:val="16"/>
+                                <w:szCs w:val="16"/>
+                                <w14:ligatures w14:val="none"/>
+                              </w:rPr>
                               <w:t xml:space="preserve">            [23] ANALOG_INPUT_FILTER_CONSTANT=8192 (0x2000)</w:t>
                             </w:r>
                             <w:r>
@@ -4378,7 +5597,29 @@
                                 <w:szCs w:val="16"/>
                                 <w14:ligatures w14:val="none"/>
                               </w:rPr>
-                              <w:t xml:space="preserve">    PORT_1B fault_status=OK (0)</w:t>
+                              <w:t xml:space="preserve">    PORT_1B </w:t>
+                            </w:r>
+                            <w:proofErr w:type="spellStart"/>
+                            <w:r>
+                              <w:rPr>
+                                <w:rFonts w:ascii="Aptos Mono" w:eastAsia="Times New Roman" w:hAnsi="Aptos Mono" w:cs="Courier New"/>
+                                <w:kern w:val="0"/>
+                                <w:sz w:val="16"/>
+                                <w:szCs w:val="16"/>
+                                <w14:ligatures w14:val="none"/>
+                              </w:rPr>
+                              <w:t>fault_status</w:t>
+                            </w:r>
+                            <w:proofErr w:type="spellEnd"/>
+                            <w:r>
+                              <w:rPr>
+                                <w:rFonts w:ascii="Aptos Mono" w:eastAsia="Times New Roman" w:hAnsi="Aptos Mono" w:cs="Courier New"/>
+                                <w:kern w:val="0"/>
+                                <w:sz w:val="16"/>
+                                <w:szCs w:val="16"/>
+                                <w14:ligatures w14:val="none"/>
+                              </w:rPr>
+                              <w:t>=OK (0)</w:t>
                             </w:r>
                             <w:r>
                               <w:rPr>
@@ -4398,7 +5639,7 @@
                                 <w:szCs w:val="16"/>
                                 <w14:ligatures w14:val="none"/>
                               </w:rPr>
-                              <w:t xml:space="preserve">            status=0</w:t>
+                              <w:t xml:space="preserve">        status=0</w:t>
                             </w:r>
                             <w:r>
                               <w:rPr>
@@ -4418,7 +5659,7 @@
                                 <w:szCs w:val="16"/>
                                 <w14:ligatures w14:val="none"/>
                               </w:rPr>
-                              <w:t xml:space="preserve">            value=0</w:t>
+                              <w:t xml:space="preserve">        value=0</w:t>
                             </w:r>
                             <w:r>
                               <w:rPr>
@@ -4438,7 +5679,29 @@
                                 <w:szCs w:val="16"/>
                                 <w14:ligatures w14:val="none"/>
                               </w:rPr>
-                              <w:t xml:space="preserve">            raw_value=0</w:t>
+                              <w:t xml:space="preserve">        </w:t>
+                            </w:r>
+                            <w:proofErr w:type="spellStart"/>
+                            <w:r>
+                              <w:rPr>
+                                <w:rFonts w:ascii="Aptos Mono" w:eastAsia="Times New Roman" w:hAnsi="Aptos Mono" w:cs="Courier New"/>
+                                <w:kern w:val="0"/>
+                                <w:sz w:val="16"/>
+                                <w:szCs w:val="16"/>
+                                <w14:ligatures w14:val="none"/>
+                              </w:rPr>
+                              <w:t>raw_value</w:t>
+                            </w:r>
+                            <w:proofErr w:type="spellEnd"/>
+                            <w:r>
+                              <w:rPr>
+                                <w:rFonts w:ascii="Aptos Mono" w:eastAsia="Times New Roman" w:hAnsi="Aptos Mono" w:cs="Courier New"/>
+                                <w:kern w:val="0"/>
+                                <w:sz w:val="16"/>
+                                <w:szCs w:val="16"/>
+                                <w14:ligatures w14:val="none"/>
+                              </w:rPr>
+                              <w:t>=0</w:t>
                             </w:r>
                             <w:r>
                               <w:rPr>
@@ -4458,7 +5721,7 @@
                                 <w:szCs w:val="16"/>
                                 <w14:ligatures w14:val="none"/>
                               </w:rPr>
-                              <w:t xml:space="preserve">            current=0 mA</w:t>
+                              <w:t xml:space="preserve">        current=0 mA</w:t>
                             </w:r>
                             <w:r>
                               <w:rPr>
@@ -4478,7 +5741,7 @@
                                 <w:szCs w:val="16"/>
                                 <w14:ligatures w14:val="none"/>
                               </w:rPr>
-                              <w:t xml:space="preserve">            temperature=25 C</w:t>
+                              <w:t xml:space="preserve">        temperature=29 °C</w:t>
                             </w:r>
                             <w:r>
                               <w:rPr>
@@ -4498,6 +5761,90 @@
                                 <w:szCs w:val="16"/>
                                 <w14:ligatures w14:val="none"/>
                               </w:rPr>
+                              <w:t xml:space="preserve">        </w:t>
+                            </w:r>
+                            <w:proofErr w:type="spellStart"/>
+                            <w:r>
+                              <w:rPr>
+                                <w:rFonts w:ascii="Aptos Mono" w:eastAsia="Times New Roman" w:hAnsi="Aptos Mono" w:cs="Courier New"/>
+                                <w:kern w:val="0"/>
+                                <w:sz w:val="16"/>
+                                <w:szCs w:val="16"/>
+                                <w14:ligatures w14:val="none"/>
+                              </w:rPr>
+                              <w:t>soft_switch</w:t>
+                            </w:r>
+                            <w:proofErr w:type="spellEnd"/>
+                            <w:r>
+                              <w:rPr>
+                                <w:rFonts w:ascii="Aptos Mono" w:eastAsia="Times New Roman" w:hAnsi="Aptos Mono" w:cs="Courier New"/>
+                                <w:kern w:val="0"/>
+                                <w:sz w:val="16"/>
+                                <w:szCs w:val="16"/>
+                                <w14:ligatures w14:val="none"/>
+                              </w:rPr>
+                              <w:t>=0</w:t>
+                            </w:r>
+                            <w:r>
+                              <w:rPr>
+                                <w:rFonts w:ascii="Aptos Mono" w:eastAsia="Times New Roman" w:hAnsi="Aptos Mono" w:cs="Courier New"/>
+                                <w:kern w:val="0"/>
+                                <w:sz w:val="16"/>
+                                <w:szCs w:val="16"/>
+                                <w14:ligatures w14:val="none"/>
+                              </w:rPr>
+                              <w:br/>
+                            </w:r>
+                            <w:r>
+                              <w:rPr>
+                                <w:rFonts w:ascii="Aptos Mono" w:eastAsia="Times New Roman" w:hAnsi="Aptos Mono" w:cs="Courier New"/>
+                                <w:kern w:val="0"/>
+                                <w:sz w:val="16"/>
+                                <w:szCs w:val="16"/>
+                                <w14:ligatures w14:val="none"/>
+                              </w:rPr>
+                              <w:t xml:space="preserve">        </w:t>
+                            </w:r>
+                            <w:proofErr w:type="spellStart"/>
+                            <w:r>
+                              <w:rPr>
+                                <w:rFonts w:ascii="Aptos Mono" w:eastAsia="Times New Roman" w:hAnsi="Aptos Mono" w:cs="Courier New"/>
+                                <w:kern w:val="0"/>
+                                <w:sz w:val="16"/>
+                                <w:szCs w:val="16"/>
+                                <w14:ligatures w14:val="none"/>
+                              </w:rPr>
+                              <w:t>spwr</w:t>
+                            </w:r>
+                            <w:proofErr w:type="spellEnd"/>
+                            <w:r>
+                              <w:rPr>
+                                <w:rFonts w:ascii="Aptos Mono" w:eastAsia="Times New Roman" w:hAnsi="Aptos Mono" w:cs="Courier New"/>
+                                <w:kern w:val="0"/>
+                                <w:sz w:val="16"/>
+                                <w:szCs w:val="16"/>
+                                <w14:ligatures w14:val="none"/>
+                              </w:rPr>
+                              <w:t>=off (0)</w:t>
+                            </w:r>
+                            <w:r>
+                              <w:rPr>
+                                <w:rFonts w:ascii="Aptos Mono" w:eastAsia="Times New Roman" w:hAnsi="Aptos Mono" w:cs="Courier New"/>
+                                <w:kern w:val="0"/>
+                                <w:sz w:val="16"/>
+                                <w:szCs w:val="16"/>
+                                <w14:ligatures w14:val="none"/>
+                              </w:rPr>
+                              <w:br/>
+                            </w:r>
+                            <w:r>
+                              <w:rPr>
+                                <w:rFonts w:ascii="Aptos Mono" w:eastAsia="Times New Roman" w:hAnsi="Aptos Mono" w:cs="Courier New"/>
+                                <w:kern w:val="0"/>
+                                <w:sz w:val="16"/>
+                                <w:szCs w:val="16"/>
+                                <w14:ligatures w14:val="none"/>
+                              </w:rPr>
                               <w:t xml:space="preserve">    Attributes</w:t>
                             </w:r>
                             <w:r>
@@ -4598,7 +5945,7 @@
                                 <w:szCs w:val="16"/>
                                 <w14:ligatures w14:val="none"/>
                               </w:rPr>
-                              <w:t xml:space="preserve">            [8] RAMP_TIME_FWD=2000 (0x7d0)</w:t>
+                              <w:t xml:space="preserve">            [8] RAMP_TIME_FWD=0 (0x0)</w:t>
                             </w:r>
                             <w:r>
                               <w:rPr>
@@ -4618,7 +5965,7 @@
                                 <w:szCs w:val="16"/>
                                 <w14:ligatures w14:val="none"/>
                               </w:rPr>
-                              <w:t xml:space="preserve">            [9] RAMP_TIME_REV=2000 (0x7d0)</w:t>
+                              <w:t xml:space="preserve">            [9] RAMP_TIME_REV=0 (0x0)</w:t>
                             </w:r>
                             <w:r>
                               <w:rPr>
@@ -4699,6 +6046,26 @@
                                 <w14:ligatures w14:val="none"/>
                               </w:rPr>
                               <w:t xml:space="preserve">            [13] OUTPUT_CURRENT_LIMIT_MAX_RETRIES=5 (0x5)</w:t>
+                            </w:r>
+                            <w:r>
+                              <w:rPr>
+                                <w:rFonts w:ascii="Aptos Mono" w:eastAsia="Times New Roman" w:hAnsi="Aptos Mono" w:cs="Courier New"/>
+                                <w:kern w:val="0"/>
+                                <w:sz w:val="16"/>
+                                <w:szCs w:val="16"/>
+                                <w14:ligatures w14:val="none"/>
+                              </w:rPr>
+                              <w:br/>
+                            </w:r>
+                            <w:r>
+                              <w:rPr>
+                                <w:rFonts w:ascii="Aptos Mono" w:eastAsia="Times New Roman" w:hAnsi="Aptos Mono" w:cs="Courier New"/>
+                                <w:kern w:val="0"/>
+                                <w:sz w:val="16"/>
+                                <w:szCs w:val="16"/>
+                                <w14:ligatures w14:val="none"/>
+                              </w:rPr>
+                              <w:t xml:space="preserve">            [22] DIGIN_ANALOG_THRESHOLD_HIGH=5000 (0x1388)</w:t>
                             </w:r>
                             <w:r>
                               <w:rPr>
@@ -4740,7 +6107,7 @@
           </mc:Choice>
           <mc:Fallback>
             <w:pict>
-              <v:shape w14:anchorId="5502C837" id="_x0000_s1036" type="#_x0000_t202" style="position:absolute;margin-left:415.9pt;margin-top:28.25pt;width:467.1pt;height:110.6pt;z-index:251755520;visibility:visible;mso-wrap-style:square;mso-width-percent:0;mso-height-percent:200;mso-wrap-distance-left:9pt;mso-wrap-distance-top:3.6pt;mso-wrap-distance-right:9pt;mso-wrap-distance-bottom:3.6pt;mso-position-horizontal:right;mso-position-horizontal-relative:margin;mso-position-vertical:absolute;mso-position-vertical-relative:text;mso-width-percent:0;mso-height-percent:200;mso-width-relative:margin;mso-height-relative:margin;v-text-anchor:top" o:gfxdata="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" fillcolor="#e8e8e8 [3214]">
+              <v:shape w14:anchorId="5502C837" id="_x0000_s1037" type="#_x0000_t202" style="position:absolute;margin-left:415.9pt;margin-top:28.25pt;width:467.1pt;height:110.6pt;z-index:251755520;visibility:visible;mso-wrap-style:square;mso-width-percent:0;mso-height-percent:200;mso-wrap-distance-left:9pt;mso-wrap-distance-top:3.6pt;mso-wrap-distance-right:9pt;mso-wrap-distance-bottom:3.6pt;mso-position-horizontal:right;mso-position-horizontal-relative:margin;mso-position-vertical:absolute;mso-position-vertical-relative:text;mso-width-percent:0;mso-height-percent:200;mso-width-relative:margin;mso-height-relative:margin;v-text-anchor:top" o:gfxdata="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" fillcolor="#e8e8e8 [3214]">
                 <v:textbox style="mso-fit-shape-to-text:t">
                   <w:txbxContent>
                     <w:p>
@@ -4754,15 +6121,27 @@
                           <w14:ligatures w14:val="none"/>
                         </w:rPr>
                       </w:pPr>
-                      <w:r>
-                        <w:rPr>
-                          <w:rFonts w:ascii="Aptos Mono" w:eastAsia="Times New Roman" w:hAnsi="Aptos Mono" w:cs="Courier New"/>
-                          <w:kern w:val="0"/>
-                          <w:sz w:val="16"/>
-                          <w:szCs w:val="16"/>
-                          <w14:ligatures w14:val="none"/>
-                        </w:rPr>
-                        <w:t>uart:~$ port status</w:t>
+                      <w:proofErr w:type="spellStart"/>
+                      <w:r>
+                        <w:rPr>
+                          <w:rFonts w:ascii="Aptos Mono" w:eastAsia="Times New Roman" w:hAnsi="Aptos Mono" w:cs="Courier New"/>
+                          <w:kern w:val="0"/>
+                          <w:sz w:val="16"/>
+                          <w:szCs w:val="16"/>
+                          <w14:ligatures w14:val="none"/>
+                        </w:rPr>
+                        <w:t>uart</w:t>
+                      </w:r>
+                      <w:proofErr w:type="spellEnd"/>
+                      <w:r>
+                        <w:rPr>
+                          <w:rFonts w:ascii="Aptos Mono" w:eastAsia="Times New Roman" w:hAnsi="Aptos Mono" w:cs="Courier New"/>
+                          <w:kern w:val="0"/>
+                          <w:sz w:val="16"/>
+                          <w:szCs w:val="16"/>
+                          <w14:ligatures w14:val="none"/>
+                        </w:rPr>
+                        <w:t>:~$ port status</w:t>
                       </w:r>
                       <w:r>
                         <w:rPr>
@@ -4802,7 +6181,29 @@
                           <w:szCs w:val="16"/>
                           <w14:ligatures w14:val="none"/>
                         </w:rPr>
-                        <w:t xml:space="preserve">    PORT_1A fault_status=OK (0)</w:t>
+                        <w:t xml:space="preserve">    PORT_1A </w:t>
+                      </w:r>
+                      <w:proofErr w:type="spellStart"/>
+                      <w:r>
+                        <w:rPr>
+                          <w:rFonts w:ascii="Aptos Mono" w:eastAsia="Times New Roman" w:hAnsi="Aptos Mono" w:cs="Courier New"/>
+                          <w:kern w:val="0"/>
+                          <w:sz w:val="16"/>
+                          <w:szCs w:val="16"/>
+                          <w14:ligatures w14:val="none"/>
+                        </w:rPr>
+                        <w:t>fault_status</w:t>
+                      </w:r>
+                      <w:proofErr w:type="spellEnd"/>
+                      <w:r>
+                        <w:rPr>
+                          <w:rFonts w:ascii="Aptos Mono" w:eastAsia="Times New Roman" w:hAnsi="Aptos Mono" w:cs="Courier New"/>
+                          <w:kern w:val="0"/>
+                          <w:sz w:val="16"/>
+                          <w:szCs w:val="16"/>
+                          <w14:ligatures w14:val="none"/>
+                        </w:rPr>
+                        <w:t>=OK (0)</w:t>
                       </w:r>
                       <w:r>
                         <w:rPr>
@@ -4822,7 +6223,7 @@
                           <w:szCs w:val="16"/>
                           <w14:ligatures w14:val="none"/>
                         </w:rPr>
-                        <w:t xml:space="preserve">            status=0</w:t>
+                        <w:t xml:space="preserve">        status=0</w:t>
                       </w:r>
                       <w:r>
                         <w:rPr>
@@ -4842,7 +6243,7 @@
                           <w:szCs w:val="16"/>
                           <w14:ligatures w14:val="none"/>
                         </w:rPr>
-                        <w:t xml:space="preserve">            value=0</w:t>
+                        <w:t xml:space="preserve">        value=0</w:t>
                       </w:r>
                       <w:r>
                         <w:rPr>
@@ -4862,7 +6263,29 @@
                           <w:szCs w:val="16"/>
                           <w14:ligatures w14:val="none"/>
                         </w:rPr>
-                        <w:t xml:space="preserve">            raw_value=0</w:t>
+                        <w:t xml:space="preserve">        </w:t>
+                      </w:r>
+                      <w:proofErr w:type="spellStart"/>
+                      <w:r>
+                        <w:rPr>
+                          <w:rFonts w:ascii="Aptos Mono" w:eastAsia="Times New Roman" w:hAnsi="Aptos Mono" w:cs="Courier New"/>
+                          <w:kern w:val="0"/>
+                          <w:sz w:val="16"/>
+                          <w:szCs w:val="16"/>
+                          <w14:ligatures w14:val="none"/>
+                        </w:rPr>
+                        <w:t>raw_value</w:t>
+                      </w:r>
+                      <w:proofErr w:type="spellEnd"/>
+                      <w:r>
+                        <w:rPr>
+                          <w:rFonts w:ascii="Aptos Mono" w:eastAsia="Times New Roman" w:hAnsi="Aptos Mono" w:cs="Courier New"/>
+                          <w:kern w:val="0"/>
+                          <w:sz w:val="16"/>
+                          <w:szCs w:val="16"/>
+                          <w14:ligatures w14:val="none"/>
+                        </w:rPr>
+                        <w:t>=0</w:t>
                       </w:r>
                       <w:r>
                         <w:rPr>
@@ -4882,7 +6305,7 @@
                           <w:szCs w:val="16"/>
                           <w14:ligatures w14:val="none"/>
                         </w:rPr>
-                        <w:t xml:space="preserve">            current=0 mA</w:t>
+                        <w:t xml:space="preserve">        current=0 mA</w:t>
                       </w:r>
                       <w:r>
                         <w:rPr>
@@ -4902,7 +6325,7 @@
                           <w:szCs w:val="16"/>
                           <w14:ligatures w14:val="none"/>
                         </w:rPr>
-                        <w:t xml:space="preserve">            temperature=25 C</w:t>
+                        <w:t xml:space="preserve">        temperature=29 °C</w:t>
                       </w:r>
                       <w:r>
                         <w:rPr>
@@ -4922,6 +6345,90 @@
                           <w:szCs w:val="16"/>
                           <w14:ligatures w14:val="none"/>
                         </w:rPr>
+                        <w:t xml:space="preserve">        </w:t>
+                      </w:r>
+                      <w:proofErr w:type="spellStart"/>
+                      <w:r>
+                        <w:rPr>
+                          <w:rFonts w:ascii="Aptos Mono" w:eastAsia="Times New Roman" w:hAnsi="Aptos Mono" w:cs="Courier New"/>
+                          <w:kern w:val="0"/>
+                          <w:sz w:val="16"/>
+                          <w:szCs w:val="16"/>
+                          <w14:ligatures w14:val="none"/>
+                        </w:rPr>
+                        <w:t>soft_switch</w:t>
+                      </w:r>
+                      <w:proofErr w:type="spellEnd"/>
+                      <w:r>
+                        <w:rPr>
+                          <w:rFonts w:ascii="Aptos Mono" w:eastAsia="Times New Roman" w:hAnsi="Aptos Mono" w:cs="Courier New"/>
+                          <w:kern w:val="0"/>
+                          <w:sz w:val="16"/>
+                          <w:szCs w:val="16"/>
+                          <w14:ligatures w14:val="none"/>
+                        </w:rPr>
+                        <w:t>=0</w:t>
+                      </w:r>
+                      <w:r>
+                        <w:rPr>
+                          <w:rFonts w:ascii="Aptos Mono" w:eastAsia="Times New Roman" w:hAnsi="Aptos Mono" w:cs="Courier New"/>
+                          <w:kern w:val="0"/>
+                          <w:sz w:val="16"/>
+                          <w:szCs w:val="16"/>
+                          <w14:ligatures w14:val="none"/>
+                        </w:rPr>
+                        <w:br/>
+                      </w:r>
+                      <w:r>
+                        <w:rPr>
+                          <w:rFonts w:ascii="Aptos Mono" w:eastAsia="Times New Roman" w:hAnsi="Aptos Mono" w:cs="Courier New"/>
+                          <w:kern w:val="0"/>
+                          <w:sz w:val="16"/>
+                          <w:szCs w:val="16"/>
+                          <w14:ligatures w14:val="none"/>
+                        </w:rPr>
+                        <w:t xml:space="preserve">        </w:t>
+                      </w:r>
+                      <w:proofErr w:type="spellStart"/>
+                      <w:r>
+                        <w:rPr>
+                          <w:rFonts w:ascii="Aptos Mono" w:eastAsia="Times New Roman" w:hAnsi="Aptos Mono" w:cs="Courier New"/>
+                          <w:kern w:val="0"/>
+                          <w:sz w:val="16"/>
+                          <w:szCs w:val="16"/>
+                          <w14:ligatures w14:val="none"/>
+                        </w:rPr>
+                        <w:t>spwr</w:t>
+                      </w:r>
+                      <w:proofErr w:type="spellEnd"/>
+                      <w:r>
+                        <w:rPr>
+                          <w:rFonts w:ascii="Aptos Mono" w:eastAsia="Times New Roman" w:hAnsi="Aptos Mono" w:cs="Courier New"/>
+                          <w:kern w:val="0"/>
+                          <w:sz w:val="16"/>
+                          <w:szCs w:val="16"/>
+                          <w14:ligatures w14:val="none"/>
+                        </w:rPr>
+                        <w:t>=off (0)</w:t>
+                      </w:r>
+                      <w:r>
+                        <w:rPr>
+                          <w:rFonts w:ascii="Aptos Mono" w:eastAsia="Times New Roman" w:hAnsi="Aptos Mono" w:cs="Courier New"/>
+                          <w:kern w:val="0"/>
+                          <w:sz w:val="16"/>
+                          <w:szCs w:val="16"/>
+                          <w14:ligatures w14:val="none"/>
+                        </w:rPr>
+                        <w:br/>
+                      </w:r>
+                      <w:r>
+                        <w:rPr>
+                          <w:rFonts w:ascii="Aptos Mono" w:eastAsia="Times New Roman" w:hAnsi="Aptos Mono" w:cs="Courier New"/>
+                          <w:kern w:val="0"/>
+                          <w:sz w:val="16"/>
+                          <w:szCs w:val="16"/>
+                          <w14:ligatures w14:val="none"/>
+                        </w:rPr>
                         <w:t xml:space="preserve">    Attributes</w:t>
                       </w:r>
                       <w:r>
@@ -5022,7 +6529,7 @@
                           <w:szCs w:val="16"/>
                           <w14:ligatures w14:val="none"/>
                         </w:rPr>
-                        <w:t xml:space="preserve">            [8] RAMP_TIME_FWD=2000 (0x7d0)</w:t>
+                        <w:t xml:space="preserve">            [8] RAMP_TIME_FWD=0 (0x0)</w:t>
                       </w:r>
                       <w:r>
                         <w:rPr>
@@ -5042,7 +6549,7 @@
                           <w:szCs w:val="16"/>
                           <w14:ligatures w14:val="none"/>
                         </w:rPr>
-                        <w:t xml:space="preserve">            [9] RAMP_TIME_REV=2000 (0x7d0)</w:t>
+                        <w:t xml:space="preserve">            [9] RAMP_TIME_REV=0 (0x0)</w:t>
                       </w:r>
                       <w:r>
                         <w:rPr>
@@ -5142,6 +6649,26 @@
                           <w:szCs w:val="16"/>
                           <w14:ligatures w14:val="none"/>
                         </w:rPr>
+                        <w:t xml:space="preserve">            [22] DIGIN_ANALOG_THRESHOLD_HIGH=5000 (0x1388)</w:t>
+                      </w:r>
+                      <w:r>
+                        <w:rPr>
+                          <w:rFonts w:ascii="Aptos Mono" w:eastAsia="Times New Roman" w:hAnsi="Aptos Mono" w:cs="Courier New"/>
+                          <w:kern w:val="0"/>
+                          <w:sz w:val="16"/>
+                          <w:szCs w:val="16"/>
+                          <w14:ligatures w14:val="none"/>
+                        </w:rPr>
+                        <w:br/>
+                      </w:r>
+                      <w:r>
+                        <w:rPr>
+                          <w:rFonts w:ascii="Aptos Mono" w:eastAsia="Times New Roman" w:hAnsi="Aptos Mono" w:cs="Courier New"/>
+                          <w:kern w:val="0"/>
+                          <w:sz w:val="16"/>
+                          <w:szCs w:val="16"/>
+                          <w14:ligatures w14:val="none"/>
+                        </w:rPr>
                         <w:t xml:space="preserve">            [23] ANALOG_INPUT_FILTER_CONSTANT=8192 (0x2000)</w:t>
                       </w:r>
                       <w:r>
@@ -5162,7 +6689,29 @@
                           <w:szCs w:val="16"/>
                           <w14:ligatures w14:val="none"/>
                         </w:rPr>
-                        <w:t xml:space="preserve">    PORT_1B fault_status=OK (0)</w:t>
+                        <w:t xml:space="preserve">    PORT_1B </w:t>
+                      </w:r>
+                      <w:proofErr w:type="spellStart"/>
+                      <w:r>
+                        <w:rPr>
+                          <w:rFonts w:ascii="Aptos Mono" w:eastAsia="Times New Roman" w:hAnsi="Aptos Mono" w:cs="Courier New"/>
+                          <w:kern w:val="0"/>
+                          <w:sz w:val="16"/>
+                          <w:szCs w:val="16"/>
+                          <w14:ligatures w14:val="none"/>
+                        </w:rPr>
+                        <w:t>fault_status</w:t>
+                      </w:r>
+                      <w:proofErr w:type="spellEnd"/>
+                      <w:r>
+                        <w:rPr>
+                          <w:rFonts w:ascii="Aptos Mono" w:eastAsia="Times New Roman" w:hAnsi="Aptos Mono" w:cs="Courier New"/>
+                          <w:kern w:val="0"/>
+                          <w:sz w:val="16"/>
+                          <w:szCs w:val="16"/>
+                          <w14:ligatures w14:val="none"/>
+                        </w:rPr>
+                        <w:t>=OK (0)</w:t>
                       </w:r>
                       <w:r>
                         <w:rPr>
@@ -5182,7 +6731,7 @@
                           <w:szCs w:val="16"/>
                           <w14:ligatures w14:val="none"/>
                         </w:rPr>
-                        <w:t xml:space="preserve">            status=0</w:t>
+                        <w:t xml:space="preserve">        status=0</w:t>
                       </w:r>
                       <w:r>
                         <w:rPr>
@@ -5202,7 +6751,7 @@
                           <w:szCs w:val="16"/>
                           <w14:ligatures w14:val="none"/>
                         </w:rPr>
-                        <w:t xml:space="preserve">            value=0</w:t>
+                        <w:t xml:space="preserve">        value=0</w:t>
                       </w:r>
                       <w:r>
                         <w:rPr>
@@ -5222,7 +6771,29 @@
                           <w:szCs w:val="16"/>
                           <w14:ligatures w14:val="none"/>
                         </w:rPr>
-                        <w:t xml:space="preserve">            raw_value=0</w:t>
+                        <w:t xml:space="preserve">        </w:t>
+                      </w:r>
+                      <w:proofErr w:type="spellStart"/>
+                      <w:r>
+                        <w:rPr>
+                          <w:rFonts w:ascii="Aptos Mono" w:eastAsia="Times New Roman" w:hAnsi="Aptos Mono" w:cs="Courier New"/>
+                          <w:kern w:val="0"/>
+                          <w:sz w:val="16"/>
+                          <w:szCs w:val="16"/>
+                          <w14:ligatures w14:val="none"/>
+                        </w:rPr>
+                        <w:t>raw_value</w:t>
+                      </w:r>
+                      <w:proofErr w:type="spellEnd"/>
+                      <w:r>
+                        <w:rPr>
+                          <w:rFonts w:ascii="Aptos Mono" w:eastAsia="Times New Roman" w:hAnsi="Aptos Mono" w:cs="Courier New"/>
+                          <w:kern w:val="0"/>
+                          <w:sz w:val="16"/>
+                          <w:szCs w:val="16"/>
+                          <w14:ligatures w14:val="none"/>
+                        </w:rPr>
+                        <w:t>=0</w:t>
                       </w:r>
                       <w:r>
                         <w:rPr>
@@ -5242,7 +6813,7 @@
                           <w:szCs w:val="16"/>
                           <w14:ligatures w14:val="none"/>
                         </w:rPr>
-                        <w:t xml:space="preserve">            current=0 mA</w:t>
+                        <w:t xml:space="preserve">        current=0 mA</w:t>
                       </w:r>
                       <w:r>
                         <w:rPr>
@@ -5262,7 +6833,7 @@
                           <w:szCs w:val="16"/>
                           <w14:ligatures w14:val="none"/>
                         </w:rPr>
-                        <w:t xml:space="preserve">            temperature=25 C</w:t>
+                        <w:t xml:space="preserve">        temperature=29 °C</w:t>
                       </w:r>
                       <w:r>
                         <w:rPr>
@@ -5282,6 +6853,90 @@
                           <w:szCs w:val="16"/>
                           <w14:ligatures w14:val="none"/>
                         </w:rPr>
+                        <w:t xml:space="preserve">        </w:t>
+                      </w:r>
+                      <w:proofErr w:type="spellStart"/>
+                      <w:r>
+                        <w:rPr>
+                          <w:rFonts w:ascii="Aptos Mono" w:eastAsia="Times New Roman" w:hAnsi="Aptos Mono" w:cs="Courier New"/>
+                          <w:kern w:val="0"/>
+                          <w:sz w:val="16"/>
+                          <w:szCs w:val="16"/>
+                          <w14:ligatures w14:val="none"/>
+                        </w:rPr>
+                        <w:t>soft_switch</w:t>
+                      </w:r>
+                      <w:proofErr w:type="spellEnd"/>
+                      <w:r>
+                        <w:rPr>
+                          <w:rFonts w:ascii="Aptos Mono" w:eastAsia="Times New Roman" w:hAnsi="Aptos Mono" w:cs="Courier New"/>
+                          <w:kern w:val="0"/>
+                          <w:sz w:val="16"/>
+                          <w:szCs w:val="16"/>
+                          <w14:ligatures w14:val="none"/>
+                        </w:rPr>
+                        <w:t>=0</w:t>
+                      </w:r>
+                      <w:r>
+                        <w:rPr>
+                          <w:rFonts w:ascii="Aptos Mono" w:eastAsia="Times New Roman" w:hAnsi="Aptos Mono" w:cs="Courier New"/>
+                          <w:kern w:val="0"/>
+                          <w:sz w:val="16"/>
+                          <w:szCs w:val="16"/>
+                          <w14:ligatures w14:val="none"/>
+                        </w:rPr>
+                        <w:br/>
+                      </w:r>
+                      <w:r>
+                        <w:rPr>
+                          <w:rFonts w:ascii="Aptos Mono" w:eastAsia="Times New Roman" w:hAnsi="Aptos Mono" w:cs="Courier New"/>
+                          <w:kern w:val="0"/>
+                          <w:sz w:val="16"/>
+                          <w:szCs w:val="16"/>
+                          <w14:ligatures w14:val="none"/>
+                        </w:rPr>
+                        <w:t xml:space="preserve">        </w:t>
+                      </w:r>
+                      <w:proofErr w:type="spellStart"/>
+                      <w:r>
+                        <w:rPr>
+                          <w:rFonts w:ascii="Aptos Mono" w:eastAsia="Times New Roman" w:hAnsi="Aptos Mono" w:cs="Courier New"/>
+                          <w:kern w:val="0"/>
+                          <w:sz w:val="16"/>
+                          <w:szCs w:val="16"/>
+                          <w14:ligatures w14:val="none"/>
+                        </w:rPr>
+                        <w:t>spwr</w:t>
+                      </w:r>
+                      <w:proofErr w:type="spellEnd"/>
+                      <w:r>
+                        <w:rPr>
+                          <w:rFonts w:ascii="Aptos Mono" w:eastAsia="Times New Roman" w:hAnsi="Aptos Mono" w:cs="Courier New"/>
+                          <w:kern w:val="0"/>
+                          <w:sz w:val="16"/>
+                          <w:szCs w:val="16"/>
+                          <w14:ligatures w14:val="none"/>
+                        </w:rPr>
+                        <w:t>=off (0)</w:t>
+                      </w:r>
+                      <w:r>
+                        <w:rPr>
+                          <w:rFonts w:ascii="Aptos Mono" w:eastAsia="Times New Roman" w:hAnsi="Aptos Mono" w:cs="Courier New"/>
+                          <w:kern w:val="0"/>
+                          <w:sz w:val="16"/>
+                          <w:szCs w:val="16"/>
+                          <w14:ligatures w14:val="none"/>
+                        </w:rPr>
+                        <w:br/>
+                      </w:r>
+                      <w:r>
+                        <w:rPr>
+                          <w:rFonts w:ascii="Aptos Mono" w:eastAsia="Times New Roman" w:hAnsi="Aptos Mono" w:cs="Courier New"/>
+                          <w:kern w:val="0"/>
+                          <w:sz w:val="16"/>
+                          <w:szCs w:val="16"/>
+                          <w14:ligatures w14:val="none"/>
+                        </w:rPr>
                         <w:t xml:space="preserve">    Attributes</w:t>
                       </w:r>
                       <w:r>
@@ -5382,7 +7037,7 @@
                           <w:szCs w:val="16"/>
                           <w14:ligatures w14:val="none"/>
                         </w:rPr>
-                        <w:t xml:space="preserve">            [8] RAMP_TIME_FWD=2000 (0x7d0)</w:t>
+                        <w:t xml:space="preserve">            [8] RAMP_TIME_FWD=0 (0x0)</w:t>
                       </w:r>
                       <w:r>
                         <w:rPr>
@@ -5402,7 +7057,7 @@
                           <w:szCs w:val="16"/>
                           <w14:ligatures w14:val="none"/>
                         </w:rPr>
-                        <w:t xml:space="preserve">            [9] RAMP_TIME_REV=2000 (0x7d0)</w:t>
+                        <w:t xml:space="preserve">            [9] RAMP_TIME_REV=0 (0x0)</w:t>
                       </w:r>
                       <w:r>
                         <w:rPr>
@@ -5483,6 +7138,26 @@
                           <w14:ligatures w14:val="none"/>
                         </w:rPr>
                         <w:t xml:space="preserve">            [13] OUTPUT_CURRENT_LIMIT_MAX_RETRIES=5 (0x5)</w:t>
+                      </w:r>
+                      <w:r>
+                        <w:rPr>
+                          <w:rFonts w:ascii="Aptos Mono" w:eastAsia="Times New Roman" w:hAnsi="Aptos Mono" w:cs="Courier New"/>
+                          <w:kern w:val="0"/>
+                          <w:sz w:val="16"/>
+                          <w:szCs w:val="16"/>
+                          <w14:ligatures w14:val="none"/>
+                        </w:rPr>
+                        <w:br/>
+                      </w:r>
+                      <w:r>
+                        <w:rPr>
+                          <w:rFonts w:ascii="Aptos Mono" w:eastAsia="Times New Roman" w:hAnsi="Aptos Mono" w:cs="Courier New"/>
+                          <w:kern w:val="0"/>
+                          <w:sz w:val="16"/>
+                          <w:szCs w:val="16"/>
+                          <w14:ligatures w14:val="none"/>
+                        </w:rPr>
+                        <w:t xml:space="preserve">            [22] DIGIN_ANALOG_THRESHOLD_HIGH=5000 (0x1388)</w:t>
                       </w:r>
                       <w:r>
                         <w:rPr>
@@ -5513,8 +7188,13 @@
           </mc:Fallback>
         </mc:AlternateContent>
       </w:r>
+      <w:proofErr w:type="gramStart"/>
       <w:r>
-        <w:t>Query the status of the output channels with the port status command.</w:t>
+        <w:t>Query</w:t>
+      </w:r>
+      <w:proofErr w:type="gramEnd"/>
+      <w:r>
+        <w:t xml:space="preserve"> the status of the output channels with the port status command.</w:t>
       </w:r>
     </w:p>
     <w:p>
@@ -5587,15 +7267,39 @@
                                 <w14:ligatures w14:val="none"/>
                               </w:rPr>
                             </w:pPr>
-                            <w:r>
-                              <w:rPr>
-                                <w:rFonts w:ascii="Aptos Mono" w:eastAsia="Times New Roman" w:hAnsi="Aptos Mono" w:cs="Courier New"/>
-                                <w:kern w:val="0"/>
-                                <w:sz w:val="16"/>
-                                <w:szCs w:val="16"/>
-                                <w14:ligatures w14:val="none"/>
-                              </w:rPr>
-                              <w:t xml:space="preserve">uart:~$ </w:t>
+                            <w:proofErr w:type="spellStart"/>
+                            <w:proofErr w:type="gramStart"/>
+                            <w:r>
+                              <w:rPr>
+                                <w:rFonts w:ascii="Aptos Mono" w:eastAsia="Times New Roman" w:hAnsi="Aptos Mono" w:cs="Courier New"/>
+                                <w:kern w:val="0"/>
+                                <w:sz w:val="16"/>
+                                <w:szCs w:val="16"/>
+                                <w14:ligatures w14:val="none"/>
+                              </w:rPr>
+                              <w:t>uart</w:t>
+                            </w:r>
+                            <w:proofErr w:type="spellEnd"/>
+                            <w:r>
+                              <w:rPr>
+                                <w:rFonts w:ascii="Aptos Mono" w:eastAsia="Times New Roman" w:hAnsi="Aptos Mono" w:cs="Courier New"/>
+                                <w:kern w:val="0"/>
+                                <w:sz w:val="16"/>
+                                <w:szCs w:val="16"/>
+                                <w14:ligatures w14:val="none"/>
+                              </w:rPr>
+                              <w:t>:~</w:t>
+                            </w:r>
+                            <w:proofErr w:type="gramEnd"/>
+                            <w:r>
+                              <w:rPr>
+                                <w:rFonts w:ascii="Aptos Mono" w:eastAsia="Times New Roman" w:hAnsi="Aptos Mono" w:cs="Courier New"/>
+                                <w:kern w:val="0"/>
+                                <w:sz w:val="16"/>
+                                <w:szCs w:val="16"/>
+                                <w14:ligatures w14:val="none"/>
+                              </w:rPr>
+                              <w:t xml:space="preserve">$ </w:t>
                             </w:r>
                             <w:r>
                               <w:rPr>
@@ -5627,7 +7331,7 @@
           </mc:Choice>
           <mc:Fallback>
             <w:pict>
-              <v:shape w14:anchorId="6425C574" id="_x0000_s1037" type="#_x0000_t202" style="position:absolute;margin-left:1.5pt;margin-top:56.1pt;width:467.1pt;height:110.6pt;z-index:251757568;visibility:visible;mso-wrap-style:square;mso-width-percent:0;mso-height-percent:200;mso-wrap-distance-left:9pt;mso-wrap-distance-top:3.6pt;mso-wrap-distance-right:9pt;mso-wrap-distance-bottom:3.6pt;mso-position-horizontal:absolute;mso-position-horizontal-relative:margin;mso-position-vertical:absolute;mso-position-vertical-relative:text;mso-width-percent:0;mso-height-percent:200;mso-width-relative:margin;mso-height-relative:margin;v-text-anchor:top" o:gfxdata="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" fillcolor="#e8e8e8 [3214]">
+              <v:shape w14:anchorId="6425C574" id="_x0000_s1038" type="#_x0000_t202" style="position:absolute;margin-left:1.5pt;margin-top:56.1pt;width:467.1pt;height:110.6pt;z-index:251757568;visibility:visible;mso-wrap-style:square;mso-width-percent:0;mso-height-percent:200;mso-wrap-distance-left:9pt;mso-wrap-distance-top:3.6pt;mso-wrap-distance-right:9pt;mso-wrap-distance-bottom:3.6pt;mso-position-horizontal:absolute;mso-position-horizontal-relative:margin;mso-position-vertical:absolute;mso-position-vertical-relative:text;mso-width-percent:0;mso-height-percent:200;mso-width-relative:margin;mso-height-relative:margin;v-text-anchor:top" o:gfxdata="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" fillcolor="#e8e8e8 [3214]">
                 <v:textbox style="mso-fit-shape-to-text:t">
                   <w:txbxContent>
                     <w:p>
@@ -5641,15 +7345,39 @@
                           <w14:ligatures w14:val="none"/>
                         </w:rPr>
                       </w:pPr>
-                      <w:r>
-                        <w:rPr>
-                          <w:rFonts w:ascii="Aptos Mono" w:eastAsia="Times New Roman" w:hAnsi="Aptos Mono" w:cs="Courier New"/>
-                          <w:kern w:val="0"/>
-                          <w:sz w:val="16"/>
-                          <w:szCs w:val="16"/>
-                          <w14:ligatures w14:val="none"/>
-                        </w:rPr>
-                        <w:t xml:space="preserve">uart:~$ </w:t>
+                      <w:proofErr w:type="spellStart"/>
+                      <w:proofErr w:type="gramStart"/>
+                      <w:r>
+                        <w:rPr>
+                          <w:rFonts w:ascii="Aptos Mono" w:eastAsia="Times New Roman" w:hAnsi="Aptos Mono" w:cs="Courier New"/>
+                          <w:kern w:val="0"/>
+                          <w:sz w:val="16"/>
+                          <w:szCs w:val="16"/>
+                          <w14:ligatures w14:val="none"/>
+                        </w:rPr>
+                        <w:t>uart</w:t>
+                      </w:r>
+                      <w:proofErr w:type="spellEnd"/>
+                      <w:r>
+                        <w:rPr>
+                          <w:rFonts w:ascii="Aptos Mono" w:eastAsia="Times New Roman" w:hAnsi="Aptos Mono" w:cs="Courier New"/>
+                          <w:kern w:val="0"/>
+                          <w:sz w:val="16"/>
+                          <w:szCs w:val="16"/>
+                          <w14:ligatures w14:val="none"/>
+                        </w:rPr>
+                        <w:t>:~</w:t>
+                      </w:r>
+                      <w:proofErr w:type="gramEnd"/>
+                      <w:r>
+                        <w:rPr>
+                          <w:rFonts w:ascii="Aptos Mono" w:eastAsia="Times New Roman" w:hAnsi="Aptos Mono" w:cs="Courier New"/>
+                          <w:kern w:val="0"/>
+                          <w:sz w:val="16"/>
+                          <w:szCs w:val="16"/>
+                          <w14:ligatures w14:val="none"/>
+                        </w:rPr>
+                        <w:t xml:space="preserve">$ </w:t>
                       </w:r>
                       <w:r>
                         <w:rPr>
@@ -5745,45 +7473,49 @@
                                 <w14:ligatures w14:val="none"/>
                               </w:rPr>
                             </w:pPr>
-                            <w:r>
-                              <w:rPr>
-                                <w:rFonts w:ascii="Aptos Mono" w:eastAsia="Times New Roman" w:hAnsi="Aptos Mono" w:cs="Courier New"/>
-                                <w:kern w:val="0"/>
-                                <w:sz w:val="16"/>
-                                <w:szCs w:val="16"/>
-                                <w14:ligatures w14:val="none"/>
-                              </w:rPr>
-                              <w:t xml:space="preserve">uart:~$ </w:t>
-                            </w:r>
-                            <w:r>
-                              <w:rPr>
-                                <w:rFonts w:ascii="Aptos Mono" w:eastAsia="Times New Roman" w:hAnsi="Aptos Mono" w:cs="Courier New"/>
-                                <w:kern w:val="0"/>
-                                <w:sz w:val="16"/>
-                                <w:szCs w:val="16"/>
-                                <w14:ligatures w14:val="none"/>
-                              </w:rPr>
-                              <w:t xml:space="preserve">port </w:t>
-                            </w:r>
-                            <w:r>
-                              <w:rPr>
-                                <w:rFonts w:ascii="Aptos Mono" w:eastAsia="Times New Roman" w:hAnsi="Aptos Mono" w:cs="Courier New"/>
-                                <w:kern w:val="0"/>
-                                <w:sz w:val="16"/>
-                                <w:szCs w:val="16"/>
-                                <w14:ligatures w14:val="none"/>
-                              </w:rPr>
-                              <w:t>seta</w:t>
-                            </w:r>
-                            <w:r>
-                              <w:rPr>
-                                <w:rFonts w:ascii="Aptos Mono" w:eastAsia="Times New Roman" w:hAnsi="Aptos Mono" w:cs="Courier New"/>
-                                <w:kern w:val="0"/>
-                                <w:sz w:val="16"/>
-                                <w:szCs w:val="16"/>
-                                <w14:ligatures w14:val="none"/>
-                              </w:rPr>
-                              <w:t xml:space="preserve"> 1 </w:t>
+                            <w:proofErr w:type="spellStart"/>
+                            <w:proofErr w:type="gramStart"/>
+                            <w:r>
+                              <w:rPr>
+                                <w:rFonts w:ascii="Aptos Mono" w:eastAsia="Times New Roman" w:hAnsi="Aptos Mono" w:cs="Courier New"/>
+                                <w:kern w:val="0"/>
+                                <w:sz w:val="16"/>
+                                <w:szCs w:val="16"/>
+                                <w14:ligatures w14:val="none"/>
+                              </w:rPr>
+                              <w:t>uart</w:t>
+                            </w:r>
+                            <w:proofErr w:type="spellEnd"/>
+                            <w:r>
+                              <w:rPr>
+                                <w:rFonts w:ascii="Aptos Mono" w:eastAsia="Times New Roman" w:hAnsi="Aptos Mono" w:cs="Courier New"/>
+                                <w:kern w:val="0"/>
+                                <w:sz w:val="16"/>
+                                <w:szCs w:val="16"/>
+                                <w14:ligatures w14:val="none"/>
+                              </w:rPr>
+                              <w:t>:~</w:t>
+                            </w:r>
+                            <w:proofErr w:type="gramEnd"/>
+                            <w:r>
+                              <w:rPr>
+                                <w:rFonts w:ascii="Aptos Mono" w:eastAsia="Times New Roman" w:hAnsi="Aptos Mono" w:cs="Courier New"/>
+                                <w:kern w:val="0"/>
+                                <w:sz w:val="16"/>
+                                <w:szCs w:val="16"/>
+                                <w14:ligatures w14:val="none"/>
+                              </w:rPr>
+                              <w:t xml:space="preserve">$ </w:t>
+                            </w:r>
+                            <w:r>
+                              <w:rPr>
+                                <w:rFonts w:ascii="Aptos Mono" w:eastAsia="Times New Roman" w:hAnsi="Aptos Mono" w:cs="Courier New"/>
+                                <w:kern w:val="0"/>
+                                <w:sz w:val="16"/>
+                                <w:szCs w:val="16"/>
+                                <w14:ligatures w14:val="none"/>
+                              </w:rPr>
+                              <w:t xml:space="preserve">port seta 1 1 </w:t>
                             </w:r>
                             <w:r>
                               <w:rPr>
@@ -5803,17 +7535,7 @@
                                 <w:szCs w:val="16"/>
                                 <w14:ligatures w14:val="none"/>
                               </w:rPr>
-                              <w:t xml:space="preserve"> </w:t>
-                            </w:r>
-                            <w:r>
-                              <w:rPr>
-                                <w:rFonts w:ascii="Aptos Mono" w:eastAsia="Times New Roman" w:hAnsi="Aptos Mono" w:cs="Courier New"/>
-                                <w:kern w:val="0"/>
-                                <w:sz w:val="16"/>
-                                <w:szCs w:val="16"/>
-                                <w14:ligatures w14:val="none"/>
-                              </w:rPr>
-                              <w:t>2 347</w:t>
+                              <w:t xml:space="preserve"> 347</w:t>
                             </w:r>
                           </w:p>
                         </w:txbxContent>
@@ -5835,7 +7557,7 @@
           </mc:Choice>
           <mc:Fallback>
             <w:pict>
-              <v:shape w14:anchorId="767E2209" id="_x0000_s1038" type="#_x0000_t202" style="position:absolute;margin-left:415.9pt;margin-top:74.5pt;width:467.1pt;height:18pt;z-index:251759616;visibility:visible;mso-wrap-style:square;mso-width-percent:0;mso-height-percent:0;mso-wrap-distance-left:9pt;mso-wrap-distance-top:3.6pt;mso-wrap-distance-right:9pt;mso-wrap-distance-bottom:3.6pt;mso-position-horizontal:right;mso-position-horizontal-relative:margin;mso-position-vertical:absolute;mso-position-vertical-relative:text;mso-width-percent:0;mso-height-percent:0;mso-width-relative:margin;mso-height-relative:margin;v-text-anchor:top" o:gfxdata="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" fillcolor="#e8e8e8 [3214]">
+              <v:shape w14:anchorId="767E2209" id="_x0000_s1039" type="#_x0000_t202" style="position:absolute;margin-left:415.9pt;margin-top:74.5pt;width:467.1pt;height:18pt;z-index:251759616;visibility:visible;mso-wrap-style:square;mso-width-percent:0;mso-height-percent:0;mso-wrap-distance-left:9pt;mso-wrap-distance-top:3.6pt;mso-wrap-distance-right:9pt;mso-wrap-distance-bottom:3.6pt;mso-position-horizontal:right;mso-position-horizontal-relative:margin;mso-position-vertical:absolute;mso-position-vertical-relative:text;mso-width-percent:0;mso-height-percent:0;mso-width-relative:margin;mso-height-relative:margin;v-text-anchor:top" o:gfxdata="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" fillcolor="#e8e8e8 [3214]">
                 <v:textbox>
                   <w:txbxContent>
                     <w:p>
@@ -5849,45 +7571,49 @@
                           <w14:ligatures w14:val="none"/>
                         </w:rPr>
                       </w:pPr>
-                      <w:r>
-                        <w:rPr>
-                          <w:rFonts w:ascii="Aptos Mono" w:eastAsia="Times New Roman" w:hAnsi="Aptos Mono" w:cs="Courier New"/>
-                          <w:kern w:val="0"/>
-                          <w:sz w:val="16"/>
-                          <w:szCs w:val="16"/>
-                          <w14:ligatures w14:val="none"/>
-                        </w:rPr>
-                        <w:t xml:space="preserve">uart:~$ </w:t>
-                      </w:r>
-                      <w:r>
-                        <w:rPr>
-                          <w:rFonts w:ascii="Aptos Mono" w:eastAsia="Times New Roman" w:hAnsi="Aptos Mono" w:cs="Courier New"/>
-                          <w:kern w:val="0"/>
-                          <w:sz w:val="16"/>
-                          <w:szCs w:val="16"/>
-                          <w14:ligatures w14:val="none"/>
-                        </w:rPr>
-                        <w:t xml:space="preserve">port </w:t>
-                      </w:r>
-                      <w:r>
-                        <w:rPr>
-                          <w:rFonts w:ascii="Aptos Mono" w:eastAsia="Times New Roman" w:hAnsi="Aptos Mono" w:cs="Courier New"/>
-                          <w:kern w:val="0"/>
-                          <w:sz w:val="16"/>
-                          <w:szCs w:val="16"/>
-                          <w14:ligatures w14:val="none"/>
-                        </w:rPr>
-                        <w:t>seta</w:t>
-                      </w:r>
-                      <w:r>
-                        <w:rPr>
-                          <w:rFonts w:ascii="Aptos Mono" w:eastAsia="Times New Roman" w:hAnsi="Aptos Mono" w:cs="Courier New"/>
-                          <w:kern w:val="0"/>
-                          <w:sz w:val="16"/>
-                          <w:szCs w:val="16"/>
-                          <w14:ligatures w14:val="none"/>
-                        </w:rPr>
-                        <w:t xml:space="preserve"> 1 </w:t>
+                      <w:proofErr w:type="spellStart"/>
+                      <w:proofErr w:type="gramStart"/>
+                      <w:r>
+                        <w:rPr>
+                          <w:rFonts w:ascii="Aptos Mono" w:eastAsia="Times New Roman" w:hAnsi="Aptos Mono" w:cs="Courier New"/>
+                          <w:kern w:val="0"/>
+                          <w:sz w:val="16"/>
+                          <w:szCs w:val="16"/>
+                          <w14:ligatures w14:val="none"/>
+                        </w:rPr>
+                        <w:t>uart</w:t>
+                      </w:r>
+                      <w:proofErr w:type="spellEnd"/>
+                      <w:r>
+                        <w:rPr>
+                          <w:rFonts w:ascii="Aptos Mono" w:eastAsia="Times New Roman" w:hAnsi="Aptos Mono" w:cs="Courier New"/>
+                          <w:kern w:val="0"/>
+                          <w:sz w:val="16"/>
+                          <w:szCs w:val="16"/>
+                          <w14:ligatures w14:val="none"/>
+                        </w:rPr>
+                        <w:t>:~</w:t>
+                      </w:r>
+                      <w:proofErr w:type="gramEnd"/>
+                      <w:r>
+                        <w:rPr>
+                          <w:rFonts w:ascii="Aptos Mono" w:eastAsia="Times New Roman" w:hAnsi="Aptos Mono" w:cs="Courier New"/>
+                          <w:kern w:val="0"/>
+                          <w:sz w:val="16"/>
+                          <w:szCs w:val="16"/>
+                          <w14:ligatures w14:val="none"/>
+                        </w:rPr>
+                        <w:t xml:space="preserve">$ </w:t>
+                      </w:r>
+                      <w:r>
+                        <w:rPr>
+                          <w:rFonts w:ascii="Aptos Mono" w:eastAsia="Times New Roman" w:hAnsi="Aptos Mono" w:cs="Courier New"/>
+                          <w:kern w:val="0"/>
+                          <w:sz w:val="16"/>
+                          <w:szCs w:val="16"/>
+                          <w14:ligatures w14:val="none"/>
+                        </w:rPr>
+                        <w:t xml:space="preserve">port seta 1 1 </w:t>
                       </w:r>
                       <w:r>
                         <w:rPr>
@@ -5907,17 +7633,7 @@
                           <w:szCs w:val="16"/>
                           <w14:ligatures w14:val="none"/>
                         </w:rPr>
-                        <w:t xml:space="preserve"> </w:t>
-                      </w:r>
-                      <w:r>
-                        <w:rPr>
-                          <w:rFonts w:ascii="Aptos Mono" w:eastAsia="Times New Roman" w:hAnsi="Aptos Mono" w:cs="Courier New"/>
-                          <w:kern w:val="0"/>
-                          <w:sz w:val="16"/>
-                          <w:szCs w:val="16"/>
-                          <w14:ligatures w14:val="none"/>
-                        </w:rPr>
-                        <w:t>2 347</w:t>
+                        <w:t xml:space="preserve"> 347</w:t>
                       </w:r>
                     </w:p>
                   </w:txbxContent>
@@ -5935,7 +7651,31 @@
         <w:t>configuration</w:t>
       </w:r>
       <w:r>
-        <w:t xml:space="preserve"> using the port seta &lt;port&gt; &lt;channel&gt; &lt;attrib&gt; &lt;value&gt; command, where port is 1, channel is 1 (A) or 2 (B), attrib is the attribute identifier (see </w:t>
+        <w:t xml:space="preserve"> using the port seta &lt;</w:t>
+      </w:r>
+      <w:proofErr w:type="gramStart"/>
+      <w:r>
+        <w:t>port&gt; &lt;channel</w:t>
+      </w:r>
+      <w:proofErr w:type="gramEnd"/>
+      <w:r>
+        <w:t>&gt; &lt;</w:t>
+      </w:r>
+      <w:proofErr w:type="spellStart"/>
+      <w:r>
+        <w:t>attrib</w:t>
+      </w:r>
+      <w:proofErr w:type="spellEnd"/>
+      <w:r>
+        <w:t xml:space="preserve">&gt; &lt;value&gt; command, where port is 1, channel is 1 (A) or 2 (B), </w:t>
+      </w:r>
+      <w:proofErr w:type="spellStart"/>
+      <w:r>
+        <w:t>attrib</w:t>
+      </w:r>
+      <w:proofErr w:type="spellEnd"/>
+      <w:r>
+        <w:t xml:space="preserve"> is the attribute identifier (see </w:t>
       </w:r>
       <w:r>
         <w:t>table</w:t>
@@ -5987,12 +7727,21 @@
                 <w:szCs w:val="20"/>
               </w:rPr>
             </w:pPr>
-            <w:r>
-              <w:rPr>
-                <w:sz w:val="20"/>
-                <w:szCs w:val="20"/>
-              </w:rPr>
-              <w:t>Attr. #</w:t>
+            <w:proofErr w:type="spellStart"/>
+            <w:r>
+              <w:rPr>
+                <w:sz w:val="20"/>
+                <w:szCs w:val="20"/>
+              </w:rPr>
+              <w:t>Attr</w:t>
+            </w:r>
+            <w:proofErr w:type="spellEnd"/>
+            <w:r>
+              <w:rPr>
+                <w:sz w:val="20"/>
+                <w:szCs w:val="20"/>
+              </w:rPr>
+              <w:t>. #</w:t>
             </w:r>
           </w:p>
         </w:tc>
@@ -6597,8 +8346,17 @@
                 <w:sz w:val="20"/>
                 <w:szCs w:val="20"/>
               </w:rPr>
-              <w:t>2000 ms</w:t>
-            </w:r>
+              <w:t xml:space="preserve">2000 </w:t>
+            </w:r>
+            <w:proofErr w:type="spellStart"/>
+            <w:r>
+              <w:rPr>
+                <w:sz w:val="20"/>
+                <w:szCs w:val="20"/>
+              </w:rPr>
+              <w:t>ms</w:t>
+            </w:r>
+            <w:proofErr w:type="spellEnd"/>
           </w:p>
         </w:tc>
         <w:tc>
@@ -6619,8 +8377,17 @@
                 <w:sz w:val="20"/>
                 <w:szCs w:val="20"/>
               </w:rPr>
-              <w:t>0 ms</w:t>
-            </w:r>
+              <w:t xml:space="preserve">0 </w:t>
+            </w:r>
+            <w:proofErr w:type="spellStart"/>
+            <w:r>
+              <w:rPr>
+                <w:sz w:val="20"/>
+                <w:szCs w:val="20"/>
+              </w:rPr>
+              <w:t>ms</w:t>
+            </w:r>
+            <w:proofErr w:type="spellEnd"/>
           </w:p>
         </w:tc>
         <w:tc>
@@ -6641,8 +8408,17 @@
                 <w:sz w:val="20"/>
                 <w:szCs w:val="20"/>
               </w:rPr>
-              <w:t>10000 ms</w:t>
-            </w:r>
+              <w:t xml:space="preserve">10000 </w:t>
+            </w:r>
+            <w:proofErr w:type="spellStart"/>
+            <w:r>
+              <w:rPr>
+                <w:sz w:val="20"/>
+                <w:szCs w:val="20"/>
+              </w:rPr>
+              <w:t>ms</w:t>
+            </w:r>
+            <w:proofErr w:type="spellEnd"/>
           </w:p>
         </w:tc>
       </w:tr>
@@ -6712,8 +8488,17 @@
                 <w:sz w:val="20"/>
                 <w:szCs w:val="20"/>
               </w:rPr>
-              <w:t>2000 ms</w:t>
-            </w:r>
+              <w:t xml:space="preserve">2000 </w:t>
+            </w:r>
+            <w:proofErr w:type="spellStart"/>
+            <w:r>
+              <w:rPr>
+                <w:sz w:val="20"/>
+                <w:szCs w:val="20"/>
+              </w:rPr>
+              <w:t>ms</w:t>
+            </w:r>
+            <w:proofErr w:type="spellEnd"/>
           </w:p>
         </w:tc>
         <w:tc>
@@ -6734,8 +8519,17 @@
                 <w:sz w:val="20"/>
                 <w:szCs w:val="20"/>
               </w:rPr>
-              <w:t>0 ms</w:t>
-            </w:r>
+              <w:t xml:space="preserve">0 </w:t>
+            </w:r>
+            <w:proofErr w:type="spellStart"/>
+            <w:r>
+              <w:rPr>
+                <w:sz w:val="20"/>
+                <w:szCs w:val="20"/>
+              </w:rPr>
+              <w:t>ms</w:t>
+            </w:r>
+            <w:proofErr w:type="spellEnd"/>
           </w:p>
         </w:tc>
         <w:tc>
@@ -6756,8 +8550,17 @@
                 <w:sz w:val="20"/>
                 <w:szCs w:val="20"/>
               </w:rPr>
-              <w:t>10000 ms</w:t>
-            </w:r>
+              <w:t xml:space="preserve">10000 </w:t>
+            </w:r>
+            <w:proofErr w:type="spellStart"/>
+            <w:r>
+              <w:rPr>
+                <w:sz w:val="20"/>
+                <w:szCs w:val="20"/>
+              </w:rPr>
+              <w:t>ms</w:t>
+            </w:r>
+            <w:proofErr w:type="spellEnd"/>
           </w:p>
         </w:tc>
       </w:tr>
@@ -6942,8 +8745,17 @@
                 <w:sz w:val="20"/>
                 <w:szCs w:val="20"/>
               </w:rPr>
-              <w:t>250 ms</w:t>
-            </w:r>
+              <w:t xml:space="preserve">250 </w:t>
+            </w:r>
+            <w:proofErr w:type="spellStart"/>
+            <w:r>
+              <w:rPr>
+                <w:sz w:val="20"/>
+                <w:szCs w:val="20"/>
+              </w:rPr>
+              <w:t>ms</w:t>
+            </w:r>
+            <w:proofErr w:type="spellEnd"/>
           </w:p>
         </w:tc>
         <w:tc>
@@ -6964,8 +8776,17 @@
                 <w:sz w:val="20"/>
                 <w:szCs w:val="20"/>
               </w:rPr>
-              <w:t>1 ms</w:t>
-            </w:r>
+              <w:t xml:space="preserve">1 </w:t>
+            </w:r>
+            <w:proofErr w:type="spellStart"/>
+            <w:r>
+              <w:rPr>
+                <w:sz w:val="20"/>
+                <w:szCs w:val="20"/>
+              </w:rPr>
+              <w:t>ms</w:t>
+            </w:r>
+            <w:proofErr w:type="spellEnd"/>
           </w:p>
         </w:tc>
         <w:tc>
@@ -6986,8 +8807,17 @@
                 <w:sz w:val="20"/>
                 <w:szCs w:val="20"/>
               </w:rPr>
-              <w:t>5000 ms</w:t>
-            </w:r>
+              <w:t xml:space="preserve">5000 </w:t>
+            </w:r>
+            <w:proofErr w:type="spellStart"/>
+            <w:r>
+              <w:rPr>
+                <w:sz w:val="20"/>
+                <w:szCs w:val="20"/>
+              </w:rPr>
+              <w:t>ms</w:t>
+            </w:r>
+            <w:proofErr w:type="spellEnd"/>
           </w:p>
         </w:tc>
       </w:tr>
@@ -7229,7 +9059,7 @@
                 <w:sz w:val="20"/>
                 <w:szCs w:val="20"/>
               </w:rPr>
-              <w:t>23</w:t>
+              <w:t>22</w:t>
             </w:r>
           </w:p>
         </w:tc>
@@ -7251,7 +9081,7 @@
                 <w:sz w:val="20"/>
                 <w:szCs w:val="20"/>
               </w:rPr>
-              <w:t>ANALOG_INPUT_FILTER_CONSTANT</w:t>
+              <w:t>DIGIN_ANALOG_THRESHOLD_HIGH</w:t>
             </w:r>
           </w:p>
         </w:tc>
@@ -7273,7 +9103,7 @@
                 <w:sz w:val="20"/>
                 <w:szCs w:val="20"/>
               </w:rPr>
-              <w:t>8192</w:t>
+              <w:t>5000 mV</w:t>
             </w:r>
           </w:p>
         </w:tc>
@@ -7317,7 +9147,1482 @@
                 <w:sz w:val="20"/>
                 <w:szCs w:val="20"/>
               </w:rPr>
+              <w:t>32000 mV</w:t>
+            </w:r>
+          </w:p>
+        </w:tc>
+      </w:tr>
+      <w:tr>
+        <w:trPr>
+          <w:trHeight w:hRule="exact" w:val="288"/>
+        </w:trPr>
+        <w:tc>
+          <w:tcPr>
+            <w:tcW w:w="805" w:type="dxa"/>
+          </w:tcPr>
+          <w:p>
+            <w:pPr>
+              <w:pStyle w:val="Heading3"/>
+              <w:spacing w:before="100" w:beforeAutospacing="1" w:after="100" w:afterAutospacing="1"/>
+              <w:rPr>
+                <w:sz w:val="20"/>
+                <w:szCs w:val="20"/>
+              </w:rPr>
+            </w:pPr>
+            <w:r>
+              <w:rPr>
+                <w:sz w:val="20"/>
+                <w:szCs w:val="20"/>
+              </w:rPr>
+              <w:t>23</w:t>
+            </w:r>
+          </w:p>
+        </w:tc>
+        <w:tc>
+          <w:tcPr>
+            <w:tcW w:w="4948" w:type="dxa"/>
+          </w:tcPr>
+          <w:p>
+            <w:pPr>
+              <w:pStyle w:val="Heading3"/>
+              <w:spacing w:before="100" w:beforeAutospacing="1" w:after="100" w:afterAutospacing="1"/>
+              <w:rPr>
+                <w:sz w:val="20"/>
+                <w:szCs w:val="20"/>
+              </w:rPr>
+            </w:pPr>
+            <w:r>
+              <w:rPr>
+                <w:sz w:val="20"/>
+                <w:szCs w:val="20"/>
+              </w:rPr>
+              <w:t>ANALOG_INPUT_FILTER_CONSTANT</w:t>
+            </w:r>
+          </w:p>
+        </w:tc>
+        <w:tc>
+          <w:tcPr>
+            <w:tcW w:w="1199" w:type="dxa"/>
+          </w:tcPr>
+          <w:p>
+            <w:pPr>
+              <w:pStyle w:val="Heading3"/>
+              <w:spacing w:before="100" w:beforeAutospacing="1" w:after="100" w:afterAutospacing="1"/>
+              <w:rPr>
+                <w:sz w:val="20"/>
+                <w:szCs w:val="20"/>
+              </w:rPr>
+            </w:pPr>
+            <w:r>
+              <w:rPr>
+                <w:sz w:val="20"/>
+                <w:szCs w:val="20"/>
+              </w:rPr>
+              <w:t>8192</w:t>
+            </w:r>
+          </w:p>
+        </w:tc>
+        <w:tc>
+          <w:tcPr>
+            <w:tcW w:w="1199" w:type="dxa"/>
+          </w:tcPr>
+          <w:p>
+            <w:pPr>
+              <w:pStyle w:val="Heading3"/>
+              <w:spacing w:before="100" w:beforeAutospacing="1" w:after="100" w:afterAutospacing="1"/>
+              <w:rPr>
+                <w:sz w:val="20"/>
+                <w:szCs w:val="20"/>
+              </w:rPr>
+            </w:pPr>
+            <w:r>
+              <w:rPr>
+                <w:sz w:val="20"/>
+                <w:szCs w:val="20"/>
+              </w:rPr>
+              <w:t>0</w:t>
+            </w:r>
+          </w:p>
+        </w:tc>
+        <w:tc>
+          <w:tcPr>
+            <w:tcW w:w="1199" w:type="dxa"/>
+          </w:tcPr>
+          <w:p>
+            <w:pPr>
+              <w:pStyle w:val="Heading3"/>
+              <w:spacing w:before="100" w:beforeAutospacing="1" w:after="100" w:afterAutospacing="1"/>
+              <w:rPr>
+                <w:sz w:val="20"/>
+                <w:szCs w:val="20"/>
+              </w:rPr>
+            </w:pPr>
+            <w:r>
+              <w:rPr>
+                <w:sz w:val="20"/>
+                <w:szCs w:val="20"/>
+              </w:rPr>
               <w:t>65535</w:t>
+            </w:r>
+          </w:p>
+        </w:tc>
+      </w:tr>
+    </w:tbl>
+    <w:p>
+      <w:r>
+        <w:t>NOTE: DIGIN_ANALOG_THRESHOLD_HIGH applies to both input channels, but can only be configured for channel A.</w:t>
+      </w:r>
+    </w:p>
+    <w:tbl>
+      <w:tblPr>
+        <w:tblStyle w:val="GridTable1Light-Accent1"/>
+        <w:tblW w:w="0" w:type="auto"/>
+        <w:tblLook w:val="0620" w:firstRow="1" w:lastRow="0" w:firstColumn="0" w:lastColumn="0" w:noHBand="1" w:noVBand="1"/>
+      </w:tblPr>
+      <w:tblGrid>
+        <w:gridCol w:w="758"/>
+        <w:gridCol w:w="1667"/>
+        <w:gridCol w:w="3690"/>
+        <w:gridCol w:w="3235"/>
+      </w:tblGrid>
+      <w:tr>
+        <w:trPr>
+          <w:cnfStyle w:val="100000000000" w:firstRow="1" w:lastRow="0" w:firstColumn="0" w:lastColumn="0" w:oddVBand="0" w:evenVBand="0" w:oddHBand="0" w:evenHBand="0" w:firstRowFirstColumn="0" w:firstRowLastColumn="0" w:lastRowFirstColumn="0" w:lastRowLastColumn="0"/>
+          <w:trHeight w:hRule="exact" w:val="288"/>
+        </w:trPr>
+        <w:tc>
+          <w:tcPr>
+            <w:tcW w:w="758" w:type="dxa"/>
+          </w:tcPr>
+          <w:p>
+            <w:pPr>
+              <w:pStyle w:val="Heading3"/>
+              <w:spacing w:before="100" w:beforeAutospacing="1" w:after="100" w:afterAutospacing="1"/>
+              <w:rPr>
+                <w:sz w:val="20"/>
+                <w:szCs w:val="20"/>
+              </w:rPr>
+            </w:pPr>
+            <w:r>
+              <w:rPr>
+                <w:sz w:val="20"/>
+                <w:szCs w:val="20"/>
+              </w:rPr>
+              <w:t>#</w:t>
+            </w:r>
+          </w:p>
+        </w:tc>
+        <w:tc>
+          <w:tcPr>
+            <w:tcW w:w="1667" w:type="dxa"/>
+          </w:tcPr>
+          <w:p>
+            <w:pPr>
+              <w:pStyle w:val="Heading3"/>
+              <w:spacing w:before="100" w:beforeAutospacing="1" w:after="100" w:afterAutospacing="1"/>
+              <w:rPr>
+                <w:sz w:val="20"/>
+                <w:szCs w:val="20"/>
+              </w:rPr>
+            </w:pPr>
+            <w:r>
+              <w:rPr>
+                <w:sz w:val="20"/>
+                <w:szCs w:val="20"/>
+              </w:rPr>
+              <w:t>Mode</w:t>
+            </w:r>
+          </w:p>
+        </w:tc>
+        <w:tc>
+          <w:tcPr>
+            <w:tcW w:w="3690" w:type="dxa"/>
+          </w:tcPr>
+          <w:p>
+            <w:pPr>
+              <w:pStyle w:val="Heading3"/>
+              <w:spacing w:before="100" w:beforeAutospacing="1" w:after="100" w:afterAutospacing="1"/>
+              <w:rPr>
+                <w:sz w:val="20"/>
+                <w:szCs w:val="20"/>
+              </w:rPr>
+            </w:pPr>
+            <w:r>
+              <w:rPr>
+                <w:sz w:val="20"/>
+                <w:szCs w:val="20"/>
+              </w:rPr>
+              <w:t>Value Range</w:t>
+            </w:r>
+          </w:p>
+        </w:tc>
+        <w:tc>
+          <w:tcPr>
+            <w:tcW w:w="3235" w:type="dxa"/>
+          </w:tcPr>
+          <w:p>
+            <w:pPr>
+              <w:pStyle w:val="Heading3"/>
+              <w:spacing w:before="100" w:beforeAutospacing="1" w:after="100" w:afterAutospacing="1"/>
+              <w:rPr>
+                <w:sz w:val="20"/>
+                <w:szCs w:val="20"/>
+              </w:rPr>
+            </w:pPr>
+            <w:r>
+              <w:rPr>
+                <w:sz w:val="20"/>
+                <w:szCs w:val="20"/>
+              </w:rPr>
+              <w:t>Raw Value Range</w:t>
+            </w:r>
+          </w:p>
+        </w:tc>
+      </w:tr>
+      <w:tr>
+        <w:trPr>
+          <w:trHeight w:hRule="exact" w:val="288"/>
+        </w:trPr>
+        <w:tc>
+          <w:tcPr>
+            <w:tcW w:w="758" w:type="dxa"/>
+          </w:tcPr>
+          <w:p>
+            <w:pPr>
+              <w:pStyle w:val="Heading3"/>
+              <w:spacing w:before="100" w:beforeAutospacing="1" w:after="100" w:afterAutospacing="1"/>
+              <w:rPr>
+                <w:sz w:val="20"/>
+                <w:szCs w:val="20"/>
+              </w:rPr>
+            </w:pPr>
+            <w:r>
+              <w:rPr>
+                <w:sz w:val="20"/>
+                <w:szCs w:val="20"/>
+              </w:rPr>
+              <w:t>0</w:t>
+            </w:r>
+          </w:p>
+        </w:tc>
+        <w:tc>
+          <w:tcPr>
+            <w:tcW w:w="1667" w:type="dxa"/>
+          </w:tcPr>
+          <w:p>
+            <w:pPr>
+              <w:pStyle w:val="Heading3"/>
+              <w:spacing w:before="100" w:beforeAutospacing="1" w:after="100" w:afterAutospacing="1"/>
+              <w:rPr>
+                <w:sz w:val="20"/>
+                <w:szCs w:val="20"/>
+              </w:rPr>
+            </w:pPr>
+            <w:r>
+              <w:rPr>
+                <w:sz w:val="20"/>
+                <w:szCs w:val="20"/>
+              </w:rPr>
+              <w:t>DISABLE</w:t>
+            </w:r>
+          </w:p>
+        </w:tc>
+        <w:tc>
+          <w:tcPr>
+            <w:tcW w:w="3690" w:type="dxa"/>
+          </w:tcPr>
+          <w:p>
+            <w:pPr>
+              <w:pStyle w:val="Heading3"/>
+              <w:spacing w:before="100" w:beforeAutospacing="1" w:after="100" w:afterAutospacing="1"/>
+              <w:rPr>
+                <w:sz w:val="20"/>
+                <w:szCs w:val="20"/>
+              </w:rPr>
+            </w:pPr>
+            <w:r>
+              <w:rPr>
+                <w:sz w:val="20"/>
+                <w:szCs w:val="20"/>
+              </w:rPr>
+              <w:t>-1</w:t>
+            </w:r>
+          </w:p>
+        </w:tc>
+        <w:tc>
+          <w:tcPr>
+            <w:tcW w:w="3235" w:type="dxa"/>
+          </w:tcPr>
+          <w:p>
+            <w:pPr>
+              <w:pStyle w:val="Heading3"/>
+              <w:spacing w:before="100" w:beforeAutospacing="1" w:after="100" w:afterAutospacing="1"/>
+              <w:rPr>
+                <w:sz w:val="20"/>
+                <w:szCs w:val="20"/>
+              </w:rPr>
+            </w:pPr>
+            <w:r>
+              <w:rPr>
+                <w:sz w:val="20"/>
+                <w:szCs w:val="20"/>
+              </w:rPr>
+              <w:t>4,294,967,295</w:t>
+            </w:r>
+          </w:p>
+        </w:tc>
+      </w:tr>
+      <w:tr>
+        <w:trPr>
+          <w:trHeight w:hRule="exact" w:val="288"/>
+        </w:trPr>
+        <w:tc>
+          <w:tcPr>
+            <w:tcW w:w="758" w:type="dxa"/>
+          </w:tcPr>
+          <w:p>
+            <w:pPr>
+              <w:pStyle w:val="Heading3"/>
+              <w:spacing w:before="100" w:beforeAutospacing="1" w:after="100" w:afterAutospacing="1"/>
+              <w:rPr>
+                <w:sz w:val="20"/>
+                <w:szCs w:val="20"/>
+              </w:rPr>
+            </w:pPr>
+            <w:r>
+              <w:rPr>
+                <w:sz w:val="20"/>
+                <w:szCs w:val="20"/>
+              </w:rPr>
+              <w:t>1</w:t>
+            </w:r>
+          </w:p>
+        </w:tc>
+        <w:tc>
+          <w:tcPr>
+            <w:tcW w:w="1667" w:type="dxa"/>
+          </w:tcPr>
+          <w:p>
+            <w:pPr>
+              <w:pStyle w:val="Heading3"/>
+              <w:spacing w:before="100" w:beforeAutospacing="1" w:after="100" w:afterAutospacing="1"/>
+              <w:rPr>
+                <w:sz w:val="20"/>
+                <w:szCs w:val="20"/>
+              </w:rPr>
+            </w:pPr>
+            <w:r>
+              <w:rPr>
+                <w:sz w:val="20"/>
+                <w:szCs w:val="20"/>
+              </w:rPr>
+              <w:t>DIGIN_POSITIVE</w:t>
+            </w:r>
+          </w:p>
+        </w:tc>
+        <w:tc>
+          <w:tcPr>
+            <w:tcW w:w="3690" w:type="dxa"/>
+          </w:tcPr>
+          <w:p>
+            <w:pPr>
+              <w:pStyle w:val="Heading3"/>
+              <w:spacing w:before="100" w:beforeAutospacing="1" w:after="100" w:afterAutospacing="1"/>
+              <w:rPr>
+                <w:sz w:val="20"/>
+                <w:szCs w:val="20"/>
+              </w:rPr>
+            </w:pPr>
+            <w:r>
+              <w:rPr>
+                <w:sz w:val="20"/>
+                <w:szCs w:val="20"/>
+              </w:rPr>
+              <w:t>0</w:t>
+            </w:r>
+            <w:proofErr w:type="gramStart"/>
+            <w:r>
+              <w:rPr>
+                <w:sz w:val="20"/>
+                <w:szCs w:val="20"/>
+              </w:rPr>
+              <w:t xml:space="preserve"> ..</w:t>
+            </w:r>
+            <w:proofErr w:type="gramEnd"/>
+            <w:r>
+              <w:rPr>
+                <w:sz w:val="20"/>
+                <w:szCs w:val="20"/>
+              </w:rPr>
+              <w:t xml:space="preserve"> 1</w:t>
+            </w:r>
+          </w:p>
+        </w:tc>
+        <w:tc>
+          <w:tcPr>
+            <w:tcW w:w="3235" w:type="dxa"/>
+          </w:tcPr>
+          <w:p>
+            <w:pPr>
+              <w:pStyle w:val="Heading3"/>
+              <w:spacing w:before="100" w:beforeAutospacing="1" w:after="100" w:afterAutospacing="1"/>
+              <w:rPr>
+                <w:sz w:val="20"/>
+                <w:szCs w:val="20"/>
+              </w:rPr>
+            </w:pPr>
+            <w:r>
+              <w:rPr>
+                <w:sz w:val="20"/>
+                <w:szCs w:val="20"/>
+              </w:rPr>
+              <w:t>0</w:t>
+            </w:r>
+            <w:proofErr w:type="gramStart"/>
+            <w:r>
+              <w:rPr>
+                <w:sz w:val="20"/>
+                <w:szCs w:val="20"/>
+              </w:rPr>
+              <w:t xml:space="preserve"> ..</w:t>
+            </w:r>
+            <w:proofErr w:type="gramEnd"/>
+            <w:r>
+              <w:rPr>
+                <w:sz w:val="20"/>
+                <w:szCs w:val="20"/>
+              </w:rPr>
+              <w:t xml:space="preserve"> 1</w:t>
+            </w:r>
+          </w:p>
+        </w:tc>
+      </w:tr>
+      <w:tr>
+        <w:trPr>
+          <w:trHeight w:hRule="exact" w:val="288"/>
+        </w:trPr>
+        <w:tc>
+          <w:tcPr>
+            <w:tcW w:w="758" w:type="dxa"/>
+          </w:tcPr>
+          <w:p>
+            <w:pPr>
+              <w:pStyle w:val="Heading3"/>
+              <w:spacing w:before="100" w:beforeAutospacing="1" w:after="100" w:afterAutospacing="1"/>
+              <w:rPr>
+                <w:sz w:val="20"/>
+                <w:szCs w:val="20"/>
+              </w:rPr>
+            </w:pPr>
+            <w:r>
+              <w:rPr>
+                <w:sz w:val="20"/>
+                <w:szCs w:val="20"/>
+              </w:rPr>
+              <w:t>7</w:t>
+            </w:r>
+          </w:p>
+        </w:tc>
+        <w:tc>
+          <w:tcPr>
+            <w:tcW w:w="1667" w:type="dxa"/>
+          </w:tcPr>
+          <w:p>
+            <w:pPr>
+              <w:pStyle w:val="Heading3"/>
+              <w:spacing w:before="100" w:beforeAutospacing="1" w:after="100" w:afterAutospacing="1"/>
+              <w:rPr>
+                <w:sz w:val="20"/>
+                <w:szCs w:val="20"/>
+              </w:rPr>
+            </w:pPr>
+            <w:r>
+              <w:rPr>
+                <w:sz w:val="20"/>
+                <w:szCs w:val="20"/>
+              </w:rPr>
+              <w:t>FREQIN</w:t>
+            </w:r>
+          </w:p>
+        </w:tc>
+        <w:tc>
+          <w:tcPr>
+            <w:tcW w:w="3690" w:type="dxa"/>
+          </w:tcPr>
+          <w:p>
+            <w:pPr>
+              <w:pStyle w:val="Heading3"/>
+              <w:spacing w:before="100" w:beforeAutospacing="1" w:after="100" w:afterAutospacing="1"/>
+              <w:rPr>
+                <w:sz w:val="20"/>
+                <w:szCs w:val="20"/>
+              </w:rPr>
+            </w:pPr>
+            <w:r>
+              <w:rPr>
+                <w:sz w:val="20"/>
+                <w:szCs w:val="20"/>
+              </w:rPr>
+              <w:t>~15,000</w:t>
+            </w:r>
+            <w:proofErr w:type="gramStart"/>
+            <w:r>
+              <w:rPr>
+                <w:sz w:val="20"/>
+                <w:szCs w:val="20"/>
+              </w:rPr>
+              <w:t xml:space="preserve"> ..</w:t>
+            </w:r>
+            <w:proofErr w:type="gramEnd"/>
+            <w:r>
+              <w:rPr>
+                <w:sz w:val="20"/>
+                <w:szCs w:val="20"/>
+              </w:rPr>
+              <w:t xml:space="preserve"> 10,000,000 </w:t>
+            </w:r>
+            <w:proofErr w:type="spellStart"/>
+            <w:r>
+              <w:rPr>
+                <w:sz w:val="20"/>
+                <w:szCs w:val="20"/>
+              </w:rPr>
+              <w:t>mHz</w:t>
+            </w:r>
+            <w:proofErr w:type="spellEnd"/>
+          </w:p>
+        </w:tc>
+        <w:tc>
+          <w:tcPr>
+            <w:tcW w:w="3235" w:type="dxa"/>
+          </w:tcPr>
+          <w:p>
+            <w:pPr>
+              <w:pStyle w:val="Heading3"/>
+              <w:spacing w:before="100" w:beforeAutospacing="1" w:after="100" w:afterAutospacing="1"/>
+              <w:rPr>
+                <w:sz w:val="20"/>
+                <w:szCs w:val="20"/>
+              </w:rPr>
+            </w:pPr>
+            <w:r>
+              <w:rPr>
+                <w:sz w:val="20"/>
+                <w:szCs w:val="20"/>
+              </w:rPr>
+              <w:t>0</w:t>
+            </w:r>
+            <w:proofErr w:type="gramStart"/>
+            <w:r>
+              <w:rPr>
+                <w:sz w:val="20"/>
+                <w:szCs w:val="20"/>
+              </w:rPr>
+              <w:t xml:space="preserve"> ..</w:t>
+            </w:r>
+            <w:proofErr w:type="gramEnd"/>
+            <w:r>
+              <w:rPr>
+                <w:sz w:val="20"/>
+                <w:szCs w:val="20"/>
+              </w:rPr>
+              <w:t xml:space="preserve"> 10</w:t>
+            </w:r>
+            <w:r>
+              <w:rPr>
+                <w:sz w:val="20"/>
+                <w:szCs w:val="20"/>
+              </w:rPr>
+              <w:t>,</w:t>
+            </w:r>
+            <w:r>
+              <w:rPr>
+                <w:sz w:val="20"/>
+                <w:szCs w:val="20"/>
+              </w:rPr>
+              <w:t>00</w:t>
+            </w:r>
+            <w:r>
+              <w:rPr>
+                <w:sz w:val="20"/>
+                <w:szCs w:val="20"/>
+              </w:rPr>
+              <w:t>0</w:t>
+            </w:r>
+            <w:r>
+              <w:rPr>
+                <w:sz w:val="20"/>
+                <w:szCs w:val="20"/>
+              </w:rPr>
+              <w:t xml:space="preserve"> duty cycle</w:t>
+            </w:r>
+          </w:p>
+        </w:tc>
+      </w:tr>
+      <w:tr>
+        <w:trPr>
+          <w:trHeight w:hRule="exact" w:val="288"/>
+        </w:trPr>
+        <w:tc>
+          <w:tcPr>
+            <w:tcW w:w="758" w:type="dxa"/>
+          </w:tcPr>
+          <w:p>
+            <w:pPr>
+              <w:pStyle w:val="Heading3"/>
+              <w:spacing w:before="100" w:beforeAutospacing="1" w:after="100" w:afterAutospacing="1"/>
+              <w:rPr>
+                <w:sz w:val="20"/>
+                <w:szCs w:val="20"/>
+              </w:rPr>
+            </w:pPr>
+            <w:r>
+              <w:rPr>
+                <w:sz w:val="20"/>
+                <w:szCs w:val="20"/>
+              </w:rPr>
+              <w:t>8</w:t>
+            </w:r>
+          </w:p>
+        </w:tc>
+        <w:tc>
+          <w:tcPr>
+            <w:tcW w:w="1667" w:type="dxa"/>
+          </w:tcPr>
+          <w:p>
+            <w:pPr>
+              <w:pStyle w:val="Heading3"/>
+              <w:spacing w:before="100" w:beforeAutospacing="1" w:after="100" w:afterAutospacing="1"/>
+              <w:rPr>
+                <w:sz w:val="20"/>
+                <w:szCs w:val="20"/>
+              </w:rPr>
+            </w:pPr>
+            <w:r>
+              <w:rPr>
+                <w:sz w:val="20"/>
+                <w:szCs w:val="20"/>
+              </w:rPr>
+              <w:t>COUNTER</w:t>
+            </w:r>
+          </w:p>
+        </w:tc>
+        <w:tc>
+          <w:tcPr>
+            <w:tcW w:w="3690" w:type="dxa"/>
+          </w:tcPr>
+          <w:p>
+            <w:pPr>
+              <w:pStyle w:val="Heading3"/>
+              <w:spacing w:before="100" w:beforeAutospacing="1" w:after="100" w:afterAutospacing="1"/>
+              <w:rPr>
+                <w:sz w:val="20"/>
+                <w:szCs w:val="20"/>
+              </w:rPr>
+            </w:pPr>
+            <w:r>
+              <w:rPr>
+                <w:sz w:val="20"/>
+                <w:szCs w:val="20"/>
+              </w:rPr>
+              <w:t>0</w:t>
+            </w:r>
+            <w:proofErr w:type="gramStart"/>
+            <w:r>
+              <w:rPr>
+                <w:sz w:val="20"/>
+                <w:szCs w:val="20"/>
+              </w:rPr>
+              <w:t xml:space="preserve"> ..</w:t>
+            </w:r>
+            <w:proofErr w:type="gramEnd"/>
+            <w:r>
+              <w:t xml:space="preserve"> </w:t>
+            </w:r>
+            <w:r>
+              <w:rPr>
+                <w:sz w:val="20"/>
+                <w:szCs w:val="20"/>
+              </w:rPr>
+              <w:t>4</w:t>
+            </w:r>
+            <w:r>
+              <w:rPr>
+                <w:sz w:val="20"/>
+                <w:szCs w:val="20"/>
+              </w:rPr>
+              <w:t>,</w:t>
+            </w:r>
+            <w:r>
+              <w:rPr>
+                <w:sz w:val="20"/>
+                <w:szCs w:val="20"/>
+              </w:rPr>
+              <w:t>294</w:t>
+            </w:r>
+            <w:r>
+              <w:rPr>
+                <w:sz w:val="20"/>
+                <w:szCs w:val="20"/>
+              </w:rPr>
+              <w:t>,</w:t>
+            </w:r>
+            <w:r>
+              <w:rPr>
+                <w:sz w:val="20"/>
+                <w:szCs w:val="20"/>
+              </w:rPr>
+              <w:t>967</w:t>
+            </w:r>
+            <w:r>
+              <w:rPr>
+                <w:sz w:val="20"/>
+                <w:szCs w:val="20"/>
+              </w:rPr>
+              <w:t>,</w:t>
+            </w:r>
+            <w:r>
+              <w:rPr>
+                <w:sz w:val="20"/>
+                <w:szCs w:val="20"/>
+              </w:rPr>
+              <w:t>295</w:t>
+            </w:r>
+            <w:r>
+              <w:rPr>
+                <w:sz w:val="20"/>
+                <w:szCs w:val="20"/>
+              </w:rPr>
+              <w:t xml:space="preserve"> counts</w:t>
+            </w:r>
+          </w:p>
+        </w:tc>
+        <w:tc>
+          <w:tcPr>
+            <w:tcW w:w="3235" w:type="dxa"/>
+          </w:tcPr>
+          <w:p>
+            <w:pPr>
+              <w:pStyle w:val="Heading3"/>
+              <w:spacing w:before="100" w:beforeAutospacing="1" w:after="100" w:afterAutospacing="1"/>
+              <w:rPr>
+                <w:sz w:val="20"/>
+                <w:szCs w:val="20"/>
+              </w:rPr>
+            </w:pPr>
+            <w:r>
+              <w:rPr>
+                <w:sz w:val="20"/>
+                <w:szCs w:val="20"/>
+              </w:rPr>
+              <w:t>0</w:t>
+            </w:r>
+            <w:proofErr w:type="gramStart"/>
+            <w:r>
+              <w:rPr>
+                <w:sz w:val="20"/>
+                <w:szCs w:val="20"/>
+              </w:rPr>
+              <w:t xml:space="preserve"> </w:t>
+            </w:r>
+            <w:r>
+              <w:rPr>
+                <w:sz w:val="20"/>
+                <w:szCs w:val="20"/>
+              </w:rPr>
+              <w:t>..</w:t>
+            </w:r>
+            <w:proofErr w:type="gramEnd"/>
+            <w:r>
+              <w:rPr>
+                <w:sz w:val="20"/>
+                <w:szCs w:val="20"/>
+              </w:rPr>
+              <w:t xml:space="preserve"> 65.535 </w:t>
+            </w:r>
+            <w:proofErr w:type="spellStart"/>
+            <w:r>
+              <w:rPr>
+                <w:sz w:val="20"/>
+                <w:szCs w:val="20"/>
+              </w:rPr>
+              <w:t>μs</w:t>
+            </w:r>
+            <w:proofErr w:type="spellEnd"/>
+            <w:r>
+              <w:rPr>
+                <w:sz w:val="20"/>
+                <w:szCs w:val="20"/>
+              </w:rPr>
+              <w:t xml:space="preserve"> period</w:t>
+            </w:r>
+          </w:p>
+        </w:tc>
+      </w:tr>
+      <w:tr>
+        <w:trPr>
+          <w:trHeight w:hRule="exact" w:val="288"/>
+        </w:trPr>
+        <w:tc>
+          <w:tcPr>
+            <w:tcW w:w="758" w:type="dxa"/>
+          </w:tcPr>
+          <w:p>
+            <w:pPr>
+              <w:pStyle w:val="Heading3"/>
+              <w:spacing w:before="100" w:beforeAutospacing="1" w:after="100" w:afterAutospacing="1"/>
+              <w:rPr>
+                <w:sz w:val="20"/>
+                <w:szCs w:val="20"/>
+              </w:rPr>
+            </w:pPr>
+            <w:r>
+              <w:rPr>
+                <w:sz w:val="20"/>
+                <w:szCs w:val="20"/>
+              </w:rPr>
+              <w:t>10</w:t>
+            </w:r>
+          </w:p>
+        </w:tc>
+        <w:tc>
+          <w:tcPr>
+            <w:tcW w:w="1667" w:type="dxa"/>
+          </w:tcPr>
+          <w:p>
+            <w:pPr>
+              <w:pStyle w:val="Heading3"/>
+              <w:spacing w:before="100" w:beforeAutospacing="1" w:after="100" w:afterAutospacing="1"/>
+              <w:rPr>
+                <w:sz w:val="20"/>
+                <w:szCs w:val="20"/>
+              </w:rPr>
+            </w:pPr>
+            <w:r>
+              <w:rPr>
+                <w:sz w:val="20"/>
+                <w:szCs w:val="20"/>
+              </w:rPr>
+              <w:t>ENCODER</w:t>
+            </w:r>
+          </w:p>
+        </w:tc>
+        <w:tc>
+          <w:tcPr>
+            <w:tcW w:w="3690" w:type="dxa"/>
+          </w:tcPr>
+          <w:p>
+            <w:pPr>
+              <w:pStyle w:val="Heading3"/>
+              <w:spacing w:before="100" w:beforeAutospacing="1" w:after="100" w:afterAutospacing="1"/>
+              <w:rPr>
+                <w:sz w:val="20"/>
+                <w:szCs w:val="20"/>
+              </w:rPr>
+            </w:pPr>
+            <w:r>
+              <w:rPr>
+                <w:sz w:val="20"/>
+                <w:szCs w:val="20"/>
+              </w:rPr>
+              <w:t>-</w:t>
+            </w:r>
+            <w:r>
+              <w:rPr>
+                <w:sz w:val="20"/>
+                <w:szCs w:val="20"/>
+              </w:rPr>
+              <w:t>2</w:t>
+            </w:r>
+            <w:r>
+              <w:rPr>
+                <w:sz w:val="20"/>
+                <w:szCs w:val="20"/>
+              </w:rPr>
+              <w:t>,</w:t>
+            </w:r>
+            <w:r>
+              <w:rPr>
+                <w:sz w:val="20"/>
+                <w:szCs w:val="20"/>
+              </w:rPr>
+              <w:t>147</w:t>
+            </w:r>
+            <w:r>
+              <w:rPr>
+                <w:sz w:val="20"/>
+                <w:szCs w:val="20"/>
+              </w:rPr>
+              <w:t>,</w:t>
+            </w:r>
+            <w:r>
+              <w:rPr>
+                <w:sz w:val="20"/>
+                <w:szCs w:val="20"/>
+              </w:rPr>
+              <w:t>483</w:t>
+            </w:r>
+            <w:r>
+              <w:rPr>
+                <w:sz w:val="20"/>
+                <w:szCs w:val="20"/>
+              </w:rPr>
+              <w:t>,</w:t>
+            </w:r>
+            <w:r>
+              <w:rPr>
+                <w:sz w:val="20"/>
+                <w:szCs w:val="20"/>
+              </w:rPr>
+              <w:t>648</w:t>
+            </w:r>
+            <w:proofErr w:type="gramStart"/>
+            <w:r>
+              <w:rPr>
+                <w:sz w:val="20"/>
+                <w:szCs w:val="20"/>
+              </w:rPr>
+              <w:t xml:space="preserve"> ..</w:t>
+            </w:r>
+            <w:proofErr w:type="gramEnd"/>
+            <w:r>
+              <w:rPr>
+                <w:sz w:val="20"/>
+                <w:szCs w:val="20"/>
+              </w:rPr>
+              <w:t xml:space="preserve"> </w:t>
+            </w:r>
+            <w:r>
+              <w:rPr>
+                <w:sz w:val="20"/>
+                <w:szCs w:val="20"/>
+              </w:rPr>
+              <w:t>2</w:t>
+            </w:r>
+            <w:r>
+              <w:rPr>
+                <w:sz w:val="20"/>
+                <w:szCs w:val="20"/>
+              </w:rPr>
+              <w:t>,1</w:t>
+            </w:r>
+            <w:r>
+              <w:rPr>
+                <w:sz w:val="20"/>
+                <w:szCs w:val="20"/>
+              </w:rPr>
+              <w:t>47</w:t>
+            </w:r>
+            <w:r>
+              <w:rPr>
+                <w:sz w:val="20"/>
+                <w:szCs w:val="20"/>
+              </w:rPr>
+              <w:t>,</w:t>
+            </w:r>
+            <w:r>
+              <w:rPr>
+                <w:sz w:val="20"/>
+                <w:szCs w:val="20"/>
+              </w:rPr>
+              <w:t>483</w:t>
+            </w:r>
+            <w:r>
+              <w:rPr>
+                <w:sz w:val="20"/>
+                <w:szCs w:val="20"/>
+              </w:rPr>
+              <w:t>,</w:t>
+            </w:r>
+            <w:r>
+              <w:rPr>
+                <w:sz w:val="20"/>
+                <w:szCs w:val="20"/>
+              </w:rPr>
+              <w:t>647</w:t>
+            </w:r>
+            <w:r>
+              <w:rPr>
+                <w:sz w:val="20"/>
+                <w:szCs w:val="20"/>
+              </w:rPr>
+              <w:t xml:space="preserve"> counts</w:t>
+            </w:r>
+          </w:p>
+        </w:tc>
+        <w:tc>
+          <w:tcPr>
+            <w:tcW w:w="3235" w:type="dxa"/>
+          </w:tcPr>
+          <w:p>
+            <w:pPr>
+              <w:pStyle w:val="Heading3"/>
+              <w:spacing w:before="100" w:beforeAutospacing="1" w:after="100" w:afterAutospacing="1"/>
+              <w:rPr>
+                <w:sz w:val="20"/>
+                <w:szCs w:val="20"/>
+              </w:rPr>
+            </w:pPr>
+            <w:r>
+              <w:rPr>
+                <w:sz w:val="20"/>
+                <w:szCs w:val="20"/>
+              </w:rPr>
+              <w:t>0</w:t>
+            </w:r>
+            <w:proofErr w:type="gramStart"/>
+            <w:r>
+              <w:rPr>
+                <w:sz w:val="20"/>
+                <w:szCs w:val="20"/>
+              </w:rPr>
+              <w:t xml:space="preserve"> ..</w:t>
+            </w:r>
+            <w:proofErr w:type="gramEnd"/>
+            <w:r>
+              <w:t xml:space="preserve"> </w:t>
+            </w:r>
+            <w:r>
+              <w:rPr>
+                <w:sz w:val="20"/>
+                <w:szCs w:val="20"/>
+              </w:rPr>
+              <w:t>4</w:t>
+            </w:r>
+            <w:r>
+              <w:rPr>
+                <w:sz w:val="20"/>
+                <w:szCs w:val="20"/>
+              </w:rPr>
+              <w:t>,</w:t>
+            </w:r>
+            <w:r>
+              <w:rPr>
+                <w:sz w:val="20"/>
+                <w:szCs w:val="20"/>
+              </w:rPr>
+              <w:t>294</w:t>
+            </w:r>
+            <w:r>
+              <w:rPr>
+                <w:sz w:val="20"/>
+                <w:szCs w:val="20"/>
+              </w:rPr>
+              <w:t>,</w:t>
+            </w:r>
+            <w:r>
+              <w:rPr>
+                <w:sz w:val="20"/>
+                <w:szCs w:val="20"/>
+              </w:rPr>
+              <w:t>967</w:t>
+            </w:r>
+            <w:r>
+              <w:rPr>
+                <w:sz w:val="20"/>
+                <w:szCs w:val="20"/>
+              </w:rPr>
+              <w:t>,</w:t>
+            </w:r>
+            <w:r>
+              <w:rPr>
+                <w:sz w:val="20"/>
+                <w:szCs w:val="20"/>
+              </w:rPr>
+              <w:t>295</w:t>
+            </w:r>
+            <w:r>
+              <w:rPr>
+                <w:sz w:val="20"/>
+                <w:szCs w:val="20"/>
+              </w:rPr>
+              <w:t xml:space="preserve"> counts</w:t>
+            </w:r>
+          </w:p>
+        </w:tc>
+      </w:tr>
+      <w:tr>
+        <w:trPr>
+          <w:trHeight w:hRule="exact" w:val="288"/>
+        </w:trPr>
+        <w:tc>
+          <w:tcPr>
+            <w:tcW w:w="758" w:type="dxa"/>
+          </w:tcPr>
+          <w:p>
+            <w:pPr>
+              <w:pStyle w:val="Heading3"/>
+              <w:spacing w:before="100" w:beforeAutospacing="1" w:after="100" w:afterAutospacing="1"/>
+              <w:rPr>
+                <w:sz w:val="20"/>
+                <w:szCs w:val="20"/>
+              </w:rPr>
+            </w:pPr>
+            <w:r>
+              <w:rPr>
+                <w:sz w:val="20"/>
+                <w:szCs w:val="20"/>
+              </w:rPr>
+              <w:t>11</w:t>
+            </w:r>
+          </w:p>
+        </w:tc>
+        <w:tc>
+          <w:tcPr>
+            <w:tcW w:w="1667" w:type="dxa"/>
+          </w:tcPr>
+          <w:p>
+            <w:pPr>
+              <w:pStyle w:val="Heading3"/>
+              <w:spacing w:before="100" w:beforeAutospacing="1" w:after="100" w:afterAutospacing="1"/>
+              <w:rPr>
+                <w:sz w:val="20"/>
+                <w:szCs w:val="20"/>
+              </w:rPr>
+            </w:pPr>
+            <w:r>
+              <w:rPr>
+                <w:sz w:val="20"/>
+                <w:szCs w:val="20"/>
+              </w:rPr>
+              <w:t>DIGOUT</w:t>
+            </w:r>
+          </w:p>
+        </w:tc>
+        <w:tc>
+          <w:tcPr>
+            <w:tcW w:w="3690" w:type="dxa"/>
+          </w:tcPr>
+          <w:p>
+            <w:pPr>
+              <w:pStyle w:val="Heading3"/>
+              <w:spacing w:before="100" w:beforeAutospacing="1" w:after="100" w:afterAutospacing="1"/>
+              <w:rPr>
+                <w:sz w:val="20"/>
+                <w:szCs w:val="20"/>
+              </w:rPr>
+            </w:pPr>
+            <w:r>
+              <w:rPr>
+                <w:sz w:val="20"/>
+                <w:szCs w:val="20"/>
+              </w:rPr>
+              <w:t>0</w:t>
+            </w:r>
+            <w:proofErr w:type="gramStart"/>
+            <w:r>
+              <w:rPr>
+                <w:sz w:val="20"/>
+                <w:szCs w:val="20"/>
+              </w:rPr>
+              <w:t xml:space="preserve"> ..</w:t>
+            </w:r>
+            <w:proofErr w:type="gramEnd"/>
+            <w:r>
+              <w:rPr>
+                <w:sz w:val="20"/>
+                <w:szCs w:val="20"/>
+              </w:rPr>
+              <w:t xml:space="preserve"> 1</w:t>
+            </w:r>
+          </w:p>
+        </w:tc>
+        <w:tc>
+          <w:tcPr>
+            <w:tcW w:w="3235" w:type="dxa"/>
+          </w:tcPr>
+          <w:p>
+            <w:pPr>
+              <w:pStyle w:val="Heading3"/>
+              <w:spacing w:before="100" w:beforeAutospacing="1" w:after="100" w:afterAutospacing="1"/>
+              <w:rPr>
+                <w:sz w:val="20"/>
+                <w:szCs w:val="20"/>
+              </w:rPr>
+            </w:pPr>
+            <w:r>
+              <w:rPr>
+                <w:sz w:val="20"/>
+                <w:szCs w:val="20"/>
+              </w:rPr>
+              <w:t>0</w:t>
+            </w:r>
+            <w:proofErr w:type="gramStart"/>
+            <w:r>
+              <w:rPr>
+                <w:sz w:val="20"/>
+                <w:szCs w:val="20"/>
+              </w:rPr>
+              <w:t xml:space="preserve"> ..</w:t>
+            </w:r>
+            <w:proofErr w:type="gramEnd"/>
+            <w:r>
+              <w:rPr>
+                <w:sz w:val="20"/>
+                <w:szCs w:val="20"/>
+              </w:rPr>
+              <w:t>1</w:t>
+            </w:r>
+          </w:p>
+        </w:tc>
+      </w:tr>
+      <w:tr>
+        <w:trPr>
+          <w:trHeight w:hRule="exact" w:val="288"/>
+        </w:trPr>
+        <w:tc>
+          <w:tcPr>
+            <w:tcW w:w="758" w:type="dxa"/>
+          </w:tcPr>
+          <w:p>
+            <w:pPr>
+              <w:pStyle w:val="Heading3"/>
+              <w:spacing w:before="100" w:beforeAutospacing="1" w:after="100" w:afterAutospacing="1"/>
+              <w:rPr>
+                <w:sz w:val="20"/>
+                <w:szCs w:val="20"/>
+              </w:rPr>
+            </w:pPr>
+            <w:r>
+              <w:rPr>
+                <w:sz w:val="20"/>
+                <w:szCs w:val="20"/>
+              </w:rPr>
+              <w:t>12</w:t>
+            </w:r>
+          </w:p>
+        </w:tc>
+        <w:tc>
+          <w:tcPr>
+            <w:tcW w:w="1667" w:type="dxa"/>
+          </w:tcPr>
+          <w:p>
+            <w:pPr>
+              <w:pStyle w:val="Heading3"/>
+              <w:spacing w:before="100" w:beforeAutospacing="1" w:after="100" w:afterAutospacing="1"/>
+              <w:rPr>
+                <w:sz w:val="20"/>
+                <w:szCs w:val="20"/>
+              </w:rPr>
+            </w:pPr>
+            <w:r>
+              <w:rPr>
+                <w:sz w:val="20"/>
+                <w:szCs w:val="20"/>
+              </w:rPr>
+              <w:t>PWMOUT</w:t>
+            </w:r>
+          </w:p>
+        </w:tc>
+        <w:tc>
+          <w:tcPr>
+            <w:tcW w:w="3690" w:type="dxa"/>
+          </w:tcPr>
+          <w:p>
+            <w:pPr>
+              <w:pStyle w:val="Heading3"/>
+              <w:spacing w:before="100" w:beforeAutospacing="1" w:after="100" w:afterAutospacing="1"/>
+              <w:rPr>
+                <w:sz w:val="20"/>
+                <w:szCs w:val="20"/>
+              </w:rPr>
+            </w:pPr>
+            <w:r>
+              <w:rPr>
+                <w:sz w:val="20"/>
+                <w:szCs w:val="20"/>
+              </w:rPr>
+              <w:t>0</w:t>
+            </w:r>
+            <w:proofErr w:type="gramStart"/>
+            <w:r>
+              <w:rPr>
+                <w:sz w:val="20"/>
+                <w:szCs w:val="20"/>
+              </w:rPr>
+              <w:t xml:space="preserve"> ..</w:t>
+            </w:r>
+            <w:proofErr w:type="gramEnd"/>
+            <w:r>
+              <w:rPr>
+                <w:sz w:val="20"/>
+                <w:szCs w:val="20"/>
+              </w:rPr>
+              <w:t xml:space="preserve"> 10,000</w:t>
+            </w:r>
+            <w:r>
+              <w:rPr>
+                <w:sz w:val="20"/>
+                <w:szCs w:val="20"/>
+              </w:rPr>
+              <w:t xml:space="preserve"> duty cycle (goal)</w:t>
+            </w:r>
+          </w:p>
+        </w:tc>
+        <w:tc>
+          <w:tcPr>
+            <w:tcW w:w="3235" w:type="dxa"/>
+          </w:tcPr>
+          <w:p>
+            <w:pPr>
+              <w:pStyle w:val="Heading3"/>
+              <w:spacing w:before="100" w:beforeAutospacing="1" w:after="100" w:afterAutospacing="1"/>
+              <w:rPr>
+                <w:sz w:val="20"/>
+                <w:szCs w:val="20"/>
+              </w:rPr>
+            </w:pPr>
+            <w:r>
+              <w:rPr>
+                <w:sz w:val="20"/>
+                <w:szCs w:val="20"/>
+              </w:rPr>
+              <w:t>0</w:t>
+            </w:r>
+            <w:proofErr w:type="gramStart"/>
+            <w:r>
+              <w:rPr>
+                <w:sz w:val="20"/>
+                <w:szCs w:val="20"/>
+              </w:rPr>
+              <w:t xml:space="preserve"> ..</w:t>
+            </w:r>
+            <w:proofErr w:type="gramEnd"/>
+            <w:r>
+              <w:rPr>
+                <w:sz w:val="20"/>
+                <w:szCs w:val="20"/>
+              </w:rPr>
+              <w:t>10,000</w:t>
+            </w:r>
+            <w:r>
+              <w:rPr>
+                <w:sz w:val="20"/>
+                <w:szCs w:val="20"/>
+              </w:rPr>
+              <w:t xml:space="preserve"> duty cycle (actual)</w:t>
+            </w:r>
+          </w:p>
+        </w:tc>
+      </w:tr>
+      <w:tr>
+        <w:trPr>
+          <w:trHeight w:hRule="exact" w:val="288"/>
+        </w:trPr>
+        <w:tc>
+          <w:tcPr>
+            <w:tcW w:w="758" w:type="dxa"/>
+          </w:tcPr>
+          <w:p>
+            <w:pPr>
+              <w:pStyle w:val="Heading3"/>
+              <w:spacing w:before="100" w:beforeAutospacing="1" w:after="100" w:afterAutospacing="1"/>
+              <w:rPr>
+                <w:sz w:val="20"/>
+                <w:szCs w:val="20"/>
+              </w:rPr>
+            </w:pPr>
+            <w:r>
+              <w:rPr>
+                <w:sz w:val="20"/>
+                <w:szCs w:val="20"/>
+              </w:rPr>
+              <w:t>13</w:t>
+            </w:r>
+          </w:p>
+        </w:tc>
+        <w:tc>
+          <w:tcPr>
+            <w:tcW w:w="1667" w:type="dxa"/>
+          </w:tcPr>
+          <w:p>
+            <w:pPr>
+              <w:pStyle w:val="Heading3"/>
+              <w:spacing w:before="100" w:beforeAutospacing="1" w:after="100" w:afterAutospacing="1"/>
+              <w:rPr>
+                <w:sz w:val="20"/>
+                <w:szCs w:val="20"/>
+              </w:rPr>
+            </w:pPr>
+            <w:r>
+              <w:rPr>
+                <w:sz w:val="20"/>
+                <w:szCs w:val="20"/>
+              </w:rPr>
+              <w:t>PWMIOUT</w:t>
+            </w:r>
+          </w:p>
+        </w:tc>
+        <w:tc>
+          <w:tcPr>
+            <w:tcW w:w="3690" w:type="dxa"/>
+          </w:tcPr>
+          <w:p>
+            <w:pPr>
+              <w:pStyle w:val="Heading3"/>
+              <w:spacing w:before="100" w:beforeAutospacing="1" w:after="100" w:afterAutospacing="1"/>
+              <w:rPr>
+                <w:i/>
+                <w:iCs/>
+                <w:sz w:val="20"/>
+                <w:szCs w:val="20"/>
+              </w:rPr>
+            </w:pPr>
+            <w:r>
+              <w:rPr>
+                <w:i/>
+                <w:iCs/>
+                <w:sz w:val="20"/>
+                <w:szCs w:val="20"/>
+              </w:rPr>
+              <w:t>Not implemented</w:t>
+            </w:r>
+          </w:p>
+        </w:tc>
+        <w:tc>
+          <w:tcPr>
+            <w:tcW w:w="3235" w:type="dxa"/>
+          </w:tcPr>
+          <w:p>
+            <w:pPr>
+              <w:pStyle w:val="Heading3"/>
+              <w:spacing w:before="100" w:beforeAutospacing="1" w:after="100" w:afterAutospacing="1"/>
+              <w:rPr>
+                <w:sz w:val="20"/>
+                <w:szCs w:val="20"/>
+              </w:rPr>
+            </w:pPr>
+          </w:p>
+        </w:tc>
+      </w:tr>
+      <w:tr>
+        <w:trPr>
+          <w:trHeight w:hRule="exact" w:val="288"/>
+        </w:trPr>
+        <w:tc>
+          <w:tcPr>
+            <w:tcW w:w="9350" w:type="dxa"/>
+            <w:gridSpan w:val="4"/>
+          </w:tcPr>
+          <w:p>
+            <w:pPr>
+              <w:pStyle w:val="Heading3"/>
+              <w:spacing w:before="100" w:beforeAutospacing="1" w:after="100" w:afterAutospacing="1"/>
+              <w:rPr>
+                <w:i/>
+                <w:iCs/>
+                <w:sz w:val="16"/>
+                <w:szCs w:val="16"/>
+              </w:rPr>
+            </w:pPr>
+            <w:r>
+              <w:rPr>
+                <w:i/>
+                <w:iCs/>
+                <w:sz w:val="16"/>
+                <w:szCs w:val="16"/>
+              </w:rPr>
+              <w:t>Only supported modes shown</w:t>
             </w:r>
           </w:p>
         </w:tc>
@@ -7396,45 +10701,49 @@
                                 <w14:ligatures w14:val="none"/>
                               </w:rPr>
                             </w:pPr>
-                            <w:r>
-                              <w:rPr>
-                                <w:rFonts w:ascii="Aptos Mono" w:eastAsia="Times New Roman" w:hAnsi="Aptos Mono" w:cs="Courier New"/>
-                                <w:kern w:val="0"/>
-                                <w:sz w:val="16"/>
-                                <w:szCs w:val="16"/>
-                                <w14:ligatures w14:val="none"/>
-                              </w:rPr>
-                              <w:t xml:space="preserve">uart:~$ </w:t>
-                            </w:r>
-                            <w:r>
-                              <w:rPr>
-                                <w:rFonts w:ascii="Aptos Mono" w:eastAsia="Times New Roman" w:hAnsi="Aptos Mono" w:cs="Courier New"/>
-                                <w:kern w:val="0"/>
-                                <w:sz w:val="16"/>
-                                <w:szCs w:val="16"/>
-                                <w14:ligatures w14:val="none"/>
-                              </w:rPr>
-                              <w:t xml:space="preserve">port </w:t>
-                            </w:r>
-                            <w:r>
-                              <w:rPr>
-                                <w:rFonts w:ascii="Aptos Mono" w:eastAsia="Times New Roman" w:hAnsi="Aptos Mono" w:cs="Courier New"/>
-                                <w:kern w:val="0"/>
-                                <w:sz w:val="16"/>
-                                <w:szCs w:val="16"/>
-                                <w14:ligatures w14:val="none"/>
-                              </w:rPr>
-                              <w:t>clear</w:t>
-                            </w:r>
-                            <w:r>
-                              <w:rPr>
-                                <w:rFonts w:ascii="Aptos Mono" w:eastAsia="Times New Roman" w:hAnsi="Aptos Mono" w:cs="Courier New"/>
-                                <w:kern w:val="0"/>
-                                <w:sz w:val="16"/>
-                                <w:szCs w:val="16"/>
-                                <w14:ligatures w14:val="none"/>
-                              </w:rPr>
-                              <w:t xml:space="preserve"> 1 1</w:t>
+                            <w:proofErr w:type="spellStart"/>
+                            <w:proofErr w:type="gramStart"/>
+                            <w:r>
+                              <w:rPr>
+                                <w:rFonts w:ascii="Aptos Mono" w:eastAsia="Times New Roman" w:hAnsi="Aptos Mono" w:cs="Courier New"/>
+                                <w:kern w:val="0"/>
+                                <w:sz w:val="16"/>
+                                <w:szCs w:val="16"/>
+                                <w14:ligatures w14:val="none"/>
+                              </w:rPr>
+                              <w:t>uart</w:t>
+                            </w:r>
+                            <w:proofErr w:type="spellEnd"/>
+                            <w:r>
+                              <w:rPr>
+                                <w:rFonts w:ascii="Aptos Mono" w:eastAsia="Times New Roman" w:hAnsi="Aptos Mono" w:cs="Courier New"/>
+                                <w:kern w:val="0"/>
+                                <w:sz w:val="16"/>
+                                <w:szCs w:val="16"/>
+                                <w14:ligatures w14:val="none"/>
+                              </w:rPr>
+                              <w:t>:~</w:t>
+                            </w:r>
+                            <w:proofErr w:type="gramEnd"/>
+                            <w:r>
+                              <w:rPr>
+                                <w:rFonts w:ascii="Aptos Mono" w:eastAsia="Times New Roman" w:hAnsi="Aptos Mono" w:cs="Courier New"/>
+                                <w:kern w:val="0"/>
+                                <w:sz w:val="16"/>
+                                <w:szCs w:val="16"/>
+                                <w14:ligatures w14:val="none"/>
+                              </w:rPr>
+                              <w:t xml:space="preserve">$ </w:t>
+                            </w:r>
+                            <w:r>
+                              <w:rPr>
+                                <w:rFonts w:ascii="Aptos Mono" w:eastAsia="Times New Roman" w:hAnsi="Aptos Mono" w:cs="Courier New"/>
+                                <w:kern w:val="0"/>
+                                <w:sz w:val="16"/>
+                                <w:szCs w:val="16"/>
+                                <w14:ligatures w14:val="none"/>
+                              </w:rPr>
+                              <w:t>port clear 1 1</w:t>
                             </w:r>
                           </w:p>
                         </w:txbxContent>
@@ -7456,7 +10765,7 @@
           </mc:Choice>
           <mc:Fallback>
             <w:pict>
-              <v:shape w14:anchorId="1E6E4B35" id="_x0000_s1039" type="#_x0000_t202" style="position:absolute;margin-left:0;margin-top:28.55pt;width:467.1pt;height:110.6pt;z-index:251763712;visibility:visible;mso-wrap-style:square;mso-width-percent:0;mso-height-percent:200;mso-wrap-distance-left:9pt;mso-wrap-distance-top:3.6pt;mso-wrap-distance-right:9pt;mso-wrap-distance-bottom:3.6pt;mso-position-horizontal:absolute;mso-position-horizontal-relative:margin;mso-position-vertical:absolute;mso-position-vertical-relative:text;mso-width-percent:0;mso-height-percent:200;mso-width-relative:margin;mso-height-relative:margin;v-text-anchor:top" o:gfxdata="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" fillcolor="#e8e8e8 [3214]">
+              <v:shape w14:anchorId="1E6E4B35" id="_x0000_s1040" type="#_x0000_t202" style="position:absolute;margin-left:0;margin-top:28.55pt;width:467.1pt;height:110.6pt;z-index:251763712;visibility:visible;mso-wrap-style:square;mso-width-percent:0;mso-height-percent:200;mso-wrap-distance-left:9pt;mso-wrap-distance-top:3.6pt;mso-wrap-distance-right:9pt;mso-wrap-distance-bottom:3.6pt;mso-position-horizontal:absolute;mso-position-horizontal-relative:margin;mso-position-vertical:absolute;mso-position-vertical-relative:text;mso-width-percent:0;mso-height-percent:200;mso-width-relative:margin;mso-height-relative:margin;v-text-anchor:top" o:gfxdata="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" fillcolor="#e8e8e8 [3214]">
                 <v:textbox style="mso-fit-shape-to-text:t">
                   <w:txbxContent>
                     <w:p>
@@ -7470,45 +10779,49 @@
                           <w14:ligatures w14:val="none"/>
                         </w:rPr>
                       </w:pPr>
-                      <w:r>
-                        <w:rPr>
-                          <w:rFonts w:ascii="Aptos Mono" w:eastAsia="Times New Roman" w:hAnsi="Aptos Mono" w:cs="Courier New"/>
-                          <w:kern w:val="0"/>
-                          <w:sz w:val="16"/>
-                          <w:szCs w:val="16"/>
-                          <w14:ligatures w14:val="none"/>
-                        </w:rPr>
-                        <w:t xml:space="preserve">uart:~$ </w:t>
-                      </w:r>
-                      <w:r>
-                        <w:rPr>
-                          <w:rFonts w:ascii="Aptos Mono" w:eastAsia="Times New Roman" w:hAnsi="Aptos Mono" w:cs="Courier New"/>
-                          <w:kern w:val="0"/>
-                          <w:sz w:val="16"/>
-                          <w:szCs w:val="16"/>
-                          <w14:ligatures w14:val="none"/>
-                        </w:rPr>
-                        <w:t xml:space="preserve">port </w:t>
-                      </w:r>
-                      <w:r>
-                        <w:rPr>
-                          <w:rFonts w:ascii="Aptos Mono" w:eastAsia="Times New Roman" w:hAnsi="Aptos Mono" w:cs="Courier New"/>
-                          <w:kern w:val="0"/>
-                          <w:sz w:val="16"/>
-                          <w:szCs w:val="16"/>
-                          <w14:ligatures w14:val="none"/>
-                        </w:rPr>
-                        <w:t>clear</w:t>
-                      </w:r>
-                      <w:r>
-                        <w:rPr>
-                          <w:rFonts w:ascii="Aptos Mono" w:eastAsia="Times New Roman" w:hAnsi="Aptos Mono" w:cs="Courier New"/>
-                          <w:kern w:val="0"/>
-                          <w:sz w:val="16"/>
-                          <w:szCs w:val="16"/>
-                          <w14:ligatures w14:val="none"/>
-                        </w:rPr>
-                        <w:t xml:space="preserve"> 1 1</w:t>
+                      <w:proofErr w:type="spellStart"/>
+                      <w:proofErr w:type="gramStart"/>
+                      <w:r>
+                        <w:rPr>
+                          <w:rFonts w:ascii="Aptos Mono" w:eastAsia="Times New Roman" w:hAnsi="Aptos Mono" w:cs="Courier New"/>
+                          <w:kern w:val="0"/>
+                          <w:sz w:val="16"/>
+                          <w:szCs w:val="16"/>
+                          <w14:ligatures w14:val="none"/>
+                        </w:rPr>
+                        <w:t>uart</w:t>
+                      </w:r>
+                      <w:proofErr w:type="spellEnd"/>
+                      <w:r>
+                        <w:rPr>
+                          <w:rFonts w:ascii="Aptos Mono" w:eastAsia="Times New Roman" w:hAnsi="Aptos Mono" w:cs="Courier New"/>
+                          <w:kern w:val="0"/>
+                          <w:sz w:val="16"/>
+                          <w:szCs w:val="16"/>
+                          <w14:ligatures w14:val="none"/>
+                        </w:rPr>
+                        <w:t>:~</w:t>
+                      </w:r>
+                      <w:proofErr w:type="gramEnd"/>
+                      <w:r>
+                        <w:rPr>
+                          <w:rFonts w:ascii="Aptos Mono" w:eastAsia="Times New Roman" w:hAnsi="Aptos Mono" w:cs="Courier New"/>
+                          <w:kern w:val="0"/>
+                          <w:sz w:val="16"/>
+                          <w:szCs w:val="16"/>
+                          <w14:ligatures w14:val="none"/>
+                        </w:rPr>
+                        <w:t xml:space="preserve">$ </w:t>
+                      </w:r>
+                      <w:r>
+                        <w:rPr>
+                          <w:rFonts w:ascii="Aptos Mono" w:eastAsia="Times New Roman" w:hAnsi="Aptos Mono" w:cs="Courier New"/>
+                          <w:kern w:val="0"/>
+                          <w:sz w:val="16"/>
+                          <w:szCs w:val="16"/>
+                          <w14:ligatures w14:val="none"/>
+                        </w:rPr>
+                        <w:t>port clear 1 1</w:t>
                       </w:r>
                     </w:p>
                   </w:txbxContent>
@@ -7525,6 +10838,2830 @@
         <w:t>NOTE: This command will have no effect if the output fault cannot be cleared, for example when the fault is still present or the maximum number of retries has been met.</w:t>
       </w:r>
     </w:p>
+    <w:p>
+      <w:pPr>
+        <w:pStyle w:val="Heading2"/>
+      </w:pPr>
+      <w:proofErr w:type="gramStart"/>
+      <w:r>
+        <w:lastRenderedPageBreak/>
+        <w:t>Inputs</w:t>
+      </w:r>
+      <w:proofErr w:type="gramEnd"/>
+    </w:p>
+    <w:p>
+      <w:pPr>
+        <w:pStyle w:val="Heading3"/>
+      </w:pPr>
+      <w:r>
+        <w:t>Input Status</w:t>
+      </w:r>
+    </w:p>
+    <w:p>
+      <w:pPr>
+        <w:rPr>
+          <w:noProof/>
+        </w:rPr>
+      </w:pPr>
+      <w:r>
+        <w:rPr>
+          <w:noProof/>
+        </w:rPr>
+        <mc:AlternateContent>
+          <mc:Choice Requires="wps">
+            <w:drawing>
+              <wp:anchor distT="45720" distB="45720" distL="114300" distR="114300" simplePos="0" relativeHeight="251765760" behindDoc="0" locked="0" layoutInCell="1" allowOverlap="1" wp14:anchorId="4CAA7ADB" wp14:editId="00A64B28">
+                <wp:simplePos x="0" y="0"/>
+                <wp:positionH relativeFrom="margin">
+                  <wp:align>right</wp:align>
+                </wp:positionH>
+                <wp:positionV relativeFrom="paragraph">
+                  <wp:posOffset>482530</wp:posOffset>
+                </wp:positionV>
+                <wp:extent cx="5932170" cy="1404620"/>
+                <wp:effectExtent l="0" t="0" r="11430" b="17780"/>
+                <wp:wrapTopAndBottom/>
+                <wp:docPr id="756970184" name="Text Box 2"/>
+                <wp:cNvGraphicFramePr>
+                  <a:graphicFrameLocks xmlns:a="http://schemas.openxmlformats.org/drawingml/2006/main"/>
+                </wp:cNvGraphicFramePr>
+                <a:graphic xmlns:a="http://schemas.openxmlformats.org/drawingml/2006/main">
+                  <a:graphicData uri="http://schemas.microsoft.com/office/word/2010/wordprocessingShape">
+                    <wps:wsp>
+                      <wps:cNvSpPr txBox="1">
+                        <a:spLocks noChangeArrowheads="1"/>
+                      </wps:cNvSpPr>
+                      <wps:spPr bwMode="auto">
+                        <a:xfrm>
+                          <a:off x="0" y="0"/>
+                          <a:ext cx="5932170" cy="1404620"/>
+                        </a:xfrm>
+                        <a:prstGeom prst="rect">
+                          <a:avLst/>
+                        </a:prstGeom>
+                        <a:solidFill>
+                          <a:schemeClr val="bg2"/>
+                        </a:solidFill>
+                        <a:ln w="9525">
+                          <a:solidFill>
+                            <a:srgbClr val="000000"/>
+                          </a:solidFill>
+                          <a:miter lim="800000"/>
+                          <a:headEnd/>
+                          <a:tailEnd/>
+                        </a:ln>
+                      </wps:spPr>
+                      <wps:txbx>
+                        <w:txbxContent>
+                          <w:p>
+                            <w:pPr>
+                              <w:spacing w:line="240" w:lineRule="auto"/>
+                              <w:rPr>
+                                <w:rFonts w:ascii="Aptos Mono" w:eastAsia="Times New Roman" w:hAnsi="Aptos Mono" w:cs="Courier New"/>
+                                <w:kern w:val="0"/>
+                                <w:sz w:val="16"/>
+                                <w:szCs w:val="16"/>
+                                <w14:ligatures w14:val="none"/>
+                              </w:rPr>
+                            </w:pPr>
+                            <w:proofErr w:type="spellStart"/>
+                            <w:r>
+                              <w:rPr>
+                                <w:rFonts w:ascii="Aptos Mono" w:eastAsia="Times New Roman" w:hAnsi="Aptos Mono" w:cs="Courier New"/>
+                                <w:kern w:val="0"/>
+                                <w:sz w:val="16"/>
+                                <w:szCs w:val="16"/>
+                                <w14:ligatures w14:val="none"/>
+                              </w:rPr>
+                              <w:t>uart</w:t>
+                            </w:r>
+                            <w:proofErr w:type="spellEnd"/>
+                            <w:r>
+                              <w:rPr>
+                                <w:rFonts w:ascii="Aptos Mono" w:eastAsia="Times New Roman" w:hAnsi="Aptos Mono" w:cs="Courier New"/>
+                                <w:kern w:val="0"/>
+                                <w:sz w:val="16"/>
+                                <w:szCs w:val="16"/>
+                                <w14:ligatures w14:val="none"/>
+                              </w:rPr>
+                              <w:t>:~$ port status</w:t>
+                            </w:r>
+                            <w:r>
+                              <w:rPr>
+                                <w:rFonts w:ascii="Aptos Mono" w:eastAsia="Times New Roman" w:hAnsi="Aptos Mono" w:cs="Courier New"/>
+                                <w:kern w:val="0"/>
+                                <w:sz w:val="16"/>
+                                <w:szCs w:val="16"/>
+                                <w14:ligatures w14:val="none"/>
+                              </w:rPr>
+                              <w:br/>
+                            </w:r>
+                            <w:r>
+                              <w:rPr>
+                                <w:rFonts w:ascii="Aptos Mono" w:eastAsia="Times New Roman" w:hAnsi="Aptos Mono" w:cs="Courier New"/>
+                                <w:kern w:val="0"/>
+                                <w:sz w:val="16"/>
+                                <w:szCs w:val="16"/>
+                                <w14:ligatures w14:val="none"/>
+                              </w:rPr>
+                              <w:t>PORT_1 type=1 channels=2</w:t>
+                            </w:r>
+                            <w:r>
+                              <w:rPr>
+                                <w:rFonts w:ascii="Aptos Mono" w:eastAsia="Times New Roman" w:hAnsi="Aptos Mono" w:cs="Courier New"/>
+                                <w:kern w:val="0"/>
+                                <w:sz w:val="16"/>
+                                <w:szCs w:val="16"/>
+                                <w14:ligatures w14:val="none"/>
+                              </w:rPr>
+                              <w:br/>
+                            </w:r>
+                            <w:r>
+                              <w:rPr>
+                                <w:rFonts w:ascii="Aptos Mono" w:eastAsia="Times New Roman" w:hAnsi="Aptos Mono" w:cs="Courier New"/>
+                                <w:kern w:val="0"/>
+                                <w:sz w:val="16"/>
+                                <w:szCs w:val="16"/>
+                                <w14:ligatures w14:val="none"/>
+                              </w:rPr>
+                              <w:t xml:space="preserve">    PORT_1A </w:t>
+                            </w:r>
+                            <w:proofErr w:type="spellStart"/>
+                            <w:r>
+                              <w:rPr>
+                                <w:rFonts w:ascii="Aptos Mono" w:eastAsia="Times New Roman" w:hAnsi="Aptos Mono" w:cs="Courier New"/>
+                                <w:kern w:val="0"/>
+                                <w:sz w:val="16"/>
+                                <w:szCs w:val="16"/>
+                                <w14:ligatures w14:val="none"/>
+                              </w:rPr>
+                              <w:t>fault_status</w:t>
+                            </w:r>
+                            <w:proofErr w:type="spellEnd"/>
+                            <w:r>
+                              <w:rPr>
+                                <w:rFonts w:ascii="Aptos Mono" w:eastAsia="Times New Roman" w:hAnsi="Aptos Mono" w:cs="Courier New"/>
+                                <w:kern w:val="0"/>
+                                <w:sz w:val="16"/>
+                                <w:szCs w:val="16"/>
+                                <w14:ligatures w14:val="none"/>
+                              </w:rPr>
+                              <w:t>=OK (0)</w:t>
+                            </w:r>
+                            <w:r>
+                              <w:rPr>
+                                <w:rFonts w:ascii="Aptos Mono" w:eastAsia="Times New Roman" w:hAnsi="Aptos Mono" w:cs="Courier New"/>
+                                <w:kern w:val="0"/>
+                                <w:sz w:val="16"/>
+                                <w:szCs w:val="16"/>
+                                <w14:ligatures w14:val="none"/>
+                              </w:rPr>
+                              <w:br/>
+                            </w:r>
+                            <w:r>
+                              <w:rPr>
+                                <w:rFonts w:ascii="Aptos Mono" w:eastAsia="Times New Roman" w:hAnsi="Aptos Mono" w:cs="Courier New"/>
+                                <w:kern w:val="0"/>
+                                <w:sz w:val="16"/>
+                                <w:szCs w:val="16"/>
+                                <w14:ligatures w14:val="none"/>
+                              </w:rPr>
+                              <w:t xml:space="preserve">        status=0</w:t>
+                            </w:r>
+                            <w:r>
+                              <w:rPr>
+                                <w:rFonts w:ascii="Aptos Mono" w:eastAsia="Times New Roman" w:hAnsi="Aptos Mono" w:cs="Courier New"/>
+                                <w:kern w:val="0"/>
+                                <w:sz w:val="16"/>
+                                <w:szCs w:val="16"/>
+                                <w14:ligatures w14:val="none"/>
+                              </w:rPr>
+                              <w:br/>
+                            </w:r>
+                            <w:r>
+                              <w:rPr>
+                                <w:rFonts w:ascii="Aptos Mono" w:eastAsia="Times New Roman" w:hAnsi="Aptos Mono" w:cs="Courier New"/>
+                                <w:kern w:val="0"/>
+                                <w:sz w:val="16"/>
+                                <w:szCs w:val="16"/>
+                                <w14:ligatures w14:val="none"/>
+                              </w:rPr>
+                              <w:t xml:space="preserve">        value=0</w:t>
+                            </w:r>
+                            <w:r>
+                              <w:rPr>
+                                <w:rFonts w:ascii="Aptos Mono" w:eastAsia="Times New Roman" w:hAnsi="Aptos Mono" w:cs="Courier New"/>
+                                <w:kern w:val="0"/>
+                                <w:sz w:val="16"/>
+                                <w:szCs w:val="16"/>
+                                <w14:ligatures w14:val="none"/>
+                              </w:rPr>
+                              <w:br/>
+                            </w:r>
+                            <w:r>
+                              <w:rPr>
+                                <w:rFonts w:ascii="Aptos Mono" w:eastAsia="Times New Roman" w:hAnsi="Aptos Mono" w:cs="Courier New"/>
+                                <w:kern w:val="0"/>
+                                <w:sz w:val="16"/>
+                                <w:szCs w:val="16"/>
+                                <w14:ligatures w14:val="none"/>
+                              </w:rPr>
+                              <w:t xml:space="preserve">        </w:t>
+                            </w:r>
+                            <w:proofErr w:type="spellStart"/>
+                            <w:r>
+                              <w:rPr>
+                                <w:rFonts w:ascii="Aptos Mono" w:eastAsia="Times New Roman" w:hAnsi="Aptos Mono" w:cs="Courier New"/>
+                                <w:kern w:val="0"/>
+                                <w:sz w:val="16"/>
+                                <w:szCs w:val="16"/>
+                                <w14:ligatures w14:val="none"/>
+                              </w:rPr>
+                              <w:t>raw_value</w:t>
+                            </w:r>
+                            <w:proofErr w:type="spellEnd"/>
+                            <w:r>
+                              <w:rPr>
+                                <w:rFonts w:ascii="Aptos Mono" w:eastAsia="Times New Roman" w:hAnsi="Aptos Mono" w:cs="Courier New"/>
+                                <w:kern w:val="0"/>
+                                <w:sz w:val="16"/>
+                                <w:szCs w:val="16"/>
+                                <w14:ligatures w14:val="none"/>
+                              </w:rPr>
+                              <w:t>=0</w:t>
+                            </w:r>
+                            <w:r>
+                              <w:rPr>
+                                <w:rFonts w:ascii="Aptos Mono" w:eastAsia="Times New Roman" w:hAnsi="Aptos Mono" w:cs="Courier New"/>
+                                <w:kern w:val="0"/>
+                                <w:sz w:val="16"/>
+                                <w:szCs w:val="16"/>
+                                <w14:ligatures w14:val="none"/>
+                              </w:rPr>
+                              <w:br/>
+                            </w:r>
+                            <w:r>
+                              <w:rPr>
+                                <w:rFonts w:ascii="Aptos Mono" w:eastAsia="Times New Roman" w:hAnsi="Aptos Mono" w:cs="Courier New"/>
+                                <w:kern w:val="0"/>
+                                <w:sz w:val="16"/>
+                                <w:szCs w:val="16"/>
+                                <w14:ligatures w14:val="none"/>
+                              </w:rPr>
+                              <w:t xml:space="preserve">        current=0 mA</w:t>
+                            </w:r>
+                            <w:r>
+                              <w:rPr>
+                                <w:rFonts w:ascii="Aptos Mono" w:eastAsia="Times New Roman" w:hAnsi="Aptos Mono" w:cs="Courier New"/>
+                                <w:kern w:val="0"/>
+                                <w:sz w:val="16"/>
+                                <w:szCs w:val="16"/>
+                                <w14:ligatures w14:val="none"/>
+                              </w:rPr>
+                              <w:br/>
+                            </w:r>
+                            <w:r>
+                              <w:rPr>
+                                <w:rFonts w:ascii="Aptos Mono" w:eastAsia="Times New Roman" w:hAnsi="Aptos Mono" w:cs="Courier New"/>
+                                <w:kern w:val="0"/>
+                                <w:sz w:val="16"/>
+                                <w:szCs w:val="16"/>
+                                <w14:ligatures w14:val="none"/>
+                              </w:rPr>
+                              <w:t xml:space="preserve">        temperature=29 °C</w:t>
+                            </w:r>
+                            <w:r>
+                              <w:rPr>
+                                <w:rFonts w:ascii="Aptos Mono" w:eastAsia="Times New Roman" w:hAnsi="Aptos Mono" w:cs="Courier New"/>
+                                <w:kern w:val="0"/>
+                                <w:sz w:val="16"/>
+                                <w:szCs w:val="16"/>
+                                <w14:ligatures w14:val="none"/>
+                              </w:rPr>
+                              <w:br/>
+                            </w:r>
+                            <w:r>
+                              <w:rPr>
+                                <w:rFonts w:ascii="Aptos Mono" w:eastAsia="Times New Roman" w:hAnsi="Aptos Mono" w:cs="Courier New"/>
+                                <w:kern w:val="0"/>
+                                <w:sz w:val="16"/>
+                                <w:szCs w:val="16"/>
+                                <w14:ligatures w14:val="none"/>
+                              </w:rPr>
+                              <w:t xml:space="preserve">        </w:t>
+                            </w:r>
+                            <w:proofErr w:type="spellStart"/>
+                            <w:r>
+                              <w:rPr>
+                                <w:rFonts w:ascii="Aptos Mono" w:eastAsia="Times New Roman" w:hAnsi="Aptos Mono" w:cs="Courier New"/>
+                                <w:kern w:val="0"/>
+                                <w:sz w:val="16"/>
+                                <w:szCs w:val="16"/>
+                                <w14:ligatures w14:val="none"/>
+                              </w:rPr>
+                              <w:t>soft_switch</w:t>
+                            </w:r>
+                            <w:proofErr w:type="spellEnd"/>
+                            <w:r>
+                              <w:rPr>
+                                <w:rFonts w:ascii="Aptos Mono" w:eastAsia="Times New Roman" w:hAnsi="Aptos Mono" w:cs="Courier New"/>
+                                <w:kern w:val="0"/>
+                                <w:sz w:val="16"/>
+                                <w:szCs w:val="16"/>
+                                <w14:ligatures w14:val="none"/>
+                              </w:rPr>
+                              <w:t>=0</w:t>
+                            </w:r>
+                            <w:r>
+                              <w:rPr>
+                                <w:rFonts w:ascii="Aptos Mono" w:eastAsia="Times New Roman" w:hAnsi="Aptos Mono" w:cs="Courier New"/>
+                                <w:kern w:val="0"/>
+                                <w:sz w:val="16"/>
+                                <w:szCs w:val="16"/>
+                                <w14:ligatures w14:val="none"/>
+                              </w:rPr>
+                              <w:br/>
+                            </w:r>
+                            <w:r>
+                              <w:rPr>
+                                <w:rFonts w:ascii="Aptos Mono" w:eastAsia="Times New Roman" w:hAnsi="Aptos Mono" w:cs="Courier New"/>
+                                <w:kern w:val="0"/>
+                                <w:sz w:val="16"/>
+                                <w:szCs w:val="16"/>
+                                <w14:ligatures w14:val="none"/>
+                              </w:rPr>
+                              <w:t xml:space="preserve">        </w:t>
+                            </w:r>
+                            <w:proofErr w:type="spellStart"/>
+                            <w:r>
+                              <w:rPr>
+                                <w:rFonts w:ascii="Aptos Mono" w:eastAsia="Times New Roman" w:hAnsi="Aptos Mono" w:cs="Courier New"/>
+                                <w:kern w:val="0"/>
+                                <w:sz w:val="16"/>
+                                <w:szCs w:val="16"/>
+                                <w14:ligatures w14:val="none"/>
+                              </w:rPr>
+                              <w:t>spwr</w:t>
+                            </w:r>
+                            <w:proofErr w:type="spellEnd"/>
+                            <w:r>
+                              <w:rPr>
+                                <w:rFonts w:ascii="Aptos Mono" w:eastAsia="Times New Roman" w:hAnsi="Aptos Mono" w:cs="Courier New"/>
+                                <w:kern w:val="0"/>
+                                <w:sz w:val="16"/>
+                                <w:szCs w:val="16"/>
+                                <w14:ligatures w14:val="none"/>
+                              </w:rPr>
+                              <w:t>=</w:t>
+                            </w:r>
+                            <w:r>
+                              <w:rPr>
+                                <w:rFonts w:ascii="Aptos Mono" w:eastAsia="Times New Roman" w:hAnsi="Aptos Mono" w:cs="Courier New"/>
+                                <w:kern w:val="0"/>
+                                <w:sz w:val="16"/>
+                                <w:szCs w:val="16"/>
+                                <w14:ligatures w14:val="none"/>
+                              </w:rPr>
+                              <w:t>on</w:t>
+                            </w:r>
+                            <w:r>
+                              <w:rPr>
+                                <w:rFonts w:ascii="Aptos Mono" w:eastAsia="Times New Roman" w:hAnsi="Aptos Mono" w:cs="Courier New"/>
+                                <w:kern w:val="0"/>
+                                <w:sz w:val="16"/>
+                                <w:szCs w:val="16"/>
+                                <w14:ligatures w14:val="none"/>
+                              </w:rPr>
+                              <w:t xml:space="preserve"> (</w:t>
+                            </w:r>
+                            <w:r>
+                              <w:rPr>
+                                <w:rFonts w:ascii="Aptos Mono" w:eastAsia="Times New Roman" w:hAnsi="Aptos Mono" w:cs="Courier New"/>
+                                <w:kern w:val="0"/>
+                                <w:sz w:val="16"/>
+                                <w:szCs w:val="16"/>
+                                <w14:ligatures w14:val="none"/>
+                              </w:rPr>
+                              <w:t>1</w:t>
+                            </w:r>
+                            <w:r>
+                              <w:rPr>
+                                <w:rFonts w:ascii="Aptos Mono" w:eastAsia="Times New Roman" w:hAnsi="Aptos Mono" w:cs="Courier New"/>
+                                <w:kern w:val="0"/>
+                                <w:sz w:val="16"/>
+                                <w:szCs w:val="16"/>
+                                <w14:ligatures w14:val="none"/>
+                              </w:rPr>
+                              <w:t>)</w:t>
+                            </w:r>
+                            <w:r>
+                              <w:rPr>
+                                <w:rFonts w:ascii="Aptos Mono" w:eastAsia="Times New Roman" w:hAnsi="Aptos Mono" w:cs="Courier New"/>
+                                <w:kern w:val="0"/>
+                                <w:sz w:val="16"/>
+                                <w:szCs w:val="16"/>
+                                <w14:ligatures w14:val="none"/>
+                              </w:rPr>
+                              <w:br/>
+                            </w:r>
+                            <w:r>
+                              <w:rPr>
+                                <w:rFonts w:ascii="Aptos Mono" w:eastAsia="Times New Roman" w:hAnsi="Aptos Mono" w:cs="Courier New"/>
+                                <w:kern w:val="0"/>
+                                <w:sz w:val="16"/>
+                                <w:szCs w:val="16"/>
+                                <w14:ligatures w14:val="none"/>
+                              </w:rPr>
+                              <w:t xml:space="preserve">    Attributes</w:t>
+                            </w:r>
+                            <w:r>
+                              <w:rPr>
+                                <w:rFonts w:ascii="Aptos Mono" w:eastAsia="Times New Roman" w:hAnsi="Aptos Mono" w:cs="Courier New"/>
+                                <w:kern w:val="0"/>
+                                <w:sz w:val="16"/>
+                                <w:szCs w:val="16"/>
+                                <w14:ligatures w14:val="none"/>
+                              </w:rPr>
+                              <w:br/>
+                            </w:r>
+                            <w:r>
+                              <w:rPr>
+                                <w:rFonts w:ascii="Aptos Mono" w:eastAsia="Times New Roman" w:hAnsi="Aptos Mono" w:cs="Courier New"/>
+                                <w:kern w:val="0"/>
+                                <w:sz w:val="16"/>
+                                <w:szCs w:val="16"/>
+                                <w14:ligatures w14:val="none"/>
+                              </w:rPr>
+                              <w:t xml:space="preserve">            [0] MODE=</w:t>
+                            </w:r>
+                            <w:r>
+                              <w:rPr>
+                                <w:rFonts w:ascii="Aptos Mono" w:eastAsia="Times New Roman" w:hAnsi="Aptos Mono" w:cs="Courier New"/>
+                                <w:kern w:val="0"/>
+                                <w:sz w:val="16"/>
+                                <w:szCs w:val="16"/>
+                                <w14:ligatures w14:val="none"/>
+                              </w:rPr>
+                              <w:t>10</w:t>
+                            </w:r>
+                            <w:r>
+                              <w:rPr>
+                                <w:rFonts w:ascii="Aptos Mono" w:eastAsia="Times New Roman" w:hAnsi="Aptos Mono" w:cs="Courier New"/>
+                                <w:kern w:val="0"/>
+                                <w:sz w:val="16"/>
+                                <w:szCs w:val="16"/>
+                                <w14:ligatures w14:val="none"/>
+                              </w:rPr>
+                              <w:t xml:space="preserve"> (0x</w:t>
+                            </w:r>
+                            <w:r>
+                              <w:rPr>
+                                <w:rFonts w:ascii="Aptos Mono" w:eastAsia="Times New Roman" w:hAnsi="Aptos Mono" w:cs="Courier New"/>
+                                <w:kern w:val="0"/>
+                                <w:sz w:val="16"/>
+                                <w:szCs w:val="16"/>
+                                <w14:ligatures w14:val="none"/>
+                              </w:rPr>
+                              <w:t>a</w:t>
+                            </w:r>
+                            <w:r>
+                              <w:rPr>
+                                <w:rFonts w:ascii="Aptos Mono" w:eastAsia="Times New Roman" w:hAnsi="Aptos Mono" w:cs="Courier New"/>
+                                <w:kern w:val="0"/>
+                                <w:sz w:val="16"/>
+                                <w:szCs w:val="16"/>
+                                <w14:ligatures w14:val="none"/>
+                              </w:rPr>
+                              <w:t>)</w:t>
+                            </w:r>
+                            <w:r>
+                              <w:rPr>
+                                <w:rFonts w:ascii="Aptos Mono" w:eastAsia="Times New Roman" w:hAnsi="Aptos Mono" w:cs="Courier New"/>
+                                <w:kern w:val="0"/>
+                                <w:sz w:val="16"/>
+                                <w:szCs w:val="16"/>
+                                <w14:ligatures w14:val="none"/>
+                              </w:rPr>
+                              <w:br/>
+                            </w:r>
+                            <w:r>
+                              <w:rPr>
+                                <w:rFonts w:ascii="Aptos Mono" w:eastAsia="Times New Roman" w:hAnsi="Aptos Mono" w:cs="Courier New"/>
+                                <w:kern w:val="0"/>
+                                <w:sz w:val="16"/>
+                                <w:szCs w:val="16"/>
+                                <w14:ligatures w14:val="none"/>
+                              </w:rPr>
+                              <w:t xml:space="preserve">            [1] PWM_FREQ=250 (0xfa)</w:t>
+                            </w:r>
+                            <w:r>
+                              <w:rPr>
+                                <w:rFonts w:ascii="Aptos Mono" w:eastAsia="Times New Roman" w:hAnsi="Aptos Mono" w:cs="Courier New"/>
+                                <w:kern w:val="0"/>
+                                <w:sz w:val="16"/>
+                                <w:szCs w:val="16"/>
+                                <w14:ligatures w14:val="none"/>
+                              </w:rPr>
+                              <w:br/>
+                            </w:r>
+                            <w:r>
+                              <w:rPr>
+                                <w:rFonts w:ascii="Aptos Mono" w:eastAsia="Times New Roman" w:hAnsi="Aptos Mono" w:cs="Courier New"/>
+                                <w:kern w:val="0"/>
+                                <w:sz w:val="16"/>
+                                <w:szCs w:val="16"/>
+                                <w14:ligatures w14:val="none"/>
+                              </w:rPr>
+                              <w:t xml:space="preserve">            [6] PWM_MIN_DUTY=0 (0x0)</w:t>
+                            </w:r>
+                            <w:r>
+                              <w:rPr>
+                                <w:rFonts w:ascii="Aptos Mono" w:eastAsia="Times New Roman" w:hAnsi="Aptos Mono" w:cs="Courier New"/>
+                                <w:kern w:val="0"/>
+                                <w:sz w:val="16"/>
+                                <w:szCs w:val="16"/>
+                                <w14:ligatures w14:val="none"/>
+                              </w:rPr>
+                              <w:br/>
+                            </w:r>
+                            <w:r>
+                              <w:rPr>
+                                <w:rFonts w:ascii="Aptos Mono" w:eastAsia="Times New Roman" w:hAnsi="Aptos Mono" w:cs="Courier New"/>
+                                <w:kern w:val="0"/>
+                                <w:sz w:val="16"/>
+                                <w:szCs w:val="16"/>
+                                <w14:ligatures w14:val="none"/>
+                              </w:rPr>
+                              <w:t xml:space="preserve">            [7] PWM_MAX_DUTY=10000 (0x2710)</w:t>
+                            </w:r>
+                            <w:r>
+                              <w:rPr>
+                                <w:rFonts w:ascii="Aptos Mono" w:eastAsia="Times New Roman" w:hAnsi="Aptos Mono" w:cs="Courier New"/>
+                                <w:kern w:val="0"/>
+                                <w:sz w:val="16"/>
+                                <w:szCs w:val="16"/>
+                                <w14:ligatures w14:val="none"/>
+                              </w:rPr>
+                              <w:br/>
+                            </w:r>
+                            <w:r>
+                              <w:rPr>
+                                <w:rFonts w:ascii="Aptos Mono" w:eastAsia="Times New Roman" w:hAnsi="Aptos Mono" w:cs="Courier New"/>
+                                <w:kern w:val="0"/>
+                                <w:sz w:val="16"/>
+                                <w:szCs w:val="16"/>
+                                <w14:ligatures w14:val="none"/>
+                              </w:rPr>
+                              <w:t xml:space="preserve">            [8] RAMP_TIME_FWD=0 (0x0)</w:t>
+                            </w:r>
+                            <w:r>
+                              <w:rPr>
+                                <w:rFonts w:ascii="Aptos Mono" w:eastAsia="Times New Roman" w:hAnsi="Aptos Mono" w:cs="Courier New"/>
+                                <w:kern w:val="0"/>
+                                <w:sz w:val="16"/>
+                                <w:szCs w:val="16"/>
+                                <w14:ligatures w14:val="none"/>
+                              </w:rPr>
+                              <w:br/>
+                            </w:r>
+                            <w:r>
+                              <w:rPr>
+                                <w:rFonts w:ascii="Aptos Mono" w:eastAsia="Times New Roman" w:hAnsi="Aptos Mono" w:cs="Courier New"/>
+                                <w:kern w:val="0"/>
+                                <w:sz w:val="16"/>
+                                <w:szCs w:val="16"/>
+                                <w14:ligatures w14:val="none"/>
+                              </w:rPr>
+                              <w:t xml:space="preserve">            [9] RAMP_TIME_REV=0 (0x0)</w:t>
+                            </w:r>
+                            <w:r>
+                              <w:rPr>
+                                <w:rFonts w:ascii="Aptos Mono" w:eastAsia="Times New Roman" w:hAnsi="Aptos Mono" w:cs="Courier New"/>
+                                <w:kern w:val="0"/>
+                                <w:sz w:val="16"/>
+                                <w:szCs w:val="16"/>
+                                <w14:ligatures w14:val="none"/>
+                              </w:rPr>
+                              <w:br/>
+                            </w:r>
+                            <w:r>
+                              <w:rPr>
+                                <w:rFonts w:ascii="Aptos Mono" w:eastAsia="Times New Roman" w:hAnsi="Aptos Mono" w:cs="Courier New"/>
+                                <w:kern w:val="0"/>
+                                <w:sz w:val="16"/>
+                                <w:szCs w:val="16"/>
+                                <w14:ligatures w14:val="none"/>
+                              </w:rPr>
+                              <w:t xml:space="preserve">            [10] OUTPUT_CURRENT_SOFT_LIMIT=13000 (0x32c8)</w:t>
+                            </w:r>
+                            <w:r>
+                              <w:rPr>
+                                <w:rFonts w:ascii="Aptos Mono" w:eastAsia="Times New Roman" w:hAnsi="Aptos Mono" w:cs="Courier New"/>
+                                <w:kern w:val="0"/>
+                                <w:sz w:val="16"/>
+                                <w:szCs w:val="16"/>
+                                <w14:ligatures w14:val="none"/>
+                              </w:rPr>
+                              <w:br/>
+                            </w:r>
+                            <w:r>
+                              <w:rPr>
+                                <w:rFonts w:ascii="Aptos Mono" w:eastAsia="Times New Roman" w:hAnsi="Aptos Mono" w:cs="Courier New"/>
+                                <w:kern w:val="0"/>
+                                <w:sz w:val="16"/>
+                                <w:szCs w:val="16"/>
+                                <w14:ligatures w14:val="none"/>
+                              </w:rPr>
+                              <w:t xml:space="preserve">            [11] OUTPUT_CURRENT_TRIP_TIME=250 (0xfa)</w:t>
+                            </w:r>
+                            <w:r>
+                              <w:rPr>
+                                <w:rFonts w:ascii="Aptos Mono" w:eastAsia="Times New Roman" w:hAnsi="Aptos Mono" w:cs="Courier New"/>
+                                <w:kern w:val="0"/>
+                                <w:sz w:val="16"/>
+                                <w:szCs w:val="16"/>
+                                <w14:ligatures w14:val="none"/>
+                              </w:rPr>
+                              <w:br/>
+                            </w:r>
+                            <w:r>
+                              <w:rPr>
+                                <w:rFonts w:ascii="Aptos Mono" w:eastAsia="Times New Roman" w:hAnsi="Aptos Mono" w:cs="Courier New"/>
+                                <w:kern w:val="0"/>
+                                <w:sz w:val="16"/>
+                                <w:szCs w:val="16"/>
+                                <w14:ligatures w14:val="none"/>
+                              </w:rPr>
+                              <w:t xml:space="preserve">            [12] OUTPUT_OVERCURRENT_REACTION=0 (0x0)</w:t>
+                            </w:r>
+                            <w:r>
+                              <w:rPr>
+                                <w:rFonts w:ascii="Aptos Mono" w:eastAsia="Times New Roman" w:hAnsi="Aptos Mono" w:cs="Courier New"/>
+                                <w:kern w:val="0"/>
+                                <w:sz w:val="16"/>
+                                <w:szCs w:val="16"/>
+                                <w14:ligatures w14:val="none"/>
+                              </w:rPr>
+                              <w:br/>
+                            </w:r>
+                            <w:r>
+                              <w:rPr>
+                                <w:rFonts w:ascii="Aptos Mono" w:eastAsia="Times New Roman" w:hAnsi="Aptos Mono" w:cs="Courier New"/>
+                                <w:kern w:val="0"/>
+                                <w:sz w:val="16"/>
+                                <w:szCs w:val="16"/>
+                                <w14:ligatures w14:val="none"/>
+                              </w:rPr>
+                              <w:t xml:space="preserve">            [13] OUTPUT_CURRENT_LIMIT_MAX_RETRIES=5 (0x5)</w:t>
+                            </w:r>
+                            <w:r>
+                              <w:rPr>
+                                <w:rFonts w:ascii="Aptos Mono" w:eastAsia="Times New Roman" w:hAnsi="Aptos Mono" w:cs="Courier New"/>
+                                <w:kern w:val="0"/>
+                                <w:sz w:val="16"/>
+                                <w:szCs w:val="16"/>
+                                <w14:ligatures w14:val="none"/>
+                              </w:rPr>
+                              <w:br/>
+                            </w:r>
+                            <w:r>
+                              <w:rPr>
+                                <w:rFonts w:ascii="Aptos Mono" w:eastAsia="Times New Roman" w:hAnsi="Aptos Mono" w:cs="Courier New"/>
+                                <w:kern w:val="0"/>
+                                <w:sz w:val="16"/>
+                                <w:szCs w:val="16"/>
+                                <w14:ligatures w14:val="none"/>
+                              </w:rPr>
+                              <w:t xml:space="preserve">            [22] DIGIN_ANALOG_THRESHOLD_HIGH=5000 (0x1388)</w:t>
+                            </w:r>
+                            <w:r>
+                              <w:rPr>
+                                <w:rFonts w:ascii="Aptos Mono" w:eastAsia="Times New Roman" w:hAnsi="Aptos Mono" w:cs="Courier New"/>
+                                <w:kern w:val="0"/>
+                                <w:sz w:val="16"/>
+                                <w:szCs w:val="16"/>
+                                <w14:ligatures w14:val="none"/>
+                              </w:rPr>
+                              <w:br/>
+                            </w:r>
+                            <w:r>
+                              <w:rPr>
+                                <w:rFonts w:ascii="Aptos Mono" w:eastAsia="Times New Roman" w:hAnsi="Aptos Mono" w:cs="Courier New"/>
+                                <w:kern w:val="0"/>
+                                <w:sz w:val="16"/>
+                                <w:szCs w:val="16"/>
+                                <w14:ligatures w14:val="none"/>
+                              </w:rPr>
+                              <w:t xml:space="preserve">            [23] ANALOG_INPUT_FILTER_CONSTANT=8192 (0x2000)</w:t>
+                            </w:r>
+                            <w:r>
+                              <w:rPr>
+                                <w:rFonts w:ascii="Aptos Mono" w:eastAsia="Times New Roman" w:hAnsi="Aptos Mono" w:cs="Courier New"/>
+                                <w:kern w:val="0"/>
+                                <w:sz w:val="16"/>
+                                <w:szCs w:val="16"/>
+                                <w14:ligatures w14:val="none"/>
+                              </w:rPr>
+                              <w:br/>
+                            </w:r>
+                            <w:r>
+                              <w:rPr>
+                                <w:rFonts w:ascii="Aptos Mono" w:eastAsia="Times New Roman" w:hAnsi="Aptos Mono" w:cs="Courier New"/>
+                                <w:kern w:val="0"/>
+                                <w:sz w:val="16"/>
+                                <w:szCs w:val="16"/>
+                                <w14:ligatures w14:val="none"/>
+                              </w:rPr>
+                              <w:t xml:space="preserve">    PORT_1B </w:t>
+                            </w:r>
+                            <w:proofErr w:type="spellStart"/>
+                            <w:r>
+                              <w:rPr>
+                                <w:rFonts w:ascii="Aptos Mono" w:eastAsia="Times New Roman" w:hAnsi="Aptos Mono" w:cs="Courier New"/>
+                                <w:kern w:val="0"/>
+                                <w:sz w:val="16"/>
+                                <w:szCs w:val="16"/>
+                                <w14:ligatures w14:val="none"/>
+                              </w:rPr>
+                              <w:t>fault_status</w:t>
+                            </w:r>
+                            <w:proofErr w:type="spellEnd"/>
+                            <w:r>
+                              <w:rPr>
+                                <w:rFonts w:ascii="Aptos Mono" w:eastAsia="Times New Roman" w:hAnsi="Aptos Mono" w:cs="Courier New"/>
+                                <w:kern w:val="0"/>
+                                <w:sz w:val="16"/>
+                                <w:szCs w:val="16"/>
+                                <w14:ligatures w14:val="none"/>
+                              </w:rPr>
+                              <w:t>=OK (0)</w:t>
+                            </w:r>
+                            <w:r>
+                              <w:rPr>
+                                <w:rFonts w:ascii="Aptos Mono" w:eastAsia="Times New Roman" w:hAnsi="Aptos Mono" w:cs="Courier New"/>
+                                <w:kern w:val="0"/>
+                                <w:sz w:val="16"/>
+                                <w:szCs w:val="16"/>
+                                <w14:ligatures w14:val="none"/>
+                              </w:rPr>
+                              <w:br/>
+                            </w:r>
+                            <w:r>
+                              <w:rPr>
+                                <w:rFonts w:ascii="Aptos Mono" w:eastAsia="Times New Roman" w:hAnsi="Aptos Mono" w:cs="Courier New"/>
+                                <w:kern w:val="0"/>
+                                <w:sz w:val="16"/>
+                                <w:szCs w:val="16"/>
+                                <w14:ligatures w14:val="none"/>
+                              </w:rPr>
+                              <w:t xml:space="preserve">        status=0</w:t>
+                            </w:r>
+                            <w:r>
+                              <w:rPr>
+                                <w:rFonts w:ascii="Aptos Mono" w:eastAsia="Times New Roman" w:hAnsi="Aptos Mono" w:cs="Courier New"/>
+                                <w:kern w:val="0"/>
+                                <w:sz w:val="16"/>
+                                <w:szCs w:val="16"/>
+                                <w14:ligatures w14:val="none"/>
+                              </w:rPr>
+                              <w:br/>
+                            </w:r>
+                            <w:r>
+                              <w:rPr>
+                                <w:rFonts w:ascii="Aptos Mono" w:eastAsia="Times New Roman" w:hAnsi="Aptos Mono" w:cs="Courier New"/>
+                                <w:kern w:val="0"/>
+                                <w:sz w:val="16"/>
+                                <w:szCs w:val="16"/>
+                                <w14:ligatures w14:val="none"/>
+                              </w:rPr>
+                              <w:t xml:space="preserve">        value=0</w:t>
+                            </w:r>
+                            <w:r>
+                              <w:rPr>
+                                <w:rFonts w:ascii="Aptos Mono" w:eastAsia="Times New Roman" w:hAnsi="Aptos Mono" w:cs="Courier New"/>
+                                <w:kern w:val="0"/>
+                                <w:sz w:val="16"/>
+                                <w:szCs w:val="16"/>
+                                <w14:ligatures w14:val="none"/>
+                              </w:rPr>
+                              <w:br/>
+                            </w:r>
+                            <w:r>
+                              <w:rPr>
+                                <w:rFonts w:ascii="Aptos Mono" w:eastAsia="Times New Roman" w:hAnsi="Aptos Mono" w:cs="Courier New"/>
+                                <w:kern w:val="0"/>
+                                <w:sz w:val="16"/>
+                                <w:szCs w:val="16"/>
+                                <w14:ligatures w14:val="none"/>
+                              </w:rPr>
+                              <w:t xml:space="preserve">        </w:t>
+                            </w:r>
+                            <w:proofErr w:type="spellStart"/>
+                            <w:r>
+                              <w:rPr>
+                                <w:rFonts w:ascii="Aptos Mono" w:eastAsia="Times New Roman" w:hAnsi="Aptos Mono" w:cs="Courier New"/>
+                                <w:kern w:val="0"/>
+                                <w:sz w:val="16"/>
+                                <w:szCs w:val="16"/>
+                                <w14:ligatures w14:val="none"/>
+                              </w:rPr>
+                              <w:t>raw_value</w:t>
+                            </w:r>
+                            <w:proofErr w:type="spellEnd"/>
+                            <w:r>
+                              <w:rPr>
+                                <w:rFonts w:ascii="Aptos Mono" w:eastAsia="Times New Roman" w:hAnsi="Aptos Mono" w:cs="Courier New"/>
+                                <w:kern w:val="0"/>
+                                <w:sz w:val="16"/>
+                                <w:szCs w:val="16"/>
+                                <w14:ligatures w14:val="none"/>
+                              </w:rPr>
+                              <w:t>=0</w:t>
+                            </w:r>
+                            <w:r>
+                              <w:rPr>
+                                <w:rFonts w:ascii="Aptos Mono" w:eastAsia="Times New Roman" w:hAnsi="Aptos Mono" w:cs="Courier New"/>
+                                <w:kern w:val="0"/>
+                                <w:sz w:val="16"/>
+                                <w:szCs w:val="16"/>
+                                <w14:ligatures w14:val="none"/>
+                              </w:rPr>
+                              <w:br/>
+                            </w:r>
+                            <w:r>
+                              <w:rPr>
+                                <w:rFonts w:ascii="Aptos Mono" w:eastAsia="Times New Roman" w:hAnsi="Aptos Mono" w:cs="Courier New"/>
+                                <w:kern w:val="0"/>
+                                <w:sz w:val="16"/>
+                                <w:szCs w:val="16"/>
+                                <w14:ligatures w14:val="none"/>
+                              </w:rPr>
+                              <w:t xml:space="preserve">        current=0 mA</w:t>
+                            </w:r>
+                            <w:r>
+                              <w:rPr>
+                                <w:rFonts w:ascii="Aptos Mono" w:eastAsia="Times New Roman" w:hAnsi="Aptos Mono" w:cs="Courier New"/>
+                                <w:kern w:val="0"/>
+                                <w:sz w:val="16"/>
+                                <w:szCs w:val="16"/>
+                                <w14:ligatures w14:val="none"/>
+                              </w:rPr>
+                              <w:br/>
+                            </w:r>
+                            <w:r>
+                              <w:rPr>
+                                <w:rFonts w:ascii="Aptos Mono" w:eastAsia="Times New Roman" w:hAnsi="Aptos Mono" w:cs="Courier New"/>
+                                <w:kern w:val="0"/>
+                                <w:sz w:val="16"/>
+                                <w:szCs w:val="16"/>
+                                <w14:ligatures w14:val="none"/>
+                              </w:rPr>
+                              <w:t xml:space="preserve">        temperature=29 °C</w:t>
+                            </w:r>
+                            <w:r>
+                              <w:rPr>
+                                <w:rFonts w:ascii="Aptos Mono" w:eastAsia="Times New Roman" w:hAnsi="Aptos Mono" w:cs="Courier New"/>
+                                <w:kern w:val="0"/>
+                                <w:sz w:val="16"/>
+                                <w:szCs w:val="16"/>
+                                <w14:ligatures w14:val="none"/>
+                              </w:rPr>
+                              <w:br/>
+                            </w:r>
+                            <w:r>
+                              <w:rPr>
+                                <w:rFonts w:ascii="Aptos Mono" w:eastAsia="Times New Roman" w:hAnsi="Aptos Mono" w:cs="Courier New"/>
+                                <w:kern w:val="0"/>
+                                <w:sz w:val="16"/>
+                                <w:szCs w:val="16"/>
+                                <w14:ligatures w14:val="none"/>
+                              </w:rPr>
+                              <w:t xml:space="preserve">        </w:t>
+                            </w:r>
+                            <w:proofErr w:type="spellStart"/>
+                            <w:r>
+                              <w:rPr>
+                                <w:rFonts w:ascii="Aptos Mono" w:eastAsia="Times New Roman" w:hAnsi="Aptos Mono" w:cs="Courier New"/>
+                                <w:kern w:val="0"/>
+                                <w:sz w:val="16"/>
+                                <w:szCs w:val="16"/>
+                                <w14:ligatures w14:val="none"/>
+                              </w:rPr>
+                              <w:t>soft_switch</w:t>
+                            </w:r>
+                            <w:proofErr w:type="spellEnd"/>
+                            <w:r>
+                              <w:rPr>
+                                <w:rFonts w:ascii="Aptos Mono" w:eastAsia="Times New Roman" w:hAnsi="Aptos Mono" w:cs="Courier New"/>
+                                <w:kern w:val="0"/>
+                                <w:sz w:val="16"/>
+                                <w:szCs w:val="16"/>
+                                <w14:ligatures w14:val="none"/>
+                              </w:rPr>
+                              <w:t>=0</w:t>
+                            </w:r>
+                            <w:r>
+                              <w:rPr>
+                                <w:rFonts w:ascii="Aptos Mono" w:eastAsia="Times New Roman" w:hAnsi="Aptos Mono" w:cs="Courier New"/>
+                                <w:kern w:val="0"/>
+                                <w:sz w:val="16"/>
+                                <w:szCs w:val="16"/>
+                                <w14:ligatures w14:val="none"/>
+                              </w:rPr>
+                              <w:br/>
+                            </w:r>
+                            <w:r>
+                              <w:rPr>
+                                <w:rFonts w:ascii="Aptos Mono" w:eastAsia="Times New Roman" w:hAnsi="Aptos Mono" w:cs="Courier New"/>
+                                <w:kern w:val="0"/>
+                                <w:sz w:val="16"/>
+                                <w:szCs w:val="16"/>
+                                <w14:ligatures w14:val="none"/>
+                              </w:rPr>
+                              <w:t xml:space="preserve">        </w:t>
+                            </w:r>
+                            <w:proofErr w:type="spellStart"/>
+                            <w:r>
+                              <w:rPr>
+                                <w:rFonts w:ascii="Aptos Mono" w:eastAsia="Times New Roman" w:hAnsi="Aptos Mono" w:cs="Courier New"/>
+                                <w:kern w:val="0"/>
+                                <w:sz w:val="16"/>
+                                <w:szCs w:val="16"/>
+                                <w14:ligatures w14:val="none"/>
+                              </w:rPr>
+                              <w:t>spwr</w:t>
+                            </w:r>
+                            <w:proofErr w:type="spellEnd"/>
+                            <w:r>
+                              <w:rPr>
+                                <w:rFonts w:ascii="Aptos Mono" w:eastAsia="Times New Roman" w:hAnsi="Aptos Mono" w:cs="Courier New"/>
+                                <w:kern w:val="0"/>
+                                <w:sz w:val="16"/>
+                                <w:szCs w:val="16"/>
+                                <w14:ligatures w14:val="none"/>
+                              </w:rPr>
+                              <w:t>=</w:t>
+                            </w:r>
+                            <w:r>
+                              <w:rPr>
+                                <w:rFonts w:ascii="Aptos Mono" w:eastAsia="Times New Roman" w:hAnsi="Aptos Mono" w:cs="Courier New"/>
+                                <w:kern w:val="0"/>
+                                <w:sz w:val="16"/>
+                                <w:szCs w:val="16"/>
+                                <w14:ligatures w14:val="none"/>
+                              </w:rPr>
+                              <w:t>on</w:t>
+                            </w:r>
+                            <w:r>
+                              <w:rPr>
+                                <w:rFonts w:ascii="Aptos Mono" w:eastAsia="Times New Roman" w:hAnsi="Aptos Mono" w:cs="Courier New"/>
+                                <w:kern w:val="0"/>
+                                <w:sz w:val="16"/>
+                                <w:szCs w:val="16"/>
+                                <w14:ligatures w14:val="none"/>
+                              </w:rPr>
+                              <w:t xml:space="preserve"> (</w:t>
+                            </w:r>
+                            <w:r>
+                              <w:rPr>
+                                <w:rFonts w:ascii="Aptos Mono" w:eastAsia="Times New Roman" w:hAnsi="Aptos Mono" w:cs="Courier New"/>
+                                <w:kern w:val="0"/>
+                                <w:sz w:val="16"/>
+                                <w:szCs w:val="16"/>
+                                <w14:ligatures w14:val="none"/>
+                              </w:rPr>
+                              <w:t>1</w:t>
+                            </w:r>
+                            <w:r>
+                              <w:rPr>
+                                <w:rFonts w:ascii="Aptos Mono" w:eastAsia="Times New Roman" w:hAnsi="Aptos Mono" w:cs="Courier New"/>
+                                <w:kern w:val="0"/>
+                                <w:sz w:val="16"/>
+                                <w:szCs w:val="16"/>
+                                <w14:ligatures w14:val="none"/>
+                              </w:rPr>
+                              <w:t>)</w:t>
+                            </w:r>
+                            <w:r>
+                              <w:rPr>
+                                <w:rFonts w:ascii="Aptos Mono" w:eastAsia="Times New Roman" w:hAnsi="Aptos Mono" w:cs="Courier New"/>
+                                <w:kern w:val="0"/>
+                                <w:sz w:val="16"/>
+                                <w:szCs w:val="16"/>
+                                <w14:ligatures w14:val="none"/>
+                              </w:rPr>
+                              <w:br/>
+                            </w:r>
+                            <w:r>
+                              <w:rPr>
+                                <w:rFonts w:ascii="Aptos Mono" w:eastAsia="Times New Roman" w:hAnsi="Aptos Mono" w:cs="Courier New"/>
+                                <w:kern w:val="0"/>
+                                <w:sz w:val="16"/>
+                                <w:szCs w:val="16"/>
+                                <w14:ligatures w14:val="none"/>
+                              </w:rPr>
+                              <w:t xml:space="preserve">    Attributes</w:t>
+                            </w:r>
+                            <w:r>
+                              <w:rPr>
+                                <w:rFonts w:ascii="Aptos Mono" w:eastAsia="Times New Roman" w:hAnsi="Aptos Mono" w:cs="Courier New"/>
+                                <w:kern w:val="0"/>
+                                <w:sz w:val="16"/>
+                                <w:szCs w:val="16"/>
+                                <w14:ligatures w14:val="none"/>
+                              </w:rPr>
+                              <w:br/>
+                            </w:r>
+                            <w:r>
+                              <w:rPr>
+                                <w:rFonts w:ascii="Aptos Mono" w:eastAsia="Times New Roman" w:hAnsi="Aptos Mono" w:cs="Courier New"/>
+                                <w:kern w:val="0"/>
+                                <w:sz w:val="16"/>
+                                <w:szCs w:val="16"/>
+                                <w14:ligatures w14:val="none"/>
+                              </w:rPr>
+                              <w:t xml:space="preserve">            [0] MODE=</w:t>
+                            </w:r>
+                            <w:r>
+                              <w:rPr>
+                                <w:rFonts w:ascii="Aptos Mono" w:eastAsia="Times New Roman" w:hAnsi="Aptos Mono" w:cs="Courier New"/>
+                                <w:kern w:val="0"/>
+                                <w:sz w:val="16"/>
+                                <w:szCs w:val="16"/>
+                                <w14:ligatures w14:val="none"/>
+                              </w:rPr>
+                              <w:t>10</w:t>
+                            </w:r>
+                            <w:r>
+                              <w:rPr>
+                                <w:rFonts w:ascii="Aptos Mono" w:eastAsia="Times New Roman" w:hAnsi="Aptos Mono" w:cs="Courier New"/>
+                                <w:kern w:val="0"/>
+                                <w:sz w:val="16"/>
+                                <w:szCs w:val="16"/>
+                                <w14:ligatures w14:val="none"/>
+                              </w:rPr>
+                              <w:t xml:space="preserve"> (0x</w:t>
+                            </w:r>
+                            <w:r>
+                              <w:rPr>
+                                <w:rFonts w:ascii="Aptos Mono" w:eastAsia="Times New Roman" w:hAnsi="Aptos Mono" w:cs="Courier New"/>
+                                <w:kern w:val="0"/>
+                                <w:sz w:val="16"/>
+                                <w:szCs w:val="16"/>
+                                <w14:ligatures w14:val="none"/>
+                              </w:rPr>
+                              <w:t>a</w:t>
+                            </w:r>
+                            <w:r>
+                              <w:rPr>
+                                <w:rFonts w:ascii="Aptos Mono" w:eastAsia="Times New Roman" w:hAnsi="Aptos Mono" w:cs="Courier New"/>
+                                <w:kern w:val="0"/>
+                                <w:sz w:val="16"/>
+                                <w:szCs w:val="16"/>
+                                <w14:ligatures w14:val="none"/>
+                              </w:rPr>
+                              <w:t>)</w:t>
+                            </w:r>
+                            <w:r>
+                              <w:rPr>
+                                <w:rFonts w:ascii="Aptos Mono" w:eastAsia="Times New Roman" w:hAnsi="Aptos Mono" w:cs="Courier New"/>
+                                <w:kern w:val="0"/>
+                                <w:sz w:val="16"/>
+                                <w:szCs w:val="16"/>
+                                <w14:ligatures w14:val="none"/>
+                              </w:rPr>
+                              <w:br/>
+                            </w:r>
+                            <w:r>
+                              <w:rPr>
+                                <w:rFonts w:ascii="Aptos Mono" w:eastAsia="Times New Roman" w:hAnsi="Aptos Mono" w:cs="Courier New"/>
+                                <w:kern w:val="0"/>
+                                <w:sz w:val="16"/>
+                                <w:szCs w:val="16"/>
+                                <w14:ligatures w14:val="none"/>
+                              </w:rPr>
+                              <w:t xml:space="preserve">            [1] PWM_FREQ=250 (0xfa)</w:t>
+                            </w:r>
+                            <w:r>
+                              <w:rPr>
+                                <w:rFonts w:ascii="Aptos Mono" w:eastAsia="Times New Roman" w:hAnsi="Aptos Mono" w:cs="Courier New"/>
+                                <w:kern w:val="0"/>
+                                <w:sz w:val="16"/>
+                                <w:szCs w:val="16"/>
+                                <w14:ligatures w14:val="none"/>
+                              </w:rPr>
+                              <w:br/>
+                            </w:r>
+                            <w:r>
+                              <w:rPr>
+                                <w:rFonts w:ascii="Aptos Mono" w:eastAsia="Times New Roman" w:hAnsi="Aptos Mono" w:cs="Courier New"/>
+                                <w:kern w:val="0"/>
+                                <w:sz w:val="16"/>
+                                <w:szCs w:val="16"/>
+                                <w14:ligatures w14:val="none"/>
+                              </w:rPr>
+                              <w:t xml:space="preserve">            [6] PWM_MIN_DUTY=0 (0x0)</w:t>
+                            </w:r>
+                            <w:r>
+                              <w:rPr>
+                                <w:rFonts w:ascii="Aptos Mono" w:eastAsia="Times New Roman" w:hAnsi="Aptos Mono" w:cs="Courier New"/>
+                                <w:kern w:val="0"/>
+                                <w:sz w:val="16"/>
+                                <w:szCs w:val="16"/>
+                                <w14:ligatures w14:val="none"/>
+                              </w:rPr>
+                              <w:br/>
+                            </w:r>
+                            <w:r>
+                              <w:rPr>
+                                <w:rFonts w:ascii="Aptos Mono" w:eastAsia="Times New Roman" w:hAnsi="Aptos Mono" w:cs="Courier New"/>
+                                <w:kern w:val="0"/>
+                                <w:sz w:val="16"/>
+                                <w:szCs w:val="16"/>
+                                <w14:ligatures w14:val="none"/>
+                              </w:rPr>
+                              <w:t xml:space="preserve">            [7] PWM_MAX_DUTY=10000 (0x2710)</w:t>
+                            </w:r>
+                            <w:r>
+                              <w:rPr>
+                                <w:rFonts w:ascii="Aptos Mono" w:eastAsia="Times New Roman" w:hAnsi="Aptos Mono" w:cs="Courier New"/>
+                                <w:kern w:val="0"/>
+                                <w:sz w:val="16"/>
+                                <w:szCs w:val="16"/>
+                                <w14:ligatures w14:val="none"/>
+                              </w:rPr>
+                              <w:br/>
+                            </w:r>
+                            <w:r>
+                              <w:rPr>
+                                <w:rFonts w:ascii="Aptos Mono" w:eastAsia="Times New Roman" w:hAnsi="Aptos Mono" w:cs="Courier New"/>
+                                <w:kern w:val="0"/>
+                                <w:sz w:val="16"/>
+                                <w:szCs w:val="16"/>
+                                <w14:ligatures w14:val="none"/>
+                              </w:rPr>
+                              <w:t xml:space="preserve">            [8] RAMP_TIME_FWD=0 (0x0)</w:t>
+                            </w:r>
+                            <w:r>
+                              <w:rPr>
+                                <w:rFonts w:ascii="Aptos Mono" w:eastAsia="Times New Roman" w:hAnsi="Aptos Mono" w:cs="Courier New"/>
+                                <w:kern w:val="0"/>
+                                <w:sz w:val="16"/>
+                                <w:szCs w:val="16"/>
+                                <w14:ligatures w14:val="none"/>
+                              </w:rPr>
+                              <w:br/>
+                            </w:r>
+                            <w:r>
+                              <w:rPr>
+                                <w:rFonts w:ascii="Aptos Mono" w:eastAsia="Times New Roman" w:hAnsi="Aptos Mono" w:cs="Courier New"/>
+                                <w:kern w:val="0"/>
+                                <w:sz w:val="16"/>
+                                <w:szCs w:val="16"/>
+                                <w14:ligatures w14:val="none"/>
+                              </w:rPr>
+                              <w:t xml:space="preserve">            [9] RAMP_TIME_REV=0 (0x0)</w:t>
+                            </w:r>
+                            <w:r>
+                              <w:rPr>
+                                <w:rFonts w:ascii="Aptos Mono" w:eastAsia="Times New Roman" w:hAnsi="Aptos Mono" w:cs="Courier New"/>
+                                <w:kern w:val="0"/>
+                                <w:sz w:val="16"/>
+                                <w:szCs w:val="16"/>
+                                <w14:ligatures w14:val="none"/>
+                              </w:rPr>
+                              <w:br/>
+                            </w:r>
+                            <w:r>
+                              <w:rPr>
+                                <w:rFonts w:ascii="Aptos Mono" w:eastAsia="Times New Roman" w:hAnsi="Aptos Mono" w:cs="Courier New"/>
+                                <w:kern w:val="0"/>
+                                <w:sz w:val="16"/>
+                                <w:szCs w:val="16"/>
+                                <w14:ligatures w14:val="none"/>
+                              </w:rPr>
+                              <w:t xml:space="preserve">            [10] OUTPUT_CURRENT_SOFT_LIMIT=13000 (0x32c8)</w:t>
+                            </w:r>
+                            <w:r>
+                              <w:rPr>
+                                <w:rFonts w:ascii="Aptos Mono" w:eastAsia="Times New Roman" w:hAnsi="Aptos Mono" w:cs="Courier New"/>
+                                <w:kern w:val="0"/>
+                                <w:sz w:val="16"/>
+                                <w:szCs w:val="16"/>
+                                <w14:ligatures w14:val="none"/>
+                              </w:rPr>
+                              <w:br/>
+                            </w:r>
+                            <w:r>
+                              <w:rPr>
+                                <w:rFonts w:ascii="Aptos Mono" w:eastAsia="Times New Roman" w:hAnsi="Aptos Mono" w:cs="Courier New"/>
+                                <w:kern w:val="0"/>
+                                <w:sz w:val="16"/>
+                                <w:szCs w:val="16"/>
+                                <w14:ligatures w14:val="none"/>
+                              </w:rPr>
+                              <w:t xml:space="preserve">            [11] OUTPUT_CURRENT_TRIP_TIME=250 (0xfa)</w:t>
+                            </w:r>
+                            <w:r>
+                              <w:rPr>
+                                <w:rFonts w:ascii="Aptos Mono" w:eastAsia="Times New Roman" w:hAnsi="Aptos Mono" w:cs="Courier New"/>
+                                <w:kern w:val="0"/>
+                                <w:sz w:val="16"/>
+                                <w:szCs w:val="16"/>
+                                <w14:ligatures w14:val="none"/>
+                              </w:rPr>
+                              <w:br/>
+                            </w:r>
+                            <w:r>
+                              <w:rPr>
+                                <w:rFonts w:ascii="Aptos Mono" w:eastAsia="Times New Roman" w:hAnsi="Aptos Mono" w:cs="Courier New"/>
+                                <w:kern w:val="0"/>
+                                <w:sz w:val="16"/>
+                                <w:szCs w:val="16"/>
+                                <w14:ligatures w14:val="none"/>
+                              </w:rPr>
+                              <w:t xml:space="preserve">            [12] OUTPUT_OVERCURRENT_REACTION=0 (0x0)</w:t>
+                            </w:r>
+                            <w:r>
+                              <w:rPr>
+                                <w:rFonts w:ascii="Aptos Mono" w:eastAsia="Times New Roman" w:hAnsi="Aptos Mono" w:cs="Courier New"/>
+                                <w:kern w:val="0"/>
+                                <w:sz w:val="16"/>
+                                <w:szCs w:val="16"/>
+                                <w14:ligatures w14:val="none"/>
+                              </w:rPr>
+                              <w:br/>
+                            </w:r>
+                            <w:r>
+                              <w:rPr>
+                                <w:rFonts w:ascii="Aptos Mono" w:eastAsia="Times New Roman" w:hAnsi="Aptos Mono" w:cs="Courier New"/>
+                                <w:kern w:val="0"/>
+                                <w:sz w:val="16"/>
+                                <w:szCs w:val="16"/>
+                                <w14:ligatures w14:val="none"/>
+                              </w:rPr>
+                              <w:t xml:space="preserve">            [13] OUTPUT_CURRENT_LIMIT_MAX_RETRIES=5 (0x5)</w:t>
+                            </w:r>
+                            <w:r>
+                              <w:rPr>
+                                <w:rFonts w:ascii="Aptos Mono" w:eastAsia="Times New Roman" w:hAnsi="Aptos Mono" w:cs="Courier New"/>
+                                <w:kern w:val="0"/>
+                                <w:sz w:val="16"/>
+                                <w:szCs w:val="16"/>
+                                <w14:ligatures w14:val="none"/>
+                              </w:rPr>
+                              <w:br/>
+                            </w:r>
+                            <w:r>
+                              <w:rPr>
+                                <w:rFonts w:ascii="Aptos Mono" w:eastAsia="Times New Roman" w:hAnsi="Aptos Mono" w:cs="Courier New"/>
+                                <w:kern w:val="0"/>
+                                <w:sz w:val="16"/>
+                                <w:szCs w:val="16"/>
+                                <w14:ligatures w14:val="none"/>
+                              </w:rPr>
+                              <w:t xml:space="preserve">            [22] DIGIN_ANALOG_THRESHOLD_HIGH=5000 (0x1388)</w:t>
+                            </w:r>
+                            <w:r>
+                              <w:rPr>
+                                <w:rFonts w:ascii="Aptos Mono" w:eastAsia="Times New Roman" w:hAnsi="Aptos Mono" w:cs="Courier New"/>
+                                <w:kern w:val="0"/>
+                                <w:sz w:val="16"/>
+                                <w:szCs w:val="16"/>
+                                <w14:ligatures w14:val="none"/>
+                              </w:rPr>
+                              <w:br/>
+                            </w:r>
+                            <w:r>
+                              <w:rPr>
+                                <w:rFonts w:ascii="Aptos Mono" w:eastAsia="Times New Roman" w:hAnsi="Aptos Mono" w:cs="Courier New"/>
+                                <w:kern w:val="0"/>
+                                <w:sz w:val="16"/>
+                                <w:szCs w:val="16"/>
+                                <w14:ligatures w14:val="none"/>
+                              </w:rPr>
+                              <w:t xml:space="preserve">            [23] ANALOG_INPUT_FILTER_CONSTANT=8192 (0x2000)</w:t>
+                            </w:r>
+                          </w:p>
+                        </w:txbxContent>
+                      </wps:txbx>
+                      <wps:bodyPr rot="0" vert="horz" wrap="square" lIns="91440" tIns="45720" rIns="91440" bIns="45720" anchor="t" anchorCtr="0">
+                        <a:spAutoFit/>
+                      </wps:bodyPr>
+                    </wps:wsp>
+                  </a:graphicData>
+                </a:graphic>
+                <wp14:sizeRelH relativeFrom="margin">
+                  <wp14:pctWidth>0</wp14:pctWidth>
+                </wp14:sizeRelH>
+                <wp14:sizeRelV relativeFrom="margin">
+                  <wp14:pctHeight>20000</wp14:pctHeight>
+                </wp14:sizeRelV>
+              </wp:anchor>
+            </w:drawing>
+          </mc:Choice>
+          <mc:Fallback>
+            <w:pict>
+              <v:shape w14:anchorId="4CAA7ADB" id="_x0000_s1041" type="#_x0000_t202" style="position:absolute;margin-left:415.9pt;margin-top:38pt;width:467.1pt;height:110.6pt;z-index:251765760;visibility:visible;mso-wrap-style:square;mso-width-percent:0;mso-height-percent:200;mso-wrap-distance-left:9pt;mso-wrap-distance-top:3.6pt;mso-wrap-distance-right:9pt;mso-wrap-distance-bottom:3.6pt;mso-position-horizontal:right;mso-position-horizontal-relative:margin;mso-position-vertical:absolute;mso-position-vertical-relative:text;mso-width-percent:0;mso-height-percent:200;mso-width-relative:margin;mso-height-relative:margin;v-text-anchor:top" o:gfxdata="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" fillcolor="#e8e8e8 [3214]">
+                <v:textbox style="mso-fit-shape-to-text:t">
+                  <w:txbxContent>
+                    <w:p>
+                      <w:pPr>
+                        <w:spacing w:line="240" w:lineRule="auto"/>
+                        <w:rPr>
+                          <w:rFonts w:ascii="Aptos Mono" w:eastAsia="Times New Roman" w:hAnsi="Aptos Mono" w:cs="Courier New"/>
+                          <w:kern w:val="0"/>
+                          <w:sz w:val="16"/>
+                          <w:szCs w:val="16"/>
+                          <w14:ligatures w14:val="none"/>
+                        </w:rPr>
+                      </w:pPr>
+                      <w:proofErr w:type="spellStart"/>
+                      <w:r>
+                        <w:rPr>
+                          <w:rFonts w:ascii="Aptos Mono" w:eastAsia="Times New Roman" w:hAnsi="Aptos Mono" w:cs="Courier New"/>
+                          <w:kern w:val="0"/>
+                          <w:sz w:val="16"/>
+                          <w:szCs w:val="16"/>
+                          <w14:ligatures w14:val="none"/>
+                        </w:rPr>
+                        <w:t>uart</w:t>
+                      </w:r>
+                      <w:proofErr w:type="spellEnd"/>
+                      <w:r>
+                        <w:rPr>
+                          <w:rFonts w:ascii="Aptos Mono" w:eastAsia="Times New Roman" w:hAnsi="Aptos Mono" w:cs="Courier New"/>
+                          <w:kern w:val="0"/>
+                          <w:sz w:val="16"/>
+                          <w:szCs w:val="16"/>
+                          <w14:ligatures w14:val="none"/>
+                        </w:rPr>
+                        <w:t>:~$ port status</w:t>
+                      </w:r>
+                      <w:r>
+                        <w:rPr>
+                          <w:rFonts w:ascii="Aptos Mono" w:eastAsia="Times New Roman" w:hAnsi="Aptos Mono" w:cs="Courier New"/>
+                          <w:kern w:val="0"/>
+                          <w:sz w:val="16"/>
+                          <w:szCs w:val="16"/>
+                          <w14:ligatures w14:val="none"/>
+                        </w:rPr>
+                        <w:br/>
+                      </w:r>
+                      <w:r>
+                        <w:rPr>
+                          <w:rFonts w:ascii="Aptos Mono" w:eastAsia="Times New Roman" w:hAnsi="Aptos Mono" w:cs="Courier New"/>
+                          <w:kern w:val="0"/>
+                          <w:sz w:val="16"/>
+                          <w:szCs w:val="16"/>
+                          <w14:ligatures w14:val="none"/>
+                        </w:rPr>
+                        <w:t>PORT_1 type=1 channels=2</w:t>
+                      </w:r>
+                      <w:r>
+                        <w:rPr>
+                          <w:rFonts w:ascii="Aptos Mono" w:eastAsia="Times New Roman" w:hAnsi="Aptos Mono" w:cs="Courier New"/>
+                          <w:kern w:val="0"/>
+                          <w:sz w:val="16"/>
+                          <w:szCs w:val="16"/>
+                          <w14:ligatures w14:val="none"/>
+                        </w:rPr>
+                        <w:br/>
+                      </w:r>
+                      <w:r>
+                        <w:rPr>
+                          <w:rFonts w:ascii="Aptos Mono" w:eastAsia="Times New Roman" w:hAnsi="Aptos Mono" w:cs="Courier New"/>
+                          <w:kern w:val="0"/>
+                          <w:sz w:val="16"/>
+                          <w:szCs w:val="16"/>
+                          <w14:ligatures w14:val="none"/>
+                        </w:rPr>
+                        <w:t xml:space="preserve">    PORT_1A </w:t>
+                      </w:r>
+                      <w:proofErr w:type="spellStart"/>
+                      <w:r>
+                        <w:rPr>
+                          <w:rFonts w:ascii="Aptos Mono" w:eastAsia="Times New Roman" w:hAnsi="Aptos Mono" w:cs="Courier New"/>
+                          <w:kern w:val="0"/>
+                          <w:sz w:val="16"/>
+                          <w:szCs w:val="16"/>
+                          <w14:ligatures w14:val="none"/>
+                        </w:rPr>
+                        <w:t>fault_status</w:t>
+                      </w:r>
+                      <w:proofErr w:type="spellEnd"/>
+                      <w:r>
+                        <w:rPr>
+                          <w:rFonts w:ascii="Aptos Mono" w:eastAsia="Times New Roman" w:hAnsi="Aptos Mono" w:cs="Courier New"/>
+                          <w:kern w:val="0"/>
+                          <w:sz w:val="16"/>
+                          <w:szCs w:val="16"/>
+                          <w14:ligatures w14:val="none"/>
+                        </w:rPr>
+                        <w:t>=OK (0)</w:t>
+                      </w:r>
+                      <w:r>
+                        <w:rPr>
+                          <w:rFonts w:ascii="Aptos Mono" w:eastAsia="Times New Roman" w:hAnsi="Aptos Mono" w:cs="Courier New"/>
+                          <w:kern w:val="0"/>
+                          <w:sz w:val="16"/>
+                          <w:szCs w:val="16"/>
+                          <w14:ligatures w14:val="none"/>
+                        </w:rPr>
+                        <w:br/>
+                      </w:r>
+                      <w:r>
+                        <w:rPr>
+                          <w:rFonts w:ascii="Aptos Mono" w:eastAsia="Times New Roman" w:hAnsi="Aptos Mono" w:cs="Courier New"/>
+                          <w:kern w:val="0"/>
+                          <w:sz w:val="16"/>
+                          <w:szCs w:val="16"/>
+                          <w14:ligatures w14:val="none"/>
+                        </w:rPr>
+                        <w:t xml:space="preserve">        status=0</w:t>
+                      </w:r>
+                      <w:r>
+                        <w:rPr>
+                          <w:rFonts w:ascii="Aptos Mono" w:eastAsia="Times New Roman" w:hAnsi="Aptos Mono" w:cs="Courier New"/>
+                          <w:kern w:val="0"/>
+                          <w:sz w:val="16"/>
+                          <w:szCs w:val="16"/>
+                          <w14:ligatures w14:val="none"/>
+                        </w:rPr>
+                        <w:br/>
+                      </w:r>
+                      <w:r>
+                        <w:rPr>
+                          <w:rFonts w:ascii="Aptos Mono" w:eastAsia="Times New Roman" w:hAnsi="Aptos Mono" w:cs="Courier New"/>
+                          <w:kern w:val="0"/>
+                          <w:sz w:val="16"/>
+                          <w:szCs w:val="16"/>
+                          <w14:ligatures w14:val="none"/>
+                        </w:rPr>
+                        <w:t xml:space="preserve">        value=0</w:t>
+                      </w:r>
+                      <w:r>
+                        <w:rPr>
+                          <w:rFonts w:ascii="Aptos Mono" w:eastAsia="Times New Roman" w:hAnsi="Aptos Mono" w:cs="Courier New"/>
+                          <w:kern w:val="0"/>
+                          <w:sz w:val="16"/>
+                          <w:szCs w:val="16"/>
+                          <w14:ligatures w14:val="none"/>
+                        </w:rPr>
+                        <w:br/>
+                      </w:r>
+                      <w:r>
+                        <w:rPr>
+                          <w:rFonts w:ascii="Aptos Mono" w:eastAsia="Times New Roman" w:hAnsi="Aptos Mono" w:cs="Courier New"/>
+                          <w:kern w:val="0"/>
+                          <w:sz w:val="16"/>
+                          <w:szCs w:val="16"/>
+                          <w14:ligatures w14:val="none"/>
+                        </w:rPr>
+                        <w:t xml:space="preserve">        </w:t>
+                      </w:r>
+                      <w:proofErr w:type="spellStart"/>
+                      <w:r>
+                        <w:rPr>
+                          <w:rFonts w:ascii="Aptos Mono" w:eastAsia="Times New Roman" w:hAnsi="Aptos Mono" w:cs="Courier New"/>
+                          <w:kern w:val="0"/>
+                          <w:sz w:val="16"/>
+                          <w:szCs w:val="16"/>
+                          <w14:ligatures w14:val="none"/>
+                        </w:rPr>
+                        <w:t>raw_value</w:t>
+                      </w:r>
+                      <w:proofErr w:type="spellEnd"/>
+                      <w:r>
+                        <w:rPr>
+                          <w:rFonts w:ascii="Aptos Mono" w:eastAsia="Times New Roman" w:hAnsi="Aptos Mono" w:cs="Courier New"/>
+                          <w:kern w:val="0"/>
+                          <w:sz w:val="16"/>
+                          <w:szCs w:val="16"/>
+                          <w14:ligatures w14:val="none"/>
+                        </w:rPr>
+                        <w:t>=0</w:t>
+                      </w:r>
+                      <w:r>
+                        <w:rPr>
+                          <w:rFonts w:ascii="Aptos Mono" w:eastAsia="Times New Roman" w:hAnsi="Aptos Mono" w:cs="Courier New"/>
+                          <w:kern w:val="0"/>
+                          <w:sz w:val="16"/>
+                          <w:szCs w:val="16"/>
+                          <w14:ligatures w14:val="none"/>
+                        </w:rPr>
+                        <w:br/>
+                      </w:r>
+                      <w:r>
+                        <w:rPr>
+                          <w:rFonts w:ascii="Aptos Mono" w:eastAsia="Times New Roman" w:hAnsi="Aptos Mono" w:cs="Courier New"/>
+                          <w:kern w:val="0"/>
+                          <w:sz w:val="16"/>
+                          <w:szCs w:val="16"/>
+                          <w14:ligatures w14:val="none"/>
+                        </w:rPr>
+                        <w:t xml:space="preserve">        current=0 mA</w:t>
+                      </w:r>
+                      <w:r>
+                        <w:rPr>
+                          <w:rFonts w:ascii="Aptos Mono" w:eastAsia="Times New Roman" w:hAnsi="Aptos Mono" w:cs="Courier New"/>
+                          <w:kern w:val="0"/>
+                          <w:sz w:val="16"/>
+                          <w:szCs w:val="16"/>
+                          <w14:ligatures w14:val="none"/>
+                        </w:rPr>
+                        <w:br/>
+                      </w:r>
+                      <w:r>
+                        <w:rPr>
+                          <w:rFonts w:ascii="Aptos Mono" w:eastAsia="Times New Roman" w:hAnsi="Aptos Mono" w:cs="Courier New"/>
+                          <w:kern w:val="0"/>
+                          <w:sz w:val="16"/>
+                          <w:szCs w:val="16"/>
+                          <w14:ligatures w14:val="none"/>
+                        </w:rPr>
+                        <w:t xml:space="preserve">        temperature=29 °C</w:t>
+                      </w:r>
+                      <w:r>
+                        <w:rPr>
+                          <w:rFonts w:ascii="Aptos Mono" w:eastAsia="Times New Roman" w:hAnsi="Aptos Mono" w:cs="Courier New"/>
+                          <w:kern w:val="0"/>
+                          <w:sz w:val="16"/>
+                          <w:szCs w:val="16"/>
+                          <w14:ligatures w14:val="none"/>
+                        </w:rPr>
+                        <w:br/>
+                      </w:r>
+                      <w:r>
+                        <w:rPr>
+                          <w:rFonts w:ascii="Aptos Mono" w:eastAsia="Times New Roman" w:hAnsi="Aptos Mono" w:cs="Courier New"/>
+                          <w:kern w:val="0"/>
+                          <w:sz w:val="16"/>
+                          <w:szCs w:val="16"/>
+                          <w14:ligatures w14:val="none"/>
+                        </w:rPr>
+                        <w:t xml:space="preserve">        </w:t>
+                      </w:r>
+                      <w:proofErr w:type="spellStart"/>
+                      <w:r>
+                        <w:rPr>
+                          <w:rFonts w:ascii="Aptos Mono" w:eastAsia="Times New Roman" w:hAnsi="Aptos Mono" w:cs="Courier New"/>
+                          <w:kern w:val="0"/>
+                          <w:sz w:val="16"/>
+                          <w:szCs w:val="16"/>
+                          <w14:ligatures w14:val="none"/>
+                        </w:rPr>
+                        <w:t>soft_switch</w:t>
+                      </w:r>
+                      <w:proofErr w:type="spellEnd"/>
+                      <w:r>
+                        <w:rPr>
+                          <w:rFonts w:ascii="Aptos Mono" w:eastAsia="Times New Roman" w:hAnsi="Aptos Mono" w:cs="Courier New"/>
+                          <w:kern w:val="0"/>
+                          <w:sz w:val="16"/>
+                          <w:szCs w:val="16"/>
+                          <w14:ligatures w14:val="none"/>
+                        </w:rPr>
+                        <w:t>=0</w:t>
+                      </w:r>
+                      <w:r>
+                        <w:rPr>
+                          <w:rFonts w:ascii="Aptos Mono" w:eastAsia="Times New Roman" w:hAnsi="Aptos Mono" w:cs="Courier New"/>
+                          <w:kern w:val="0"/>
+                          <w:sz w:val="16"/>
+                          <w:szCs w:val="16"/>
+                          <w14:ligatures w14:val="none"/>
+                        </w:rPr>
+                        <w:br/>
+                      </w:r>
+                      <w:r>
+                        <w:rPr>
+                          <w:rFonts w:ascii="Aptos Mono" w:eastAsia="Times New Roman" w:hAnsi="Aptos Mono" w:cs="Courier New"/>
+                          <w:kern w:val="0"/>
+                          <w:sz w:val="16"/>
+                          <w:szCs w:val="16"/>
+                          <w14:ligatures w14:val="none"/>
+                        </w:rPr>
+                        <w:t xml:space="preserve">        </w:t>
+                      </w:r>
+                      <w:proofErr w:type="spellStart"/>
+                      <w:r>
+                        <w:rPr>
+                          <w:rFonts w:ascii="Aptos Mono" w:eastAsia="Times New Roman" w:hAnsi="Aptos Mono" w:cs="Courier New"/>
+                          <w:kern w:val="0"/>
+                          <w:sz w:val="16"/>
+                          <w:szCs w:val="16"/>
+                          <w14:ligatures w14:val="none"/>
+                        </w:rPr>
+                        <w:t>spwr</w:t>
+                      </w:r>
+                      <w:proofErr w:type="spellEnd"/>
+                      <w:r>
+                        <w:rPr>
+                          <w:rFonts w:ascii="Aptos Mono" w:eastAsia="Times New Roman" w:hAnsi="Aptos Mono" w:cs="Courier New"/>
+                          <w:kern w:val="0"/>
+                          <w:sz w:val="16"/>
+                          <w:szCs w:val="16"/>
+                          <w14:ligatures w14:val="none"/>
+                        </w:rPr>
+                        <w:t>=</w:t>
+                      </w:r>
+                      <w:r>
+                        <w:rPr>
+                          <w:rFonts w:ascii="Aptos Mono" w:eastAsia="Times New Roman" w:hAnsi="Aptos Mono" w:cs="Courier New"/>
+                          <w:kern w:val="0"/>
+                          <w:sz w:val="16"/>
+                          <w:szCs w:val="16"/>
+                          <w14:ligatures w14:val="none"/>
+                        </w:rPr>
+                        <w:t>on</w:t>
+                      </w:r>
+                      <w:r>
+                        <w:rPr>
+                          <w:rFonts w:ascii="Aptos Mono" w:eastAsia="Times New Roman" w:hAnsi="Aptos Mono" w:cs="Courier New"/>
+                          <w:kern w:val="0"/>
+                          <w:sz w:val="16"/>
+                          <w:szCs w:val="16"/>
+                          <w14:ligatures w14:val="none"/>
+                        </w:rPr>
+                        <w:t xml:space="preserve"> (</w:t>
+                      </w:r>
+                      <w:r>
+                        <w:rPr>
+                          <w:rFonts w:ascii="Aptos Mono" w:eastAsia="Times New Roman" w:hAnsi="Aptos Mono" w:cs="Courier New"/>
+                          <w:kern w:val="0"/>
+                          <w:sz w:val="16"/>
+                          <w:szCs w:val="16"/>
+                          <w14:ligatures w14:val="none"/>
+                        </w:rPr>
+                        <w:t>1</w:t>
+                      </w:r>
+                      <w:r>
+                        <w:rPr>
+                          <w:rFonts w:ascii="Aptos Mono" w:eastAsia="Times New Roman" w:hAnsi="Aptos Mono" w:cs="Courier New"/>
+                          <w:kern w:val="0"/>
+                          <w:sz w:val="16"/>
+                          <w:szCs w:val="16"/>
+                          <w14:ligatures w14:val="none"/>
+                        </w:rPr>
+                        <w:t>)</w:t>
+                      </w:r>
+                      <w:r>
+                        <w:rPr>
+                          <w:rFonts w:ascii="Aptos Mono" w:eastAsia="Times New Roman" w:hAnsi="Aptos Mono" w:cs="Courier New"/>
+                          <w:kern w:val="0"/>
+                          <w:sz w:val="16"/>
+                          <w:szCs w:val="16"/>
+                          <w14:ligatures w14:val="none"/>
+                        </w:rPr>
+                        <w:br/>
+                      </w:r>
+                      <w:r>
+                        <w:rPr>
+                          <w:rFonts w:ascii="Aptos Mono" w:eastAsia="Times New Roman" w:hAnsi="Aptos Mono" w:cs="Courier New"/>
+                          <w:kern w:val="0"/>
+                          <w:sz w:val="16"/>
+                          <w:szCs w:val="16"/>
+                          <w14:ligatures w14:val="none"/>
+                        </w:rPr>
+                        <w:t xml:space="preserve">    Attributes</w:t>
+                      </w:r>
+                      <w:r>
+                        <w:rPr>
+                          <w:rFonts w:ascii="Aptos Mono" w:eastAsia="Times New Roman" w:hAnsi="Aptos Mono" w:cs="Courier New"/>
+                          <w:kern w:val="0"/>
+                          <w:sz w:val="16"/>
+                          <w:szCs w:val="16"/>
+                          <w14:ligatures w14:val="none"/>
+                        </w:rPr>
+                        <w:br/>
+                      </w:r>
+                      <w:r>
+                        <w:rPr>
+                          <w:rFonts w:ascii="Aptos Mono" w:eastAsia="Times New Roman" w:hAnsi="Aptos Mono" w:cs="Courier New"/>
+                          <w:kern w:val="0"/>
+                          <w:sz w:val="16"/>
+                          <w:szCs w:val="16"/>
+                          <w14:ligatures w14:val="none"/>
+                        </w:rPr>
+                        <w:t xml:space="preserve">            [0] MODE=</w:t>
+                      </w:r>
+                      <w:r>
+                        <w:rPr>
+                          <w:rFonts w:ascii="Aptos Mono" w:eastAsia="Times New Roman" w:hAnsi="Aptos Mono" w:cs="Courier New"/>
+                          <w:kern w:val="0"/>
+                          <w:sz w:val="16"/>
+                          <w:szCs w:val="16"/>
+                          <w14:ligatures w14:val="none"/>
+                        </w:rPr>
+                        <w:t>10</w:t>
+                      </w:r>
+                      <w:r>
+                        <w:rPr>
+                          <w:rFonts w:ascii="Aptos Mono" w:eastAsia="Times New Roman" w:hAnsi="Aptos Mono" w:cs="Courier New"/>
+                          <w:kern w:val="0"/>
+                          <w:sz w:val="16"/>
+                          <w:szCs w:val="16"/>
+                          <w14:ligatures w14:val="none"/>
+                        </w:rPr>
+                        <w:t xml:space="preserve"> (0x</w:t>
+                      </w:r>
+                      <w:r>
+                        <w:rPr>
+                          <w:rFonts w:ascii="Aptos Mono" w:eastAsia="Times New Roman" w:hAnsi="Aptos Mono" w:cs="Courier New"/>
+                          <w:kern w:val="0"/>
+                          <w:sz w:val="16"/>
+                          <w:szCs w:val="16"/>
+                          <w14:ligatures w14:val="none"/>
+                        </w:rPr>
+                        <w:t>a</w:t>
+                      </w:r>
+                      <w:r>
+                        <w:rPr>
+                          <w:rFonts w:ascii="Aptos Mono" w:eastAsia="Times New Roman" w:hAnsi="Aptos Mono" w:cs="Courier New"/>
+                          <w:kern w:val="0"/>
+                          <w:sz w:val="16"/>
+                          <w:szCs w:val="16"/>
+                          <w14:ligatures w14:val="none"/>
+                        </w:rPr>
+                        <w:t>)</w:t>
+                      </w:r>
+                      <w:r>
+                        <w:rPr>
+                          <w:rFonts w:ascii="Aptos Mono" w:eastAsia="Times New Roman" w:hAnsi="Aptos Mono" w:cs="Courier New"/>
+                          <w:kern w:val="0"/>
+                          <w:sz w:val="16"/>
+                          <w:szCs w:val="16"/>
+                          <w14:ligatures w14:val="none"/>
+                        </w:rPr>
+                        <w:br/>
+                      </w:r>
+                      <w:r>
+                        <w:rPr>
+                          <w:rFonts w:ascii="Aptos Mono" w:eastAsia="Times New Roman" w:hAnsi="Aptos Mono" w:cs="Courier New"/>
+                          <w:kern w:val="0"/>
+                          <w:sz w:val="16"/>
+                          <w:szCs w:val="16"/>
+                          <w14:ligatures w14:val="none"/>
+                        </w:rPr>
+                        <w:t xml:space="preserve">            [1] PWM_FREQ=250 (0xfa)</w:t>
+                      </w:r>
+                      <w:r>
+                        <w:rPr>
+                          <w:rFonts w:ascii="Aptos Mono" w:eastAsia="Times New Roman" w:hAnsi="Aptos Mono" w:cs="Courier New"/>
+                          <w:kern w:val="0"/>
+                          <w:sz w:val="16"/>
+                          <w:szCs w:val="16"/>
+                          <w14:ligatures w14:val="none"/>
+                        </w:rPr>
+                        <w:br/>
+                      </w:r>
+                      <w:r>
+                        <w:rPr>
+                          <w:rFonts w:ascii="Aptos Mono" w:eastAsia="Times New Roman" w:hAnsi="Aptos Mono" w:cs="Courier New"/>
+                          <w:kern w:val="0"/>
+                          <w:sz w:val="16"/>
+                          <w:szCs w:val="16"/>
+                          <w14:ligatures w14:val="none"/>
+                        </w:rPr>
+                        <w:t xml:space="preserve">            [6] PWM_MIN_DUTY=0 (0x0)</w:t>
+                      </w:r>
+                      <w:r>
+                        <w:rPr>
+                          <w:rFonts w:ascii="Aptos Mono" w:eastAsia="Times New Roman" w:hAnsi="Aptos Mono" w:cs="Courier New"/>
+                          <w:kern w:val="0"/>
+                          <w:sz w:val="16"/>
+                          <w:szCs w:val="16"/>
+                          <w14:ligatures w14:val="none"/>
+                        </w:rPr>
+                        <w:br/>
+                      </w:r>
+                      <w:r>
+                        <w:rPr>
+                          <w:rFonts w:ascii="Aptos Mono" w:eastAsia="Times New Roman" w:hAnsi="Aptos Mono" w:cs="Courier New"/>
+                          <w:kern w:val="0"/>
+                          <w:sz w:val="16"/>
+                          <w:szCs w:val="16"/>
+                          <w14:ligatures w14:val="none"/>
+                        </w:rPr>
+                        <w:t xml:space="preserve">            [7] PWM_MAX_DUTY=10000 (0x2710)</w:t>
+                      </w:r>
+                      <w:r>
+                        <w:rPr>
+                          <w:rFonts w:ascii="Aptos Mono" w:eastAsia="Times New Roman" w:hAnsi="Aptos Mono" w:cs="Courier New"/>
+                          <w:kern w:val="0"/>
+                          <w:sz w:val="16"/>
+                          <w:szCs w:val="16"/>
+                          <w14:ligatures w14:val="none"/>
+                        </w:rPr>
+                        <w:br/>
+                      </w:r>
+                      <w:r>
+                        <w:rPr>
+                          <w:rFonts w:ascii="Aptos Mono" w:eastAsia="Times New Roman" w:hAnsi="Aptos Mono" w:cs="Courier New"/>
+                          <w:kern w:val="0"/>
+                          <w:sz w:val="16"/>
+                          <w:szCs w:val="16"/>
+                          <w14:ligatures w14:val="none"/>
+                        </w:rPr>
+                        <w:t xml:space="preserve">            [8] RAMP_TIME_FWD=0 (0x0)</w:t>
+                      </w:r>
+                      <w:r>
+                        <w:rPr>
+                          <w:rFonts w:ascii="Aptos Mono" w:eastAsia="Times New Roman" w:hAnsi="Aptos Mono" w:cs="Courier New"/>
+                          <w:kern w:val="0"/>
+                          <w:sz w:val="16"/>
+                          <w:szCs w:val="16"/>
+                          <w14:ligatures w14:val="none"/>
+                        </w:rPr>
+                        <w:br/>
+                      </w:r>
+                      <w:r>
+                        <w:rPr>
+                          <w:rFonts w:ascii="Aptos Mono" w:eastAsia="Times New Roman" w:hAnsi="Aptos Mono" w:cs="Courier New"/>
+                          <w:kern w:val="0"/>
+                          <w:sz w:val="16"/>
+                          <w:szCs w:val="16"/>
+                          <w14:ligatures w14:val="none"/>
+                        </w:rPr>
+                        <w:t xml:space="preserve">            [9] RAMP_TIME_REV=0 (0x0)</w:t>
+                      </w:r>
+                      <w:r>
+                        <w:rPr>
+                          <w:rFonts w:ascii="Aptos Mono" w:eastAsia="Times New Roman" w:hAnsi="Aptos Mono" w:cs="Courier New"/>
+                          <w:kern w:val="0"/>
+                          <w:sz w:val="16"/>
+                          <w:szCs w:val="16"/>
+                          <w14:ligatures w14:val="none"/>
+                        </w:rPr>
+                        <w:br/>
+                      </w:r>
+                      <w:r>
+                        <w:rPr>
+                          <w:rFonts w:ascii="Aptos Mono" w:eastAsia="Times New Roman" w:hAnsi="Aptos Mono" w:cs="Courier New"/>
+                          <w:kern w:val="0"/>
+                          <w:sz w:val="16"/>
+                          <w:szCs w:val="16"/>
+                          <w14:ligatures w14:val="none"/>
+                        </w:rPr>
+                        <w:t xml:space="preserve">            [10] OUTPUT_CURRENT_SOFT_LIMIT=13000 (0x32c8)</w:t>
+                      </w:r>
+                      <w:r>
+                        <w:rPr>
+                          <w:rFonts w:ascii="Aptos Mono" w:eastAsia="Times New Roman" w:hAnsi="Aptos Mono" w:cs="Courier New"/>
+                          <w:kern w:val="0"/>
+                          <w:sz w:val="16"/>
+                          <w:szCs w:val="16"/>
+                          <w14:ligatures w14:val="none"/>
+                        </w:rPr>
+                        <w:br/>
+                      </w:r>
+                      <w:r>
+                        <w:rPr>
+                          <w:rFonts w:ascii="Aptos Mono" w:eastAsia="Times New Roman" w:hAnsi="Aptos Mono" w:cs="Courier New"/>
+                          <w:kern w:val="0"/>
+                          <w:sz w:val="16"/>
+                          <w:szCs w:val="16"/>
+                          <w14:ligatures w14:val="none"/>
+                        </w:rPr>
+                        <w:t xml:space="preserve">            [11] OUTPUT_CURRENT_TRIP_TIME=250 (0xfa)</w:t>
+                      </w:r>
+                      <w:r>
+                        <w:rPr>
+                          <w:rFonts w:ascii="Aptos Mono" w:eastAsia="Times New Roman" w:hAnsi="Aptos Mono" w:cs="Courier New"/>
+                          <w:kern w:val="0"/>
+                          <w:sz w:val="16"/>
+                          <w:szCs w:val="16"/>
+                          <w14:ligatures w14:val="none"/>
+                        </w:rPr>
+                        <w:br/>
+                      </w:r>
+                      <w:r>
+                        <w:rPr>
+                          <w:rFonts w:ascii="Aptos Mono" w:eastAsia="Times New Roman" w:hAnsi="Aptos Mono" w:cs="Courier New"/>
+                          <w:kern w:val="0"/>
+                          <w:sz w:val="16"/>
+                          <w:szCs w:val="16"/>
+                          <w14:ligatures w14:val="none"/>
+                        </w:rPr>
+                        <w:t xml:space="preserve">            [12] OUTPUT_OVERCURRENT_REACTION=0 (0x0)</w:t>
+                      </w:r>
+                      <w:r>
+                        <w:rPr>
+                          <w:rFonts w:ascii="Aptos Mono" w:eastAsia="Times New Roman" w:hAnsi="Aptos Mono" w:cs="Courier New"/>
+                          <w:kern w:val="0"/>
+                          <w:sz w:val="16"/>
+                          <w:szCs w:val="16"/>
+                          <w14:ligatures w14:val="none"/>
+                        </w:rPr>
+                        <w:br/>
+                      </w:r>
+                      <w:r>
+                        <w:rPr>
+                          <w:rFonts w:ascii="Aptos Mono" w:eastAsia="Times New Roman" w:hAnsi="Aptos Mono" w:cs="Courier New"/>
+                          <w:kern w:val="0"/>
+                          <w:sz w:val="16"/>
+                          <w:szCs w:val="16"/>
+                          <w14:ligatures w14:val="none"/>
+                        </w:rPr>
+                        <w:t xml:space="preserve">            [13] OUTPUT_CURRENT_LIMIT_MAX_RETRIES=5 (0x5)</w:t>
+                      </w:r>
+                      <w:r>
+                        <w:rPr>
+                          <w:rFonts w:ascii="Aptos Mono" w:eastAsia="Times New Roman" w:hAnsi="Aptos Mono" w:cs="Courier New"/>
+                          <w:kern w:val="0"/>
+                          <w:sz w:val="16"/>
+                          <w:szCs w:val="16"/>
+                          <w14:ligatures w14:val="none"/>
+                        </w:rPr>
+                        <w:br/>
+                      </w:r>
+                      <w:r>
+                        <w:rPr>
+                          <w:rFonts w:ascii="Aptos Mono" w:eastAsia="Times New Roman" w:hAnsi="Aptos Mono" w:cs="Courier New"/>
+                          <w:kern w:val="0"/>
+                          <w:sz w:val="16"/>
+                          <w:szCs w:val="16"/>
+                          <w14:ligatures w14:val="none"/>
+                        </w:rPr>
+                        <w:t xml:space="preserve">            [22] DIGIN_ANALOG_THRESHOLD_HIGH=5000 (0x1388)</w:t>
+                      </w:r>
+                      <w:r>
+                        <w:rPr>
+                          <w:rFonts w:ascii="Aptos Mono" w:eastAsia="Times New Roman" w:hAnsi="Aptos Mono" w:cs="Courier New"/>
+                          <w:kern w:val="0"/>
+                          <w:sz w:val="16"/>
+                          <w:szCs w:val="16"/>
+                          <w14:ligatures w14:val="none"/>
+                        </w:rPr>
+                        <w:br/>
+                      </w:r>
+                      <w:r>
+                        <w:rPr>
+                          <w:rFonts w:ascii="Aptos Mono" w:eastAsia="Times New Roman" w:hAnsi="Aptos Mono" w:cs="Courier New"/>
+                          <w:kern w:val="0"/>
+                          <w:sz w:val="16"/>
+                          <w:szCs w:val="16"/>
+                          <w14:ligatures w14:val="none"/>
+                        </w:rPr>
+                        <w:t xml:space="preserve">            [23] ANALOG_INPUT_FILTER_CONSTANT=8192 (0x2000)</w:t>
+                      </w:r>
+                      <w:r>
+                        <w:rPr>
+                          <w:rFonts w:ascii="Aptos Mono" w:eastAsia="Times New Roman" w:hAnsi="Aptos Mono" w:cs="Courier New"/>
+                          <w:kern w:val="0"/>
+                          <w:sz w:val="16"/>
+                          <w:szCs w:val="16"/>
+                          <w14:ligatures w14:val="none"/>
+                        </w:rPr>
+                        <w:br/>
+                      </w:r>
+                      <w:r>
+                        <w:rPr>
+                          <w:rFonts w:ascii="Aptos Mono" w:eastAsia="Times New Roman" w:hAnsi="Aptos Mono" w:cs="Courier New"/>
+                          <w:kern w:val="0"/>
+                          <w:sz w:val="16"/>
+                          <w:szCs w:val="16"/>
+                          <w14:ligatures w14:val="none"/>
+                        </w:rPr>
+                        <w:t xml:space="preserve">    PORT_1B </w:t>
+                      </w:r>
+                      <w:proofErr w:type="spellStart"/>
+                      <w:r>
+                        <w:rPr>
+                          <w:rFonts w:ascii="Aptos Mono" w:eastAsia="Times New Roman" w:hAnsi="Aptos Mono" w:cs="Courier New"/>
+                          <w:kern w:val="0"/>
+                          <w:sz w:val="16"/>
+                          <w:szCs w:val="16"/>
+                          <w14:ligatures w14:val="none"/>
+                        </w:rPr>
+                        <w:t>fault_status</w:t>
+                      </w:r>
+                      <w:proofErr w:type="spellEnd"/>
+                      <w:r>
+                        <w:rPr>
+                          <w:rFonts w:ascii="Aptos Mono" w:eastAsia="Times New Roman" w:hAnsi="Aptos Mono" w:cs="Courier New"/>
+                          <w:kern w:val="0"/>
+                          <w:sz w:val="16"/>
+                          <w:szCs w:val="16"/>
+                          <w14:ligatures w14:val="none"/>
+                        </w:rPr>
+                        <w:t>=OK (0)</w:t>
+                      </w:r>
+                      <w:r>
+                        <w:rPr>
+                          <w:rFonts w:ascii="Aptos Mono" w:eastAsia="Times New Roman" w:hAnsi="Aptos Mono" w:cs="Courier New"/>
+                          <w:kern w:val="0"/>
+                          <w:sz w:val="16"/>
+                          <w:szCs w:val="16"/>
+                          <w14:ligatures w14:val="none"/>
+                        </w:rPr>
+                        <w:br/>
+                      </w:r>
+                      <w:r>
+                        <w:rPr>
+                          <w:rFonts w:ascii="Aptos Mono" w:eastAsia="Times New Roman" w:hAnsi="Aptos Mono" w:cs="Courier New"/>
+                          <w:kern w:val="0"/>
+                          <w:sz w:val="16"/>
+                          <w:szCs w:val="16"/>
+                          <w14:ligatures w14:val="none"/>
+                        </w:rPr>
+                        <w:t xml:space="preserve">        status=0</w:t>
+                      </w:r>
+                      <w:r>
+                        <w:rPr>
+                          <w:rFonts w:ascii="Aptos Mono" w:eastAsia="Times New Roman" w:hAnsi="Aptos Mono" w:cs="Courier New"/>
+                          <w:kern w:val="0"/>
+                          <w:sz w:val="16"/>
+                          <w:szCs w:val="16"/>
+                          <w14:ligatures w14:val="none"/>
+                        </w:rPr>
+                        <w:br/>
+                      </w:r>
+                      <w:r>
+                        <w:rPr>
+                          <w:rFonts w:ascii="Aptos Mono" w:eastAsia="Times New Roman" w:hAnsi="Aptos Mono" w:cs="Courier New"/>
+                          <w:kern w:val="0"/>
+                          <w:sz w:val="16"/>
+                          <w:szCs w:val="16"/>
+                          <w14:ligatures w14:val="none"/>
+                        </w:rPr>
+                        <w:t xml:space="preserve">        value=0</w:t>
+                      </w:r>
+                      <w:r>
+                        <w:rPr>
+                          <w:rFonts w:ascii="Aptos Mono" w:eastAsia="Times New Roman" w:hAnsi="Aptos Mono" w:cs="Courier New"/>
+                          <w:kern w:val="0"/>
+                          <w:sz w:val="16"/>
+                          <w:szCs w:val="16"/>
+                          <w14:ligatures w14:val="none"/>
+                        </w:rPr>
+                        <w:br/>
+                      </w:r>
+                      <w:r>
+                        <w:rPr>
+                          <w:rFonts w:ascii="Aptos Mono" w:eastAsia="Times New Roman" w:hAnsi="Aptos Mono" w:cs="Courier New"/>
+                          <w:kern w:val="0"/>
+                          <w:sz w:val="16"/>
+                          <w:szCs w:val="16"/>
+                          <w14:ligatures w14:val="none"/>
+                        </w:rPr>
+                        <w:t xml:space="preserve">        </w:t>
+                      </w:r>
+                      <w:proofErr w:type="spellStart"/>
+                      <w:r>
+                        <w:rPr>
+                          <w:rFonts w:ascii="Aptos Mono" w:eastAsia="Times New Roman" w:hAnsi="Aptos Mono" w:cs="Courier New"/>
+                          <w:kern w:val="0"/>
+                          <w:sz w:val="16"/>
+                          <w:szCs w:val="16"/>
+                          <w14:ligatures w14:val="none"/>
+                        </w:rPr>
+                        <w:t>raw_value</w:t>
+                      </w:r>
+                      <w:proofErr w:type="spellEnd"/>
+                      <w:r>
+                        <w:rPr>
+                          <w:rFonts w:ascii="Aptos Mono" w:eastAsia="Times New Roman" w:hAnsi="Aptos Mono" w:cs="Courier New"/>
+                          <w:kern w:val="0"/>
+                          <w:sz w:val="16"/>
+                          <w:szCs w:val="16"/>
+                          <w14:ligatures w14:val="none"/>
+                        </w:rPr>
+                        <w:t>=0</w:t>
+                      </w:r>
+                      <w:r>
+                        <w:rPr>
+                          <w:rFonts w:ascii="Aptos Mono" w:eastAsia="Times New Roman" w:hAnsi="Aptos Mono" w:cs="Courier New"/>
+                          <w:kern w:val="0"/>
+                          <w:sz w:val="16"/>
+                          <w:szCs w:val="16"/>
+                          <w14:ligatures w14:val="none"/>
+                        </w:rPr>
+                        <w:br/>
+                      </w:r>
+                      <w:r>
+                        <w:rPr>
+                          <w:rFonts w:ascii="Aptos Mono" w:eastAsia="Times New Roman" w:hAnsi="Aptos Mono" w:cs="Courier New"/>
+                          <w:kern w:val="0"/>
+                          <w:sz w:val="16"/>
+                          <w:szCs w:val="16"/>
+                          <w14:ligatures w14:val="none"/>
+                        </w:rPr>
+                        <w:t xml:space="preserve">        current=0 mA</w:t>
+                      </w:r>
+                      <w:r>
+                        <w:rPr>
+                          <w:rFonts w:ascii="Aptos Mono" w:eastAsia="Times New Roman" w:hAnsi="Aptos Mono" w:cs="Courier New"/>
+                          <w:kern w:val="0"/>
+                          <w:sz w:val="16"/>
+                          <w:szCs w:val="16"/>
+                          <w14:ligatures w14:val="none"/>
+                        </w:rPr>
+                        <w:br/>
+                      </w:r>
+                      <w:r>
+                        <w:rPr>
+                          <w:rFonts w:ascii="Aptos Mono" w:eastAsia="Times New Roman" w:hAnsi="Aptos Mono" w:cs="Courier New"/>
+                          <w:kern w:val="0"/>
+                          <w:sz w:val="16"/>
+                          <w:szCs w:val="16"/>
+                          <w14:ligatures w14:val="none"/>
+                        </w:rPr>
+                        <w:t xml:space="preserve">        temperature=29 °C</w:t>
+                      </w:r>
+                      <w:r>
+                        <w:rPr>
+                          <w:rFonts w:ascii="Aptos Mono" w:eastAsia="Times New Roman" w:hAnsi="Aptos Mono" w:cs="Courier New"/>
+                          <w:kern w:val="0"/>
+                          <w:sz w:val="16"/>
+                          <w:szCs w:val="16"/>
+                          <w14:ligatures w14:val="none"/>
+                        </w:rPr>
+                        <w:br/>
+                      </w:r>
+                      <w:r>
+                        <w:rPr>
+                          <w:rFonts w:ascii="Aptos Mono" w:eastAsia="Times New Roman" w:hAnsi="Aptos Mono" w:cs="Courier New"/>
+                          <w:kern w:val="0"/>
+                          <w:sz w:val="16"/>
+                          <w:szCs w:val="16"/>
+                          <w14:ligatures w14:val="none"/>
+                        </w:rPr>
+                        <w:t xml:space="preserve">        </w:t>
+                      </w:r>
+                      <w:proofErr w:type="spellStart"/>
+                      <w:r>
+                        <w:rPr>
+                          <w:rFonts w:ascii="Aptos Mono" w:eastAsia="Times New Roman" w:hAnsi="Aptos Mono" w:cs="Courier New"/>
+                          <w:kern w:val="0"/>
+                          <w:sz w:val="16"/>
+                          <w:szCs w:val="16"/>
+                          <w14:ligatures w14:val="none"/>
+                        </w:rPr>
+                        <w:t>soft_switch</w:t>
+                      </w:r>
+                      <w:proofErr w:type="spellEnd"/>
+                      <w:r>
+                        <w:rPr>
+                          <w:rFonts w:ascii="Aptos Mono" w:eastAsia="Times New Roman" w:hAnsi="Aptos Mono" w:cs="Courier New"/>
+                          <w:kern w:val="0"/>
+                          <w:sz w:val="16"/>
+                          <w:szCs w:val="16"/>
+                          <w14:ligatures w14:val="none"/>
+                        </w:rPr>
+                        <w:t>=0</w:t>
+                      </w:r>
+                      <w:r>
+                        <w:rPr>
+                          <w:rFonts w:ascii="Aptos Mono" w:eastAsia="Times New Roman" w:hAnsi="Aptos Mono" w:cs="Courier New"/>
+                          <w:kern w:val="0"/>
+                          <w:sz w:val="16"/>
+                          <w:szCs w:val="16"/>
+                          <w14:ligatures w14:val="none"/>
+                        </w:rPr>
+                        <w:br/>
+                      </w:r>
+                      <w:r>
+                        <w:rPr>
+                          <w:rFonts w:ascii="Aptos Mono" w:eastAsia="Times New Roman" w:hAnsi="Aptos Mono" w:cs="Courier New"/>
+                          <w:kern w:val="0"/>
+                          <w:sz w:val="16"/>
+                          <w:szCs w:val="16"/>
+                          <w14:ligatures w14:val="none"/>
+                        </w:rPr>
+                        <w:t xml:space="preserve">        </w:t>
+                      </w:r>
+                      <w:proofErr w:type="spellStart"/>
+                      <w:r>
+                        <w:rPr>
+                          <w:rFonts w:ascii="Aptos Mono" w:eastAsia="Times New Roman" w:hAnsi="Aptos Mono" w:cs="Courier New"/>
+                          <w:kern w:val="0"/>
+                          <w:sz w:val="16"/>
+                          <w:szCs w:val="16"/>
+                          <w14:ligatures w14:val="none"/>
+                        </w:rPr>
+                        <w:t>spwr</w:t>
+                      </w:r>
+                      <w:proofErr w:type="spellEnd"/>
+                      <w:r>
+                        <w:rPr>
+                          <w:rFonts w:ascii="Aptos Mono" w:eastAsia="Times New Roman" w:hAnsi="Aptos Mono" w:cs="Courier New"/>
+                          <w:kern w:val="0"/>
+                          <w:sz w:val="16"/>
+                          <w:szCs w:val="16"/>
+                          <w14:ligatures w14:val="none"/>
+                        </w:rPr>
+                        <w:t>=</w:t>
+                      </w:r>
+                      <w:r>
+                        <w:rPr>
+                          <w:rFonts w:ascii="Aptos Mono" w:eastAsia="Times New Roman" w:hAnsi="Aptos Mono" w:cs="Courier New"/>
+                          <w:kern w:val="0"/>
+                          <w:sz w:val="16"/>
+                          <w:szCs w:val="16"/>
+                          <w14:ligatures w14:val="none"/>
+                        </w:rPr>
+                        <w:t>on</w:t>
+                      </w:r>
+                      <w:r>
+                        <w:rPr>
+                          <w:rFonts w:ascii="Aptos Mono" w:eastAsia="Times New Roman" w:hAnsi="Aptos Mono" w:cs="Courier New"/>
+                          <w:kern w:val="0"/>
+                          <w:sz w:val="16"/>
+                          <w:szCs w:val="16"/>
+                          <w14:ligatures w14:val="none"/>
+                        </w:rPr>
+                        <w:t xml:space="preserve"> (</w:t>
+                      </w:r>
+                      <w:r>
+                        <w:rPr>
+                          <w:rFonts w:ascii="Aptos Mono" w:eastAsia="Times New Roman" w:hAnsi="Aptos Mono" w:cs="Courier New"/>
+                          <w:kern w:val="0"/>
+                          <w:sz w:val="16"/>
+                          <w:szCs w:val="16"/>
+                          <w14:ligatures w14:val="none"/>
+                        </w:rPr>
+                        <w:t>1</w:t>
+                      </w:r>
+                      <w:r>
+                        <w:rPr>
+                          <w:rFonts w:ascii="Aptos Mono" w:eastAsia="Times New Roman" w:hAnsi="Aptos Mono" w:cs="Courier New"/>
+                          <w:kern w:val="0"/>
+                          <w:sz w:val="16"/>
+                          <w:szCs w:val="16"/>
+                          <w14:ligatures w14:val="none"/>
+                        </w:rPr>
+                        <w:t>)</w:t>
+                      </w:r>
+                      <w:r>
+                        <w:rPr>
+                          <w:rFonts w:ascii="Aptos Mono" w:eastAsia="Times New Roman" w:hAnsi="Aptos Mono" w:cs="Courier New"/>
+                          <w:kern w:val="0"/>
+                          <w:sz w:val="16"/>
+                          <w:szCs w:val="16"/>
+                          <w14:ligatures w14:val="none"/>
+                        </w:rPr>
+                        <w:br/>
+                      </w:r>
+                      <w:r>
+                        <w:rPr>
+                          <w:rFonts w:ascii="Aptos Mono" w:eastAsia="Times New Roman" w:hAnsi="Aptos Mono" w:cs="Courier New"/>
+                          <w:kern w:val="0"/>
+                          <w:sz w:val="16"/>
+                          <w:szCs w:val="16"/>
+                          <w14:ligatures w14:val="none"/>
+                        </w:rPr>
+                        <w:t xml:space="preserve">    Attributes</w:t>
+                      </w:r>
+                      <w:r>
+                        <w:rPr>
+                          <w:rFonts w:ascii="Aptos Mono" w:eastAsia="Times New Roman" w:hAnsi="Aptos Mono" w:cs="Courier New"/>
+                          <w:kern w:val="0"/>
+                          <w:sz w:val="16"/>
+                          <w:szCs w:val="16"/>
+                          <w14:ligatures w14:val="none"/>
+                        </w:rPr>
+                        <w:br/>
+                      </w:r>
+                      <w:r>
+                        <w:rPr>
+                          <w:rFonts w:ascii="Aptos Mono" w:eastAsia="Times New Roman" w:hAnsi="Aptos Mono" w:cs="Courier New"/>
+                          <w:kern w:val="0"/>
+                          <w:sz w:val="16"/>
+                          <w:szCs w:val="16"/>
+                          <w14:ligatures w14:val="none"/>
+                        </w:rPr>
+                        <w:t xml:space="preserve">            [0] MODE=</w:t>
+                      </w:r>
+                      <w:r>
+                        <w:rPr>
+                          <w:rFonts w:ascii="Aptos Mono" w:eastAsia="Times New Roman" w:hAnsi="Aptos Mono" w:cs="Courier New"/>
+                          <w:kern w:val="0"/>
+                          <w:sz w:val="16"/>
+                          <w:szCs w:val="16"/>
+                          <w14:ligatures w14:val="none"/>
+                        </w:rPr>
+                        <w:t>10</w:t>
+                      </w:r>
+                      <w:r>
+                        <w:rPr>
+                          <w:rFonts w:ascii="Aptos Mono" w:eastAsia="Times New Roman" w:hAnsi="Aptos Mono" w:cs="Courier New"/>
+                          <w:kern w:val="0"/>
+                          <w:sz w:val="16"/>
+                          <w:szCs w:val="16"/>
+                          <w14:ligatures w14:val="none"/>
+                        </w:rPr>
+                        <w:t xml:space="preserve"> (0x</w:t>
+                      </w:r>
+                      <w:r>
+                        <w:rPr>
+                          <w:rFonts w:ascii="Aptos Mono" w:eastAsia="Times New Roman" w:hAnsi="Aptos Mono" w:cs="Courier New"/>
+                          <w:kern w:val="0"/>
+                          <w:sz w:val="16"/>
+                          <w:szCs w:val="16"/>
+                          <w14:ligatures w14:val="none"/>
+                        </w:rPr>
+                        <w:t>a</w:t>
+                      </w:r>
+                      <w:r>
+                        <w:rPr>
+                          <w:rFonts w:ascii="Aptos Mono" w:eastAsia="Times New Roman" w:hAnsi="Aptos Mono" w:cs="Courier New"/>
+                          <w:kern w:val="0"/>
+                          <w:sz w:val="16"/>
+                          <w:szCs w:val="16"/>
+                          <w14:ligatures w14:val="none"/>
+                        </w:rPr>
+                        <w:t>)</w:t>
+                      </w:r>
+                      <w:r>
+                        <w:rPr>
+                          <w:rFonts w:ascii="Aptos Mono" w:eastAsia="Times New Roman" w:hAnsi="Aptos Mono" w:cs="Courier New"/>
+                          <w:kern w:val="0"/>
+                          <w:sz w:val="16"/>
+                          <w:szCs w:val="16"/>
+                          <w14:ligatures w14:val="none"/>
+                        </w:rPr>
+                        <w:br/>
+                      </w:r>
+                      <w:r>
+                        <w:rPr>
+                          <w:rFonts w:ascii="Aptos Mono" w:eastAsia="Times New Roman" w:hAnsi="Aptos Mono" w:cs="Courier New"/>
+                          <w:kern w:val="0"/>
+                          <w:sz w:val="16"/>
+                          <w:szCs w:val="16"/>
+                          <w14:ligatures w14:val="none"/>
+                        </w:rPr>
+                        <w:t xml:space="preserve">            [1] PWM_FREQ=250 (0xfa)</w:t>
+                      </w:r>
+                      <w:r>
+                        <w:rPr>
+                          <w:rFonts w:ascii="Aptos Mono" w:eastAsia="Times New Roman" w:hAnsi="Aptos Mono" w:cs="Courier New"/>
+                          <w:kern w:val="0"/>
+                          <w:sz w:val="16"/>
+                          <w:szCs w:val="16"/>
+                          <w14:ligatures w14:val="none"/>
+                        </w:rPr>
+                        <w:br/>
+                      </w:r>
+                      <w:r>
+                        <w:rPr>
+                          <w:rFonts w:ascii="Aptos Mono" w:eastAsia="Times New Roman" w:hAnsi="Aptos Mono" w:cs="Courier New"/>
+                          <w:kern w:val="0"/>
+                          <w:sz w:val="16"/>
+                          <w:szCs w:val="16"/>
+                          <w14:ligatures w14:val="none"/>
+                        </w:rPr>
+                        <w:t xml:space="preserve">            [6] PWM_MIN_DUTY=0 (0x0)</w:t>
+                      </w:r>
+                      <w:r>
+                        <w:rPr>
+                          <w:rFonts w:ascii="Aptos Mono" w:eastAsia="Times New Roman" w:hAnsi="Aptos Mono" w:cs="Courier New"/>
+                          <w:kern w:val="0"/>
+                          <w:sz w:val="16"/>
+                          <w:szCs w:val="16"/>
+                          <w14:ligatures w14:val="none"/>
+                        </w:rPr>
+                        <w:br/>
+                      </w:r>
+                      <w:r>
+                        <w:rPr>
+                          <w:rFonts w:ascii="Aptos Mono" w:eastAsia="Times New Roman" w:hAnsi="Aptos Mono" w:cs="Courier New"/>
+                          <w:kern w:val="0"/>
+                          <w:sz w:val="16"/>
+                          <w:szCs w:val="16"/>
+                          <w14:ligatures w14:val="none"/>
+                        </w:rPr>
+                        <w:t xml:space="preserve">            [7] PWM_MAX_DUTY=10000 (0x2710)</w:t>
+                      </w:r>
+                      <w:r>
+                        <w:rPr>
+                          <w:rFonts w:ascii="Aptos Mono" w:eastAsia="Times New Roman" w:hAnsi="Aptos Mono" w:cs="Courier New"/>
+                          <w:kern w:val="0"/>
+                          <w:sz w:val="16"/>
+                          <w:szCs w:val="16"/>
+                          <w14:ligatures w14:val="none"/>
+                        </w:rPr>
+                        <w:br/>
+                      </w:r>
+                      <w:r>
+                        <w:rPr>
+                          <w:rFonts w:ascii="Aptos Mono" w:eastAsia="Times New Roman" w:hAnsi="Aptos Mono" w:cs="Courier New"/>
+                          <w:kern w:val="0"/>
+                          <w:sz w:val="16"/>
+                          <w:szCs w:val="16"/>
+                          <w14:ligatures w14:val="none"/>
+                        </w:rPr>
+                        <w:t xml:space="preserve">            [8] RAMP_TIME_FWD=0 (0x0)</w:t>
+                      </w:r>
+                      <w:r>
+                        <w:rPr>
+                          <w:rFonts w:ascii="Aptos Mono" w:eastAsia="Times New Roman" w:hAnsi="Aptos Mono" w:cs="Courier New"/>
+                          <w:kern w:val="0"/>
+                          <w:sz w:val="16"/>
+                          <w:szCs w:val="16"/>
+                          <w14:ligatures w14:val="none"/>
+                        </w:rPr>
+                        <w:br/>
+                      </w:r>
+                      <w:r>
+                        <w:rPr>
+                          <w:rFonts w:ascii="Aptos Mono" w:eastAsia="Times New Roman" w:hAnsi="Aptos Mono" w:cs="Courier New"/>
+                          <w:kern w:val="0"/>
+                          <w:sz w:val="16"/>
+                          <w:szCs w:val="16"/>
+                          <w14:ligatures w14:val="none"/>
+                        </w:rPr>
+                        <w:t xml:space="preserve">            [9] RAMP_TIME_REV=0 (0x0)</w:t>
+                      </w:r>
+                      <w:r>
+                        <w:rPr>
+                          <w:rFonts w:ascii="Aptos Mono" w:eastAsia="Times New Roman" w:hAnsi="Aptos Mono" w:cs="Courier New"/>
+                          <w:kern w:val="0"/>
+                          <w:sz w:val="16"/>
+                          <w:szCs w:val="16"/>
+                          <w14:ligatures w14:val="none"/>
+                        </w:rPr>
+                        <w:br/>
+                      </w:r>
+                      <w:r>
+                        <w:rPr>
+                          <w:rFonts w:ascii="Aptos Mono" w:eastAsia="Times New Roman" w:hAnsi="Aptos Mono" w:cs="Courier New"/>
+                          <w:kern w:val="0"/>
+                          <w:sz w:val="16"/>
+                          <w:szCs w:val="16"/>
+                          <w14:ligatures w14:val="none"/>
+                        </w:rPr>
+                        <w:t xml:space="preserve">            [10] OUTPUT_CURRENT_SOFT_LIMIT=13000 (0x32c8)</w:t>
+                      </w:r>
+                      <w:r>
+                        <w:rPr>
+                          <w:rFonts w:ascii="Aptos Mono" w:eastAsia="Times New Roman" w:hAnsi="Aptos Mono" w:cs="Courier New"/>
+                          <w:kern w:val="0"/>
+                          <w:sz w:val="16"/>
+                          <w:szCs w:val="16"/>
+                          <w14:ligatures w14:val="none"/>
+                        </w:rPr>
+                        <w:br/>
+                      </w:r>
+                      <w:r>
+                        <w:rPr>
+                          <w:rFonts w:ascii="Aptos Mono" w:eastAsia="Times New Roman" w:hAnsi="Aptos Mono" w:cs="Courier New"/>
+                          <w:kern w:val="0"/>
+                          <w:sz w:val="16"/>
+                          <w:szCs w:val="16"/>
+                          <w14:ligatures w14:val="none"/>
+                        </w:rPr>
+                        <w:t xml:space="preserve">            [11] OUTPUT_CURRENT_TRIP_TIME=250 (0xfa)</w:t>
+                      </w:r>
+                      <w:r>
+                        <w:rPr>
+                          <w:rFonts w:ascii="Aptos Mono" w:eastAsia="Times New Roman" w:hAnsi="Aptos Mono" w:cs="Courier New"/>
+                          <w:kern w:val="0"/>
+                          <w:sz w:val="16"/>
+                          <w:szCs w:val="16"/>
+                          <w14:ligatures w14:val="none"/>
+                        </w:rPr>
+                        <w:br/>
+                      </w:r>
+                      <w:r>
+                        <w:rPr>
+                          <w:rFonts w:ascii="Aptos Mono" w:eastAsia="Times New Roman" w:hAnsi="Aptos Mono" w:cs="Courier New"/>
+                          <w:kern w:val="0"/>
+                          <w:sz w:val="16"/>
+                          <w:szCs w:val="16"/>
+                          <w14:ligatures w14:val="none"/>
+                        </w:rPr>
+                        <w:t xml:space="preserve">            [12] OUTPUT_OVERCURRENT_REACTION=0 (0x0)</w:t>
+                      </w:r>
+                      <w:r>
+                        <w:rPr>
+                          <w:rFonts w:ascii="Aptos Mono" w:eastAsia="Times New Roman" w:hAnsi="Aptos Mono" w:cs="Courier New"/>
+                          <w:kern w:val="0"/>
+                          <w:sz w:val="16"/>
+                          <w:szCs w:val="16"/>
+                          <w14:ligatures w14:val="none"/>
+                        </w:rPr>
+                        <w:br/>
+                      </w:r>
+                      <w:r>
+                        <w:rPr>
+                          <w:rFonts w:ascii="Aptos Mono" w:eastAsia="Times New Roman" w:hAnsi="Aptos Mono" w:cs="Courier New"/>
+                          <w:kern w:val="0"/>
+                          <w:sz w:val="16"/>
+                          <w:szCs w:val="16"/>
+                          <w14:ligatures w14:val="none"/>
+                        </w:rPr>
+                        <w:t xml:space="preserve">            [13] OUTPUT_CURRENT_LIMIT_MAX_RETRIES=5 (0x5)</w:t>
+                      </w:r>
+                      <w:r>
+                        <w:rPr>
+                          <w:rFonts w:ascii="Aptos Mono" w:eastAsia="Times New Roman" w:hAnsi="Aptos Mono" w:cs="Courier New"/>
+                          <w:kern w:val="0"/>
+                          <w:sz w:val="16"/>
+                          <w:szCs w:val="16"/>
+                          <w14:ligatures w14:val="none"/>
+                        </w:rPr>
+                        <w:br/>
+                      </w:r>
+                      <w:r>
+                        <w:rPr>
+                          <w:rFonts w:ascii="Aptos Mono" w:eastAsia="Times New Roman" w:hAnsi="Aptos Mono" w:cs="Courier New"/>
+                          <w:kern w:val="0"/>
+                          <w:sz w:val="16"/>
+                          <w:szCs w:val="16"/>
+                          <w14:ligatures w14:val="none"/>
+                        </w:rPr>
+                        <w:t xml:space="preserve">            [22] DIGIN_ANALOG_THRESHOLD_HIGH=5000 (0x1388)</w:t>
+                      </w:r>
+                      <w:r>
+                        <w:rPr>
+                          <w:rFonts w:ascii="Aptos Mono" w:eastAsia="Times New Roman" w:hAnsi="Aptos Mono" w:cs="Courier New"/>
+                          <w:kern w:val="0"/>
+                          <w:sz w:val="16"/>
+                          <w:szCs w:val="16"/>
+                          <w14:ligatures w14:val="none"/>
+                        </w:rPr>
+                        <w:br/>
+                      </w:r>
+                      <w:r>
+                        <w:rPr>
+                          <w:rFonts w:ascii="Aptos Mono" w:eastAsia="Times New Roman" w:hAnsi="Aptos Mono" w:cs="Courier New"/>
+                          <w:kern w:val="0"/>
+                          <w:sz w:val="16"/>
+                          <w:szCs w:val="16"/>
+                          <w14:ligatures w14:val="none"/>
+                        </w:rPr>
+                        <w:t xml:space="preserve">            [23] ANALOG_INPUT_FILTER_CONSTANT=8192 (0x2000)</w:t>
+                      </w:r>
+                    </w:p>
+                  </w:txbxContent>
+                </v:textbox>
+                <w10:wrap type="topAndBottom" anchorx="margin"/>
+              </v:shape>
+            </w:pict>
+          </mc:Fallback>
+        </mc:AlternateContent>
+      </w:r>
+      <w:r>
+        <w:t>Query the status of the input channels with the port status command</w:t>
+      </w:r>
+      <w:r>
+        <w:rPr>
+          <w:noProof/>
+        </w:rPr>
+        <w:t>. The value and raw value displayed depends on the active mode of the channel.</w:t>
+      </w:r>
+    </w:p>
+    <w:p>
+      <w:pPr>
+        <w:pStyle w:val="Heading3"/>
+        <w:rPr>
+          <w:noProof/>
+        </w:rPr>
+      </w:pPr>
+      <w:r>
+        <w:rPr>
+          <w:noProof/>
+        </w:rPr>
+        <w:t>Sensor power control</w:t>
+      </w:r>
+    </w:p>
+    <w:p>
+      <w:r>
+        <w:rPr>
+          <w:noProof/>
+        </w:rPr>
+        <mc:AlternateContent>
+          <mc:Choice Requires="wps">
+            <w:drawing>
+              <wp:anchor distT="45720" distB="45720" distL="114300" distR="114300" simplePos="0" relativeHeight="251767808" behindDoc="0" locked="0" layoutInCell="1" allowOverlap="1" wp14:anchorId="6873BE77" wp14:editId="15BAF48A">
+                <wp:simplePos x="0" y="0"/>
+                <wp:positionH relativeFrom="margin">
+                  <wp:align>right</wp:align>
+                </wp:positionH>
+                <wp:positionV relativeFrom="paragraph">
+                  <wp:posOffset>457409</wp:posOffset>
+                </wp:positionV>
+                <wp:extent cx="5932170" cy="1404620"/>
+                <wp:effectExtent l="0" t="0" r="11430" b="17145"/>
+                <wp:wrapTopAndBottom/>
+                <wp:docPr id="518872375" name="Text Box 2"/>
+                <wp:cNvGraphicFramePr>
+                  <a:graphicFrameLocks xmlns:a="http://schemas.openxmlformats.org/drawingml/2006/main"/>
+                </wp:cNvGraphicFramePr>
+                <a:graphic xmlns:a="http://schemas.openxmlformats.org/drawingml/2006/main">
+                  <a:graphicData uri="http://schemas.microsoft.com/office/word/2010/wordprocessingShape">
+                    <wps:wsp>
+                      <wps:cNvSpPr txBox="1">
+                        <a:spLocks noChangeArrowheads="1"/>
+                      </wps:cNvSpPr>
+                      <wps:spPr bwMode="auto">
+                        <a:xfrm>
+                          <a:off x="0" y="0"/>
+                          <a:ext cx="5932170" cy="1404620"/>
+                        </a:xfrm>
+                        <a:prstGeom prst="rect">
+                          <a:avLst/>
+                        </a:prstGeom>
+                        <a:solidFill>
+                          <a:schemeClr val="bg2"/>
+                        </a:solidFill>
+                        <a:ln w="9525">
+                          <a:solidFill>
+                            <a:srgbClr val="000000"/>
+                          </a:solidFill>
+                          <a:miter lim="800000"/>
+                          <a:headEnd/>
+                          <a:tailEnd/>
+                        </a:ln>
+                      </wps:spPr>
+                      <wps:txbx>
+                        <w:txbxContent>
+                          <w:p>
+                            <w:pPr>
+                              <w:spacing w:line="240" w:lineRule="auto"/>
+                              <w:rPr>
+                                <w:rFonts w:ascii="Aptos Mono" w:eastAsia="Times New Roman" w:hAnsi="Aptos Mono" w:cs="Courier New"/>
+                                <w:kern w:val="0"/>
+                                <w:sz w:val="16"/>
+                                <w:szCs w:val="16"/>
+                                <w14:ligatures w14:val="none"/>
+                              </w:rPr>
+                            </w:pPr>
+                            <w:proofErr w:type="spellStart"/>
+                            <w:proofErr w:type="gramStart"/>
+                            <w:r>
+                              <w:rPr>
+                                <w:rFonts w:ascii="Aptos Mono" w:eastAsia="Times New Roman" w:hAnsi="Aptos Mono" w:cs="Courier New"/>
+                                <w:kern w:val="0"/>
+                                <w:sz w:val="16"/>
+                                <w:szCs w:val="16"/>
+                                <w14:ligatures w14:val="none"/>
+                              </w:rPr>
+                              <w:t>uart</w:t>
+                            </w:r>
+                            <w:proofErr w:type="spellEnd"/>
+                            <w:r>
+                              <w:rPr>
+                                <w:rFonts w:ascii="Aptos Mono" w:eastAsia="Times New Roman" w:hAnsi="Aptos Mono" w:cs="Courier New"/>
+                                <w:kern w:val="0"/>
+                                <w:sz w:val="16"/>
+                                <w:szCs w:val="16"/>
+                                <w14:ligatures w14:val="none"/>
+                              </w:rPr>
+                              <w:t>:~</w:t>
+                            </w:r>
+                            <w:proofErr w:type="gramEnd"/>
+                            <w:r>
+                              <w:rPr>
+                                <w:rFonts w:ascii="Aptos Mono" w:eastAsia="Times New Roman" w:hAnsi="Aptos Mono" w:cs="Courier New"/>
+                                <w:kern w:val="0"/>
+                                <w:sz w:val="16"/>
+                                <w:szCs w:val="16"/>
+                                <w14:ligatures w14:val="none"/>
+                              </w:rPr>
+                              <w:t xml:space="preserve">$ port </w:t>
+                            </w:r>
+                            <w:proofErr w:type="spellStart"/>
+                            <w:r>
+                              <w:rPr>
+                                <w:rFonts w:ascii="Aptos Mono" w:eastAsia="Times New Roman" w:hAnsi="Aptos Mono" w:cs="Courier New"/>
+                                <w:kern w:val="0"/>
+                                <w:sz w:val="16"/>
+                                <w:szCs w:val="16"/>
+                                <w14:ligatures w14:val="none"/>
+                              </w:rPr>
+                              <w:t>swpr</w:t>
+                            </w:r>
+                            <w:proofErr w:type="spellEnd"/>
+                            <w:r>
+                              <w:rPr>
+                                <w:rFonts w:ascii="Aptos Mono" w:eastAsia="Times New Roman" w:hAnsi="Aptos Mono" w:cs="Courier New"/>
+                                <w:kern w:val="0"/>
+                                <w:sz w:val="16"/>
+                                <w:szCs w:val="16"/>
+                                <w14:ligatures w14:val="none"/>
+                              </w:rPr>
+                              <w:t xml:space="preserve"> on</w:t>
+                            </w:r>
+                          </w:p>
+                        </w:txbxContent>
+                      </wps:txbx>
+                      <wps:bodyPr rot="0" vert="horz" wrap="square" lIns="91440" tIns="45720" rIns="91440" bIns="45720" anchor="t" anchorCtr="0">
+                        <a:spAutoFit/>
+                      </wps:bodyPr>
+                    </wps:wsp>
+                  </a:graphicData>
+                </a:graphic>
+                <wp14:sizeRelH relativeFrom="margin">
+                  <wp14:pctWidth>0</wp14:pctWidth>
+                </wp14:sizeRelH>
+                <wp14:sizeRelV relativeFrom="margin">
+                  <wp14:pctHeight>20000</wp14:pctHeight>
+                </wp14:sizeRelV>
+              </wp:anchor>
+            </w:drawing>
+          </mc:Choice>
+          <mc:Fallback>
+            <w:pict>
+              <v:shape w14:anchorId="6873BE77" id="_x0000_s1042" type="#_x0000_t202" style="position:absolute;margin-left:415.9pt;margin-top:36pt;width:467.1pt;height:110.6pt;z-index:251767808;visibility:visible;mso-wrap-style:square;mso-width-percent:0;mso-height-percent:200;mso-wrap-distance-left:9pt;mso-wrap-distance-top:3.6pt;mso-wrap-distance-right:9pt;mso-wrap-distance-bottom:3.6pt;mso-position-horizontal:right;mso-position-horizontal-relative:margin;mso-position-vertical:absolute;mso-position-vertical-relative:text;mso-width-percent:0;mso-height-percent:200;mso-width-relative:margin;mso-height-relative:margin;v-text-anchor:top" o:gfxdata="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" fillcolor="#e8e8e8 [3214]">
+                <v:textbox style="mso-fit-shape-to-text:t">
+                  <w:txbxContent>
+                    <w:p>
+                      <w:pPr>
+                        <w:spacing w:line="240" w:lineRule="auto"/>
+                        <w:rPr>
+                          <w:rFonts w:ascii="Aptos Mono" w:eastAsia="Times New Roman" w:hAnsi="Aptos Mono" w:cs="Courier New"/>
+                          <w:kern w:val="0"/>
+                          <w:sz w:val="16"/>
+                          <w:szCs w:val="16"/>
+                          <w14:ligatures w14:val="none"/>
+                        </w:rPr>
+                      </w:pPr>
+                      <w:proofErr w:type="spellStart"/>
+                      <w:proofErr w:type="gramStart"/>
+                      <w:r>
+                        <w:rPr>
+                          <w:rFonts w:ascii="Aptos Mono" w:eastAsia="Times New Roman" w:hAnsi="Aptos Mono" w:cs="Courier New"/>
+                          <w:kern w:val="0"/>
+                          <w:sz w:val="16"/>
+                          <w:szCs w:val="16"/>
+                          <w14:ligatures w14:val="none"/>
+                        </w:rPr>
+                        <w:t>uart</w:t>
+                      </w:r>
+                      <w:proofErr w:type="spellEnd"/>
+                      <w:r>
+                        <w:rPr>
+                          <w:rFonts w:ascii="Aptos Mono" w:eastAsia="Times New Roman" w:hAnsi="Aptos Mono" w:cs="Courier New"/>
+                          <w:kern w:val="0"/>
+                          <w:sz w:val="16"/>
+                          <w:szCs w:val="16"/>
+                          <w14:ligatures w14:val="none"/>
+                        </w:rPr>
+                        <w:t>:~</w:t>
+                      </w:r>
+                      <w:proofErr w:type="gramEnd"/>
+                      <w:r>
+                        <w:rPr>
+                          <w:rFonts w:ascii="Aptos Mono" w:eastAsia="Times New Roman" w:hAnsi="Aptos Mono" w:cs="Courier New"/>
+                          <w:kern w:val="0"/>
+                          <w:sz w:val="16"/>
+                          <w:szCs w:val="16"/>
+                          <w14:ligatures w14:val="none"/>
+                        </w:rPr>
+                        <w:t xml:space="preserve">$ port </w:t>
+                      </w:r>
+                      <w:proofErr w:type="spellStart"/>
+                      <w:r>
+                        <w:rPr>
+                          <w:rFonts w:ascii="Aptos Mono" w:eastAsia="Times New Roman" w:hAnsi="Aptos Mono" w:cs="Courier New"/>
+                          <w:kern w:val="0"/>
+                          <w:sz w:val="16"/>
+                          <w:szCs w:val="16"/>
+                          <w14:ligatures w14:val="none"/>
+                        </w:rPr>
+                        <w:t>swpr</w:t>
+                      </w:r>
+                      <w:proofErr w:type="spellEnd"/>
+                      <w:r>
+                        <w:rPr>
+                          <w:rFonts w:ascii="Aptos Mono" w:eastAsia="Times New Roman" w:hAnsi="Aptos Mono" w:cs="Courier New"/>
+                          <w:kern w:val="0"/>
+                          <w:sz w:val="16"/>
+                          <w:szCs w:val="16"/>
+                          <w14:ligatures w14:val="none"/>
+                        </w:rPr>
+                        <w:t xml:space="preserve"> on</w:t>
+                      </w:r>
+                    </w:p>
+                  </w:txbxContent>
+                </v:textbox>
+                <w10:wrap type="topAndBottom" anchorx="margin"/>
+              </v:shape>
+            </w:pict>
+          </mc:Fallback>
+        </mc:AlternateContent>
+      </w:r>
+      <w:r>
+        <w:t xml:space="preserve">Control sensor power using the port </w:t>
+      </w:r>
+      <w:proofErr w:type="spellStart"/>
+      <w:r>
+        <w:t>spwr</w:t>
+      </w:r>
+      <w:proofErr w:type="spellEnd"/>
+      <w:r>
+        <w:t xml:space="preserve"> &lt;state&gt; command. &lt;state&gt; can be numeric (1/0) or one of the strings on/off.</w:t>
+      </w:r>
+    </w:p>
+    <w:p>
+      <w:r>
+        <w:lastRenderedPageBreak/>
+        <w:t>NOTE: Sensor power can only be enabled if the channel is in an input mode.</w:t>
+      </w:r>
+    </w:p>
     <w:sectPr>
       <w:pgSz w:w="12240" w:h="15840"/>
       <w:pgMar w:top="1440" w:right="1440" w:bottom="1440" w:left="1440" w:header="720" w:footer="720" w:gutter="0"/>
@@ -7538,6 +13675,94 @@
 <file path=word/numbering.xml><?xml version="1.0" encoding="utf-8"?>
 <w:numbering xmlns:wpc="http://schemas.microsoft.com/office/word/2010/wordprocessingCanvas" xmlns:cx="http://schemas.microsoft.com/office/drawing/2014/chartex" xmlns:cx1="http://schemas.microsoft.com/office/drawing/2015/9/8/chartex" xmlns:cx2="http://schemas.microsoft.com/office/drawing/2015/10/21/chartex" xmlns:cx3="http://schemas.microsoft.com/office/drawing/2016/5/9/chartex" xmlns:cx4="http://schemas.microsoft.com/office/drawing/2016/5/10/chartex" xmlns:cx5="http://schemas.microsoft.com/office/drawing/2016/5/11/chartex" xmlns:cx6="http://schemas.microsoft.com/office/drawing/2016/5/12/chartex" xmlns:cx7="http://schemas.microsoft.com/office/drawing/2016/5/13/chartex" xmlns:cx8="http://schemas.microsoft.com/office/drawing/2016/5/14/chartex" xmlns:mc="http://schemas.openxmlformats.org/markup-compatibility/2006" xmlns:aink="http://schemas.microsoft.com/office/drawing/2016/ink" xmlns:am3d="http://schemas.microsoft.com/office/drawing/2017/model3d" xmlns:o="urn:schemas-microsoft-com:office:office" xmlns:oel="http://schemas.microsoft.com/office/2019/extlst" xmlns:r="http://schemas.openxmlformats.org/officeDocument/2006/relationships" xmlns:m="http://schemas.openxmlformats.org/officeDocument/2006/math" xmlns:v="urn:schemas-microsoft-com:vml" xmlns:wp14="http://schemas.microsoft.com/office/word/2010/wordprocessingDrawing" xmlns:wp="http://schemas.openxmlformats.org/drawingml/2006/wordprocessingDrawing" xmlns:w10="urn:schemas-microsoft-com:office:word" xmlns:w="http://schemas.openxmlformats.org/wordprocessingml/2006/main" xmlns:w14="http://schemas.microsoft.com/office/word/2010/wordml" xmlns:w15="http://schemas.microsoft.com/office/word/2012/wordml" xmlns:w16cex="http://schemas.microsoft.com/office/word/2018/wordml/cex" xmlns:w16cid="http://schemas.microsoft.com/office/word/2016/wordml/cid" xmlns:w16="http://schemas.microsoft.com/office/word/2018/wordml" xmlns:w16du="http://schemas.microsoft.com/office/word/2023/wordml/word16du" xmlns:w16sdtdh="http://schemas.microsoft.com/office/word/2020/wordml/sdtdatahash" xmlns:w16sdtfl="http://schemas.microsoft.com/office/word/2024/wordml/sdtformatlock" xmlns:w16se="http://schemas.microsoft.com/office/word/2015/wordml/symex" xmlns:wpg="http://schemas.microsoft.com/office/word/2010/wordprocessingGroup" xmlns:wpi="http://schemas.microsoft.com/office/word/2010/wordprocessingInk" xmlns:wne="http://schemas.microsoft.com/office/word/2006/wordml" xmlns:wps="http://schemas.microsoft.com/office/word/2010/wordprocessingShape" mc:Ignorable="w14 w15 w16se w16cid w16 w16cex w16sdtdh w16sdtfl w16du wp14">
   <w:abstractNum w:abstractNumId="0" w15:restartNumberingAfterBreak="0">
+    <w:nsid w:val="2B9C3F29"/>
+    <w:multiLevelType w:val="hybridMultilevel"/>
+    <w:tmpl w:val="67E406CE"/>
+    <w:lvl w:ilvl="0" w:tplc="0409000F">
+      <w:numFmt w:val="decimal"/>
+      <w:lvlText w:val="%1."/>
+      <w:lvlJc w:val="left"/>
+      <w:pPr>
+        <w:ind w:left="720" w:hanging="360"/>
+      </w:pPr>
+      <w:rPr>
+        <w:rFonts w:hint="default"/>
+      </w:rPr>
+    </w:lvl>
+    <w:lvl w:ilvl="1" w:tplc="04090019" w:tentative="1">
+      <w:start w:val="1"/>
+      <w:numFmt w:val="lowerLetter"/>
+      <w:lvlText w:val="%2."/>
+      <w:lvlJc w:val="left"/>
+      <w:pPr>
+        <w:ind w:left="1440" w:hanging="360"/>
+      </w:pPr>
+    </w:lvl>
+    <w:lvl w:ilvl="2" w:tplc="0409001B" w:tentative="1">
+      <w:start w:val="1"/>
+      <w:numFmt w:val="lowerRoman"/>
+      <w:lvlText w:val="%3."/>
+      <w:lvlJc w:val="right"/>
+      <w:pPr>
+        <w:ind w:left="2160" w:hanging="180"/>
+      </w:pPr>
+    </w:lvl>
+    <w:lvl w:ilvl="3" w:tplc="0409000F" w:tentative="1">
+      <w:start w:val="1"/>
+      <w:numFmt w:val="decimal"/>
+      <w:lvlText w:val="%4."/>
+      <w:lvlJc w:val="left"/>
+      <w:pPr>
+        <w:ind w:left="2880" w:hanging="360"/>
+      </w:pPr>
+    </w:lvl>
+    <w:lvl w:ilvl="4" w:tplc="04090019" w:tentative="1">
+      <w:start w:val="1"/>
+      <w:numFmt w:val="lowerLetter"/>
+      <w:lvlText w:val="%5."/>
+      <w:lvlJc w:val="left"/>
+      <w:pPr>
+        <w:ind w:left="3600" w:hanging="360"/>
+      </w:pPr>
+    </w:lvl>
+    <w:lvl w:ilvl="5" w:tplc="0409001B" w:tentative="1">
+      <w:start w:val="1"/>
+      <w:numFmt w:val="lowerRoman"/>
+      <w:lvlText w:val="%6."/>
+      <w:lvlJc w:val="right"/>
+      <w:pPr>
+        <w:ind w:left="4320" w:hanging="180"/>
+      </w:pPr>
+    </w:lvl>
+    <w:lvl w:ilvl="6" w:tplc="0409000F" w:tentative="1">
+      <w:start w:val="1"/>
+      <w:numFmt w:val="decimal"/>
+      <w:lvlText w:val="%7."/>
+      <w:lvlJc w:val="left"/>
+      <w:pPr>
+        <w:ind w:left="5040" w:hanging="360"/>
+      </w:pPr>
+    </w:lvl>
+    <w:lvl w:ilvl="7" w:tplc="04090019" w:tentative="1">
+      <w:start w:val="1"/>
+      <w:numFmt w:val="lowerLetter"/>
+      <w:lvlText w:val="%8."/>
+      <w:lvlJc w:val="left"/>
+      <w:pPr>
+        <w:ind w:left="5760" w:hanging="360"/>
+      </w:pPr>
+    </w:lvl>
+    <w:lvl w:ilvl="8" w:tplc="0409001B" w:tentative="1">
+      <w:start w:val="1"/>
+      <w:numFmt w:val="lowerRoman"/>
+      <w:lvlText w:val="%9."/>
+      <w:lvlJc w:val="right"/>
+      <w:pPr>
+        <w:ind w:left="6480" w:hanging="180"/>
+      </w:pPr>
+    </w:lvl>
+  </w:abstractNum>
+  <w:abstractNum w:abstractNumId="1" w15:restartNumberingAfterBreak="0">
     <w:nsid w:val="550C7E18"/>
     <w:multiLevelType w:val="hybridMultilevel"/>
     <w:tmpl w:val="74880C40"/>
@@ -7627,6 +13852,9 @@
     </w:lvl>
   </w:abstractNum>
   <w:num w:numId="1" w16cid:durableId="1244681065">
+    <w:abstractNumId w:val="1"/>
+  </w:num>
+  <w:num w:numId="2" w16cid:durableId="2049259594">
     <w:abstractNumId w:val="0"/>
   </w:num>
 </w:numbering>
